--- a/GATalk_使用手册.docx
+++ b/GATalk_使用手册.docx
@@ -27,7 +27,7 @@
           <w:color w:val="5A5A5A"/>
           <w:sz w:val="19"/>
         </w:rPr>
-        <w:t>适用版本：0.11.0（生产级资产拆分规划）　更新日期：2026-08-07</w:t>
+        <w:t>适用版本：0.12.0（统一拆分依据与资产工作流界面）　更新日期：2026-08-08</w:t>
       </w:r>
     </w:p>
     <w:p>
@@ -731,7 +731,7 @@
           <w:b w:val="0"/>
           <w:sz w:val="22"/>
         </w:rPr>
-        <w:t>在“可校正拆分 → 场景理解与拆分方案”选择视觉供应商，查看发送清单并主动确认。</w:t>
+        <w:t>在“清单与校正 → 拆分依据”选择视觉供应商，检查发送内容并主动确认。</w:t>
       </w:r>
     </w:p>
     <w:p>
@@ -748,7 +748,7 @@
           <w:b w:val="0"/>
           <w:sz w:val="22"/>
         </w:rPr>
-        <w:t>先检查 AI 对空间层级、建筑或自然系统、重复规律、遮挡和不确定性的理解，并写入人工修正。</w:t>
+        <w:t>先检查空间层级、建筑或自然系统、重复规律、遮挡和不确定性，并写入人工修正。</w:t>
       </w:r>
     </w:p>
     <w:p>
@@ -816,7 +816,7 @@
           <w:b w:val="0"/>
           <w:sz w:val="22"/>
         </w:rPr>
-        <w:t>AI 建议只是起点；用户可修改方案名称、用途、每类深度、分组方式、单页上限和备注。</w:t>
+        <w:t>分析建议只是起点；用户可修改方案名称、用途、每类深度、分组方式、单页上限和备注。</w:t>
       </w:r>
     </w:p>
     <w:p>
@@ -881,7 +881,7 @@
           <w:b w:val="0"/>
           <w:sz w:val="22"/>
         </w:rPr>
-        <w:t>先完成场景理解，选择并确认当前拆分方案。</w:t>
+        <w:t>先确认场景结构，选择并保存当前拆分方案。</w:t>
       </w:r>
     </w:p>
     <w:p>
@@ -1247,6 +1247,105 @@
           <w:sz w:val="22"/>
         </w:rPr>
         <w:t>AI 生成的独立资产图和展示板仍是概念辅助，不等于生产模型、真实背面或确定结构。</w:t>
+      </w:r>
+    </w:p>
+    <w:p>
+      <w:pPr>
+        <w:pStyle w:val="Heading2"/>
+      </w:pPr>
+      <w:r>
+        <w:rPr>
+          <w:rFonts w:ascii="Calibri" w:hAnsi="Calibri" w:eastAsia="Microsoft YaHei UI"/>
+          <w:b/>
+          <w:color w:val="2E74B5"/>
+          <w:sz w:val="26"/>
+        </w:rPr>
+        <w:t>三种工作方式</w:t>
+      </w:r>
+    </w:p>
+    <w:p>
+      <w:pPr>
+        <w:spacing w:before="0" w:after="80" w:line="300" w:lineRule="auto"/>
+        <w:numPr>
+          <w:ilvl w:val="0"/>
+          <w:numId w:val="10"/>
+        </w:numPr>
+      </w:pPr>
+      <w:r>
+        <w:rPr>
+          <w:rFonts w:ascii="Calibri" w:hAnsi="Calibri" w:eastAsia="Microsoft YaHei UI"/>
+          <w:b w:val="0"/>
+          <w:sz w:val="22"/>
+        </w:rPr>
+        <w:t>清单与校正：按当前方案生成结构化清单，再人工修改区域、分类、层级和复用关系。</w:t>
+      </w:r>
+    </w:p>
+    <w:p>
+      <w:pPr>
+        <w:spacing w:before="0" w:after="80" w:line="300" w:lineRule="auto"/>
+        <w:numPr>
+          <w:ilvl w:val="0"/>
+          <w:numId w:val="10"/>
+        </w:numPr>
+      </w:pPr>
+      <w:r>
+        <w:rPr>
+          <w:rFonts w:ascii="Calibri" w:hAnsi="Calibri" w:eastAsia="Microsoft YaHei UI"/>
+          <w:b w:val="0"/>
+          <w:sz w:val="22"/>
+        </w:rPr>
+        <w:t>自动资产板：按当前方案批量生成单项概念图和分页展示板；结果不写入人工校正清单。</w:t>
+      </w:r>
+    </w:p>
+    <w:p>
+      <w:pPr>
+        <w:spacing w:before="0" w:after="80" w:line="300" w:lineRule="auto"/>
+        <w:numPr>
+          <w:ilvl w:val="0"/>
+          <w:numId w:val="10"/>
+        </w:numPr>
+      </w:pPr>
+      <w:r>
+        <w:rPr>
+          <w:rFonts w:ascii="Calibri" w:hAnsi="Calibri" w:eastAsia="Microsoft YaHei UI"/>
+          <w:b w:val="0"/>
+          <w:sz w:val="22"/>
+        </w:rPr>
+        <w:t>生成提示语：把当前场景结构与逐类别拆分深度写入可复制的外部生图指令，可继续修订或手动编辑。</w:t>
+      </w:r>
+    </w:p>
+    <w:p>
+      <w:pPr>
+        <w:spacing w:before="0" w:after="80" w:line="300" w:lineRule="auto"/>
+        <w:numPr>
+          <w:ilvl w:val="0"/>
+          <w:numId w:val="10"/>
+        </w:numPr>
+      </w:pPr>
+      <w:r>
+        <w:rPr>
+          <w:rFonts w:ascii="Calibri" w:hAnsi="Calibri" w:eastAsia="Microsoft YaHei UI"/>
+          <w:b w:val="0"/>
+          <w:sz w:val="22"/>
+        </w:rPr>
+        <w:t>工作区顶部固定显示当前拆分依据。三种方式共享方案，但输出独立保存。</w:t>
+      </w:r>
+    </w:p>
+    <w:p>
+      <w:pPr>
+        <w:spacing w:before="0" w:after="80" w:line="300" w:lineRule="auto"/>
+        <w:numPr>
+          <w:ilvl w:val="0"/>
+          <w:numId w:val="10"/>
+        </w:numPr>
+      </w:pPr>
+      <w:r>
+        <w:rPr>
+          <w:rFonts w:ascii="Calibri" w:hAnsi="Calibri" w:eastAsia="Microsoft YaHei UI"/>
+          <w:b w:val="0"/>
+          <w:sz w:val="22"/>
+        </w:rPr>
+        <w:t>方案修改后，旧自动资产板和旧提示语会标记为旧版依据；历史文件不会删除。</w:t>
       </w:r>
     </w:p>
     <w:p>

--- a/GATalk_使用手册.docx
+++ b/GATalk_使用手册.docx
@@ -27,7 +27,7 @@
           <w:color w:val="5A5A5A"/>
           <w:sz w:val="19"/>
         </w:rPr>
-        <w:t>适用版本：0.12.0（统一拆分依据与资产工作流界面）　更新日期：2026-08-08</w:t>
+        <w:t>适用版本：0.12.1（资产工作台布局与滚动优化）　更新日期：2026-08-08</w:t>
       </w:r>
     </w:p>
     <w:p>
@@ -1346,6 +1346,88 @@
           <w:sz w:val="22"/>
         </w:rPr>
         <w:t>方案修改后，旧自动资产板和旧提示语会标记为旧版依据；历史文件不会删除。</w:t>
+      </w:r>
+    </w:p>
+    <w:p>
+      <w:pPr>
+        <w:pStyle w:val="Heading2"/>
+      </w:pPr>
+      <w:r>
+        <w:rPr>
+          <w:rFonts w:ascii="Calibri" w:hAnsi="Calibri" w:eastAsia="Microsoft YaHei UI"/>
+          <w:b/>
+          <w:color w:val="2E74B5"/>
+          <w:sz w:val="26"/>
+        </w:rPr>
+        <w:t>右侧工作区与滚动</w:t>
+      </w:r>
+    </w:p>
+    <w:p>
+      <w:pPr>
+        <w:spacing w:before="0" w:after="80" w:line="300" w:lineRule="auto"/>
+        <w:numPr>
+          <w:ilvl w:val="0"/>
+          <w:numId w:val="10"/>
+        </w:numPr>
+      </w:pPr>
+      <w:r>
+        <w:rPr>
+          <w:rFonts w:ascii="Calibri" w:hAnsi="Calibri" w:eastAsia="Microsoft YaHei UI"/>
+          <w:b w:val="0"/>
+          <w:sz w:val="22"/>
+        </w:rPr>
+        <w:t>右侧页面按当前任务分段排列，不要求在一个屏幕内显示全部内容。</w:t>
+      </w:r>
+    </w:p>
+    <w:p>
+      <w:pPr>
+        <w:spacing w:before="0" w:after="80" w:line="300" w:lineRule="auto"/>
+        <w:numPr>
+          <w:ilvl w:val="0"/>
+          <w:numId w:val="10"/>
+        </w:numPr>
+      </w:pPr>
+      <w:r>
+        <w:rPr>
+          <w:rFonts w:ascii="Calibri" w:hAnsi="Calibri" w:eastAsia="Microsoft YaHei UI"/>
+          <w:b w:val="0"/>
+          <w:sz w:val="22"/>
+        </w:rPr>
+        <w:t>内容超过窗口高度时会显示纵向滚动条；鼠标放在右侧即可滚轮滚动。</w:t>
+      </w:r>
+    </w:p>
+    <w:p>
+      <w:pPr>
+        <w:spacing w:before="0" w:after="80" w:line="300" w:lineRule="auto"/>
+        <w:numPr>
+          <w:ilvl w:val="0"/>
+          <w:numId w:val="10"/>
+        </w:numPr>
+      </w:pPr>
+      <w:r>
+        <w:rPr>
+          <w:rFonts w:ascii="Calibri" w:hAnsi="Calibri" w:eastAsia="Microsoft YaHei UI"/>
+          <w:b w:val="0"/>
+          <w:sz w:val="22"/>
+        </w:rPr>
+        <w:t>拆分依据、资产详情、生成与导出、自动资产板和生成提示语均支持纵向滚动。</w:t>
+      </w:r>
+    </w:p>
+    <w:p>
+      <w:pPr>
+        <w:spacing w:before="0" w:after="80" w:line="300" w:lineRule="auto"/>
+        <w:numPr>
+          <w:ilvl w:val="0"/>
+          <w:numId w:val="10"/>
+        </w:numPr>
+      </w:pPr>
+      <w:r>
+        <w:rPr>
+          <w:rFonts w:ascii="Calibri" w:hAnsi="Calibri" w:eastAsia="Microsoft YaHei UI"/>
+          <w:b w:val="0"/>
+          <w:sz w:val="22"/>
+        </w:rPr>
+        <w:t>中央原画画布独立显示，不会随右侧页面滚动。</w:t>
       </w:r>
     </w:p>
     <w:p>

--- a/GATalk_使用手册.docx
+++ b/GATalk_使用手册.docx
@@ -17,27 +17,23 @@
       </w:r>
     </w:p>
     <w:p>
-      <w:pPr>
-        <w:spacing w:after="280"/>
-      </w:pPr>
-      <w:r>
-        <w:rPr>
-          <w:rFonts w:ascii="Calibri" w:hAnsi="Calibri" w:eastAsia="Microsoft YaHei UI"/>
-          <w:b w:val="0"/>
-          <w:color w:val="5A5A5A"/>
-          <w:sz w:val="19"/>
-        </w:rPr>
-        <w:t>适用版本：0.12.1（资产工作台布局与滚动优化）　更新日期：2026-08-08</w:t>
-      </w:r>
-    </w:p>
-    <w:p>
       <w:r>
         <w:rPr>
           <w:rFonts w:ascii="Calibri" w:hAnsi="Calibri" w:eastAsia="Microsoft YaHei UI"/>
           <w:b w:val="0"/>
           <w:sz w:val="22"/>
         </w:rPr>
-        <w:t>本手册只说明当前可用功能、操作入口和必要限制。以后每次用户可见更新都会同步修订。</w:t>
+        <w:t>适用版本：0.15.0（全局检索、项目恢复、生产控制与视觉资料板） 更新日期：2026-08-08</w:t>
+      </w:r>
+    </w:p>
+    <w:p>
+      <w:r>
+        <w:rPr>
+          <w:rFonts w:ascii="Calibri" w:hAnsi="Calibri" w:eastAsia="Microsoft YaHei UI"/>
+          <w:b w:val="0"/>
+          <w:sz w:val="22"/>
+        </w:rPr>
+        <w:t>本手册只说明当前可用功能和操作。以后每次用户可见更新都同步修订。</w:t>
       </w:r>
     </w:p>
     <w:p>
@@ -133,7 +129,7 @@
           <w:b w:val="0"/>
           <w:sz w:val="22"/>
         </w:rPr>
-        <w:t>场景美术控制：参考图与自己的 UE 截图对比、审阅、任务和版本复查。</w:t>
+        <w:t>“场景美术控制”：参考图与自己的 UE 截图对比、审阅、任务和版本复查。</w:t>
       </w:r>
     </w:p>
     <w:p>
@@ -150,7 +146,7 @@
           <w:b w:val="0"/>
           <w:sz w:val="22"/>
         </w:rPr>
-        <w:t>作品研究：分析一张原画、概念图、Color Key 或优秀场景作品。</w:t>
+        <w:t>“作品研究”：分析一张原画、概念图、Color Key 或优秀场景作品。</w:t>
       </w:r>
     </w:p>
     <w:p>
@@ -167,7 +163,7 @@
           <w:b w:val="0"/>
           <w:sz w:val="22"/>
         </w:rPr>
-        <w:t>资产拆分工作台：把复杂场景原画整理为资产清单、区域、生成图和展示板。</w:t>
+        <w:t>“资产拆分工作台”：把复杂场景原画整理为资产清单、区域、生成图和展示板。</w:t>
       </w:r>
     </w:p>
     <w:p>
@@ -184,21 +180,58 @@
           <w:b w:val="0"/>
           <w:sz w:val="22"/>
         </w:rPr>
+        <w:t>“作品研究集合与对照研究”：把 2 至 6 件作品放在同一问题下并置研究。</w:t>
+      </w:r>
+    </w:p>
+    <w:p>
+      <w:pPr>
+        <w:spacing w:before="0" w:after="80" w:line="300" w:lineRule="auto"/>
+        <w:numPr>
+          <w:ilvl w:val="0"/>
+          <w:numId w:val="10"/>
+        </w:numPr>
+      </w:pPr>
+      <w:r>
+        <w:rPr>
+          <w:rFonts w:ascii="Calibri" w:hAnsi="Calibri" w:eastAsia="Microsoft YaHei UI"/>
+          <w:b w:val="0"/>
+          <w:sz w:val="22"/>
+        </w:rPr>
+        <w:t>“参考资料与知识库”位于专业工作台之上，统一管理可供多个模块使用的资料。</w:t>
+      </w:r>
+    </w:p>
+    <w:p>
+      <w:pPr>
+        <w:spacing w:before="0" w:after="80" w:line="300" w:lineRule="auto"/>
+        <w:numPr>
+          <w:ilvl w:val="0"/>
+          <w:numId w:val="10"/>
+        </w:numPr>
+      </w:pPr>
+      <w:r>
+        <w:rPr>
+          <w:rFonts w:ascii="Calibri" w:hAnsi="Calibri" w:eastAsia="Microsoft YaHei UI"/>
+          <w:b w:val="0"/>
+          <w:sz w:val="22"/>
+        </w:rPr>
+        <w:t>“审阅任务与质量门禁中心”位于平台层，统一管理跨项目任务和版本验收。</w:t>
+      </w:r>
+    </w:p>
+    <w:p>
+      <w:pPr>
+        <w:spacing w:before="0" w:after="80" w:line="300" w:lineRule="auto"/>
+        <w:numPr>
+          <w:ilvl w:val="0"/>
+          <w:numId w:val="10"/>
+        </w:numPr>
+      </w:pPr>
+      <w:r>
+        <w:rPr>
+          <w:rFonts w:ascii="Calibri" w:hAnsi="Calibri" w:eastAsia="Microsoft YaHei UI"/>
+          <w:b w:val="0"/>
+          <w:sz w:val="22"/>
+        </w:rPr>
         <w:t>模块内选择“文件 → 工作台首页”可返回。</w:t>
-      </w:r>
-    </w:p>
-    <w:p>
-      <w:pPr>
-        <w:pStyle w:val="Heading1"/>
-      </w:pPr>
-      <w:r>
-        <w:rPr>
-          <w:rFonts w:ascii="Calibri" w:hAnsi="Calibri" w:eastAsia="Microsoft YaHei UI"/>
-          <w:b/>
-          <w:color w:val="2E74B5"/>
-          <w:sz w:val="32"/>
-        </w:rPr>
-        <w:t>3. 作品研究</w:t>
       </w:r>
     </w:p>
     <w:p>
@@ -212,7 +245,7 @@
           <w:color w:val="2E74B5"/>
           <w:sz w:val="26"/>
         </w:rPr>
-        <w:t>最短流程</w:t>
+        <w:t>全局检索</w:t>
       </w:r>
     </w:p>
     <w:p>
@@ -229,7 +262,7 @@
           <w:b w:val="0"/>
           <w:sz w:val="22"/>
         </w:rPr>
-        <w:t>在首页选择“作品研究”。</w:t>
+        <w:t>在首页或任一工作区按 Ctrl+K。</w:t>
       </w:r>
     </w:p>
     <w:p>
@@ -246,7 +279,7 @@
           <w:b w:val="0"/>
           <w:sz w:val="22"/>
         </w:rPr>
-        <w:t>点击“新建作品研究”，选择目录并输入标题。</w:t>
+        <w:t>输入项目、Shot、资料、作品研究、资产、生产规格、任务或门禁名称。</w:t>
       </w:r>
     </w:p>
     <w:p>
@@ -263,7 +296,45 @@
           <w:b w:val="0"/>
           <w:sz w:val="22"/>
         </w:rPr>
-        <w:t>导入一张图片。</w:t>
+        <w:t>双击结果回到来源工作区和具体对象。</w:t>
+      </w:r>
+    </w:p>
+    <w:p>
+      <w:r>
+        <w:rPr>
+          <w:rFonts w:ascii="Calibri" w:hAnsi="Calibri" w:eastAsia="Microsoft YaHei UI"/>
+          <w:b w:val="0"/>
+          <w:sz w:val="22"/>
+        </w:rPr>
+        <w:t>检索范围是已经在 GATalk 打开过的本地工作区。它不会扫描整块磁盘、访问网页 或上传索引。项目移动后先用“项目诊断与恢复”重定位。</w:t>
+      </w:r>
+    </w:p>
+    <w:p>
+      <w:pPr>
+        <w:pStyle w:val="Heading1"/>
+      </w:pPr>
+      <w:r>
+        <w:rPr>
+          <w:rFonts w:ascii="Calibri" w:hAnsi="Calibri" w:eastAsia="Microsoft YaHei UI"/>
+          <w:b/>
+          <w:color w:val="2E74B5"/>
+          <w:sz w:val="32"/>
+        </w:rPr>
+        <w:t>3. 参考资料与知识库</w:t>
+      </w:r>
+    </w:p>
+    <w:p>
+      <w:pPr>
+        <w:pStyle w:val="Heading2"/>
+      </w:pPr>
+      <w:r>
+        <w:rPr>
+          <w:rFonts w:ascii="Calibri" w:hAnsi="Calibri" w:eastAsia="Microsoft YaHei UI"/>
+          <w:b/>
+          <w:color w:val="2E74B5"/>
+          <w:sz w:val="26"/>
+        </w:rPr>
+        <w:t>最短流程</w:t>
       </w:r>
     </w:p>
     <w:p>
@@ -271,7 +342,7 @@
         <w:spacing w:before="0" w:after="80" w:line="300" w:lineRule="auto"/>
         <w:numPr>
           <w:ilvl w:val="0"/>
-          <w:numId w:val="11"/>
+          <w:numId w:val="12"/>
         </w:numPr>
       </w:pPr>
       <w:r>
@@ -280,7 +351,7 @@
           <w:b w:val="0"/>
           <w:sz w:val="22"/>
         </w:rPr>
-        <w:t>填写作品类型、本次想研究什么和已知背景。</w:t>
+        <w:t>在首页进入“参考资料与知识库”，新建或打开资料库目录。</w:t>
       </w:r>
     </w:p>
     <w:p>
@@ -288,7 +359,7 @@
         <w:spacing w:before="0" w:after="80" w:line="300" w:lineRule="auto"/>
         <w:numPr>
           <w:ilvl w:val="0"/>
-          <w:numId w:val="11"/>
+          <w:numId w:val="12"/>
         </w:numPr>
       </w:pPr>
       <w:r>
@@ -297,7 +368,7 @@
           <w:b w:val="0"/>
           <w:sz w:val="22"/>
         </w:rPr>
-        <w:t>在“本地证据”查看明度、色板、空间网格和注意力代理。</w:t>
+        <w:t>在左侧新建集合，例如“雾景”“建筑语言”或“灯光案例”。</w:t>
       </w:r>
     </w:p>
     <w:p>
@@ -305,7 +376,7 @@
         <w:spacing w:before="0" w:after="80" w:line="300" w:lineRule="auto"/>
         <w:numPr>
           <w:ilvl w:val="0"/>
-          <w:numId w:val="11"/>
+          <w:numId w:val="12"/>
         </w:numPr>
       </w:pPr>
       <w:r>
@@ -314,7 +385,7 @@
           <w:b w:val="0"/>
           <w:sz w:val="22"/>
         </w:rPr>
-        <w:t>在“专家拆解”选择视觉 AI，查看发送清单后主动确认。</w:t>
+        <w:t>导入原画或文档，添加 ArtStation、文章、教程链接，或新建项目笔记。</w:t>
       </w:r>
     </w:p>
     <w:p>
@@ -322,7 +393,7 @@
         <w:spacing w:before="0" w:after="80" w:line="300" w:lineRule="auto"/>
         <w:numPr>
           <w:ilvl w:val="0"/>
-          <w:numId w:val="11"/>
+          <w:numId w:val="12"/>
         </w:numPr>
       </w:pPr>
       <w:r>
@@ -331,7 +402,7 @@
           <w:b w:val="0"/>
           <w:sz w:val="22"/>
         </w:rPr>
-        <w:t>阅读十二维拆解和跨维度因果链。</w:t>
+        <w:t>在右侧填写来源类型、作者、项目、标签、资料说明和研究笔记，保存。</w:t>
       </w:r>
     </w:p>
     <w:p>
@@ -339,7 +410,7 @@
         <w:spacing w:before="0" w:after="80" w:line="300" w:lineRule="auto"/>
         <w:numPr>
           <w:ilvl w:val="0"/>
-          <w:numId w:val="11"/>
+          <w:numId w:val="12"/>
         </w:numPr>
       </w:pPr>
       <w:r>
@@ -348,21 +419,92 @@
           <w:b w:val="0"/>
           <w:sz w:val="22"/>
         </w:rPr>
-        <w:t>在“学习笔记”写下自己的判断，保存。</w:t>
-      </w:r>
-    </w:p>
-    <w:p>
-      <w:pPr>
-        <w:pStyle w:val="Heading2"/>
-      </w:pPr>
-      <w:r>
-        <w:rPr>
-          <w:rFonts w:ascii="Calibri" w:hAnsi="Calibri" w:eastAsia="Microsoft YaHei UI"/>
-          <w:b/>
-          <w:color w:val="2E74B5"/>
-          <w:sz w:val="26"/>
-        </w:rPr>
-        <w:t>本地观察</w:t>
+        <w:t>图片需要局部研究时点击“建立局部截图”，在原图上拖出范围并确认。</w:t>
+      </w:r>
+    </w:p>
+    <w:p>
+      <w:pPr>
+        <w:spacing w:before="0" w:after="80" w:line="300" w:lineRule="auto"/>
+        <w:numPr>
+          <w:ilvl w:val="0"/>
+          <w:numId w:val="12"/>
+        </w:numPr>
+      </w:pPr>
+      <w:r>
+        <w:rPr>
+          <w:rFonts w:ascii="Calibri" w:hAnsi="Calibri" w:eastAsia="Microsoft YaHei UI"/>
+          <w:b w:val="0"/>
+          <w:sz w:val="22"/>
+        </w:rPr>
+        <w:t>需要翻译时粘贴原文，选择供应商，查看发送内容后主动确认；核对译文再保存。</w:t>
+      </w:r>
+    </w:p>
+    <w:p>
+      <w:pPr>
+        <w:spacing w:before="0" w:after="80" w:line="300" w:lineRule="auto"/>
+        <w:numPr>
+          <w:ilvl w:val="0"/>
+          <w:numId w:val="12"/>
+        </w:numPr>
+      </w:pPr>
+      <w:r>
+        <w:rPr>
+          <w:rFonts w:ascii="Calibri" w:hAnsi="Calibri" w:eastAsia="Microsoft YaHei UI"/>
+          <w:b w:val="0"/>
+          <w:sz w:val="22"/>
+        </w:rPr>
+        <w:t>点击“引用到项目”，选择场景审阅、作品研究、作品对照或资产拆分项目目录。</w:t>
+      </w:r>
+    </w:p>
+    <w:p>
+      <w:pPr>
+        <w:spacing w:before="0" w:after="80" w:line="300" w:lineRule="auto"/>
+        <w:numPr>
+          <w:ilvl w:val="0"/>
+          <w:numId w:val="12"/>
+        </w:numPr>
+      </w:pPr>
+      <w:r>
+        <w:rPr>
+          <w:rFonts w:ascii="Calibri" w:hAnsi="Calibri" w:eastAsia="Microsoft YaHei UI"/>
+          <w:b w:val="0"/>
+          <w:sz w:val="22"/>
+        </w:rPr>
+        <w:t>用搜索框按标题、作者、项目、标签、笔记、原文和译文筛选。</w:t>
+      </w:r>
+    </w:p>
+    <w:p>
+      <w:pPr>
+        <w:spacing w:before="0" w:after="80" w:line="300" w:lineRule="auto"/>
+        <w:numPr>
+          <w:ilvl w:val="0"/>
+          <w:numId w:val="12"/>
+        </w:numPr>
+      </w:pPr>
+      <w:r>
+        <w:rPr>
+          <w:rFonts w:ascii="Calibri" w:hAnsi="Calibri" w:eastAsia="Microsoft YaHei UI"/>
+          <w:b w:val="0"/>
+          <w:sz w:val="22"/>
+        </w:rPr>
+        <w:t>按 Shift 或 Ctrl 多选 2 至 6 张图片，点击“建立对照研究”。</w:t>
+      </w:r>
+    </w:p>
+    <w:p>
+      <w:pPr>
+        <w:spacing w:before="0" w:after="80" w:line="300" w:lineRule="auto"/>
+        <w:numPr>
+          <w:ilvl w:val="0"/>
+          <w:numId w:val="12"/>
+        </w:numPr>
+      </w:pPr>
+      <w:r>
+        <w:rPr>
+          <w:rFonts w:ascii="Calibri" w:hAnsi="Calibri" w:eastAsia="Microsoft YaHei UI"/>
+          <w:b w:val="0"/>
+          <w:sz w:val="22"/>
+        </w:rPr>
+        <w:t>点击“打开视觉资料板”，把所选资料放到可编排画布中。</w:t>
       </w:r>
     </w:p>
     <w:p>
@@ -379,7 +521,7 @@
           <w:b w:val="0"/>
           <w:sz w:val="22"/>
         </w:rPr>
-        <w:t>支持原图、灰度、三阶/五阶明度、伪色、溢出警告、剪影、缩略图、明度模糊和灯光明度代理图。</w:t>
+        <w:t>同一资料可以属于多个集合，资料库只保存一个条目和一份导入文件。</w:t>
       </w:r>
     </w:p>
     <w:p>
@@ -396,7 +538,7 @@
           <w:b w:val="0"/>
           <w:sz w:val="22"/>
         </w:rPr>
-        <w:t>构图辅助包括三分法、黄金分割、对角线、中心、三角形和透视线。</w:t>
+        <w:t>网页链接默认标记“尚未核实”；软件不会自动访问或下载网页。</w:t>
       </w:r>
     </w:p>
     <w:p>
@@ -413,7 +555,7 @@
           <w:b w:val="0"/>
           <w:sz w:val="22"/>
         </w:rPr>
-        <w:t>点击 Oklab 色板颜色可查看来源区域；按 Esc 退出。</w:t>
+        <w:t>ArtStation 只保存用户输入的来源链接，不绕过站点权限抓取作品或正文。</w:t>
       </w:r>
     </w:p>
     <w:p>
@@ -430,21 +572,7 @@
           <w:b w:val="0"/>
           <w:sz w:val="22"/>
         </w:rPr>
-        <w:t>注意力代理只综合局部反差、边缘密度和彩度，不是眼动、显著性或好坏判断。</w:t>
-      </w:r>
-    </w:p>
-    <w:p>
-      <w:pPr>
-        <w:pStyle w:val="Heading2"/>
-      </w:pPr>
-      <w:r>
-        <w:rPr>
-          <w:rFonts w:ascii="Calibri" w:hAnsi="Calibri" w:eastAsia="Microsoft YaHei UI"/>
-          <w:b/>
-          <w:color w:val="2E74B5"/>
-          <w:sz w:val="26"/>
-        </w:rPr>
-        <w:t>AI 专家拆解</w:t>
+        <w:t>局部截图保留父资料和归一化位置，写入资料库的派生目录；原图字节不改变。</w:t>
       </w:r>
     </w:p>
     <w:p>
@@ -461,7 +589,7 @@
           <w:b w:val="0"/>
           <w:sz w:val="22"/>
         </w:rPr>
-        <w:t>十二个维度：构图、视觉层级、明度、色彩、光、空间、形状、边缘细节、材质、环境叙事、风格技法和情绪。</w:t>
+        <w:t>AI 翻译只发送确认窗口列出的原文，不发送图片、本地路径或其他资料条目。</w:t>
       </w:r>
     </w:p>
     <w:p>
@@ -478,7 +606,7 @@
           <w:b w:val="0"/>
           <w:sz w:val="22"/>
         </w:rPr>
-        <w:t>每项包含观察、画面证据、测量证据、解释、观看效果、评价取舍、学习点和不确定性。</w:t>
+        <w:t>译文保存供应商和模型；离线 Mock 只验证流程，不提供正式翻译。</w:t>
       </w:r>
     </w:p>
     <w:p>
@@ -495,7 +623,7 @@
           <w:b w:val="0"/>
           <w:sz w:val="22"/>
         </w:rPr>
-        <w:t>另外显示跨维度因果链、具体场景内容、画面标注、可迁移规律和继续观察问题。</w:t>
+        <w:t>跨项目引用是资料到项目的索引，不会把资料库修改静默写回项目。</w:t>
       </w:r>
     </w:p>
     <w:p>
@@ -512,7 +640,7 @@
           <w:b w:val="0"/>
           <w:sz w:val="22"/>
         </w:rPr>
-        <w:t>所有面向用户的 AI 内容固定使用简体中文，内部评价状态也会转换为中文。</w:t>
+        <w:t>美术参考资料域已启用。关卡设计和策划资料域已预留，但本版没有伪造空功能。</w:t>
       </w:r>
     </w:p>
     <w:p>
@@ -529,7 +657,263 @@
           <w:b w:val="0"/>
           <w:sz w:val="22"/>
         </w:rPr>
-        <w:t>若首次返回英文或繁体中文，软件最多追加一次不含图片的中文规范化请求；发送确认窗口会提示可能增加费用。</w:t>
+        <w:t>从资料库建立对照研究时会复制所选图片字节，并保留资料库来源引用；两边后续独立保存。</w:t>
+      </w:r>
+    </w:p>
+    <w:p>
+      <w:pPr>
+        <w:pStyle w:val="Heading2"/>
+      </w:pPr>
+      <w:r>
+        <w:rPr>
+          <w:rFonts w:ascii="Calibri" w:hAnsi="Calibri" w:eastAsia="Microsoft YaHei UI"/>
+          <w:b/>
+          <w:color w:val="2E74B5"/>
+          <w:sz w:val="26"/>
+        </w:rPr>
+        <w:t>视觉资料板</w:t>
+      </w:r>
+    </w:p>
+    <w:p>
+      <w:pPr>
+        <w:spacing w:before="0" w:after="80" w:line="300" w:lineRule="auto"/>
+        <w:numPr>
+          <w:ilvl w:val="0"/>
+          <w:numId w:val="13"/>
+        </w:numPr>
+      </w:pPr>
+      <w:r>
+        <w:rPr>
+          <w:rFonts w:ascii="Calibri" w:hAnsi="Calibri" w:eastAsia="Microsoft YaHei UI"/>
+          <w:b w:val="0"/>
+          <w:sz w:val="22"/>
+        </w:rPr>
+        <w:t>选择资料后打开视觉资料板；也可以先打开空白资料板。</w:t>
+      </w:r>
+    </w:p>
+    <w:p>
+      <w:pPr>
+        <w:spacing w:before="0" w:after="80" w:line="300" w:lineRule="auto"/>
+        <w:numPr>
+          <w:ilvl w:val="0"/>
+          <w:numId w:val="13"/>
+        </w:numPr>
+      </w:pPr>
+      <w:r>
+        <w:rPr>
+          <w:rFonts w:ascii="Calibri" w:hAnsi="Calibri" w:eastAsia="Microsoft YaHei UI"/>
+          <w:b w:val="0"/>
+          <w:sz w:val="22"/>
+        </w:rPr>
+        <w:t>添加资料卡或文字卡并拖动排列；按 Shift 多选，拖框可批量选择。</w:t>
+      </w:r>
+    </w:p>
+    <w:p>
+      <w:pPr>
+        <w:spacing w:before="0" w:after="80" w:line="300" w:lineRule="auto"/>
+        <w:numPr>
+          <w:ilvl w:val="0"/>
+          <w:numId w:val="13"/>
+        </w:numPr>
+      </w:pPr>
+      <w:r>
+        <w:rPr>
+          <w:rFonts w:ascii="Calibri" w:hAnsi="Calibri" w:eastAsia="Microsoft YaHei UI"/>
+          <w:b w:val="0"/>
+          <w:sz w:val="22"/>
+        </w:rPr>
+        <w:t>选择两张卡片后建立连线；需要整齐布局时使用“网格排列”。</w:t>
+      </w:r>
+    </w:p>
+    <w:p>
+      <w:pPr>
+        <w:spacing w:before="0" w:after="80" w:line="300" w:lineRule="auto"/>
+        <w:numPr>
+          <w:ilvl w:val="0"/>
+          <w:numId w:val="13"/>
+        </w:numPr>
+      </w:pPr>
+      <w:r>
+        <w:rPr>
+          <w:rFonts w:ascii="Calibri" w:hAnsi="Calibri" w:eastAsia="Microsoft YaHei UI"/>
+          <w:b w:val="0"/>
+          <w:sz w:val="22"/>
+        </w:rPr>
+        <w:t>关键阶段建立快照。误改后选择快照恢复。</w:t>
+      </w:r>
+    </w:p>
+    <w:p>
+      <w:pPr>
+        <w:spacing w:before="0" w:after="80" w:line="300" w:lineRule="auto"/>
+        <w:numPr>
+          <w:ilvl w:val="0"/>
+          <w:numId w:val="13"/>
+        </w:numPr>
+      </w:pPr>
+      <w:r>
+        <w:rPr>
+          <w:rFonts w:ascii="Calibri" w:hAnsi="Calibri" w:eastAsia="Microsoft YaHei UI"/>
+          <w:b w:val="0"/>
+          <w:sz w:val="22"/>
+        </w:rPr>
+        <w:t>使用“导出 PNG”生成分享图；结构化资料板仍随资料库保存。</w:t>
+      </w:r>
+    </w:p>
+    <w:p>
+      <w:r>
+        <w:rPr>
+          <w:rFonts w:ascii="Calibri" w:hAnsi="Calibri" w:eastAsia="Microsoft YaHei UI"/>
+          <w:b w:val="0"/>
+          <w:sz w:val="22"/>
+        </w:rPr>
+        <w:t>Ctrl+鼠标滚轮 缩放，Delete 删除所选卡片，Ctrl+S 保存。删除资料库条目 会同步清理资料板中的引用卡片和失效连线，不修改原始图片。</w:t>
+      </w:r>
+    </w:p>
+    <w:p>
+      <w:pPr>
+        <w:pStyle w:val="Heading1"/>
+      </w:pPr>
+      <w:r>
+        <w:rPr>
+          <w:rFonts w:ascii="Calibri" w:hAnsi="Calibri" w:eastAsia="Microsoft YaHei UI"/>
+          <w:b/>
+          <w:color w:val="2E74B5"/>
+          <w:sz w:val="32"/>
+        </w:rPr>
+        <w:t>4. 作品研究集合与对照研究</w:t>
+      </w:r>
+    </w:p>
+    <w:p>
+      <w:pPr>
+        <w:pStyle w:val="Heading2"/>
+      </w:pPr>
+      <w:r>
+        <w:rPr>
+          <w:rFonts w:ascii="Calibri" w:hAnsi="Calibri" w:eastAsia="Microsoft YaHei UI"/>
+          <w:b/>
+          <w:color w:val="2E74B5"/>
+          <w:sz w:val="26"/>
+        </w:rPr>
+        <w:t>最短流程</w:t>
+      </w:r>
+    </w:p>
+    <w:p>
+      <w:pPr>
+        <w:spacing w:before="0" w:after="80" w:line="300" w:lineRule="auto"/>
+        <w:numPr>
+          <w:ilvl w:val="0"/>
+          <w:numId w:val="14"/>
+        </w:numPr>
+      </w:pPr>
+      <w:r>
+        <w:rPr>
+          <w:rFonts w:ascii="Calibri" w:hAnsi="Calibri" w:eastAsia="Microsoft YaHei UI"/>
+          <w:b w:val="0"/>
+          <w:sz w:val="22"/>
+        </w:rPr>
+        <w:t>从资料库选择图片建立研究，或在首页直接进入并新建项目。</w:t>
+      </w:r>
+    </w:p>
+    <w:p>
+      <w:pPr>
+        <w:spacing w:before="0" w:after="80" w:line="300" w:lineRule="auto"/>
+        <w:numPr>
+          <w:ilvl w:val="0"/>
+          <w:numId w:val="14"/>
+        </w:numPr>
+      </w:pPr>
+      <w:r>
+        <w:rPr>
+          <w:rFonts w:ascii="Calibri" w:hAnsi="Calibri" w:eastAsia="Microsoft YaHei UI"/>
+          <w:b w:val="0"/>
+          <w:sz w:val="22"/>
+        </w:rPr>
+        <w:t>输入核心研究问题和已核实背景。</w:t>
+      </w:r>
+    </w:p>
+    <w:p>
+      <w:pPr>
+        <w:spacing w:before="0" w:after="80" w:line="300" w:lineRule="auto"/>
+        <w:numPr>
+          <w:ilvl w:val="0"/>
+          <w:numId w:val="14"/>
+        </w:numPr>
+      </w:pPr>
+      <w:r>
+        <w:rPr>
+          <w:rFonts w:ascii="Calibri" w:hAnsi="Calibri" w:eastAsia="Microsoft YaHei UI"/>
+          <w:b w:val="0"/>
+          <w:sz w:val="22"/>
+        </w:rPr>
+        <w:t>勾选 2 至 6 件作品，并选择构图、层级、明度、色彩、灯光、空间等比较维度。</w:t>
+      </w:r>
+    </w:p>
+    <w:p>
+      <w:pPr>
+        <w:spacing w:before="0" w:after="80" w:line="300" w:lineRule="auto"/>
+        <w:numPr>
+          <w:ilvl w:val="0"/>
+          <w:numId w:val="14"/>
+        </w:numPr>
+      </w:pPr>
+      <w:r>
+        <w:rPr>
+          <w:rFonts w:ascii="Calibri" w:hAnsi="Calibri" w:eastAsia="Microsoft YaHei UI"/>
+          <w:b w:val="0"/>
+          <w:sz w:val="22"/>
+        </w:rPr>
+        <w:t>点击“运行本地对照”，查看双方明度、黑白灰、饱和度、中性色和细节密度差异。</w:t>
+      </w:r>
+    </w:p>
+    <w:p>
+      <w:pPr>
+        <w:spacing w:before="0" w:after="80" w:line="300" w:lineRule="auto"/>
+        <w:numPr>
+          <w:ilvl w:val="0"/>
+          <w:numId w:val="14"/>
+        </w:numPr>
+      </w:pPr>
+      <w:r>
+        <w:rPr>
+          <w:rFonts w:ascii="Calibri" w:hAnsi="Calibri" w:eastAsia="Microsoft YaHei UI"/>
+          <w:b w:val="0"/>
+          <w:sz w:val="22"/>
+        </w:rPr>
+        <w:t>在“专家对照”选择 AI 供应商，查看发送清单并主动确认。</w:t>
+      </w:r>
+    </w:p>
+    <w:p>
+      <w:pPr>
+        <w:spacing w:before="0" w:after="80" w:line="300" w:lineRule="auto"/>
+        <w:numPr>
+          <w:ilvl w:val="0"/>
+          <w:numId w:val="14"/>
+        </w:numPr>
+      </w:pPr>
+      <w:r>
+        <w:rPr>
+          <w:rFonts w:ascii="Calibri" w:hAnsi="Calibri" w:eastAsia="Microsoft YaHei UI"/>
+          <w:b w:val="0"/>
+          <w:sz w:val="22"/>
+        </w:rPr>
+        <w:t>阅读逐件策略、逐轴共同点与差异、跨维度关系、可迁移规律和研究边界。</w:t>
+      </w:r>
+    </w:p>
+    <w:p>
+      <w:pPr>
+        <w:spacing w:before="0" w:after="80" w:line="300" w:lineRule="auto"/>
+        <w:numPr>
+          <w:ilvl w:val="0"/>
+          <w:numId w:val="14"/>
+        </w:numPr>
+      </w:pPr>
+      <w:r>
+        <w:rPr>
+          <w:rFonts w:ascii="Calibri" w:hAnsi="Calibri" w:eastAsia="Microsoft YaHei UI"/>
+          <w:b w:val="0"/>
+          <w:sz w:val="22"/>
+        </w:rPr>
+        <w:t>在“研究结论”写下自己的综合判断并保存。</w:t>
       </w:r>
     </w:p>
     <w:p>
@@ -546,7 +930,7 @@
           <w:b w:val="0"/>
           <w:sz w:val="22"/>
         </w:rPr>
-        <w:t>若 Gemini 当前模型重试后仍返回 503 容量不足，软件会按发送清单改用同一供应商的备用模型一次；完成状态会显示实际模型。</w:t>
+        <w:t>第一件勾选作品是本地差异表的基准；选中作品后点击“设为基准”即可更换。</w:t>
       </w:r>
     </w:p>
     <w:p>
@@ -563,7 +947,7 @@
           <w:b w:val="0"/>
           <w:sz w:val="22"/>
         </w:rPr>
-        <w:t>旧版英文结果不会被本地硬翻译或继续展示，重新审阅即可生成中文结果。</w:t>
+        <w:t>本地数值只描述画面特征，不自动判断优劣。</w:t>
       </w:r>
     </w:p>
     <w:p>
@@ -580,458 +964,7 @@
           <w:b w:val="0"/>
           <w:sz w:val="22"/>
         </w:rPr>
-        <w:t>离线 Mock 只验证流程，不分析图片语义，也不代表本地 AI 推理。</w:t>
-      </w:r>
-    </w:p>
-    <w:p>
-      <w:pPr>
-        <w:pStyle w:val="Heading2"/>
-      </w:pPr>
-      <w:r>
-        <w:rPr>
-          <w:rFonts w:ascii="Calibri" w:hAnsi="Calibri" w:eastAsia="Microsoft YaHei UI"/>
-          <w:b/>
-          <w:color w:val="2E74B5"/>
-          <w:sz w:val="26"/>
-        </w:rPr>
-        <w:t>保存内容</w:t>
-      </w:r>
-    </w:p>
-    <w:p>
-      <w:r>
-        <w:rPr>
-          <w:rFonts w:ascii="Calibri" w:hAnsi="Calibri" w:eastAsia="Microsoft YaHei UI"/>
-          <w:b w:val="0"/>
-          <w:sz w:val="22"/>
-        </w:rPr>
-        <w:t>.scenelens-study 目录保存原图副本、SHA-256、本地证据、AI 结果、研究目标、已知背景、观察状态和个人笔记。原始图片不会被覆盖。</w:t>
-      </w:r>
-    </w:p>
-    <w:p>
-      <w:pPr>
-        <w:pStyle w:val="Heading1"/>
-      </w:pPr>
-      <w:r>
-        <w:rPr>
-          <w:rFonts w:ascii="Calibri" w:hAnsi="Calibri" w:eastAsia="Microsoft YaHei UI"/>
-          <w:b/>
-          <w:color w:val="2E74B5"/>
-          <w:sz w:val="32"/>
-        </w:rPr>
-        <w:t>4. 资产拆分工作台</w:t>
-      </w:r>
-    </w:p>
-    <w:p>
-      <w:pPr>
-        <w:pStyle w:val="Heading2"/>
-      </w:pPr>
-      <w:r>
-        <w:rPr>
-          <w:rFonts w:ascii="Calibri" w:hAnsi="Calibri" w:eastAsia="Microsoft YaHei UI"/>
-          <w:b/>
-          <w:color w:val="2E74B5"/>
-          <w:sz w:val="26"/>
-        </w:rPr>
-        <w:t>从作品研究接续</w:t>
-      </w:r>
-    </w:p>
-    <w:p>
-      <w:pPr>
-        <w:spacing w:before="0" w:after="80" w:line="300" w:lineRule="auto"/>
-        <w:numPr>
-          <w:ilvl w:val="0"/>
-          <w:numId w:val="12"/>
-        </w:numPr>
-      </w:pPr>
-      <w:r>
-        <w:rPr>
-          <w:rFonts w:ascii="Calibri" w:hAnsi="Calibri" w:eastAsia="Microsoft YaHei UI"/>
-          <w:b w:val="0"/>
-          <w:sz w:val="22"/>
-        </w:rPr>
-        <w:t>在作品研究中完成本地证据或 AI 专家拆解后，点击“交给资产拆分…”。</w:t>
-      </w:r>
-    </w:p>
-    <w:p>
-      <w:pPr>
-        <w:spacing w:before="0" w:after="80" w:line="300" w:lineRule="auto"/>
-        <w:numPr>
-          <w:ilvl w:val="0"/>
-          <w:numId w:val="12"/>
-        </w:numPr>
-      </w:pPr>
-      <w:r>
-        <w:rPr>
-          <w:rFonts w:ascii="Calibri" w:hAnsi="Calibri" w:eastAsia="Microsoft YaHei UI"/>
-          <w:b w:val="0"/>
-          <w:sz w:val="22"/>
-        </w:rPr>
-        <w:t>选择资产项目保存位置。GATalk 会复制原图原始字节并核对 SHA-256，同时带入研究目标、背景、笔记和分析摘要。</w:t>
-      </w:r>
-    </w:p>
-    <w:p>
-      <w:pPr>
-        <w:spacing w:before="0" w:after="80" w:line="300" w:lineRule="auto"/>
-        <w:numPr>
-          <w:ilvl w:val="0"/>
-          <w:numId w:val="12"/>
-        </w:numPr>
-      </w:pPr>
-      <w:r>
-        <w:rPr>
-          <w:rFonts w:ascii="Calibri" w:hAnsi="Calibri" w:eastAsia="Microsoft YaHei UI"/>
-          <w:b w:val="0"/>
-          <w:sz w:val="22"/>
-        </w:rPr>
-        <w:t>进入资产拆分后先检查“作品研究交接”，可修改交接说明；本地文件路径不会发送给 AI。</w:t>
-      </w:r>
-    </w:p>
-    <w:p>
-      <w:pPr>
-        <w:spacing w:before="0" w:after="80" w:line="300" w:lineRule="auto"/>
-        <w:numPr>
-          <w:ilvl w:val="0"/>
-          <w:numId w:val="12"/>
-        </w:numPr>
-      </w:pPr>
-      <w:r>
-        <w:rPr>
-          <w:rFonts w:ascii="Calibri" w:hAnsi="Calibri" w:eastAsia="Microsoft YaHei UI"/>
-          <w:b w:val="0"/>
-          <w:sz w:val="22"/>
-        </w:rPr>
-        <w:t>也可以直接新建资产项目并导入原画，不依赖作品研究。</w:t>
-      </w:r>
-    </w:p>
-    <w:p>
-      <w:pPr>
-        <w:pStyle w:val="Heading2"/>
-      </w:pPr>
-      <w:r>
-        <w:rPr>
-          <w:rFonts w:ascii="Calibri" w:hAnsi="Calibri" w:eastAsia="Microsoft YaHei UI"/>
-          <w:b/>
-          <w:color w:val="2E74B5"/>
-          <w:sz w:val="26"/>
-        </w:rPr>
-        <w:t>先理解，再选择拆分程度</w:t>
-      </w:r>
-    </w:p>
-    <w:p>
-      <w:pPr>
-        <w:spacing w:before="0" w:after="80" w:line="300" w:lineRule="auto"/>
-        <w:numPr>
-          <w:ilvl w:val="0"/>
-          <w:numId w:val="13"/>
-        </w:numPr>
-      </w:pPr>
-      <w:r>
-        <w:rPr>
-          <w:rFonts w:ascii="Calibri" w:hAnsi="Calibri" w:eastAsia="Microsoft YaHei UI"/>
-          <w:b w:val="0"/>
-          <w:sz w:val="22"/>
-        </w:rPr>
-        <w:t>在“清单与校正 → 拆分依据”选择视觉供应商，检查发送内容并主动确认。</w:t>
-      </w:r>
-    </w:p>
-    <w:p>
-      <w:pPr>
-        <w:spacing w:before="0" w:after="80" w:line="300" w:lineRule="auto"/>
-        <w:numPr>
-          <w:ilvl w:val="0"/>
-          <w:numId w:val="13"/>
-        </w:numPr>
-      </w:pPr>
-      <w:r>
-        <w:rPr>
-          <w:rFonts w:ascii="Calibri" w:hAnsi="Calibri" w:eastAsia="Microsoft YaHei UI"/>
-          <w:b w:val="0"/>
-          <w:sz w:val="22"/>
-        </w:rPr>
-        <w:t>先检查空间层级、建筑或自然系统、重复规律、遮挡和不确定性，并写入人工修正。</w:t>
-      </w:r>
-    </w:p>
-    <w:p>
-      <w:pPr>
-        <w:spacing w:before="0" w:after="80" w:line="300" w:lineRule="auto"/>
-        <w:numPr>
-          <w:ilvl w:val="0"/>
-          <w:numId w:val="13"/>
-        </w:numPr>
-      </w:pPr>
-      <w:r>
-        <w:rPr>
-          <w:rFonts w:ascii="Calibri" w:hAnsi="Calibri" w:eastAsia="Microsoft YaHei UI"/>
-          <w:b w:val="0"/>
-          <w:sz w:val="22"/>
-        </w:rPr>
-        <w:t>从推荐方案中选择，或建立多个并存方案。常用预设包括空间总图、建筑／构筑物组、生产模块套件和细节构件。</w:t>
-      </w:r>
-    </w:p>
-    <w:p>
-      <w:pPr>
-        <w:spacing w:before="0" w:after="80" w:line="300" w:lineRule="auto"/>
-        <w:numPr>
-          <w:ilvl w:val="0"/>
-          <w:numId w:val="13"/>
-        </w:numPr>
-      </w:pPr>
-      <w:r>
-        <w:rPr>
-          <w:rFonts w:ascii="Calibri" w:hAnsi="Calibri" w:eastAsia="Microsoft YaHei UI"/>
-          <w:b w:val="0"/>
-          <w:sz w:val="22"/>
-        </w:rPr>
-        <w:t>建筑、道具、植被、地形、材质贴花、远景等类别可分别设置拆分深度；深度 0 表示本方案不纳入该类别。</w:t>
-      </w:r>
-    </w:p>
-    <w:p>
-      <w:pPr>
-        <w:spacing w:before="0" w:after="80" w:line="300" w:lineRule="auto"/>
-        <w:numPr>
-          <w:ilvl w:val="0"/>
-          <w:numId w:val="13"/>
-        </w:numPr>
-      </w:pPr>
-      <w:r>
-        <w:rPr>
-          <w:rFonts w:ascii="Calibri" w:hAnsi="Calibri" w:eastAsia="Microsoft YaHei UI"/>
-          <w:b w:val="0"/>
-          <w:sz w:val="22"/>
-        </w:rPr>
-        <w:t>确认方案后再生成资产清单。不同方案互不覆盖，可以针对同一原画分别得到整体建筑组、模块套件和门窗细件等结果。</w:t>
-      </w:r>
-    </w:p>
-    <w:p>
-      <w:pPr>
-        <w:spacing w:before="0" w:after="80" w:line="300" w:lineRule="auto"/>
-        <w:numPr>
-          <w:ilvl w:val="0"/>
-          <w:numId w:val="13"/>
-        </w:numPr>
-      </w:pPr>
-      <w:r>
-        <w:rPr>
-          <w:rFonts w:ascii="Calibri" w:hAnsi="Calibri" w:eastAsia="Microsoft YaHei UI"/>
-          <w:b w:val="0"/>
-          <w:sz w:val="22"/>
-        </w:rPr>
-        <w:t>分析建议只是起点；用户可修改方案名称、用途、每类深度、分组方式、单页上限和备注。</w:t>
-      </w:r>
-    </w:p>
-    <w:p>
-      <w:pPr>
-        <w:pStyle w:val="Heading2"/>
-      </w:pPr>
-      <w:r>
-        <w:rPr>
-          <w:rFonts w:ascii="Calibri" w:hAnsi="Calibri" w:eastAsia="Microsoft YaHei UI"/>
-          <w:b/>
-          <w:color w:val="2E74B5"/>
-          <w:sz w:val="26"/>
-        </w:rPr>
-        <w:t>最短流程</w:t>
-      </w:r>
-    </w:p>
-    <w:p>
-      <w:pPr>
-        <w:spacing w:before="0" w:after="80" w:line="300" w:lineRule="auto"/>
-        <w:numPr>
-          <w:ilvl w:val="0"/>
-          <w:numId w:val="14"/>
-        </w:numPr>
-      </w:pPr>
-      <w:r>
-        <w:rPr>
-          <w:rFonts w:ascii="Calibri" w:hAnsi="Calibri" w:eastAsia="Microsoft YaHei UI"/>
-          <w:b w:val="0"/>
-          <w:sz w:val="22"/>
-        </w:rPr>
-        <w:t>在首页进入“资产拆分工作台”，新建资产项目。</w:t>
-      </w:r>
-    </w:p>
-    <w:p>
-      <w:pPr>
-        <w:spacing w:before="0" w:after="80" w:line="300" w:lineRule="auto"/>
-        <w:numPr>
-          <w:ilvl w:val="0"/>
-          <w:numId w:val="14"/>
-        </w:numPr>
-      </w:pPr>
-      <w:r>
-        <w:rPr>
-          <w:rFonts w:ascii="Calibri" w:hAnsi="Calibri" w:eastAsia="Microsoft YaHei UI"/>
-          <w:b w:val="0"/>
-          <w:sz w:val="22"/>
-        </w:rPr>
-        <w:t>选择场景类型，填写制作目标，导入主原画；补充参考可选。</w:t>
-      </w:r>
-    </w:p>
-    <w:p>
-      <w:pPr>
-        <w:spacing w:before="0" w:after="80" w:line="300" w:lineRule="auto"/>
-        <w:numPr>
-          <w:ilvl w:val="0"/>
-          <w:numId w:val="14"/>
-        </w:numPr>
-      </w:pPr>
-      <w:r>
-        <w:rPr>
-          <w:rFonts w:ascii="Calibri" w:hAnsi="Calibri" w:eastAsia="Microsoft YaHei UI"/>
-          <w:b w:val="0"/>
-          <w:sz w:val="22"/>
-        </w:rPr>
-        <w:t>先确认场景结构，选择并保存当前拆分方案。</w:t>
-      </w:r>
-    </w:p>
-    <w:p>
-      <w:pPr>
-        <w:spacing w:before="0" w:after="80" w:line="300" w:lineRule="auto"/>
-        <w:numPr>
-          <w:ilvl w:val="0"/>
-          <w:numId w:val="14"/>
-        </w:numPr>
-      </w:pPr>
-      <w:r>
-        <w:rPr>
-          <w:rFonts w:ascii="Calibri" w:hAnsi="Calibri" w:eastAsia="Microsoft YaHei UI"/>
-          <w:b w:val="0"/>
-          <w:sz w:val="22"/>
-        </w:rPr>
-        <w:t>选择视觉供应商，查看资产清单发送内容并主动确认。</w:t>
-      </w:r>
-    </w:p>
-    <w:p>
-      <w:pPr>
-        <w:spacing w:before="0" w:after="80" w:line="300" w:lineRule="auto"/>
-        <w:numPr>
-          <w:ilvl w:val="0"/>
-          <w:numId w:val="14"/>
-        </w:numPr>
-      </w:pPr>
-      <w:r>
-        <w:rPr>
-          <w:rFonts w:ascii="Calibri" w:hAnsi="Calibri" w:eastAsia="Microsoft YaHei UI"/>
-          <w:b w:val="0"/>
-          <w:sz w:val="22"/>
-        </w:rPr>
-        <w:t>检查资产分类、层级、复用组、优先级和原图区域。</w:t>
-      </w:r>
-    </w:p>
-    <w:p>
-      <w:pPr>
-        <w:spacing w:before="0" w:after="80" w:line="300" w:lineRule="auto"/>
-        <w:numPr>
-          <w:ilvl w:val="0"/>
-          <w:numId w:val="14"/>
-        </w:numPr>
-      </w:pPr>
-      <w:r>
-        <w:rPr>
-          <w:rFonts w:ascii="Calibri" w:hAnsi="Calibri" w:eastAsia="Microsoft YaHei UI"/>
-          <w:b w:val="0"/>
-          <w:sz w:val="22"/>
-        </w:rPr>
-        <w:t>拖动区域或在“资产详情”修改名称、分类、父级、证据和制作策略。</w:t>
-      </w:r>
-    </w:p>
-    <w:p>
-      <w:pPr>
-        <w:spacing w:before="0" w:after="80" w:line="300" w:lineRule="auto"/>
-        <w:numPr>
-          <w:ilvl w:val="0"/>
-          <w:numId w:val="14"/>
-        </w:numPr>
-      </w:pPr>
-      <w:r>
-        <w:rPr>
-          <w:rFonts w:ascii="Calibri" w:hAnsi="Calibri" w:eastAsia="Microsoft YaHei UI"/>
-          <w:b w:val="0"/>
-          <w:sz w:val="22"/>
-        </w:rPr>
-        <w:t>可新增、拆分、合并或删除资产；用户修订不会被后续 AI 覆盖。</w:t>
-      </w:r>
-    </w:p>
-    <w:p>
-      <w:pPr>
-        <w:spacing w:before="0" w:after="80" w:line="300" w:lineRule="auto"/>
-        <w:numPr>
-          <w:ilvl w:val="0"/>
-          <w:numId w:val="14"/>
-        </w:numPr>
-      </w:pPr>
-      <w:r>
-        <w:rPr>
-          <w:rFonts w:ascii="Calibri" w:hAnsi="Calibri" w:eastAsia="Microsoft YaHei UI"/>
-          <w:b w:val="0"/>
-          <w:sz w:val="22"/>
-        </w:rPr>
-        <w:t>在清单第一列勾选需要生成的资产。</w:t>
-      </w:r>
-    </w:p>
-    <w:p>
-      <w:pPr>
-        <w:spacing w:before="0" w:after="80" w:line="300" w:lineRule="auto"/>
-        <w:numPr>
-          <w:ilvl w:val="0"/>
-          <w:numId w:val="14"/>
-        </w:numPr>
-      </w:pPr>
-      <w:r>
-        <w:rPr>
-          <w:rFonts w:ascii="Calibri" w:hAnsi="Calibri" w:eastAsia="Microsoft YaHei UI"/>
-          <w:b w:val="0"/>
-          <w:sz w:val="22"/>
-        </w:rPr>
-        <w:t>在“生成与导出”选择独立概念图、保守遮挡补全图或评审展示图。</w:t>
-      </w:r>
-    </w:p>
-    <w:p>
-      <w:pPr>
-        <w:spacing w:before="0" w:after="80" w:line="300" w:lineRule="auto"/>
-        <w:numPr>
-          <w:ilvl w:val="0"/>
-          <w:numId w:val="14"/>
-        </w:numPr>
-      </w:pPr>
-      <w:r>
-        <w:rPr>
-          <w:rFonts w:ascii="Calibri" w:hAnsi="Calibri" w:eastAsia="Microsoft YaHei UI"/>
-          <w:b w:val="0"/>
-          <w:sz w:val="22"/>
-        </w:rPr>
-        <w:t>查看发送清单并确认；取消时已完成项仍会保留。</w:t>
-      </w:r>
-    </w:p>
-    <w:p>
-      <w:pPr>
-        <w:spacing w:before="0" w:after="80" w:line="300" w:lineRule="auto"/>
-        <w:numPr>
-          <w:ilvl w:val="0"/>
-          <w:numId w:val="14"/>
-        </w:numPr>
-      </w:pPr>
-      <w:r>
-        <w:rPr>
-          <w:rFonts w:ascii="Calibri" w:hAnsi="Calibri" w:eastAsia="Microsoft YaHei UI"/>
-          <w:b w:val="0"/>
-          <w:sz w:val="22"/>
-        </w:rPr>
-        <w:t>导出单项图片、多页 asset_board_01.png 等展示板和 asset_manifest.json。</w:t>
-      </w:r>
-    </w:p>
-    <w:p>
-      <w:pPr>
-        <w:pStyle w:val="Heading2"/>
-      </w:pPr>
-      <w:r>
-        <w:rPr>
-          <w:rFonts w:ascii="Calibri" w:hAnsi="Calibri" w:eastAsia="Microsoft YaHei UI"/>
-          <w:b/>
-          <w:color w:val="2E74B5"/>
-          <w:sz w:val="26"/>
-        </w:rPr>
-        <w:t>画布与遮罩</w:t>
+        <w:t>离线 Mock 只验证请求、保存和显示流程，不读取图像语义。</w:t>
       </w:r>
     </w:p>
     <w:p>
@@ -1048,7 +981,7 @@
           <w:b w:val="0"/>
           <w:sz w:val="22"/>
         </w:rPr>
-        <w:t>“框选资产”后在原画拖出矩形；可移动或拉动手柄调整。</w:t>
+        <w:t>AI 结果必须使用简体中文，并区分画面证据、测量与解释。</w:t>
       </w:r>
     </w:p>
     <w:p>
@@ -1065,7 +998,260 @@
           <w:b w:val="0"/>
           <w:sz w:val="22"/>
         </w:rPr>
-        <w:t>“可见遮罩”只显示矩形内的算法近似像素，不是精确实例分割。</w:t>
+        <w:t>原图副本、SHA-256、本地分析、AI 结果和人工笔记会随项目恢复。</w:t>
+      </w:r>
+    </w:p>
+    <w:p>
+      <w:pPr>
+        <w:pStyle w:val="Heading1"/>
+      </w:pPr>
+      <w:r>
+        <w:rPr>
+          <w:rFonts w:ascii="Calibri" w:hAnsi="Calibri" w:eastAsia="Microsoft YaHei UI"/>
+          <w:b/>
+          <w:color w:val="2E74B5"/>
+          <w:sz w:val="32"/>
+        </w:rPr>
+        <w:t>5. 审阅任务与质量门禁中心</w:t>
+      </w:r>
+    </w:p>
+    <w:p>
+      <w:pPr>
+        <w:pStyle w:val="Heading2"/>
+      </w:pPr>
+      <w:r>
+        <w:rPr>
+          <w:rFonts w:ascii="Calibri" w:hAnsi="Calibri" w:eastAsia="Microsoft YaHei UI"/>
+          <w:b/>
+          <w:color w:val="2E74B5"/>
+          <w:sz w:val="26"/>
+        </w:rPr>
+        <w:t>从专业工作台建立任务</w:t>
+      </w:r>
+    </w:p>
+    <w:p>
+      <w:pPr>
+        <w:spacing w:before="0" w:after="80" w:line="300" w:lineRule="auto"/>
+        <w:numPr>
+          <w:ilvl w:val="0"/>
+          <w:numId w:val="15"/>
+        </w:numPr>
+      </w:pPr>
+      <w:r>
+        <w:rPr>
+          <w:rFonts w:ascii="Calibri" w:hAnsi="Calibri" w:eastAsia="Microsoft YaHei UI"/>
+          <w:b w:val="0"/>
+          <w:sz w:val="22"/>
+        </w:rPr>
+        <w:t>在场景美术控制中确认审阅发现或优化预演任务；在作品研究中选中一个研究 维度；在资产拆分中选择一项或多项资产。</w:t>
+      </w:r>
+    </w:p>
+    <w:p>
+      <w:pPr>
+        <w:spacing w:before="0" w:after="80" w:line="300" w:lineRule="auto"/>
+        <w:numPr>
+          <w:ilvl w:val="0"/>
+          <w:numId w:val="15"/>
+        </w:numPr>
+      </w:pPr>
+      <w:r>
+        <w:rPr>
+          <w:rFonts w:ascii="Calibri" w:hAnsi="Calibri" w:eastAsia="Microsoft YaHei UI"/>
+          <w:b w:val="0"/>
+          <w:sz w:val="22"/>
+        </w:rPr>
+        <w:t>点击“加入审阅中心”。只有用户主动选择的内容会进入中心。</w:t>
+      </w:r>
+    </w:p>
+    <w:p>
+      <w:pPr>
+        <w:spacing w:before="0" w:after="80" w:line="300" w:lineRule="auto"/>
+        <w:numPr>
+          <w:ilvl w:val="0"/>
+          <w:numId w:val="15"/>
+        </w:numPr>
+      </w:pPr>
+      <w:r>
+        <w:rPr>
+          <w:rFonts w:ascii="Calibri" w:hAnsi="Calibri" w:eastAsia="Microsoft YaHei UI"/>
+          <w:b w:val="0"/>
+          <w:sz w:val="22"/>
+        </w:rPr>
+        <w:t>返回工作台首页，进入“审阅任务与质量门禁中心”。</w:t>
+      </w:r>
+    </w:p>
+    <w:p>
+      <w:pPr>
+        <w:spacing w:before="0" w:after="80" w:line="300" w:lineRule="auto"/>
+        <w:numPr>
+          <w:ilvl w:val="0"/>
+          <w:numId w:val="15"/>
+        </w:numPr>
+      </w:pPr>
+      <w:r>
+        <w:rPr>
+          <w:rFonts w:ascii="Calibri" w:hAnsi="Calibri" w:eastAsia="Microsoft YaHei UI"/>
+          <w:b w:val="0"/>
+          <w:sz w:val="22"/>
+        </w:rPr>
+        <w:t>检查来源项目、来源对象和来源版本，补充处理说明和可验证的验收条件。</w:t>
+      </w:r>
+    </w:p>
+    <w:p>
+      <w:pPr>
+        <w:spacing w:before="0" w:after="80" w:line="300" w:lineRule="auto"/>
+        <w:numPr>
+          <w:ilvl w:val="0"/>
+          <w:numId w:val="15"/>
+        </w:numPr>
+      </w:pPr>
+      <w:r>
+        <w:rPr>
+          <w:rFonts w:ascii="Calibri" w:hAnsi="Calibri" w:eastAsia="Microsoft YaHei UI"/>
+          <w:b w:val="0"/>
+          <w:sz w:val="22"/>
+        </w:rPr>
+        <w:t>设置优先级和状态并保存。</w:t>
+      </w:r>
+    </w:p>
+    <w:p>
+      <w:pPr>
+        <w:spacing w:before="0" w:after="80" w:line="300" w:lineRule="auto"/>
+        <w:numPr>
+          <w:ilvl w:val="0"/>
+          <w:numId w:val="15"/>
+        </w:numPr>
+      </w:pPr>
+      <w:r>
+        <w:rPr>
+          <w:rFonts w:ascii="Calibri" w:hAnsi="Calibri" w:eastAsia="Microsoft YaHei UI"/>
+          <w:b w:val="0"/>
+          <w:sz w:val="22"/>
+        </w:rPr>
+        <w:t>需要时指定制作阶段、截止日期和前置任务。</w:t>
+      </w:r>
+    </w:p>
+    <w:p>
+      <w:r>
+        <w:rPr>
+          <w:rFonts w:ascii="Calibri" w:hAnsi="Calibri" w:eastAsia="Microsoft YaHei UI"/>
+          <w:b w:val="0"/>
+          <w:sz w:val="22"/>
+        </w:rPr>
+        <w:t>重复加入同一个来源对象时不会建立第二条任务。审阅中心不复制原图，也不会 反向修改来源项目；删除中心任务不会删除专业项目中的分析或资产。</w:t>
+      </w:r>
+    </w:p>
+    <w:p>
+      <w:pPr>
+        <w:pStyle w:val="Heading2"/>
+      </w:pPr>
+      <w:r>
+        <w:rPr>
+          <w:rFonts w:ascii="Calibri" w:hAnsi="Calibri" w:eastAsia="Microsoft YaHei UI"/>
+          <w:b/>
+          <w:color w:val="2E74B5"/>
+          <w:sz w:val="26"/>
+        </w:rPr>
+        <w:t>按版本复查任务</w:t>
+      </w:r>
+    </w:p>
+    <w:p>
+      <w:pPr>
+        <w:spacing w:before="0" w:after="80" w:line="300" w:lineRule="auto"/>
+        <w:numPr>
+          <w:ilvl w:val="0"/>
+          <w:numId w:val="16"/>
+        </w:numPr>
+      </w:pPr>
+      <w:r>
+        <w:rPr>
+          <w:rFonts w:ascii="Calibri" w:hAnsi="Calibri" w:eastAsia="Microsoft YaHei UI"/>
+          <w:b w:val="0"/>
+          <w:sz w:val="22"/>
+        </w:rPr>
+        <w:t>选择任务，点击“记录新版本复查”。</w:t>
+      </w:r>
+    </w:p>
+    <w:p>
+      <w:pPr>
+        <w:spacing w:before="0" w:after="80" w:line="300" w:lineRule="auto"/>
+        <w:numPr>
+          <w:ilvl w:val="0"/>
+          <w:numId w:val="16"/>
+        </w:numPr>
+      </w:pPr>
+      <w:r>
+        <w:rPr>
+          <w:rFonts w:ascii="Calibri" w:hAnsi="Calibri" w:eastAsia="Microsoft YaHei UI"/>
+          <w:b w:val="0"/>
+          <w:sz w:val="22"/>
+        </w:rPr>
+        <w:t>填写版本名称和可选版本 ID。</w:t>
+      </w:r>
+    </w:p>
+    <w:p>
+      <w:pPr>
+        <w:spacing w:before="0" w:after="80" w:line="300" w:lineRule="auto"/>
+        <w:numPr>
+          <w:ilvl w:val="0"/>
+          <w:numId w:val="16"/>
+        </w:numPr>
+      </w:pPr>
+      <w:r>
+        <w:rPr>
+          <w:rFonts w:ascii="Calibri" w:hAnsi="Calibri" w:eastAsia="Microsoft YaHei UI"/>
+          <w:b w:val="0"/>
+          <w:sz w:val="22"/>
+        </w:rPr>
+        <w:t>选择“已改善、无明显变化、进一步偏离、已解决”或“证据不足”。</w:t>
+      </w:r>
+    </w:p>
+    <w:p>
+      <w:pPr>
+        <w:spacing w:before="0" w:after="80" w:line="300" w:lineRule="auto"/>
+        <w:numPr>
+          <w:ilvl w:val="0"/>
+          <w:numId w:val="16"/>
+        </w:numPr>
+      </w:pPr>
+      <w:r>
+        <w:rPr>
+          <w:rFonts w:ascii="Calibri" w:hAnsi="Calibri" w:eastAsia="Microsoft YaHei UI"/>
+          <w:b w:val="0"/>
+          <w:sz w:val="22"/>
+        </w:rPr>
+        <w:t>写明本次判断使用的画面或测量证据并保存。</w:t>
+      </w:r>
+    </w:p>
+    <w:p>
+      <w:pPr>
+        <w:spacing w:before="0" w:after="80" w:line="300" w:lineRule="auto"/>
+        <w:numPr>
+          <w:ilvl w:val="0"/>
+          <w:numId w:val="16"/>
+        </w:numPr>
+      </w:pPr>
+      <w:r>
+        <w:rPr>
+          <w:rFonts w:ascii="Calibri" w:hAnsi="Calibri" w:eastAsia="Microsoft YaHei UI"/>
+          <w:b w:val="0"/>
+          <w:sz w:val="22"/>
+        </w:rPr>
+        <w:t>每次复查都会追加历史记录，不覆盖上一版本。</w:t>
+      </w:r>
+    </w:p>
+    <w:p>
+      <w:pPr>
+        <w:pStyle w:val="Heading2"/>
+      </w:pPr>
+      <w:r>
+        <w:rPr>
+          <w:rFonts w:ascii="Calibri" w:hAnsi="Calibri" w:eastAsia="Microsoft YaHei UI"/>
+          <w:b/>
+          <w:color w:val="2E74B5"/>
+          <w:sz w:val="26"/>
+        </w:rPr>
+        <w:t>任务依赖与批量操作</w:t>
       </w:r>
     </w:p>
     <w:p>
@@ -1082,21 +1268,7 @@
           <w:b w:val="0"/>
           <w:sz w:val="22"/>
         </w:rPr>
-        <w:t>按 Esc 退出框选或遮罩。原始图片不会被修改。</w:t>
-      </w:r>
-    </w:p>
-    <w:p>
-      <w:pPr>
-        <w:pStyle w:val="Heading2"/>
-      </w:pPr>
-      <w:r>
-        <w:rPr>
-          <w:rFonts w:ascii="Calibri" w:hAnsi="Calibri" w:eastAsia="Microsoft YaHei UI"/>
-          <w:b/>
-          <w:color w:val="2E74B5"/>
-          <w:sz w:val="26"/>
-        </w:rPr>
-        <w:t>信息来源</w:t>
+        <w:t>在任务详情中选择前置任务。前置任务未完成时，该任务显示阻塞来源。</w:t>
       </w:r>
     </w:p>
     <w:p>
@@ -1113,7 +1285,7 @@
           <w:b w:val="0"/>
           <w:sz w:val="22"/>
         </w:rPr>
-        <w:t>原画可见证据：能直接从图中核对。</w:t>
+        <w:t>GATalk 会拒绝自身依赖、已删除任务和循环依赖。</w:t>
       </w:r>
     </w:p>
     <w:p>
@@ -1130,7 +1302,321 @@
           <w:b w:val="0"/>
           <w:sz w:val="22"/>
         </w:rPr>
-        <w:t>AI 推断：类别、模块边界、复用或结构判断。</w:t>
+        <w:t>在任务列表中按 Shift 或 Ctrl 多选，可批量设为处理中或已完成。</w:t>
+      </w:r>
+    </w:p>
+    <w:p>
+      <w:pPr>
+        <w:pStyle w:val="Heading2"/>
+      </w:pPr>
+      <w:r>
+        <w:rPr>
+          <w:rFonts w:ascii="Calibri" w:hAnsi="Calibri" w:eastAsia="Microsoft YaHei UI"/>
+          <w:b/>
+          <w:color w:val="2E74B5"/>
+          <w:sz w:val="26"/>
+        </w:rPr>
+        <w:t>设置质量门禁</w:t>
+      </w:r>
+    </w:p>
+    <w:p>
+      <w:pPr>
+        <w:spacing w:before="0" w:after="80" w:line="300" w:lineRule="auto"/>
+        <w:numPr>
+          <w:ilvl w:val="0"/>
+          <w:numId w:val="17"/>
+        </w:numPr>
+      </w:pPr>
+      <w:r>
+        <w:rPr>
+          <w:rFonts w:ascii="Calibri" w:hAnsi="Calibri" w:eastAsia="Microsoft YaHei UI"/>
+          <w:b w:val="0"/>
+          <w:sz w:val="22"/>
+        </w:rPr>
+        <w:t>打开“质量门禁”页，点击“新建质量门禁”。</w:t>
+      </w:r>
+    </w:p>
+    <w:p>
+      <w:pPr>
+        <w:spacing w:before="0" w:after="80" w:line="300" w:lineRule="auto"/>
+        <w:numPr>
+          <w:ilvl w:val="0"/>
+          <w:numId w:val="17"/>
+        </w:numPr>
+      </w:pPr>
+      <w:r>
+        <w:rPr>
+          <w:rFonts w:ascii="Calibri" w:hAnsi="Calibri" w:eastAsia="Microsoft YaHei UI"/>
+          <w:b w:val="0"/>
+          <w:sz w:val="22"/>
+        </w:rPr>
+        <w:t>填写门禁名称、维度、所属项目和明确的验收条件。</w:t>
+      </w:r>
+    </w:p>
+    <w:p>
+      <w:pPr>
+        <w:spacing w:before="0" w:after="80" w:line="300" w:lineRule="auto"/>
+        <w:numPr>
+          <w:ilvl w:val="0"/>
+          <w:numId w:val="17"/>
+        </w:numPr>
+      </w:pPr>
+      <w:r>
+        <w:rPr>
+          <w:rFonts w:ascii="Calibri" w:hAnsi="Calibri" w:eastAsia="Microsoft YaHei UI"/>
+          <w:b w:val="0"/>
+          <w:sz w:val="22"/>
+        </w:rPr>
+        <w:t>决定它是否为必需门禁并保存。</w:t>
+      </w:r>
+    </w:p>
+    <w:p>
+      <w:pPr>
+        <w:spacing w:before="0" w:after="80" w:line="300" w:lineRule="auto"/>
+        <w:numPr>
+          <w:ilvl w:val="0"/>
+          <w:numId w:val="17"/>
+        </w:numPr>
+      </w:pPr>
+      <w:r>
+        <w:rPr>
+          <w:rFonts w:ascii="Calibri" w:hAnsi="Calibri" w:eastAsia="Microsoft YaHei UI"/>
+          <w:b w:val="0"/>
+          <w:sz w:val="22"/>
+        </w:rPr>
+        <w:t>新版本完成后点击“评估当前版本”，记录通过、需复核、未通过或证据不足。</w:t>
+      </w:r>
+    </w:p>
+    <w:p>
+      <w:pPr>
+        <w:spacing w:before="0" w:after="80" w:line="300" w:lineRule="auto"/>
+        <w:numPr>
+          <w:ilvl w:val="0"/>
+          <w:numId w:val="17"/>
+        </w:numPr>
+      </w:pPr>
+      <w:r>
+        <w:rPr>
+          <w:rFonts w:ascii="Calibri" w:hAnsi="Calibri" w:eastAsia="Microsoft YaHei UI"/>
+          <w:b w:val="0"/>
+          <w:sz w:val="22"/>
+        </w:rPr>
+        <w:t>需要快速建立基线时，选择制作阶段和项目，点击“应用阶段门禁模板”。</w:t>
+      </w:r>
+    </w:p>
+    <w:p>
+      <w:r>
+        <w:rPr>
+          <w:rFonts w:ascii="Calibri" w:hAnsi="Calibri" w:eastAsia="Microsoft YaHei UI"/>
+          <w:b w:val="0"/>
+          <w:sz w:val="22"/>
+        </w:rPr>
+        <w:t>质量门禁由用户定义。GATalk 不用综合分数代替判断，也不会把 AI 结论自动标记 为人工验收通过。</w:t>
+      </w:r>
+    </w:p>
+    <w:p>
+      <w:pPr>
+        <w:pStyle w:val="Heading1"/>
+      </w:pPr>
+      <w:r>
+        <w:rPr>
+          <w:rFonts w:ascii="Calibri" w:hAnsi="Calibri" w:eastAsia="Microsoft YaHei UI"/>
+          <w:b/>
+          <w:color w:val="2E74B5"/>
+          <w:sz w:val="32"/>
+        </w:rPr>
+        <w:t>6. 作品研究</w:t>
+      </w:r>
+    </w:p>
+    <w:p>
+      <w:pPr>
+        <w:pStyle w:val="Heading2"/>
+      </w:pPr>
+      <w:r>
+        <w:rPr>
+          <w:rFonts w:ascii="Calibri" w:hAnsi="Calibri" w:eastAsia="Microsoft YaHei UI"/>
+          <w:b/>
+          <w:color w:val="2E74B5"/>
+          <w:sz w:val="26"/>
+        </w:rPr>
+        <w:t>最短流程</w:t>
+      </w:r>
+    </w:p>
+    <w:p>
+      <w:pPr>
+        <w:spacing w:before="0" w:after="80" w:line="300" w:lineRule="auto"/>
+        <w:numPr>
+          <w:ilvl w:val="0"/>
+          <w:numId w:val="18"/>
+        </w:numPr>
+      </w:pPr>
+      <w:r>
+        <w:rPr>
+          <w:rFonts w:ascii="Calibri" w:hAnsi="Calibri" w:eastAsia="Microsoft YaHei UI"/>
+          <w:b w:val="0"/>
+          <w:sz w:val="22"/>
+        </w:rPr>
+        <w:t>在首页选择“作品研究”。</w:t>
+      </w:r>
+    </w:p>
+    <w:p>
+      <w:pPr>
+        <w:spacing w:before="0" w:after="80" w:line="300" w:lineRule="auto"/>
+        <w:numPr>
+          <w:ilvl w:val="0"/>
+          <w:numId w:val="18"/>
+        </w:numPr>
+      </w:pPr>
+      <w:r>
+        <w:rPr>
+          <w:rFonts w:ascii="Calibri" w:hAnsi="Calibri" w:eastAsia="Microsoft YaHei UI"/>
+          <w:b w:val="0"/>
+          <w:sz w:val="22"/>
+        </w:rPr>
+        <w:t>点击“新建作品研究”，选择目录并输入标题。</w:t>
+      </w:r>
+    </w:p>
+    <w:p>
+      <w:pPr>
+        <w:spacing w:before="0" w:after="80" w:line="300" w:lineRule="auto"/>
+        <w:numPr>
+          <w:ilvl w:val="0"/>
+          <w:numId w:val="18"/>
+        </w:numPr>
+      </w:pPr>
+      <w:r>
+        <w:rPr>
+          <w:rFonts w:ascii="Calibri" w:hAnsi="Calibri" w:eastAsia="Microsoft YaHei UI"/>
+          <w:b w:val="0"/>
+          <w:sz w:val="22"/>
+        </w:rPr>
+        <w:t>导入一张图片。</w:t>
+      </w:r>
+    </w:p>
+    <w:p>
+      <w:pPr>
+        <w:spacing w:before="0" w:after="80" w:line="300" w:lineRule="auto"/>
+        <w:numPr>
+          <w:ilvl w:val="0"/>
+          <w:numId w:val="18"/>
+        </w:numPr>
+      </w:pPr>
+      <w:r>
+        <w:rPr>
+          <w:rFonts w:ascii="Calibri" w:hAnsi="Calibri" w:eastAsia="Microsoft YaHei UI"/>
+          <w:b w:val="0"/>
+          <w:sz w:val="22"/>
+        </w:rPr>
+        <w:t>填写作品类型、本次想研究什么和已知背景。</w:t>
+      </w:r>
+    </w:p>
+    <w:p>
+      <w:pPr>
+        <w:spacing w:before="0" w:after="80" w:line="300" w:lineRule="auto"/>
+        <w:numPr>
+          <w:ilvl w:val="0"/>
+          <w:numId w:val="18"/>
+        </w:numPr>
+      </w:pPr>
+      <w:r>
+        <w:rPr>
+          <w:rFonts w:ascii="Calibri" w:hAnsi="Calibri" w:eastAsia="Microsoft YaHei UI"/>
+          <w:b w:val="0"/>
+          <w:sz w:val="22"/>
+        </w:rPr>
+        <w:t>在“本地证据”查看明度、色板、空间网格和注意力代理。</w:t>
+      </w:r>
+    </w:p>
+    <w:p>
+      <w:pPr>
+        <w:spacing w:before="0" w:after="80" w:line="300" w:lineRule="auto"/>
+        <w:numPr>
+          <w:ilvl w:val="0"/>
+          <w:numId w:val="18"/>
+        </w:numPr>
+      </w:pPr>
+      <w:r>
+        <w:rPr>
+          <w:rFonts w:ascii="Calibri" w:hAnsi="Calibri" w:eastAsia="Microsoft YaHei UI"/>
+          <w:b w:val="0"/>
+          <w:sz w:val="22"/>
+        </w:rPr>
+        <w:t>在“专家拆解”选择视觉 AI，查看发送清单后主动确认。</w:t>
+      </w:r>
+    </w:p>
+    <w:p>
+      <w:pPr>
+        <w:spacing w:before="0" w:after="80" w:line="300" w:lineRule="auto"/>
+        <w:numPr>
+          <w:ilvl w:val="0"/>
+          <w:numId w:val="18"/>
+        </w:numPr>
+      </w:pPr>
+      <w:r>
+        <w:rPr>
+          <w:rFonts w:ascii="Calibri" w:hAnsi="Calibri" w:eastAsia="Microsoft YaHei UI"/>
+          <w:b w:val="0"/>
+          <w:sz w:val="22"/>
+        </w:rPr>
+        <w:t>阅读十二维拆解和跨维度因果链。</w:t>
+      </w:r>
+    </w:p>
+    <w:p>
+      <w:pPr>
+        <w:spacing w:before="0" w:after="80" w:line="300" w:lineRule="auto"/>
+        <w:numPr>
+          <w:ilvl w:val="0"/>
+          <w:numId w:val="18"/>
+        </w:numPr>
+      </w:pPr>
+      <w:r>
+        <w:rPr>
+          <w:rFonts w:ascii="Calibri" w:hAnsi="Calibri" w:eastAsia="Microsoft YaHei UI"/>
+          <w:b w:val="0"/>
+          <w:sz w:val="22"/>
+        </w:rPr>
+        <w:t>在“学习笔记”写下自己的判断，保存。</w:t>
+      </w:r>
+    </w:p>
+    <w:p>
+      <w:pPr>
+        <w:spacing w:before="0" w:after="80" w:line="300" w:lineRule="auto"/>
+        <w:numPr>
+          <w:ilvl w:val="0"/>
+          <w:numId w:val="18"/>
+        </w:numPr>
+      </w:pPr>
+      <w:r>
+        <w:rPr>
+          <w:rFonts w:ascii="Calibri" w:hAnsi="Calibri" w:eastAsia="Microsoft YaHei UI"/>
+          <w:b w:val="0"/>
+          <w:sz w:val="22"/>
+        </w:rPr>
+        <w:t>需要继续规划制作资产时，点击“交给资产拆分”，选择新项目保存位置。</w:t>
+      </w:r>
+    </w:p>
+    <w:p>
+      <w:r>
+        <w:rPr>
+          <w:rFonts w:ascii="Calibri" w:hAnsi="Calibri" w:eastAsia="Microsoft YaHei UI"/>
+          <w:b w:val="0"/>
+          <w:sz w:val="22"/>
+        </w:rPr>
+        <w:t>交接会复制原图字节，并保存研究目标、笔记和有限的研究摘要快照。资产拆分中的 修改不会反向改写原作品研究；发送给 AI 时不会包含本地项目路径。</w:t>
+      </w:r>
+    </w:p>
+    <w:p>
+      <w:pPr>
+        <w:pStyle w:val="Heading2"/>
+      </w:pPr>
+      <w:r>
+        <w:rPr>
+          <w:rFonts w:ascii="Calibri" w:hAnsi="Calibri" w:eastAsia="Microsoft YaHei UI"/>
+          <w:b/>
+          <w:color w:val="2E74B5"/>
+          <w:sz w:val="26"/>
+        </w:rPr>
+        <w:t>本地观察</w:t>
       </w:r>
     </w:p>
     <w:p>
@@ -1147,7 +1633,7 @@
           <w:b w:val="0"/>
           <w:sz w:val="22"/>
         </w:rPr>
-        <w:t>用户补充／修订：用户确认后的内容，优先级最高。</w:t>
+        <w:t>支持原图、灰度、三阶/五阶明度、伪色、溢出警告、剪影、缩略图、明度模糊 和灯光明度代理图。</w:t>
       </w:r>
     </w:p>
     <w:p>
@@ -1164,7 +1650,7 @@
           <w:b w:val="0"/>
           <w:sz w:val="22"/>
         </w:rPr>
-        <w:t>AI 生成补全：不可见部分的概念假设，不是原画事实。</w:t>
+        <w:t>构图辅助包括三分法、黄金分割、对角线、中心、三角形和透视线。</w:t>
       </w:r>
     </w:p>
     <w:p>
@@ -1181,21 +1667,7 @@
           <w:b w:val="0"/>
           <w:sz w:val="22"/>
         </w:rPr>
-        <w:t>离线 Mock 只验证清单、保存、遮罩、生成和导出流程，不分析图片语义。</w:t>
-      </w:r>
-    </w:p>
-    <w:p>
-      <w:pPr>
-        <w:pStyle w:val="Heading2"/>
-      </w:pPr>
-      <w:r>
-        <w:rPr>
-          <w:rFonts w:ascii="Calibri" w:hAnsi="Calibri" w:eastAsia="Microsoft YaHei UI"/>
-          <w:b/>
-          <w:color w:val="2E74B5"/>
-          <w:sz w:val="26"/>
-        </w:rPr>
-        <w:t>多方案与多页展示板</w:t>
+        <w:t>点击 Oklab 色板颜色可查看来源区域；按 Esc 退出。</w:t>
       </w:r>
     </w:p>
     <w:p>
@@ -1212,7 +1684,21 @@
           <w:b w:val="0"/>
           <w:sz w:val="22"/>
         </w:rPr>
-        <w:t>同一项目可以保存多个拆分方案。资产、生成记录和展示板都绑定所属方案。</w:t>
+        <w:t>“注意力代理”只综合局部反差、边缘密度和彩度，不是眼动、显著性或好坏判断。</w:t>
+      </w:r>
+    </w:p>
+    <w:p>
+      <w:pPr>
+        <w:pStyle w:val="Heading2"/>
+      </w:pPr>
+      <w:r>
+        <w:rPr>
+          <w:rFonts w:ascii="Calibri" w:hAnsi="Calibri" w:eastAsia="Microsoft YaHei UI"/>
+          <w:b/>
+          <w:color w:val="2E74B5"/>
+          <w:sz w:val="26"/>
+        </w:rPr>
+        <w:t>AI 专家拆解</w:t>
       </w:r>
     </w:p>
     <w:p>
@@ -1229,7 +1715,7 @@
           <w:b w:val="0"/>
           <w:sz w:val="22"/>
         </w:rPr>
-        <w:t>展示板可按资产家族／复用组、层级、空间系统或类别分组。内容超过单页上限时自动分页，不会强行缩小到一张难以阅读的图。</w:t>
+        <w:t>十二个维度：构图、视觉层级、明度、色彩、光、空间、形状、边缘细节、材质、 环境叙事、风格技法和情绪。</w:t>
       </w:r>
     </w:p>
     <w:p>
@@ -1246,21 +1732,7 @@
           <w:b w:val="0"/>
           <w:sz w:val="22"/>
         </w:rPr>
-        <w:t>AI 生成的独立资产图和展示板仍是概念辅助，不等于生产模型、真实背面或确定结构。</w:t>
-      </w:r>
-    </w:p>
-    <w:p>
-      <w:pPr>
-        <w:pStyle w:val="Heading2"/>
-      </w:pPr>
-      <w:r>
-        <w:rPr>
-          <w:rFonts w:ascii="Calibri" w:hAnsi="Calibri" w:eastAsia="Microsoft YaHei UI"/>
-          <w:b/>
-          <w:color w:val="2E74B5"/>
-          <w:sz w:val="26"/>
-        </w:rPr>
-        <w:t>三种工作方式</w:t>
+        <w:t>每项包含观察、画面证据、测量证据、解释、观看效果、评价取舍、学习点和 不确定性。</w:t>
       </w:r>
     </w:p>
     <w:p>
@@ -1277,7 +1749,7 @@
           <w:b w:val="0"/>
           <w:sz w:val="22"/>
         </w:rPr>
-        <w:t>清单与校正：按当前方案生成结构化清单，再人工修改区域、分类、层级和复用关系。</w:t>
+        <w:t>另外显示跨维度因果链、具体场景内容、画面标注、可迁移规律和继续观察问题。</w:t>
       </w:r>
     </w:p>
     <w:p>
@@ -1294,7 +1766,7 @@
           <w:b w:val="0"/>
           <w:sz w:val="22"/>
         </w:rPr>
-        <w:t>自动资产板：按当前方案批量生成单项概念图和分页展示板；结果不写入人工校正清单。</w:t>
+        <w:t>所有面向用户的 AI 内容固定使用简体中文，内部评价状态也会转换为中文。</w:t>
       </w:r>
     </w:p>
     <w:p>
@@ -1311,7 +1783,7 @@
           <w:b w:val="0"/>
           <w:sz w:val="22"/>
         </w:rPr>
-        <w:t>生成提示语：把当前场景结构与逐类别拆分深度写入可复制的外部生图指令，可继续修订或手动编辑。</w:t>
+        <w:t>若首次返回英文或繁体中文，软件最多追加一次不含图片的中文规范化请求； 发送确认窗口会提示可能增加费用。</w:t>
       </w:r>
     </w:p>
     <w:p>
@@ -1328,7 +1800,7 @@
           <w:b w:val="0"/>
           <w:sz w:val="22"/>
         </w:rPr>
-        <w:t>工作区顶部固定显示当前拆分依据。三种方式共享方案，但输出独立保存。</w:t>
+        <w:t>若 Gemini 当前模型重试后仍返回 503 容量不足，软件会按发送清单改用同一 供应商的备用模型一次；完成状态会显示实际模型。</w:t>
       </w:r>
     </w:p>
     <w:p>
@@ -1345,21 +1817,7 @@
           <w:b w:val="0"/>
           <w:sz w:val="22"/>
         </w:rPr>
-        <w:t>方案修改后，旧自动资产板和旧提示语会标记为旧版依据；历史文件不会删除。</w:t>
-      </w:r>
-    </w:p>
-    <w:p>
-      <w:pPr>
-        <w:pStyle w:val="Heading2"/>
-      </w:pPr>
-      <w:r>
-        <w:rPr>
-          <w:rFonts w:ascii="Calibri" w:hAnsi="Calibri" w:eastAsia="Microsoft YaHei UI"/>
-          <w:b/>
-          <w:color w:val="2E74B5"/>
-          <w:sz w:val="26"/>
-        </w:rPr>
-        <w:t>右侧工作区与滚动</w:t>
+        <w:t>旧版英文结果不会被本地硬翻译或继续展示，重新审阅即可生成中文结果。</w:t>
       </w:r>
     </w:p>
     <w:p>
@@ -1376,7 +1834,59 @@
           <w:b w:val="0"/>
           <w:sz w:val="22"/>
         </w:rPr>
-        <w:t>右侧页面按当前任务分段排列，不要求在一个屏幕内显示全部内容。</w:t>
+        <w:t>离线 Mock 只验证流程，不分析图片语义，也不代表本地 AI 推理。</w:t>
+      </w:r>
+    </w:p>
+    <w:p>
+      <w:pPr>
+        <w:pStyle w:val="Heading2"/>
+      </w:pPr>
+      <w:r>
+        <w:rPr>
+          <w:rFonts w:ascii="Calibri" w:hAnsi="Calibri" w:eastAsia="Microsoft YaHei UI"/>
+          <w:b/>
+          <w:color w:val="2E74B5"/>
+          <w:sz w:val="26"/>
+        </w:rPr>
+        <w:t>保存内容</w:t>
+      </w:r>
+    </w:p>
+    <w:p>
+      <w:r>
+        <w:rPr>
+          <w:rFonts w:ascii="Calibri" w:hAnsi="Calibri" w:eastAsia="Microsoft YaHei UI"/>
+          <w:b w:val="0"/>
+          <w:sz w:val="22"/>
+        </w:rPr>
+        <w:t>.scenelens-study 目录保存原图副本、SHA-256、本地证据、AI 结果、研究目标、 已知背景、观察状态和个人笔记。原始图片不会被覆盖。</w:t>
+      </w:r>
+    </w:p>
+    <w:p>
+      <w:pPr>
+        <w:pStyle w:val="Heading1"/>
+      </w:pPr>
+      <w:r>
+        <w:rPr>
+          <w:rFonts w:ascii="Calibri" w:hAnsi="Calibri" w:eastAsia="Microsoft YaHei UI"/>
+          <w:b/>
+          <w:color w:val="2E74B5"/>
+          <w:sz w:val="32"/>
+        </w:rPr>
+        <w:t>7. 资产拆分工作台</w:t>
+      </w:r>
+    </w:p>
+    <w:p>
+      <w:pPr>
+        <w:pStyle w:val="Heading2"/>
+      </w:pPr>
+      <w:r>
+        <w:rPr>
+          <w:rFonts w:ascii="Calibri" w:hAnsi="Calibri" w:eastAsia="Microsoft YaHei UI"/>
+          <w:b/>
+          <w:color w:val="2E74B5"/>
+          <w:sz w:val="26"/>
+        </w:rPr>
+        <w:t>三种并列方式与共享拆分方案</w:t>
       </w:r>
     </w:p>
     <w:p>
@@ -1393,7 +1903,7 @@
           <w:b w:val="0"/>
           <w:sz w:val="22"/>
         </w:rPr>
-        <w:t>内容超过窗口高度时会显示纵向滚动条；鼠标放在右侧即可滚轮滚动。</w:t>
+        <w:t>“清单与校正”：先确认场景结构和拆分方案，再生成清单并人工校正。</w:t>
       </w:r>
     </w:p>
     <w:p>
@@ -1410,7 +1920,7 @@
           <w:b w:val="0"/>
           <w:sz w:val="22"/>
         </w:rPr>
-        <w:t>拆分依据、资产详情、生成与导出、自动资产板和生成提示语均支持纵向滚动。</w:t>
+        <w:t>“自动资产板”：按当前拆分方案生成候选资产并合成一页或多页展示板。</w:t>
       </w:r>
     </w:p>
     <w:p>
@@ -1427,21 +1937,7 @@
           <w:b w:val="0"/>
           <w:sz w:val="22"/>
         </w:rPr>
-        <w:t>中央原画画布独立显示，不会随右侧页面滚动。</w:t>
-      </w:r>
-    </w:p>
-    <w:p>
-      <w:pPr>
-        <w:pStyle w:val="Heading2"/>
-      </w:pPr>
-      <w:r>
-        <w:rPr>
-          <w:rFonts w:ascii="Calibri" w:hAnsi="Calibri" w:eastAsia="Microsoft YaHei UI"/>
-          <w:b/>
-          <w:color w:val="2E74B5"/>
-          <w:sz w:val="26"/>
-        </w:rPr>
-        <w:t>AI 清单结构修复</w:t>
+        <w:t>“生成提示语”：生成可复制给其他生图工具的提示语；可继续提交修订要求， 也可在软件中直接编辑。</w:t>
       </w:r>
     </w:p>
     <w:p>
@@ -1458,7 +1954,7 @@
           <w:b w:val="0"/>
           <w:sz w:val="22"/>
         </w:rPr>
-        <w:t>AI 偶尔会返回不存在的父资产 ID、重复 ID 或循环父级。新版会保留资产，只取消或修正无法成立的引用，不要求重新消耗一次 API 调用。</w:t>
+        <w:t>三种结果互不覆盖，但可保存在同一个资产项目中。</w:t>
       </w:r>
     </w:p>
     <w:p>
@@ -1475,7 +1971,7 @@
           <w:b w:val="0"/>
           <w:sz w:val="22"/>
         </w:rPr>
-        <w:t>修复发生时会显示中文摘要，并写入该次 AI 运行记录。</w:t>
+        <w:t>三种方式共用视觉分析供应商、模型和 API Key。前两种方式另外共用图片 供应商、图片模型和分辨率。</w:t>
       </w:r>
     </w:p>
     <w:p>
@@ -1492,181 +1988,7 @@
           <w:b w:val="0"/>
           <w:sz w:val="22"/>
         </w:rPr>
-        <w:t>GATalk 不会借此改写资产名称、分类、画面证据或制作建议。看到修复提示后，请在资产树中人工检查父子层级。</w:t>
-      </w:r>
-    </w:p>
-    <w:p>
-      <w:pPr>
-        <w:pStyle w:val="Heading1"/>
-      </w:pPr>
-      <w:r>
-        <w:rPr>
-          <w:rFonts w:ascii="Calibri" w:hAnsi="Calibri" w:eastAsia="Microsoft YaHei UI"/>
-          <w:b/>
-          <w:color w:val="2E74B5"/>
-          <w:sz w:val="32"/>
-        </w:rPr>
-        <w:t>5. 场景美术控制最短流程</w:t>
-      </w:r>
-    </w:p>
-    <w:p>
-      <w:pPr>
-        <w:spacing w:before="0" w:after="80" w:line="300" w:lineRule="auto"/>
-        <w:numPr>
-          <w:ilvl w:val="0"/>
-          <w:numId w:val="15"/>
-        </w:numPr>
-      </w:pPr>
-      <w:r>
-        <w:rPr>
-          <w:rFonts w:ascii="Calibri" w:hAnsi="Calibri" w:eastAsia="Microsoft YaHei UI"/>
-          <w:b w:val="0"/>
-          <w:sz w:val="22"/>
-        </w:rPr>
-        <w:t>点击“新建项目”，选择保存位置并命名。</w:t>
-      </w:r>
-    </w:p>
-    <w:p>
-      <w:pPr>
-        <w:spacing w:before="0" w:after="80" w:line="300" w:lineRule="auto"/>
-        <w:numPr>
-          <w:ilvl w:val="0"/>
-          <w:numId w:val="15"/>
-        </w:numPr>
-      </w:pPr>
-      <w:r>
-        <w:rPr>
-          <w:rFonts w:ascii="Calibri" w:hAnsi="Calibri" w:eastAsia="Microsoft YaHei UI"/>
-          <w:b w:val="0"/>
-          <w:sz w:val="22"/>
-        </w:rPr>
-        <w:t>在左侧打开“制作意图”，填写目标风格、时间、天气、情绪、焦点和限制。</w:t>
-      </w:r>
-    </w:p>
-    <w:p>
-      <w:pPr>
-        <w:spacing w:before="0" w:after="80" w:line="300" w:lineRule="auto"/>
-        <w:numPr>
-          <w:ilvl w:val="0"/>
-          <w:numId w:val="15"/>
-        </w:numPr>
-      </w:pPr>
-      <w:r>
-        <w:rPr>
-          <w:rFonts w:ascii="Calibri" w:hAnsi="Calibri" w:eastAsia="Microsoft YaHei UI"/>
-          <w:b w:val="0"/>
-          <w:sz w:val="22"/>
-        </w:rPr>
-        <w:t>新建 Shot，例如“村口固定机位”。</w:t>
-      </w:r>
-    </w:p>
-    <w:p>
-      <w:pPr>
-        <w:spacing w:before="0" w:after="80" w:line="300" w:lineRule="auto"/>
-        <w:numPr>
-          <w:ilvl w:val="0"/>
-          <w:numId w:val="15"/>
-        </w:numPr>
-      </w:pPr>
-      <w:r>
-        <w:rPr>
-          <w:rFonts w:ascii="Calibri" w:hAnsi="Calibri" w:eastAsia="Microsoft YaHei UI"/>
-          <w:b w:val="0"/>
-          <w:sz w:val="22"/>
-        </w:rPr>
-        <w:t>导入参考图，再导入当前 UE 截图。后续截图会成为同 Shot 的新 Version。</w:t>
-      </w:r>
-    </w:p>
-    <w:p>
-      <w:pPr>
-        <w:spacing w:before="0" w:after="80" w:line="300" w:lineRule="auto"/>
-        <w:numPr>
-          <w:ilvl w:val="0"/>
-          <w:numId w:val="15"/>
-        </w:numPr>
-      </w:pPr>
-      <w:r>
-        <w:rPr>
-          <w:rFonts w:ascii="Calibri" w:hAnsi="Calibri" w:eastAsia="Microsoft YaHei UI"/>
-          <w:b w:val="0"/>
-          <w:sz w:val="22"/>
-        </w:rPr>
-        <w:t>查看全图测量、共享色板和三阶明度差异。</w:t>
-      </w:r>
-    </w:p>
-    <w:p>
-      <w:pPr>
-        <w:spacing w:before="0" w:after="80" w:line="300" w:lineRule="auto"/>
-        <w:numPr>
-          <w:ilvl w:val="0"/>
-          <w:numId w:val="15"/>
-        </w:numPr>
-      </w:pPr>
-      <w:r>
-        <w:rPr>
-          <w:rFonts w:ascii="Calibri" w:hAnsi="Calibri" w:eastAsia="Microsoft YaHei UI"/>
-          <w:b w:val="0"/>
-          <w:sz w:val="22"/>
-        </w:rPr>
-        <w:t>需要局部比较时，在“对比分析”中创建并配对矩形区域。</w:t>
-      </w:r>
-    </w:p>
-    <w:p>
-      <w:pPr>
-        <w:spacing w:before="0" w:after="80" w:line="300" w:lineRule="auto"/>
-        <w:numPr>
-          <w:ilvl w:val="0"/>
-          <w:numId w:val="15"/>
-        </w:numPr>
-      </w:pPr>
-      <w:r>
-        <w:rPr>
-          <w:rFonts w:ascii="Calibri" w:hAnsi="Calibri" w:eastAsia="Microsoft YaHei UI"/>
-          <w:b w:val="0"/>
-          <w:sz w:val="22"/>
-        </w:rPr>
-        <w:t>将确认的问题转为修改任务。</w:t>
-      </w:r>
-    </w:p>
-    <w:p>
-      <w:pPr>
-        <w:spacing w:before="0" w:after="80" w:line="300" w:lineRule="auto"/>
-        <w:numPr>
-          <w:ilvl w:val="0"/>
-          <w:numId w:val="15"/>
-        </w:numPr>
-      </w:pPr>
-      <w:r>
-        <w:rPr>
-          <w:rFonts w:ascii="Calibri" w:hAnsi="Calibri" w:eastAsia="Microsoft YaHei UI"/>
-          <w:b w:val="0"/>
-          <w:sz w:val="22"/>
-        </w:rPr>
-        <w:t>完成 UE 修改后导入新 Version，再进行复查。</w:t>
-      </w:r>
-    </w:p>
-    <w:p>
-      <w:r>
-        <w:rPr>
-          <w:rFonts w:ascii="Calibri" w:hAnsi="Calibri" w:eastAsia="Microsoft YaHei UI"/>
-          <w:b w:val="0"/>
-          <w:sz w:val="22"/>
-        </w:rPr>
-        <w:t>项目会自动保存。Ctrl+S 可立即保存。</w:t>
-      </w:r>
-    </w:p>
-    <w:p>
-      <w:pPr>
-        <w:pStyle w:val="Heading1"/>
-      </w:pPr>
-      <w:r>
-        <w:rPr>
-          <w:rFonts w:ascii="Calibri" w:hAnsi="Calibri" w:eastAsia="Microsoft YaHei UI"/>
-          <w:b/>
-          <w:color w:val="2E74B5"/>
-          <w:sz w:val="32"/>
-        </w:rPr>
-        <w:t>6. 场景图片查看与基础分析</w:t>
+        <w:t>清单模型负责识别和输出结构化资产；Nano Banana、万相、GPT Image 和 Grok Imagine 等图片模型只负责概念图与展示图生成。</w:t>
       </w:r>
     </w:p>
     <w:p>
@@ -1683,7 +2005,433 @@
           <w:b w:val="0"/>
           <w:sz w:val="22"/>
         </w:rPr>
-        <w:t>滚轮缩放；左键拖动平移；双击画布恢复适配。</w:t>
+        <w:t>工作区顶部持续显示“当前拆分依据”。三种方式共用当前方案，但各自输出独立 保存。修改拆分深度后，旧自动资产板和旧提示语会标记“旧版依据”，不会删除。</w:t>
+      </w:r>
+    </w:p>
+    <w:p>
+      <w:pPr>
+        <w:pStyle w:val="Heading2"/>
+      </w:pPr>
+      <w:r>
+        <w:rPr>
+          <w:rFonts w:ascii="Calibri" w:hAnsi="Calibri" w:eastAsia="Microsoft YaHei UI"/>
+          <w:b/>
+          <w:color w:val="2E74B5"/>
+          <w:sz w:val="26"/>
+        </w:rPr>
+        <w:t>场景理解与拆分程度</w:t>
+      </w:r>
+    </w:p>
+    <w:p>
+      <w:pPr>
+        <w:spacing w:before="0" w:after="80" w:line="300" w:lineRule="auto"/>
+        <w:numPr>
+          <w:ilvl w:val="0"/>
+          <w:numId w:val="19"/>
+        </w:numPr>
+      </w:pPr>
+      <w:r>
+        <w:rPr>
+          <w:rFonts w:ascii="Calibri" w:hAnsi="Calibri" w:eastAsia="Microsoft YaHei UI"/>
+          <w:b w:val="0"/>
+          <w:sz w:val="22"/>
+        </w:rPr>
+        <w:t>导入主原画后，打开“清单与校正 → 拆分依据”。</w:t>
+      </w:r>
+    </w:p>
+    <w:p>
+      <w:pPr>
+        <w:spacing w:before="0" w:after="80" w:line="300" w:lineRule="auto"/>
+        <w:numPr>
+          <w:ilvl w:val="0"/>
+          <w:numId w:val="19"/>
+        </w:numPr>
+      </w:pPr>
+      <w:r>
+        <w:rPr>
+          <w:rFonts w:ascii="Calibri" w:hAnsi="Calibri" w:eastAsia="Microsoft YaHei UI"/>
+          <w:b w:val="0"/>
+          <w:sz w:val="22"/>
+        </w:rPr>
+        <w:t>可先选择“检查发送内容并分析场景结构”，也可直接从预设新建。</w:t>
+      </w:r>
+    </w:p>
+    <w:p>
+      <w:pPr>
+        <w:spacing w:before="0" w:after="80" w:line="300" w:lineRule="auto"/>
+        <w:numPr>
+          <w:ilvl w:val="0"/>
+          <w:numId w:val="19"/>
+        </w:numPr>
+      </w:pPr>
+      <w:r>
+        <w:rPr>
+          <w:rFonts w:ascii="Calibri" w:hAnsi="Calibri" w:eastAsia="Microsoft YaHei UI"/>
+          <w:b w:val="0"/>
+          <w:sz w:val="22"/>
+        </w:rPr>
+        <w:t>检查场景原型、空间结构、生产系统、资产族和不确定性。</w:t>
+      </w:r>
+    </w:p>
+    <w:p>
+      <w:pPr>
+        <w:spacing w:before="0" w:after="80" w:line="300" w:lineRule="auto"/>
+        <w:numPr>
+          <w:ilvl w:val="0"/>
+          <w:numId w:val="19"/>
+        </w:numPr>
+      </w:pPr>
+      <w:r>
+        <w:rPr>
+          <w:rFonts w:ascii="Calibri" w:hAnsi="Calibri" w:eastAsia="Microsoft YaHei UI"/>
+          <w:b w:val="0"/>
+          <w:sz w:val="22"/>
+        </w:rPr>
+        <w:t>选择“关卡空间与整体”“完整建筑与装配体”“可复用生产套件”“细节组件” 或“自定义混合层级”。</w:t>
+      </w:r>
+    </w:p>
+    <w:p>
+      <w:pPr>
+        <w:spacing w:before="0" w:after="80" w:line="300" w:lineRule="auto"/>
+        <w:numPr>
+          <w:ilvl w:val="0"/>
+          <w:numId w:val="19"/>
+        </w:numPr>
+      </w:pPr>
+      <w:r>
+        <w:rPr>
+          <w:rFonts w:ascii="Calibri" w:hAnsi="Calibri" w:eastAsia="Microsoft YaHei UI"/>
+          <w:b w:val="0"/>
+          <w:sz w:val="22"/>
+        </w:rPr>
+        <w:t>分别调整建筑、道具、植被、地形、材质等类别的 0–4 级深度。</w:t>
+      </w:r>
+    </w:p>
+    <w:p>
+      <w:pPr>
+        <w:spacing w:before="0" w:after="80" w:line="300" w:lineRule="auto"/>
+        <w:numPr>
+          <w:ilvl w:val="0"/>
+          <w:numId w:val="19"/>
+        </w:numPr>
+      </w:pPr>
+      <w:r>
+        <w:rPr>
+          <w:rFonts w:ascii="Calibri" w:hAnsi="Calibri" w:eastAsia="Microsoft YaHei UI"/>
+          <w:b w:val="0"/>
+          <w:sz w:val="22"/>
+        </w:rPr>
+        <w:t>填写人工约束，点击“保存方案”。</w:t>
+      </w:r>
+    </w:p>
+    <w:p>
+      <w:pPr>
+        <w:spacing w:before="0" w:after="80" w:line="300" w:lineRule="auto"/>
+        <w:numPr>
+          <w:ilvl w:val="0"/>
+          <w:numId w:val="19"/>
+        </w:numPr>
+      </w:pPr>
+      <w:r>
+        <w:rPr>
+          <w:rFonts w:ascii="Calibri" w:hAnsi="Calibri" w:eastAsia="Microsoft YaHei UI"/>
+          <w:b w:val="0"/>
+          <w:sz w:val="22"/>
+        </w:rPr>
+        <w:t>进入“资产清单”，按当前方案生成清单。</w:t>
+      </w:r>
+    </w:p>
+    <w:p>
+      <w:r>
+        <w:rPr>
+          <w:rFonts w:ascii="Calibri" w:hAnsi="Calibri" w:eastAsia="Microsoft YaHei UI"/>
+          <w:b w:val="0"/>
+          <w:sz w:val="22"/>
+        </w:rPr>
+        <w:t>深度 1 只保留场景区域或完整对象；2 拆到完整建筑、桥梁、岩组或群落；3 拆到 可复用生产套件；4 才继续拆门窗、框架、檐口、栏杆、装饰和控制变体。不同方案 的资产互不覆盖，可在同一项目中切换。自然环境会按地形、岩组、物种、变体、 群落和地被理解，不照搬建筑拆法。</w:t>
+      </w:r>
+    </w:p>
+    <w:p>
+      <w:pPr>
+        <w:pStyle w:val="Heading2"/>
+      </w:pPr>
+      <w:r>
+        <w:rPr>
+          <w:rFonts w:ascii="Calibri" w:hAnsi="Calibri" w:eastAsia="Microsoft YaHei UI"/>
+          <w:b/>
+          <w:color w:val="2E74B5"/>
+          <w:sz w:val="26"/>
+        </w:rPr>
+        <w:t>资产拆分提示语</w:t>
+      </w:r>
+    </w:p>
+    <w:p>
+      <w:pPr>
+        <w:spacing w:before="0" w:after="80" w:line="300" w:lineRule="auto"/>
+        <w:numPr>
+          <w:ilvl w:val="0"/>
+          <w:numId w:val="20"/>
+        </w:numPr>
+      </w:pPr>
+      <w:r>
+        <w:rPr>
+          <w:rFonts w:ascii="Calibri" w:hAnsi="Calibri" w:eastAsia="Microsoft YaHei UI"/>
+          <w:b w:val="0"/>
+          <w:sz w:val="22"/>
+        </w:rPr>
+        <w:t>导入主原画，可选补充参考，打开“生成提示语”。</w:t>
+      </w:r>
+    </w:p>
+    <w:p>
+      <w:pPr>
+        <w:spacing w:before="0" w:after="80" w:line="300" w:lineRule="auto"/>
+        <w:numPr>
+          <w:ilvl w:val="0"/>
+          <w:numId w:val="20"/>
+        </w:numPr>
+      </w:pPr>
+      <w:r>
+        <w:rPr>
+          <w:rFonts w:ascii="Calibri" w:hAnsi="Calibri" w:eastAsia="Microsoft YaHei UI"/>
+          <w:b w:val="0"/>
+          <w:sz w:val="22"/>
+        </w:rPr>
+        <w:t>在“1 生成设置”选择供应商、模型和目标外部生图工具。</w:t>
+      </w:r>
+    </w:p>
+    <w:p>
+      <w:pPr>
+        <w:spacing w:before="0" w:after="80" w:line="300" w:lineRule="auto"/>
+        <w:numPr>
+          <w:ilvl w:val="0"/>
+          <w:numId w:val="20"/>
+        </w:numPr>
+      </w:pPr>
+      <w:r>
+        <w:rPr>
+          <w:rFonts w:ascii="Calibri" w:hAnsi="Calibri" w:eastAsia="Microsoft YaHei UI"/>
+          <w:b w:val="0"/>
+          <w:sz w:val="22"/>
+        </w:rPr>
+        <w:t>点击“检查发送内容并生成初稿”，核对后确认。</w:t>
+      </w:r>
+    </w:p>
+    <w:p>
+      <w:pPr>
+        <w:spacing w:before="0" w:after="80" w:line="300" w:lineRule="auto"/>
+        <w:numPr>
+          <w:ilvl w:val="0"/>
+          <w:numId w:val="20"/>
+        </w:numPr>
+      </w:pPr>
+      <w:r>
+        <w:rPr>
+          <w:rFonts w:ascii="Calibri" w:hAnsi="Calibri" w:eastAsia="Microsoft YaHei UI"/>
+          <w:b w:val="0"/>
+          <w:sz w:val="22"/>
+        </w:rPr>
+        <w:t>向下滚动到“2 当前提示语”，检查中文、英文、负面提示和硬约束。</w:t>
+      </w:r>
+    </w:p>
+    <w:p>
+      <w:pPr>
+        <w:spacing w:before="0" w:after="80" w:line="300" w:lineRule="auto"/>
+        <w:numPr>
+          <w:ilvl w:val="0"/>
+          <w:numId w:val="20"/>
+        </w:numPr>
+      </w:pPr>
+      <w:r>
+        <w:rPr>
+          <w:rFonts w:ascii="Calibri" w:hAnsi="Calibri" w:eastAsia="Microsoft YaHei UI"/>
+          <w:b w:val="0"/>
+          <w:sz w:val="22"/>
+        </w:rPr>
+        <w:t>在“3 继续修订”填写要求；默认只发送文字。</w:t>
+      </w:r>
+    </w:p>
+    <w:p>
+      <w:pPr>
+        <w:spacing w:before="0" w:after="80" w:line="300" w:lineRule="auto"/>
+        <w:numPr>
+          <w:ilvl w:val="0"/>
+          <w:numId w:val="20"/>
+        </w:numPr>
+      </w:pPr>
+      <w:r>
+        <w:rPr>
+          <w:rFonts w:ascii="Calibri" w:hAnsi="Calibri" w:eastAsia="Microsoft YaHei UI"/>
+          <w:b w:val="0"/>
+          <w:sz w:val="22"/>
+        </w:rPr>
+        <w:t>需要 AI 重新观察原画时，勾选“本次迭代重新附带原画”。</w:t>
+      </w:r>
+    </w:p>
+    <w:p>
+      <w:pPr>
+        <w:spacing w:before="0" w:after="80" w:line="300" w:lineRule="auto"/>
+        <w:numPr>
+          <w:ilvl w:val="0"/>
+          <w:numId w:val="20"/>
+        </w:numPr>
+      </w:pPr>
+      <w:r>
+        <w:rPr>
+          <w:rFonts w:ascii="Calibri" w:hAnsi="Calibri" w:eastAsia="Microsoft YaHei UI"/>
+          <w:b w:val="0"/>
+          <w:sz w:val="22"/>
+        </w:rPr>
+        <w:t>可直接改文字并点击“保存手动修改”；每次保存都会新增历史版本。</w:t>
+      </w:r>
+    </w:p>
+    <w:p>
+      <w:pPr>
+        <w:spacing w:before="0" w:after="80" w:line="300" w:lineRule="auto"/>
+        <w:numPr>
+          <w:ilvl w:val="0"/>
+          <w:numId w:val="20"/>
+        </w:numPr>
+      </w:pPr>
+      <w:r>
+        <w:rPr>
+          <w:rFonts w:ascii="Calibri" w:hAnsi="Calibri" w:eastAsia="Microsoft YaHei UI"/>
+          <w:b w:val="0"/>
+          <w:sz w:val="22"/>
+        </w:rPr>
+        <w:t>点击“复制中文”“复制英文”或“复制完整提示语”，粘贴到外部生图工具。</w:t>
+      </w:r>
+    </w:p>
+    <w:p>
+      <w:r>
+        <w:rPr>
+          <w:rFonts w:ascii="Calibri" w:hAnsi="Calibri" w:eastAsia="Microsoft YaHei UI"/>
+          <w:b w:val="0"/>
+          <w:sz w:val="22"/>
+        </w:rPr>
+        <w:t>初稿和每次协商各消耗一次所选视觉模型调用；复制、手动编辑和保存不调用 API。 “离线 Mock”只验证流程，不会理解原画。项目重开后会恢复会话和所有版本。</w:t>
+      </w:r>
+    </w:p>
+    <w:p>
+      <w:pPr>
+        <w:pStyle w:val="Heading2"/>
+      </w:pPr>
+      <w:r>
+        <w:rPr>
+          <w:rFonts w:ascii="Calibri" w:hAnsi="Calibri" w:eastAsia="Microsoft YaHei UI"/>
+          <w:b/>
+          <w:color w:val="2E74B5"/>
+          <w:sz w:val="26"/>
+        </w:rPr>
+        <w:t>资产生产规格与交接</w:t>
+      </w:r>
+    </w:p>
+    <w:p>
+      <w:pPr>
+        <w:spacing w:before="0" w:after="80" w:line="300" w:lineRule="auto"/>
+        <w:numPr>
+          <w:ilvl w:val="0"/>
+          <w:numId w:val="21"/>
+        </w:numPr>
+      </w:pPr>
+      <w:r>
+        <w:rPr>
+          <w:rFonts w:ascii="Calibri" w:hAnsi="Calibri" w:eastAsia="Microsoft YaHei UI"/>
+          <w:b w:val="0"/>
+          <w:sz w:val="22"/>
+        </w:rPr>
+        <w:t>完成一套资产清单后打开“生产交接”页。</w:t>
+      </w:r>
+    </w:p>
+    <w:p>
+      <w:pPr>
+        <w:spacing w:before="0" w:after="80" w:line="300" w:lineRule="auto"/>
+        <w:numPr>
+          <w:ilvl w:val="0"/>
+          <w:numId w:val="21"/>
+        </w:numPr>
+      </w:pPr>
+      <w:r>
+        <w:rPr>
+          <w:rFonts w:ascii="Calibri" w:hAnsi="Calibri" w:eastAsia="Microsoft YaHei UI"/>
+          <w:b w:val="0"/>
+          <w:sz w:val="22"/>
+        </w:rPr>
+        <w:t>点击“同步生产规格”，为当前方案建立规格记录。</w:t>
+      </w:r>
+    </w:p>
+    <w:p>
+      <w:pPr>
+        <w:spacing w:before="0" w:after="80" w:line="300" w:lineRule="auto"/>
+        <w:numPr>
+          <w:ilvl w:val="0"/>
+          <w:numId w:val="21"/>
+        </w:numPr>
+      </w:pPr>
+      <w:r>
+        <w:rPr>
+          <w:rFonts w:ascii="Calibri" w:hAnsi="Calibri" w:eastAsia="Microsoft YaHei UI"/>
+          <w:b w:val="0"/>
+          <w:sz w:val="22"/>
+        </w:rPr>
+        <w:t>逐项核对资产编码、目标尺寸说明、枢轴、几何策略、材质槽、贴图组、LOD、 碰撞、Nanite、UE 目录、依赖和交付物。</w:t>
+      </w:r>
+    </w:p>
+    <w:p>
+      <w:pPr>
+        <w:spacing w:before="0" w:after="80" w:line="300" w:lineRule="auto"/>
+        <w:numPr>
+          <w:ilvl w:val="0"/>
+          <w:numId w:val="21"/>
+        </w:numPr>
+      </w:pPr>
+      <w:r>
+        <w:rPr>
+          <w:rFonts w:ascii="Calibri" w:hAnsi="Calibri" w:eastAsia="Microsoft YaHei UI"/>
+          <w:b w:val="0"/>
+          <w:sz w:val="22"/>
+        </w:rPr>
+        <w:t>保存修改。重复编码、缺失依赖或循环依赖必须先修正。</w:t>
+      </w:r>
+    </w:p>
+    <w:p>
+      <w:pPr>
+        <w:spacing w:before="0" w:after="80" w:line="300" w:lineRule="auto"/>
+        <w:numPr>
+          <w:ilvl w:val="0"/>
+          <w:numId w:val="21"/>
+        </w:numPr>
+      </w:pPr>
+      <w:r>
+        <w:rPr>
+          <w:rFonts w:ascii="Calibri" w:hAnsi="Calibri" w:eastAsia="Microsoft YaHei UI"/>
+          <w:b w:val="0"/>
+          <w:sz w:val="22"/>
+        </w:rPr>
+        <w:t>导出 JSON 或 CSV，交给建模、材质或项目管理流程。</w:t>
+      </w:r>
+    </w:p>
+    <w:p>
+      <w:r>
+        <w:rPr>
+          <w:rFonts w:ascii="Calibri" w:hAnsi="Calibri" w:eastAsia="Microsoft YaHei UI"/>
+          <w:b w:val="0"/>
+          <w:sz w:val="22"/>
+        </w:rPr>
+        <w:t>自动建立的规格只是规划起点，尤其不代表 AI 已从单张原画确认真实尺寸、不可见 结构、枢轴或 UE 路径。GATalk 不会直接写入 UE 工程。</w:t>
+      </w:r>
+    </w:p>
+    <w:p>
+      <w:pPr>
+        <w:pStyle w:val="Heading2"/>
+      </w:pPr>
+      <w:r>
+        <w:rPr>
+          <w:rFonts w:ascii="Calibri" w:hAnsi="Calibri" w:eastAsia="Microsoft YaHei UI"/>
+          <w:b/>
+          <w:color w:val="2E74B5"/>
+          <w:sz w:val="26"/>
+        </w:rPr>
+        <w:t>右侧工作区与滚动</w:t>
       </w:r>
     </w:p>
     <w:p>
@@ -1700,7 +2448,7 @@
           <w:b w:val="0"/>
           <w:sz w:val="22"/>
         </w:rPr>
-        <w:t>开启“同步视图”可同步左右缩放和平移。</w:t>
+        <w:t>右侧页面按当前任务分段排列，不要求在一个屏幕内显示全部内容。</w:t>
       </w:r>
     </w:p>
     <w:p>
@@ -1717,7 +2465,7 @@
           <w:b w:val="0"/>
           <w:sz w:val="22"/>
         </w:rPr>
-        <w:t>选择“A/B 单图”后按 Space 切换参考图和当前截图。</w:t>
+        <w:t>内容超过窗口高度时，右侧会显示纵向滚动条；鼠标放在右侧后可直接滚轮滚动。</w:t>
       </w:r>
     </w:p>
     <w:p>
@@ -1734,7 +2482,7 @@
           <w:b w:val="0"/>
           <w:sz w:val="22"/>
         </w:rPr>
-        <w:t>按 Esc 退出颜色遮罩、灯光标注、区域模式或优化预览。</w:t>
+        <w:t>“拆分依据”“资产详情”“生成与导出”“自动资产板”和“生成提示语”均支持纵向滚动。</w:t>
       </w:r>
     </w:p>
     <w:p>
@@ -1751,7 +2499,147 @@
           <w:b w:val="0"/>
           <w:sz w:val="22"/>
         </w:rPr>
-        <w:t>构图辅助提供三分法、黄金分割、对角线、中心、三角形、单点透视和两点透视；只用于人工观察。</w:t>
+        <w:t>中央原画画布保持独立，不会随右侧页面滚动。</w:t>
+      </w:r>
+    </w:p>
+    <w:p>
+      <w:pPr>
+        <w:pStyle w:val="Heading2"/>
+      </w:pPr>
+      <w:r>
+        <w:rPr>
+          <w:rFonts w:ascii="Calibri" w:hAnsi="Calibri" w:eastAsia="Microsoft YaHei UI"/>
+          <w:b/>
+          <w:color w:val="2E74B5"/>
+          <w:sz w:val="26"/>
+        </w:rPr>
+        <w:t>全自动资产板</w:t>
+      </w:r>
+    </w:p>
+    <w:p>
+      <w:pPr>
+        <w:spacing w:before="0" w:after="80" w:line="300" w:lineRule="auto"/>
+        <w:numPr>
+          <w:ilvl w:val="0"/>
+          <w:numId w:val="22"/>
+        </w:numPr>
+      </w:pPr>
+      <w:r>
+        <w:rPr>
+          <w:rFonts w:ascii="Calibri" w:hAnsi="Calibri" w:eastAsia="Microsoft YaHei UI"/>
+          <w:b w:val="0"/>
+          <w:sz w:val="22"/>
+        </w:rPr>
+        <w:t>新建或打开资产项目，导入主原画；补充参考可不填。</w:t>
+      </w:r>
+    </w:p>
+    <w:p>
+      <w:pPr>
+        <w:spacing w:before="0" w:after="80" w:line="300" w:lineRule="auto"/>
+        <w:numPr>
+          <w:ilvl w:val="0"/>
+          <w:numId w:val="22"/>
+        </w:numPr>
+      </w:pPr>
+      <w:r>
+        <w:rPr>
+          <w:rFonts w:ascii="Calibri" w:hAnsi="Calibri" w:eastAsia="Microsoft YaHei UI"/>
+          <w:b w:val="0"/>
+          <w:sz w:val="22"/>
+        </w:rPr>
+        <w:t>打开右侧“自动资产板”。</w:t>
+      </w:r>
+    </w:p>
+    <w:p>
+      <w:pPr>
+        <w:spacing w:before="0" w:after="80" w:line="300" w:lineRule="auto"/>
+        <w:numPr>
+          <w:ilvl w:val="0"/>
+          <w:numId w:val="22"/>
+        </w:numPr>
+      </w:pPr>
+      <w:r>
+        <w:rPr>
+          <w:rFonts w:ascii="Calibri" w:hAnsi="Calibri" w:eastAsia="Microsoft YaHei UI"/>
+          <w:b w:val="0"/>
+          <w:sz w:val="22"/>
+        </w:rPr>
+        <w:t>选择清单供应商、图片供应商、模型、分辨率和资产数量上限。</w:t>
+      </w:r>
+    </w:p>
+    <w:p>
+      <w:pPr>
+        <w:spacing w:before="0" w:after="80" w:line="300" w:lineRule="auto"/>
+        <w:numPr>
+          <w:ilvl w:val="0"/>
+          <w:numId w:val="22"/>
+        </w:numPr>
+      </w:pPr>
+      <w:r>
+        <w:rPr>
+          <w:rFonts w:ascii="Calibri" w:hAnsi="Calibri" w:eastAsia="Microsoft YaHei UI"/>
+          <w:b w:val="0"/>
+          <w:sz w:val="22"/>
+        </w:rPr>
+        <w:t>点击“检查发送内容并生成资产板”。</w:t>
+      </w:r>
+    </w:p>
+    <w:p>
+      <w:pPr>
+        <w:spacing w:before="0" w:after="80" w:line="300" w:lineRule="auto"/>
+        <w:numPr>
+          <w:ilvl w:val="0"/>
+          <w:numId w:val="22"/>
+        </w:numPr>
+      </w:pPr>
+      <w:r>
+        <w:rPr>
+          <w:rFonts w:ascii="Calibri" w:hAnsi="Calibri" w:eastAsia="Microsoft YaHei UI"/>
+          <w:b w:val="0"/>
+          <w:sz w:val="22"/>
+        </w:rPr>
+        <w:t>核对图片、模型和最大调用次数后确认。</w:t>
+      </w:r>
+    </w:p>
+    <w:p>
+      <w:pPr>
+        <w:spacing w:before="0" w:after="80" w:line="300" w:lineRule="auto"/>
+        <w:numPr>
+          <w:ilvl w:val="0"/>
+          <w:numId w:val="22"/>
+        </w:numPr>
+      </w:pPr>
+      <w:r>
+        <w:rPr>
+          <w:rFonts w:ascii="Calibri" w:hAnsi="Calibri" w:eastAsia="Microsoft YaHei UI"/>
+          <w:b w:val="0"/>
+          <w:sz w:val="22"/>
+        </w:rPr>
+        <w:t>完成后查看首张资产板；点击“导出当前运行”保存全部分页图片与 JSON。</w:t>
+      </w:r>
+    </w:p>
+    <w:p>
+      <w:r>
+        <w:rPr>
+          <w:rFonts w:ascii="Calibri" w:hAnsi="Calibri" w:eastAsia="Microsoft YaHei UI"/>
+          <w:b w:val="0"/>
+          <w:sz w:val="22"/>
+        </w:rPr>
+        <w:t>自动资产板可能产生多次付费调用。遇到供应商级故障时，软件会停止后续资产，避免重复无效请求。</w:t>
+      </w:r>
+    </w:p>
+    <w:p>
+      <w:pPr>
+        <w:pStyle w:val="Heading2"/>
+      </w:pPr>
+      <w:r>
+        <w:rPr>
+          <w:rFonts w:ascii="Calibri" w:hAnsi="Calibri" w:eastAsia="Microsoft YaHei UI"/>
+          <w:b/>
+          <w:color w:val="2E74B5"/>
+          <w:sz w:val="26"/>
+        </w:rPr>
+        <w:t>Gemini 图片模型</w:t>
       </w:r>
     </w:p>
     <w:p>
@@ -1768,185 +2656,7 @@
           <w:b w:val="0"/>
           <w:sz w:val="22"/>
         </w:rPr>
-        <w:t>显示模式包括原图、灰度、三阶/五阶明度、曝光伪色、溢出警告、剪影、缩略图观察、明度模糊和灯光明度代理图。</w:t>
-      </w:r>
-    </w:p>
-    <w:p>
-      <w:r>
-        <w:rPr>
-          <w:rFonts w:ascii="Calibri" w:hAnsi="Calibri" w:eastAsia="Microsoft YaHei UI"/>
-          <w:b w:val="0"/>
-          <w:sz w:val="22"/>
-        </w:rPr>
-        <w:t>灯光明度代理图不是真正灰模，不能剥离材质和纹理。</w:t>
-      </w:r>
-    </w:p>
-    <w:p>
-      <w:pPr>
-        <w:pStyle w:val="Heading1"/>
-      </w:pPr>
-      <w:r>
-        <w:rPr>
-          <w:rFonts w:ascii="Calibri" w:hAnsi="Calibri" w:eastAsia="Microsoft YaHei UI"/>
-          <w:b/>
-          <w:color w:val="2E74B5"/>
-          <w:sz w:val="32"/>
-        </w:rPr>
-        <w:t>7. 对比分析</w:t>
-      </w:r>
-    </w:p>
-    <w:p>
-      <w:pPr>
-        <w:pStyle w:val="Heading2"/>
-      </w:pPr>
-      <w:r>
-        <w:rPr>
-          <w:rFonts w:ascii="Calibri" w:hAnsi="Calibri" w:eastAsia="Microsoft YaHei UI"/>
-          <w:b/>
-          <w:color w:val="2E74B5"/>
-          <w:sz w:val="26"/>
-        </w:rPr>
-        <w:t>共享色板</w:t>
-      </w:r>
-    </w:p>
-    <w:p>
-      <w:r>
-        <w:rPr>
-          <w:rFonts w:ascii="Calibri" w:hAnsi="Calibri" w:eastAsia="Microsoft YaHei UI"/>
-          <w:b w:val="0"/>
-          <w:sz w:val="22"/>
-        </w:rPr>
-        <w:t>使用同一组 Oklab 颜色比较双方占比。点击颜色可查看它在左右画面中的来源区域；再次点击或按 Esc 退出。</w:t>
-      </w:r>
-    </w:p>
-    <w:p>
-      <w:pPr>
-        <w:pStyle w:val="Heading2"/>
-      </w:pPr>
-      <w:r>
-        <w:rPr>
-          <w:rFonts w:ascii="Calibri" w:hAnsi="Calibri" w:eastAsia="Microsoft YaHei UI"/>
-          <w:b/>
-          <w:color w:val="2E74B5"/>
-          <w:sz w:val="26"/>
-        </w:rPr>
-        <w:t>三阶明度</w:t>
-      </w:r>
-    </w:p>
-    <w:p>
-      <w:r>
-        <w:rPr>
-          <w:rFonts w:ascii="Calibri" w:hAnsi="Calibri" w:eastAsia="Microsoft YaHei UI"/>
-          <w:b w:val="0"/>
-          <w:sz w:val="22"/>
-        </w:rPr>
-        <w:t>显示暗部、中间调、亮部比例及百分点差。可调整阈值。这里只显示测量结果，不自动判断好坏。</w:t>
-      </w:r>
-    </w:p>
-    <w:p>
-      <w:pPr>
-        <w:pStyle w:val="Heading2"/>
-      </w:pPr>
-      <w:r>
-        <w:rPr>
-          <w:rFonts w:ascii="Calibri" w:hAnsi="Calibri" w:eastAsia="Microsoft YaHei UI"/>
-          <w:b/>
-          <w:color w:val="2E74B5"/>
-          <w:sz w:val="26"/>
-        </w:rPr>
-        <w:t>成对区域</w:t>
-      </w:r>
-    </w:p>
-    <w:p>
-      <w:pPr>
-        <w:spacing w:before="0" w:after="80" w:line="300" w:lineRule="auto"/>
-        <w:numPr>
-          <w:ilvl w:val="0"/>
-          <w:numId w:val="16"/>
-        </w:numPr>
-      </w:pPr>
-      <w:r>
-        <w:rPr>
-          <w:rFonts w:ascii="Calibri" w:hAnsi="Calibri" w:eastAsia="Microsoft YaHei UI"/>
-          <w:b w:val="0"/>
-          <w:sz w:val="22"/>
-        </w:rPr>
-        <w:t>进入“区域模式”。</w:t>
-      </w:r>
-    </w:p>
-    <w:p>
-      <w:pPr>
-        <w:spacing w:before="0" w:after="80" w:line="300" w:lineRule="auto"/>
-        <w:numPr>
-          <w:ilvl w:val="0"/>
-          <w:numId w:val="16"/>
-        </w:numPr>
-      </w:pPr>
-      <w:r>
-        <w:rPr>
-          <w:rFonts w:ascii="Calibri" w:hAnsi="Calibri" w:eastAsia="Microsoft YaHei UI"/>
-          <w:b w:val="0"/>
-          <w:sz w:val="22"/>
-        </w:rPr>
-        <w:t>分别在参考图和当前截图拖出矩形。</w:t>
-      </w:r>
-    </w:p>
-    <w:p>
-      <w:pPr>
-        <w:spacing w:before="0" w:after="80" w:line="300" w:lineRule="auto"/>
-        <w:numPr>
-          <w:ilvl w:val="0"/>
-          <w:numId w:val="16"/>
-        </w:numPr>
-      </w:pPr>
-      <w:r>
-        <w:rPr>
-          <w:rFonts w:ascii="Calibri" w:hAnsi="Calibri" w:eastAsia="Microsoft YaHei UI"/>
-          <w:b w:val="0"/>
-          <w:sz w:val="22"/>
-        </w:rPr>
-        <w:t>选中两侧区域，建立配对并设置名称和语义。</w:t>
-      </w:r>
-    </w:p>
-    <w:p>
-      <w:pPr>
-        <w:spacing w:before="0" w:after="80" w:line="300" w:lineRule="auto"/>
-        <w:numPr>
-          <w:ilvl w:val="0"/>
-          <w:numId w:val="16"/>
-        </w:numPr>
-      </w:pPr>
-      <w:r>
-        <w:rPr>
-          <w:rFonts w:ascii="Calibri" w:hAnsi="Calibri" w:eastAsia="Microsoft YaHei UI"/>
-          <w:b w:val="0"/>
-          <w:sz w:val="22"/>
-        </w:rPr>
-        <w:t>松开鼠标后自动分析。</w:t>
-      </w:r>
-    </w:p>
-    <w:p>
-      <w:r>
-        <w:rPr>
-          <w:rFonts w:ascii="Calibri" w:hAnsi="Calibri" w:eastAsia="Microsoft YaHei UI"/>
-          <w:b w:val="0"/>
-          <w:sz w:val="22"/>
-        </w:rPr>
-        <w:t>区域可移动、缩放、删除和保存。新 Version 可复制上一版本区域，复制后必须人工检查位置。</w:t>
-      </w:r>
-    </w:p>
-    <w:p>
-      <w:pPr>
-        <w:pStyle w:val="Heading1"/>
-      </w:pPr>
-      <w:r>
-        <w:rPr>
-          <w:rFonts w:ascii="Calibri" w:hAnsi="Calibri" w:eastAsia="Microsoft YaHei UI"/>
-          <w:b/>
-          <w:color w:val="2E74B5"/>
-          <w:sz w:val="32"/>
-        </w:rPr>
-        <w:t>8. 制作意图与参考图视觉简报</w:t>
+        <w:t>Nano Banana 2：gemini-3.1-flash-image，默认均衡选项。</w:t>
       </w:r>
     </w:p>
     <w:p>
@@ -1963,7 +2673,7 @@
           <w:b w:val="0"/>
           <w:sz w:val="22"/>
         </w:rPr>
-        <w:t>“制作意图”记录你希望最终画面达到什么目标。</w:t>
+        <w:t>Nano Banana Pro：gemini-3-pro-image，适合最高质量和复杂指令。</w:t>
       </w:r>
     </w:p>
     <w:p>
@@ -1980,7 +2690,7 @@
           <w:b w:val="0"/>
           <w:sz w:val="22"/>
         </w:rPr>
-        <w:t>“参考图视觉简报”记录参考图实际呈现的视觉特征。</w:t>
+        <w:t>Nano Banana 2 Lite：gemini-3.1-flash-lite-image，速度和成本优先，只使用 1K。</w:t>
       </w:r>
     </w:p>
     <w:p>
@@ -1997,7 +2707,7 @@
           <w:b w:val="0"/>
           <w:sz w:val="22"/>
         </w:rPr>
-        <w:t>自动测量、算法推断、AI 分析和用户填写会标记不同来源。</w:t>
+        <w:t>三者可使用同一 Gemini API Key，但仍受该 Google 项目的模型权限、计费和配额限制。</w:t>
       </w:r>
     </w:p>
     <w:p>
@@ -2014,116 +2724,7 @@
           <w:b w:val="0"/>
           <w:sz w:val="22"/>
         </w:rPr>
-        <w:t>用户确认或修订过的内容不会被算法或 AI 自动覆盖。</w:t>
-      </w:r>
-    </w:p>
-    <w:p>
-      <w:pPr>
-        <w:pStyle w:val="Heading1"/>
-      </w:pPr>
-      <w:r>
-        <w:rPr>
-          <w:rFonts w:ascii="Calibri" w:hAnsi="Calibri" w:eastAsia="Microsoft YaHei UI"/>
-          <w:b/>
-          <w:color w:val="2E74B5"/>
-          <w:sz w:val="32"/>
-        </w:rPr>
-        <w:t>9. AI 审阅与灯光审片</w:t>
-      </w:r>
-    </w:p>
-    <w:p>
-      <w:pPr>
-        <w:spacing w:before="0" w:after="80" w:line="300" w:lineRule="auto"/>
-        <w:numPr>
-          <w:ilvl w:val="0"/>
-          <w:numId w:val="17"/>
-        </w:numPr>
-      </w:pPr>
-      <w:r>
-        <w:rPr>
-          <w:rFonts w:ascii="Calibri" w:hAnsi="Calibri" w:eastAsia="Microsoft YaHei UI"/>
-          <w:b w:val="0"/>
-          <w:sz w:val="22"/>
-        </w:rPr>
-        <w:t>优先选择“深度主美审阅（八维）”；专项灯光问题选择“灯光专项审阅”。</w:t>
-      </w:r>
-    </w:p>
-    <w:p>
-      <w:pPr>
-        <w:spacing w:before="0" w:after="80" w:line="300" w:lineRule="auto"/>
-        <w:numPr>
-          <w:ilvl w:val="0"/>
-          <w:numId w:val="17"/>
-        </w:numPr>
-      </w:pPr>
-      <w:r>
-        <w:rPr>
-          <w:rFonts w:ascii="Calibri" w:hAnsi="Calibri" w:eastAsia="Microsoft YaHei UI"/>
-          <w:b w:val="0"/>
-          <w:sz w:val="22"/>
-        </w:rPr>
-        <w:t>无 API Key 时选择“离线 Mock”验证流程。</w:t>
-      </w:r>
-    </w:p>
-    <w:p>
-      <w:pPr>
-        <w:spacing w:before="0" w:after="80" w:line="300" w:lineRule="auto"/>
-        <w:numPr>
-          <w:ilvl w:val="0"/>
-          <w:numId w:val="17"/>
-        </w:numPr>
-      </w:pPr>
-      <w:r>
-        <w:rPr>
-          <w:rFonts w:ascii="Calibri" w:hAnsi="Calibri" w:eastAsia="Microsoft YaHei UI"/>
-          <w:b w:val="0"/>
-          <w:sz w:val="22"/>
-        </w:rPr>
-        <w:t>使用真实供应商前，把 Key 存入 Windows 系统凭据。</w:t>
-      </w:r>
-    </w:p>
-    <w:p>
-      <w:pPr>
-        <w:spacing w:before="0" w:after="80" w:line="300" w:lineRule="auto"/>
-        <w:numPr>
-          <w:ilvl w:val="0"/>
-          <w:numId w:val="17"/>
-        </w:numPr>
-      </w:pPr>
-      <w:r>
-        <w:rPr>
-          <w:rFonts w:ascii="Calibri" w:hAnsi="Calibri" w:eastAsia="Microsoft YaHei UI"/>
-          <w:b w:val="0"/>
-          <w:sz w:val="22"/>
-        </w:rPr>
-        <w:t>点击“查看发送清单并审阅”，核对数据后手动确认发送。</w:t>
-      </w:r>
-    </w:p>
-    <w:p>
-      <w:pPr>
-        <w:spacing w:before="0" w:after="80" w:line="300" w:lineRule="auto"/>
-        <w:numPr>
-          <w:ilvl w:val="0"/>
-          <w:numId w:val="17"/>
-        </w:numPr>
-      </w:pPr>
-      <w:r>
-        <w:rPr>
-          <w:rFonts w:ascii="Calibri" w:hAnsi="Calibri" w:eastAsia="Microsoft YaHei UI"/>
-          <w:b w:val="0"/>
-          <w:sz w:val="22"/>
-        </w:rPr>
-        <w:t>查看核心问题、证据支持或冲突，再由用户确认转为任务。</w:t>
-      </w:r>
-    </w:p>
-    <w:p>
-      <w:r>
-        <w:rPr>
-          <w:rFonts w:ascii="Calibri" w:hAnsi="Calibri" w:eastAsia="Microsoft YaHei UI"/>
-          <w:b w:val="0"/>
-          <w:sz w:val="22"/>
-        </w:rPr>
-        <w:t>“第二意见”会增加一次模型调用和费用，默认关闭。</w:t>
+        <w:t>0.8.1 已修复 1K/2K/4K 在 Google 原始 REST 接口中的枚举格式错误。</w:t>
       </w:r>
     </w:p>
     <w:p>
@@ -2137,7 +2738,7 @@
           <w:color w:val="2E74B5"/>
           <w:sz w:val="26"/>
         </w:rPr>
-        <w:t>深度主美审阅</w:t>
+        <w:t>常用快捷键</w:t>
       </w:r>
     </w:p>
     <w:p>
@@ -2154,7 +2755,7 @@
           <w:b w:val="0"/>
           <w:sz w:val="22"/>
         </w:rPr>
-        <w:t>八个维度：构图、视觉引导、焦点层级、色彩、明度、灯光、材质和世界设计。</w:t>
+        <w:t>Ctrl+Z 撤销资产编辑；Ctrl+Shift+Z 或系统重做键重做。</w:t>
       </w:r>
     </w:p>
     <w:p>
@@ -2171,7 +2772,7 @@
           <w:b w:val="0"/>
           <w:sz w:val="22"/>
         </w:rPr>
-        <w:t>每个维度分开显示制作目标、参考呈现、当前效果、优点、风险和不确定性。</w:t>
+        <w:t>资产列表用 Shift 连选、Ctrl 增减选择、Ctrl+A 全选。</w:t>
       </w:r>
     </w:p>
     <w:p>
@@ -2188,7 +2789,7 @@
           <w:b w:val="0"/>
           <w:sz w:val="22"/>
         </w:rPr>
-        <w:t>最多五个核心问题，并给出保留项、UE 执行顺序和下一版验证方法。</w:t>
+        <w:t>区域模式下按住 Shift 在画布空白处拖动，可框选多个资产区域。</w:t>
       </w:r>
     </w:p>
     <w:p>
@@ -2205,7 +2806,205 @@
           <w:b w:val="0"/>
           <w:sz w:val="22"/>
         </w:rPr>
-        <w:t>本地证据显示测量支持、部分支持、存在冲突或无法验证；冲突不会被隐藏。</w:t>
+        <w:t>资产列表聚焦时按 Delete 删除选中资产；Esc 退出当前工具或遮罩。</w:t>
+      </w:r>
+    </w:p>
+    <w:p>
+      <w:pPr>
+        <w:pStyle w:val="Heading2"/>
+      </w:pPr>
+      <w:r>
+        <w:rPr>
+          <w:rFonts w:ascii="Calibri" w:hAnsi="Calibri" w:eastAsia="Microsoft YaHei UI"/>
+          <w:b/>
+          <w:color w:val="2E74B5"/>
+          <w:sz w:val="26"/>
+        </w:rPr>
+        <w:t>最短流程</w:t>
+      </w:r>
+    </w:p>
+    <w:p>
+      <w:pPr>
+        <w:spacing w:before="0" w:after="80" w:line="300" w:lineRule="auto"/>
+        <w:numPr>
+          <w:ilvl w:val="0"/>
+          <w:numId w:val="23"/>
+        </w:numPr>
+      </w:pPr>
+      <w:r>
+        <w:rPr>
+          <w:rFonts w:ascii="Calibri" w:hAnsi="Calibri" w:eastAsia="Microsoft YaHei UI"/>
+          <w:b w:val="0"/>
+          <w:sz w:val="22"/>
+        </w:rPr>
+        <w:t>在首页进入“资产拆分工作台”，新建资产项目。</w:t>
+      </w:r>
+    </w:p>
+    <w:p>
+      <w:pPr>
+        <w:spacing w:before="0" w:after="80" w:line="300" w:lineRule="auto"/>
+        <w:numPr>
+          <w:ilvl w:val="0"/>
+          <w:numId w:val="23"/>
+        </w:numPr>
+      </w:pPr>
+      <w:r>
+        <w:rPr>
+          <w:rFonts w:ascii="Calibri" w:hAnsi="Calibri" w:eastAsia="Microsoft YaHei UI"/>
+          <w:b w:val="0"/>
+          <w:sz w:val="22"/>
+        </w:rPr>
+        <w:t>选择场景类型，填写制作目标，导入主原画；补充参考可选。</w:t>
+      </w:r>
+    </w:p>
+    <w:p>
+      <w:pPr>
+        <w:spacing w:before="0" w:after="80" w:line="300" w:lineRule="auto"/>
+        <w:numPr>
+          <w:ilvl w:val="0"/>
+          <w:numId w:val="23"/>
+        </w:numPr>
+      </w:pPr>
+      <w:r>
+        <w:rPr>
+          <w:rFonts w:ascii="Calibri" w:hAnsi="Calibri" w:eastAsia="Microsoft YaHei UI"/>
+          <w:b w:val="0"/>
+          <w:sz w:val="22"/>
+        </w:rPr>
+        <w:t>在“拆分依据”分析场景结构或选择预设，校正后保存。</w:t>
+      </w:r>
+    </w:p>
+    <w:p>
+      <w:pPr>
+        <w:spacing w:before="0" w:after="80" w:line="300" w:lineRule="auto"/>
+        <w:numPr>
+          <w:ilvl w:val="0"/>
+          <w:numId w:val="23"/>
+        </w:numPr>
+      </w:pPr>
+      <w:r>
+        <w:rPr>
+          <w:rFonts w:ascii="Calibri" w:hAnsi="Calibri" w:eastAsia="Microsoft YaHei UI"/>
+          <w:b w:val="0"/>
+          <w:sz w:val="22"/>
+        </w:rPr>
+        <w:t>在“资产清单”选择视觉供应商，查看发送清单并主动确认。</w:t>
+      </w:r>
+    </w:p>
+    <w:p>
+      <w:pPr>
+        <w:spacing w:before="0" w:after="80" w:line="300" w:lineRule="auto"/>
+        <w:numPr>
+          <w:ilvl w:val="0"/>
+          <w:numId w:val="23"/>
+        </w:numPr>
+      </w:pPr>
+      <w:r>
+        <w:rPr>
+          <w:rFonts w:ascii="Calibri" w:hAnsi="Calibri" w:eastAsia="Microsoft YaHei UI"/>
+          <w:b w:val="0"/>
+          <w:sz w:val="22"/>
+        </w:rPr>
+        <w:t>检查资产分类、层级、复用组、优先级和原图区域。</w:t>
+      </w:r>
+    </w:p>
+    <w:p>
+      <w:pPr>
+        <w:spacing w:before="0" w:after="80" w:line="300" w:lineRule="auto"/>
+        <w:numPr>
+          <w:ilvl w:val="0"/>
+          <w:numId w:val="23"/>
+        </w:numPr>
+      </w:pPr>
+      <w:r>
+        <w:rPr>
+          <w:rFonts w:ascii="Calibri" w:hAnsi="Calibri" w:eastAsia="Microsoft YaHei UI"/>
+          <w:b w:val="0"/>
+          <w:sz w:val="22"/>
+        </w:rPr>
+        <w:t>拖动区域或在“资产详情”修改名称、分类、父级、证据和制作策略。</w:t>
+      </w:r>
+    </w:p>
+    <w:p>
+      <w:pPr>
+        <w:spacing w:before="0" w:after="80" w:line="300" w:lineRule="auto"/>
+        <w:numPr>
+          <w:ilvl w:val="0"/>
+          <w:numId w:val="23"/>
+        </w:numPr>
+      </w:pPr>
+      <w:r>
+        <w:rPr>
+          <w:rFonts w:ascii="Calibri" w:hAnsi="Calibri" w:eastAsia="Microsoft YaHei UI"/>
+          <w:b w:val="0"/>
+          <w:sz w:val="22"/>
+        </w:rPr>
+        <w:t>可新增、拆分、合并或删除资产；用户修订不会被后续 AI 覆盖。</w:t>
+      </w:r>
+    </w:p>
+    <w:p>
+      <w:pPr>
+        <w:spacing w:before="0" w:after="80" w:line="300" w:lineRule="auto"/>
+        <w:numPr>
+          <w:ilvl w:val="0"/>
+          <w:numId w:val="23"/>
+        </w:numPr>
+      </w:pPr>
+      <w:r>
+        <w:rPr>
+          <w:rFonts w:ascii="Calibri" w:hAnsi="Calibri" w:eastAsia="Microsoft YaHei UI"/>
+          <w:b w:val="0"/>
+          <w:sz w:val="22"/>
+        </w:rPr>
+        <w:t>在清单第一列勾选需要生成的资产。</w:t>
+      </w:r>
+    </w:p>
+    <w:p>
+      <w:pPr>
+        <w:spacing w:before="0" w:after="80" w:line="300" w:lineRule="auto"/>
+        <w:numPr>
+          <w:ilvl w:val="0"/>
+          <w:numId w:val="23"/>
+        </w:numPr>
+      </w:pPr>
+      <w:r>
+        <w:rPr>
+          <w:rFonts w:ascii="Calibri" w:hAnsi="Calibri" w:eastAsia="Microsoft YaHei UI"/>
+          <w:b w:val="0"/>
+          <w:sz w:val="22"/>
+        </w:rPr>
+        <w:t>在“生成与导出”选择独立概念图、保守遮挡补全图或评审展示图。</w:t>
+      </w:r>
+    </w:p>
+    <w:p>
+      <w:pPr>
+        <w:spacing w:before="0" w:after="80" w:line="300" w:lineRule="auto"/>
+        <w:numPr>
+          <w:ilvl w:val="0"/>
+          <w:numId w:val="23"/>
+        </w:numPr>
+      </w:pPr>
+      <w:r>
+        <w:rPr>
+          <w:rFonts w:ascii="Calibri" w:hAnsi="Calibri" w:eastAsia="Microsoft YaHei UI"/>
+          <w:b w:val="0"/>
+          <w:sz w:val="22"/>
+        </w:rPr>
+        <w:t>导出单项图片、分页 asset_board_01.png 等文件和 asset_manifest.json。</w:t>
+      </w:r>
+    </w:p>
+    <w:p>
+      <w:pPr>
+        <w:pStyle w:val="Heading2"/>
+      </w:pPr>
+      <w:r>
+        <w:rPr>
+          <w:rFonts w:ascii="Calibri" w:hAnsi="Calibri" w:eastAsia="Microsoft YaHei UI"/>
+          <w:b/>
+          <w:color w:val="2E74B5"/>
+          <w:sz w:val="26"/>
+        </w:rPr>
+        <w:t>画布与遮罩</w:t>
       </w:r>
     </w:p>
     <w:p>
@@ -2222,21 +3021,7 @@
           <w:b w:val="0"/>
           <w:sz w:val="22"/>
         </w:rPr>
-        <w:t>离线 Mock 只验证界面和 JSON 流程，不会在本地分析图片，也不代表真实审阅。</w:t>
-      </w:r>
-    </w:p>
-    <w:p>
-      <w:pPr>
-        <w:pStyle w:val="Heading2"/>
-      </w:pPr>
-      <w:r>
-        <w:rPr>
-          <w:rFonts w:ascii="Calibri" w:hAnsi="Calibri" w:eastAsia="Microsoft YaHei UI"/>
-          <w:b/>
-          <w:color w:val="2E74B5"/>
-          <w:sz w:val="26"/>
-        </w:rPr>
-        <w:t>AI 接口失败时</w:t>
+        <w:t>“框选资产”后在原画拖出矩形；可移动或拉动手柄调整。</w:t>
       </w:r>
     </w:p>
     <w:p>
@@ -2253,7 +3038,7 @@
           <w:b w:val="0"/>
           <w:sz w:val="22"/>
         </w:rPr>
-        <w:t>connection_closed：远端或中间网络设备提前断开连接，不表示 API Key 错误。新版会自动退避重试 3 次；仍失败时检查代理、VPN 和网络稳定性。</w:t>
+        <w:t>“可见遮罩”只显示矩形内的算法近似像素，不是精确实例分割。</w:t>
       </w:r>
     </w:p>
     <w:p>
@@ -2270,7 +3055,21 @@
           <w:b w:val="0"/>
           <w:sz w:val="22"/>
         </w:rPr>
-        <w:t>自动重试可能重复提交同一请求并产生额外费用，发送确认窗口会提前提示。</w:t>
+        <w:t>按 Esc 退出框选或遮罩。原始图片不会被修改。</w:t>
+      </w:r>
+    </w:p>
+    <w:p>
+      <w:pPr>
+        <w:pStyle w:val="Heading2"/>
+      </w:pPr>
+      <w:r>
+        <w:rPr>
+          <w:rFonts w:ascii="Calibri" w:hAnsi="Calibri" w:eastAsia="Microsoft YaHei UI"/>
+          <w:b/>
+          <w:color w:val="2E74B5"/>
+          <w:sz w:val="26"/>
+        </w:rPr>
+        <w:t>信息来源</w:t>
       </w:r>
     </w:p>
     <w:p>
@@ -2287,7 +3086,7 @@
           <w:b w:val="0"/>
           <w:sz w:val="22"/>
         </w:rPr>
-        <w:t>http_400：请求参数或模型不兼容。新版会自动处理 Gemini 深度审阅的复杂 Schema；仍失败时先确认正在运行 0.5.0a4，再恢复默认模型重试。</w:t>
+        <w:t>原画可见证据：能直接从图中核对。</w:t>
       </w:r>
     </w:p>
     <w:p>
@@ -2304,7 +3103,7 @@
           <w:b w:val="0"/>
           <w:sz w:val="22"/>
         </w:rPr>
-        <w:t>若错误包含 generation_config.response_format.text.mime_type，说明仍在运行旧版；关闭旧程序后改用本次 Gemini 接口修正版。</w:t>
+        <w:t>AI 推断：类别、模块边界、复用或结构判断。</w:t>
       </w:r>
     </w:p>
     <w:p>
@@ -2321,7 +3120,7 @@
           <w:b w:val="0"/>
           <w:sz w:val="22"/>
         </w:rPr>
-        <w:t>Gemini 首次返回的 JSON 语法损坏、被截断或结构不完整时，GATalk 最多自动纠错一次。确认发送窗口会提示该过程可能再次发送同一审阅副本并增加少量费用。</w:t>
+        <w:t>用户补充／修订：用户确认后的内容，优先级最高。</w:t>
       </w:r>
     </w:p>
     <w:p>
@@ -2338,7 +3137,7 @@
           <w:b w:val="0"/>
           <w:sz w:val="22"/>
         </w:rPr>
-        <w:t>finish_reason=MAX_TOKENS：AI 回答过长导致 JSON 尾部被截断，不表示 API Key 错误。新版会压缩内容，并只在明确截断时用更高预算纠错一次。</w:t>
+        <w:t>AI 生成补全：不可见部分的概念假设，不是原画事实。</w:t>
       </w:r>
     </w:p>
     <w:p>
@@ -2355,7 +3154,21 @@
           <w:b w:val="0"/>
           <w:sz w:val="22"/>
         </w:rPr>
-        <w:t>错误中的 line 和 column 表示 AI 返回文本的 JSON 损坏位置，不表示 API Key 错误。0.5.0a4 会把原始返回交给同一模型压缩并修复；第二次仍损坏时停止，不会无限重试。</w:t>
+        <w:t>离线 Mock 只验证清单、保存、遮罩、生成和导出流程，不分析图片语义。</w:t>
+      </w:r>
+    </w:p>
+    <w:p>
+      <w:pPr>
+        <w:pStyle w:val="Heading2"/>
+      </w:pPr>
+      <w:r>
+        <w:rPr>
+          <w:rFonts w:ascii="Calibri" w:hAnsi="Calibri" w:eastAsia="Microsoft YaHei UI"/>
+          <w:b/>
+          <w:color w:val="2E74B5"/>
+          <w:sz w:val="26"/>
+        </w:rPr>
+        <w:t>AI 清单结构修复</w:t>
       </w:r>
     </w:p>
     <w:p>
@@ -2372,7 +3185,7 @@
           <w:b w:val="0"/>
           <w:sz w:val="22"/>
         </w:rPr>
-        <w:t>若 AI 引用了本次报告中不存在的问题 ID，0.5.0a3 会取消无效链接并继续显示完整报告，不追加 API 调用。界面的“结构修复”只表示链接已取消，正文和真实问题没有被改写。</w:t>
+        <w:t>AI 偶尔会返回不存在的父资产 ID、重复 ID 或循环父级。新版会保留资产， 只取消或修正无法成立的引用，不要求重新消耗一次 API 调用。</w:t>
       </w:r>
     </w:p>
     <w:p>
@@ -2389,7 +3202,7 @@
           <w:b w:val="0"/>
           <w:sz w:val="22"/>
         </w:rPr>
-        <w:t>http_401：Key 错误、过期或不属于该供应商。</w:t>
+        <w:t>修复发生时会显示中文摘要，并写入该次 AI 运行记录。</w:t>
       </w:r>
     </w:p>
     <w:p>
@@ -2406,7 +3219,21 @@
           <w:b w:val="0"/>
           <w:sz w:val="22"/>
         </w:rPr>
-        <w:t>http_403：检查模型权限、服务开通、地域和 Key 所属工作区。</w:t>
+        <w:t>GATalk 不会借此改写资产名称、分类、画面证据或制作建议。看到修复提示 后，请在资产树中人工检查父子层级。</w:t>
+      </w:r>
+    </w:p>
+    <w:p>
+      <w:pPr>
+        <w:pStyle w:val="Heading2"/>
+      </w:pPr>
+      <w:r>
+        <w:rPr>
+          <w:rFonts w:ascii="Calibri" w:hAnsi="Calibri" w:eastAsia="Microsoft YaHei UI"/>
+          <w:b/>
+          <w:color w:val="2E74B5"/>
+          <w:sz w:val="26"/>
+        </w:rPr>
+        <w:t>图片生成失败</w:t>
       </w:r>
     </w:p>
     <w:p>
@@ -2423,7 +3250,7 @@
           <w:b w:val="0"/>
           <w:sz w:val="22"/>
         </w:rPr>
-        <w:t>http_404：模型 ID 已下线或接口不存在。Gemini 会按发送清单自动尝试当前备用链；其他供应商请改回其默认模型。</w:t>
+        <w:t>失败项悬停可查看真实错误。</w:t>
       </w:r>
     </w:p>
     <w:p>
@@ -2440,7 +3267,7 @@
           <w:b w:val="0"/>
           <w:sz w:val="22"/>
         </w:rPr>
-        <w:t>http_413：降低发送分辨率后重试。</w:t>
+        <w:t>若显示“未发送”，表示软件识别到供应商级故障并主动停止剩余调用。</w:t>
       </w:r>
     </w:p>
     <w:p>
@@ -2457,7 +3284,7 @@
           <w:b w:val="0"/>
           <w:sz w:val="22"/>
         </w:rPr>
-        <w:t>http_429：额度不足或调用过快，检查控制台后稍后重试。</w:t>
+        <w:t>401/403 通常是凭据或权限；404 通常是模型不可用；429 是额度或频率限制；5xx 是服务端暂时故障。</w:t>
       </w:r>
     </w:p>
     <w:p>
@@ -2474,7 +3301,7 @@
           <w:b w:val="0"/>
           <w:sz w:val="22"/>
         </w:rPr>
-        <w:t>http_503：供应商当前模型临时过载，不表示 API Key 错误。新版先有限重试；Gemini 仍失败时会按发送清单依次尝试 gemini-3.5-flash 和 gemini-3.5-flash-lite，不再使用 gemini-2.5-flash。</w:t>
+        <w:t>“没有返回图片”可能来自内容安全限制或请求未完成，窗口会显示 Gemini 的完成原因。</w:t>
       </w:r>
     </w:p>
     <w:p>
@@ -2491,7 +3318,181 @@
           <w:b w:val="0"/>
           <w:sz w:val="22"/>
         </w:rPr>
-        <w:t>发送清单会提前显示完整备用链。若发生回退，状态栏和保存记录会显示请求模型、实际模型及回退原因；每次实际发送都可能产生调用费用。</w:t>
+        <w:t>若仍看到 response_format.image.image_size，先确认启动的是 0.12.0 候选目录中的 EXE，不要从旧目录覆盖启动。</w:t>
+      </w:r>
+    </w:p>
+    <w:p>
+      <w:pPr>
+        <w:pStyle w:val="Heading1"/>
+      </w:pPr>
+      <w:r>
+        <w:rPr>
+          <w:rFonts w:ascii="Calibri" w:hAnsi="Calibri" w:eastAsia="Microsoft YaHei UI"/>
+          <w:b/>
+          <w:color w:val="2E74B5"/>
+          <w:sz w:val="32"/>
+        </w:rPr>
+        <w:t>8. 场景美术控制最短流程</w:t>
+      </w:r>
+    </w:p>
+    <w:p>
+      <w:pPr>
+        <w:spacing w:before="0" w:after="80" w:line="300" w:lineRule="auto"/>
+        <w:numPr>
+          <w:ilvl w:val="0"/>
+          <w:numId w:val="24"/>
+        </w:numPr>
+      </w:pPr>
+      <w:r>
+        <w:rPr>
+          <w:rFonts w:ascii="Calibri" w:hAnsi="Calibri" w:eastAsia="Microsoft YaHei UI"/>
+          <w:b w:val="0"/>
+          <w:sz w:val="22"/>
+        </w:rPr>
+        <w:t>点击“新建项目”，选择保存位置并命名。</w:t>
+      </w:r>
+    </w:p>
+    <w:p>
+      <w:pPr>
+        <w:spacing w:before="0" w:after="80" w:line="300" w:lineRule="auto"/>
+        <w:numPr>
+          <w:ilvl w:val="0"/>
+          <w:numId w:val="24"/>
+        </w:numPr>
+      </w:pPr>
+      <w:r>
+        <w:rPr>
+          <w:rFonts w:ascii="Calibri" w:hAnsi="Calibri" w:eastAsia="Microsoft YaHei UI"/>
+          <w:b w:val="0"/>
+          <w:sz w:val="22"/>
+        </w:rPr>
+        <w:t>在左侧打开“制作意图”，填写目标风格、时间、天气、情绪、焦点和限制。</w:t>
+      </w:r>
+    </w:p>
+    <w:p>
+      <w:pPr>
+        <w:spacing w:before="0" w:after="80" w:line="300" w:lineRule="auto"/>
+        <w:numPr>
+          <w:ilvl w:val="0"/>
+          <w:numId w:val="24"/>
+        </w:numPr>
+      </w:pPr>
+      <w:r>
+        <w:rPr>
+          <w:rFonts w:ascii="Calibri" w:hAnsi="Calibri" w:eastAsia="Microsoft YaHei UI"/>
+          <w:b w:val="0"/>
+          <w:sz w:val="22"/>
+        </w:rPr>
+        <w:t>新建 Shot，例如“村口固定机位”。</w:t>
+      </w:r>
+    </w:p>
+    <w:p>
+      <w:pPr>
+        <w:spacing w:before="0" w:after="80" w:line="300" w:lineRule="auto"/>
+        <w:numPr>
+          <w:ilvl w:val="0"/>
+          <w:numId w:val="24"/>
+        </w:numPr>
+      </w:pPr>
+      <w:r>
+        <w:rPr>
+          <w:rFonts w:ascii="Calibri" w:hAnsi="Calibri" w:eastAsia="Microsoft YaHei UI"/>
+          <w:b w:val="0"/>
+          <w:sz w:val="22"/>
+        </w:rPr>
+        <w:t>导入参考图，再导入当前 UE 截图。后续截图会成为同 Shot 的新 Version。</w:t>
+      </w:r>
+    </w:p>
+    <w:p>
+      <w:pPr>
+        <w:spacing w:before="0" w:after="80" w:line="300" w:lineRule="auto"/>
+        <w:numPr>
+          <w:ilvl w:val="0"/>
+          <w:numId w:val="24"/>
+        </w:numPr>
+      </w:pPr>
+      <w:r>
+        <w:rPr>
+          <w:rFonts w:ascii="Calibri" w:hAnsi="Calibri" w:eastAsia="Microsoft YaHei UI"/>
+          <w:b w:val="0"/>
+          <w:sz w:val="22"/>
+        </w:rPr>
+        <w:t>在右侧查看全图测量、共享色板和三阶明度差异。</w:t>
+      </w:r>
+    </w:p>
+    <w:p>
+      <w:pPr>
+        <w:spacing w:before="0" w:after="80" w:line="300" w:lineRule="auto"/>
+        <w:numPr>
+          <w:ilvl w:val="0"/>
+          <w:numId w:val="24"/>
+        </w:numPr>
+      </w:pPr>
+      <w:r>
+        <w:rPr>
+          <w:rFonts w:ascii="Calibri" w:hAnsi="Calibri" w:eastAsia="Microsoft YaHei UI"/>
+          <w:b w:val="0"/>
+          <w:sz w:val="22"/>
+        </w:rPr>
+        <w:t>需要局部比较时，在“对比分析”中创建并配对矩形区域。</w:t>
+      </w:r>
+    </w:p>
+    <w:p>
+      <w:pPr>
+        <w:spacing w:before="0" w:after="80" w:line="300" w:lineRule="auto"/>
+        <w:numPr>
+          <w:ilvl w:val="0"/>
+          <w:numId w:val="24"/>
+        </w:numPr>
+      </w:pPr>
+      <w:r>
+        <w:rPr>
+          <w:rFonts w:ascii="Calibri" w:hAnsi="Calibri" w:eastAsia="Microsoft YaHei UI"/>
+          <w:b w:val="0"/>
+          <w:sz w:val="22"/>
+        </w:rPr>
+        <w:t>将确认的问题转为修改任务。</w:t>
+      </w:r>
+    </w:p>
+    <w:p>
+      <w:pPr>
+        <w:spacing w:before="0" w:after="80" w:line="300" w:lineRule="auto"/>
+        <w:numPr>
+          <w:ilvl w:val="0"/>
+          <w:numId w:val="24"/>
+        </w:numPr>
+      </w:pPr>
+      <w:r>
+        <w:rPr>
+          <w:rFonts w:ascii="Calibri" w:hAnsi="Calibri" w:eastAsia="Microsoft YaHei UI"/>
+          <w:b w:val="0"/>
+          <w:sz w:val="22"/>
+        </w:rPr>
+        <w:t>完成 UE 修改后导入新 Version，再进行复查。</w:t>
+      </w:r>
+    </w:p>
+    <w:p>
+      <w:r>
+        <w:rPr>
+          <w:rFonts w:ascii="Calibri" w:hAnsi="Calibri" w:eastAsia="Microsoft YaHei UI"/>
+          <w:b w:val="0"/>
+          <w:sz w:val="22"/>
+        </w:rPr>
+        <w:t>项目会自动保存。Ctrl+S 可立即保存。</w:t>
+      </w:r>
+    </w:p>
+    <w:p>
+      <w:pPr>
+        <w:pStyle w:val="Heading1"/>
+      </w:pPr>
+      <w:r>
+        <w:rPr>
+          <w:rFonts w:ascii="Calibri" w:hAnsi="Calibri" w:eastAsia="Microsoft YaHei UI"/>
+          <w:b/>
+          <w:color w:val="2E74B5"/>
+          <w:sz w:val="32"/>
+        </w:rPr>
+        <w:t>9. 场景图片查看与基础分析</w:t>
       </w:r>
     </w:p>
     <w:p>
@@ -2508,270 +3509,7 @@
           <w:b w:val="0"/>
           <w:sz w:val="22"/>
         </w:rPr>
-        <w:t>其他 http_5xx：供应商服务异常，稍后重试。</w:t>
-      </w:r>
-    </w:p>
-    <w:p>
-      <w:r>
-        <w:rPr>
-          <w:rFonts w:ascii="Calibri" w:hAnsi="Calibri" w:eastAsia="Microsoft YaHei UI"/>
-          <w:b w:val="0"/>
-          <w:sz w:val="22"/>
-        </w:rPr>
-        <w:t>错误窗口会显示供应商返回的脱敏原因。不要把 API Key 截图或复制给他人。</w:t>
-      </w:r>
-    </w:p>
-    <w:p>
-      <w:pPr>
-        <w:pStyle w:val="Heading1"/>
-      </w:pPr>
-      <w:r>
-        <w:rPr>
-          <w:rFonts w:ascii="Calibri" w:hAnsi="Calibri" w:eastAsia="Microsoft YaHei UI"/>
-          <w:b/>
-          <w:color w:val="2E74B5"/>
-          <w:sz w:val="32"/>
-        </w:rPr>
-        <w:t>10. 优化实验室</w:t>
-      </w:r>
-    </w:p>
-    <w:p>
-      <w:pPr>
-        <w:pStyle w:val="Heading2"/>
-      </w:pPr>
-      <w:r>
-        <w:rPr>
-          <w:rFonts w:ascii="Calibri" w:hAnsi="Calibri" w:eastAsia="Microsoft YaHei UI"/>
-          <w:b/>
-          <w:color w:val="2E74B5"/>
-          <w:sz w:val="26"/>
-        </w:rPr>
-        <w:t>目标匹配画像</w:t>
-      </w:r>
-    </w:p>
-    <w:p>
-      <w:r>
-        <w:rPr>
-          <w:rFonts w:ascii="Calibri" w:hAnsi="Calibri" w:eastAsia="Microsoft YaHei UI"/>
-          <w:b w:val="0"/>
-          <w:sz w:val="22"/>
-        </w:rPr>
-        <w:t>显示明度、黑白灰、色板、彩度、冷暖和区域关系等维度。可修改权重。“估计匹配度”只代表当前算法和权重，不是作品质量评分。证据不足的维度不会自动猜测。</w:t>
-      </w:r>
-    </w:p>
-    <w:p>
-      <w:pPr>
-        <w:pStyle w:val="Heading2"/>
-      </w:pPr>
-      <w:r>
-        <w:rPr>
-          <w:rFonts w:ascii="Calibri" w:hAnsi="Calibri" w:eastAsia="Microsoft YaHei UI"/>
-          <w:b/>
-          <w:color w:val="2E74B5"/>
-          <w:sz w:val="26"/>
-        </w:rPr>
-        <w:t>安全调色</w:t>
-      </w:r>
-    </w:p>
-    <w:p>
-      <w:pPr>
-        <w:spacing w:before="0" w:after="80" w:line="300" w:lineRule="auto"/>
-        <w:numPr>
-          <w:ilvl w:val="0"/>
-          <w:numId w:val="18"/>
-        </w:numPr>
-      </w:pPr>
-      <w:r>
-        <w:rPr>
-          <w:rFonts w:ascii="Calibri" w:hAnsi="Calibri" w:eastAsia="Microsoft YaHei UI"/>
-          <w:b w:val="0"/>
-          <w:sz w:val="22"/>
-        </w:rPr>
-        <w:t>调整曝光、对比、白平衡、阴影、中间调、亮部和彩度。</w:t>
-      </w:r>
-    </w:p>
-    <w:p>
-      <w:pPr>
-        <w:spacing w:before="0" w:after="80" w:line="300" w:lineRule="auto"/>
-        <w:numPr>
-          <w:ilvl w:val="0"/>
-          <w:numId w:val="18"/>
-        </w:numPr>
-      </w:pPr>
-      <w:r>
-        <w:rPr>
-          <w:rFonts w:ascii="Calibri" w:hAnsi="Calibri" w:eastAsia="Microsoft YaHei UI"/>
-          <w:b w:val="0"/>
-          <w:sz w:val="22"/>
-        </w:rPr>
-        <w:t>选择全图或当前选中的配对区域。</w:t>
-      </w:r>
-    </w:p>
-    <w:p>
-      <w:pPr>
-        <w:spacing w:before="0" w:after="80" w:line="300" w:lineRule="auto"/>
-        <w:numPr>
-          <w:ilvl w:val="0"/>
-          <w:numId w:val="18"/>
-        </w:numPr>
-      </w:pPr>
-      <w:r>
-        <w:rPr>
-          <w:rFonts w:ascii="Calibri" w:hAnsi="Calibri" w:eastAsia="Microsoft YaHei UI"/>
-          <w:b w:val="0"/>
-          <w:sz w:val="22"/>
-        </w:rPr>
-        <w:t>设置参考影响强度并生成预览。</w:t>
-      </w:r>
-    </w:p>
-    <w:p>
-      <w:pPr>
-        <w:spacing w:before="0" w:after="80" w:line="300" w:lineRule="auto"/>
-        <w:numPr>
-          <w:ilvl w:val="0"/>
-          <w:numId w:val="18"/>
-        </w:numPr>
-      </w:pPr>
-      <w:r>
-        <w:rPr>
-          <w:rFonts w:ascii="Calibri" w:hAnsi="Calibri" w:eastAsia="Microsoft YaHei UI"/>
-          <w:b w:val="0"/>
-          <w:sz w:val="22"/>
-        </w:rPr>
-        <w:t>使用 A/B、撤销和重做检查结果。</w:t>
-      </w:r>
-    </w:p>
-    <w:p>
-      <w:pPr>
-        <w:spacing w:before="0" w:after="80" w:line="300" w:lineRule="auto"/>
-        <w:numPr>
-          <w:ilvl w:val="0"/>
-          <w:numId w:val="18"/>
-        </w:numPr>
-      </w:pPr>
-      <w:r>
-        <w:rPr>
-          <w:rFonts w:ascii="Calibri" w:hAnsi="Calibri" w:eastAsia="Microsoft YaHei UI"/>
-          <w:b w:val="0"/>
-          <w:sz w:val="22"/>
-        </w:rPr>
-        <w:t>可导出 PNG 和 JSON 配方；符合条件时可导出 .cube。</w:t>
-      </w:r>
-    </w:p>
-    <w:p>
-      <w:r>
-        <w:rPr>
-          <w:rFonts w:ascii="Calibri" w:hAnsi="Calibri" w:eastAsia="Microsoft YaHei UI"/>
-          <w:b w:val="0"/>
-          <w:sz w:val="22"/>
-        </w:rPr>
-        <w:t>安全调色完全本地运行，不修改原图。区域调色或参考色迁移不能导出通用 .cube。</w:t>
-      </w:r>
-    </w:p>
-    <w:p>
-      <w:pPr>
-        <w:pStyle w:val="Heading2"/>
-      </w:pPr>
-      <w:r>
-        <w:rPr>
-          <w:rFonts w:ascii="Calibri" w:hAnsi="Calibri" w:eastAsia="Microsoft YaHei UI"/>
-          <w:b/>
-          <w:color w:val="2E74B5"/>
-          <w:sz w:val="26"/>
-        </w:rPr>
-        <w:t>AI 优化预演</w:t>
-      </w:r>
-    </w:p>
-    <w:p>
-      <w:pPr>
-        <w:spacing w:before="0" w:after="80" w:line="300" w:lineRule="auto"/>
-        <w:numPr>
-          <w:ilvl w:val="0"/>
-          <w:numId w:val="19"/>
-        </w:numPr>
-      </w:pPr>
-      <w:r>
-        <w:rPr>
-          <w:rFonts w:ascii="Calibri" w:hAnsi="Calibri" w:eastAsia="Microsoft YaHei UI"/>
-          <w:b w:val="0"/>
-          <w:sz w:val="22"/>
-        </w:rPr>
-        <w:t>选择只改灯光、只改色彩或只改雾与氛围。</w:t>
-      </w:r>
-    </w:p>
-    <w:p>
-      <w:pPr>
-        <w:spacing w:before="0" w:after="80" w:line="300" w:lineRule="auto"/>
-        <w:numPr>
-          <w:ilvl w:val="0"/>
-          <w:numId w:val="19"/>
-        </w:numPr>
-      </w:pPr>
-      <w:r>
-        <w:rPr>
-          <w:rFonts w:ascii="Calibri" w:hAnsi="Calibri" w:eastAsia="Microsoft YaHei UI"/>
-          <w:b w:val="0"/>
-          <w:sz w:val="22"/>
-        </w:rPr>
-        <w:t>设置改动预算和构图、几何、资产身份保护项。</w:t>
-      </w:r>
-    </w:p>
-    <w:p>
-      <w:pPr>
-        <w:spacing w:before="0" w:after="80" w:line="300" w:lineRule="auto"/>
-        <w:numPr>
-          <w:ilvl w:val="0"/>
-          <w:numId w:val="19"/>
-        </w:numPr>
-      </w:pPr>
-      <w:r>
-        <w:rPr>
-          <w:rFonts w:ascii="Calibri" w:hAnsi="Calibri" w:eastAsia="Microsoft YaHei UI"/>
-          <w:b w:val="0"/>
-          <w:sz w:val="22"/>
-        </w:rPr>
-        <w:t>查看发送清单并主动确认。</w:t>
-      </w:r>
-    </w:p>
-    <w:p>
-      <w:pPr>
-        <w:spacing w:before="0" w:after="80" w:line="300" w:lineRule="auto"/>
-        <w:numPr>
-          <w:ilvl w:val="0"/>
-          <w:numId w:val="19"/>
-        </w:numPr>
-      </w:pPr>
-      <w:r>
-        <w:rPr>
-          <w:rFonts w:ascii="Calibri" w:hAnsi="Calibri" w:eastAsia="Microsoft YaHei UI"/>
-          <w:b w:val="0"/>
-          <w:sz w:val="22"/>
-        </w:rPr>
-        <w:t>检查结构漂移、构图偏移和保护区变化。</w:t>
-      </w:r>
-    </w:p>
-    <w:p>
-      <w:r>
-        <w:rPr>
-          <w:rFonts w:ascii="Calibri" w:hAnsi="Calibri" w:eastAsia="Microsoft YaHei UI"/>
-          <w:b w:val="0"/>
-          <w:sz w:val="22"/>
-        </w:rPr>
-        <w:t>AI 输出只保存为 AIConceptPreview，不会成为真实 UE Version。出现“仅适合概念参考”时，不应把预演当作可直接复现的场景结果。</w:t>
-      </w:r>
-    </w:p>
-    <w:p>
-      <w:pPr>
-        <w:pStyle w:val="Heading1"/>
-      </w:pPr>
-      <w:r>
-        <w:rPr>
-          <w:rFonts w:ascii="Calibri" w:hAnsi="Calibri" w:eastAsia="Microsoft YaHei UI"/>
-          <w:b/>
-          <w:color w:val="2E74B5"/>
-          <w:sz w:val="32"/>
-        </w:rPr>
-        <w:t>11. 文件与安全</w:t>
+        <w:t>滚轮：缩放。</w:t>
       </w:r>
     </w:p>
     <w:p>
@@ -2788,7 +3526,7 @@
           <w:b w:val="0"/>
           <w:sz w:val="22"/>
         </w:rPr>
-        <w:t>assets：导入原图，保留原始字节和 SHA-256。</w:t>
+        <w:t>左键拖动：平移画面。</w:t>
       </w:r>
     </w:p>
     <w:p>
@@ -2805,7 +3543,7 @@
           <w:b w:val="0"/>
           <w:sz w:val="22"/>
         </w:rPr>
-        <w:t>artifacts：可重建分析结果和 AIConceptPreview。</w:t>
+        <w:t>双击画布：恢复适配。</w:t>
       </w:r>
     </w:p>
     <w:p>
@@ -2822,7 +3560,7 @@
           <w:b w:val="0"/>
           <w:sz w:val="22"/>
         </w:rPr>
-        <w:t>exports：审阅包、预览和配方。</w:t>
+        <w:t>“同步视图”：同步左右缩放和平移。</w:t>
       </w:r>
     </w:p>
     <w:p>
@@ -2839,7 +3577,7 @@
           <w:b w:val="0"/>
           <w:sz w:val="22"/>
         </w:rPr>
-        <w:t>API Key 不写入项目、SQLite、JSON、日志或 Git。</w:t>
+        <w:t>“A/B 单图”：按 Space 切换参考图和当前截图。</w:t>
       </w:r>
     </w:p>
     <w:p>
@@ -2856,7 +3594,7 @@
           <w:b w:val="0"/>
           <w:sz w:val="22"/>
         </w:rPr>
-        <w:t>同一项目只能由一个进程写入；第二个进程可只读打开。</w:t>
+        <w:t>Esc：退出颜色遮罩、灯光标注、区域模式或优化预览。</w:t>
       </w:r>
     </w:p>
     <w:p>
@@ -2873,7 +3611,17 @@
           <w:b w:val="0"/>
           <w:sz w:val="22"/>
         </w:rPr>
-        <w:t>作品研究的 assets 同样保留导入图片原始字节；study.json 保存研究状态。</w:t>
+        <w:t>“构图辅助”：三分法、黄金分割、对角线、中心、三角形、单点透视和 两点透视；仅用于人工观察，不会自动评价构图。</w:t>
+      </w:r>
+    </w:p>
+    <w:p>
+      <w:r>
+        <w:rPr>
+          <w:rFonts w:ascii="Calibri" w:hAnsi="Calibri" w:eastAsia="Microsoft YaHei UI"/>
+          <w:b w:val="0"/>
+          <w:sz w:val="22"/>
+        </w:rPr>
+        <w:t>显示模式包括：</w:t>
       </w:r>
     </w:p>
     <w:p>
@@ -2890,21 +3638,7 @@
           <w:b w:val="0"/>
           <w:sz w:val="22"/>
         </w:rPr>
-        <w:t>资产拆分项目使用 .scenelens-assets 目录；生成图、遮罩和导出记录与原图分开保存。</w:t>
-      </w:r>
-    </w:p>
-    <w:p>
-      <w:pPr>
-        <w:pStyle w:val="Heading1"/>
-      </w:pPr>
-      <w:r>
-        <w:rPr>
-          <w:rFonts w:ascii="Calibri" w:hAnsi="Calibri" w:eastAsia="Microsoft YaHei UI"/>
-          <w:b/>
-          <w:color w:val="2E74B5"/>
-          <w:sz w:val="32"/>
-        </w:rPr>
-        <w:t>12. 当前限制</w:t>
+        <w:t>原图、灰度、三阶明度、五阶明度</w:t>
       </w:r>
     </w:p>
     <w:p>
@@ -2921,7 +3655,7 @@
           <w:b w:val="0"/>
           <w:sz w:val="22"/>
         </w:rPr>
-        <w:t>只支持静态图片和矩形区域。</w:t>
+        <w:t>曝光伪色、高光/暗部溢出</w:t>
       </w:r>
     </w:p>
     <w:p>
@@ -2938,7 +3672,7 @@
           <w:b w:val="0"/>
           <w:sz w:val="22"/>
         </w:rPr>
-        <w:t>不支持视频、HDR/EXR、多边形、自动分割或 UE 工程扫描。</w:t>
+        <w:t>可调剪影、缩略图观察、明度模糊</w:t>
       </w:r>
     </w:p>
     <w:p>
@@ -2955,7 +3689,45 @@
           <w:b w:val="0"/>
           <w:sz w:val="22"/>
         </w:rPr>
-        <w:t>真实 AI 供应商需要单独验证账号、地区、模型和费用。</w:t>
+        <w:t>灯光明度代理图</w:t>
+      </w:r>
+    </w:p>
+    <w:p>
+      <w:r>
+        <w:rPr>
+          <w:rFonts w:ascii="Calibri" w:hAnsi="Calibri" w:eastAsia="Microsoft YaHei UI"/>
+          <w:b w:val="0"/>
+          <w:sz w:val="22"/>
+        </w:rPr>
+        <w:t>灯光明度代理图不是真正灰模，不能剥离材质和纹理。</w:t>
+      </w:r>
+    </w:p>
+    <w:p>
+      <w:pPr>
+        <w:pStyle w:val="Heading1"/>
+      </w:pPr>
+      <w:r>
+        <w:rPr>
+          <w:rFonts w:ascii="Calibri" w:hAnsi="Calibri" w:eastAsia="Microsoft YaHei UI"/>
+          <w:b/>
+          <w:color w:val="2E74B5"/>
+          <w:sz w:val="32"/>
+        </w:rPr>
+        <w:t>10. 对比分析</w:t>
+      </w:r>
+    </w:p>
+    <w:p>
+      <w:pPr>
+        <w:pStyle w:val="Heading2"/>
+      </w:pPr>
+      <w:r>
+        <w:rPr>
+          <w:rFonts w:ascii="Calibri" w:hAnsi="Calibri" w:eastAsia="Microsoft YaHei UI"/>
+          <w:b/>
+          <w:color w:val="2E74B5"/>
+          <w:sz w:val="26"/>
+        </w:rPr>
+        <w:t>共享色板</w:t>
       </w:r>
     </w:p>
     <w:p>
@@ -2972,7 +3744,7 @@
           <w:b w:val="0"/>
           <w:sz w:val="22"/>
         </w:rPr>
-        <w:t>AI 预演必须回到 UE 实施，并用新的真实截图 Version 正式复查。</w:t>
+        <w:t>使用同一组 Oklab 颜色比较双方占比。</w:t>
       </w:r>
     </w:p>
     <w:p>
@@ -2989,7 +3761,7 @@
           <w:b w:val="0"/>
           <w:sz w:val="22"/>
         </w:rPr>
-        <w:t>作品研究暂不支持多图研究、引用资料库、自动语义分割或本地大型视觉模型。</w:t>
+        <w:t>点击颜色可查看它在左右画面中的来源区域。</w:t>
       </w:r>
     </w:p>
     <w:p>
@@ -3006,7 +3778,21 @@
           <w:b w:val="0"/>
           <w:sz w:val="22"/>
         </w:rPr>
-        <w:t>资产拆分不捆绑本地视觉大模型、SAM 2 或 CUDA，也不生成生产可用三维模型。</w:t>
+        <w:t>再次点击或按 Esc 退出遮罩。</w:t>
+      </w:r>
+    </w:p>
+    <w:p>
+      <w:pPr>
+        <w:pStyle w:val="Heading2"/>
+      </w:pPr>
+      <w:r>
+        <w:rPr>
+          <w:rFonts w:ascii="Calibri" w:hAnsi="Calibri" w:eastAsia="Microsoft YaHei UI"/>
+          <w:b/>
+          <w:color w:val="2E74B5"/>
+          <w:sz w:val="26"/>
+        </w:rPr>
+        <w:t>三阶明度</w:t>
       </w:r>
     </w:p>
     <w:p>
@@ -3023,10 +3809,1596 @@
           <w:b w:val="0"/>
           <w:sz w:val="22"/>
         </w:rPr>
+        <w:t>显示暗部、中间调、亮部比例及百分点差。</w:t>
+      </w:r>
+    </w:p>
+    <w:p>
+      <w:pPr>
+        <w:spacing w:before="0" w:after="80" w:line="300" w:lineRule="auto"/>
+        <w:numPr>
+          <w:ilvl w:val="0"/>
+          <w:numId w:val="10"/>
+        </w:numPr>
+      </w:pPr>
+      <w:r>
+        <w:rPr>
+          <w:rFonts w:ascii="Calibri" w:hAnsi="Calibri" w:eastAsia="Microsoft YaHei UI"/>
+          <w:b w:val="0"/>
+          <w:sz w:val="22"/>
+        </w:rPr>
+        <w:t>可调整暗部和亮部阈值。</w:t>
+      </w:r>
+    </w:p>
+    <w:p>
+      <w:pPr>
+        <w:spacing w:before="0" w:after="80" w:line="300" w:lineRule="auto"/>
+        <w:numPr>
+          <w:ilvl w:val="0"/>
+          <w:numId w:val="10"/>
+        </w:numPr>
+      </w:pPr>
+      <w:r>
+        <w:rPr>
+          <w:rFonts w:ascii="Calibri" w:hAnsi="Calibri" w:eastAsia="Microsoft YaHei UI"/>
+          <w:b w:val="0"/>
+          <w:sz w:val="22"/>
+        </w:rPr>
+        <w:t>这里只显示测量结果，不自动判断好坏。</w:t>
+      </w:r>
+    </w:p>
+    <w:p>
+      <w:pPr>
+        <w:pStyle w:val="Heading2"/>
+      </w:pPr>
+      <w:r>
+        <w:rPr>
+          <w:rFonts w:ascii="Calibri" w:hAnsi="Calibri" w:eastAsia="Microsoft YaHei UI"/>
+          <w:b/>
+          <w:color w:val="2E74B5"/>
+          <w:sz w:val="26"/>
+        </w:rPr>
+        <w:t>成对区域</w:t>
+      </w:r>
+    </w:p>
+    <w:p>
+      <w:pPr>
+        <w:spacing w:before="0" w:after="80" w:line="300" w:lineRule="auto"/>
+        <w:numPr>
+          <w:ilvl w:val="0"/>
+          <w:numId w:val="25"/>
+        </w:numPr>
+      </w:pPr>
+      <w:r>
+        <w:rPr>
+          <w:rFonts w:ascii="Calibri" w:hAnsi="Calibri" w:eastAsia="Microsoft YaHei UI"/>
+          <w:b w:val="0"/>
+          <w:sz w:val="22"/>
+        </w:rPr>
+        <w:t>进入“区域模式”。</w:t>
+      </w:r>
+    </w:p>
+    <w:p>
+      <w:pPr>
+        <w:spacing w:before="0" w:after="80" w:line="300" w:lineRule="auto"/>
+        <w:numPr>
+          <w:ilvl w:val="0"/>
+          <w:numId w:val="25"/>
+        </w:numPr>
+      </w:pPr>
+      <w:r>
+        <w:rPr>
+          <w:rFonts w:ascii="Calibri" w:hAnsi="Calibri" w:eastAsia="Microsoft YaHei UI"/>
+          <w:b w:val="0"/>
+          <w:sz w:val="22"/>
+        </w:rPr>
+        <w:t>分别在参考图和当前截图拖出矩形。</w:t>
+      </w:r>
+    </w:p>
+    <w:p>
+      <w:pPr>
+        <w:spacing w:before="0" w:after="80" w:line="300" w:lineRule="auto"/>
+        <w:numPr>
+          <w:ilvl w:val="0"/>
+          <w:numId w:val="25"/>
+        </w:numPr>
+      </w:pPr>
+      <w:r>
+        <w:rPr>
+          <w:rFonts w:ascii="Calibri" w:hAnsi="Calibri" w:eastAsia="Microsoft YaHei UI"/>
+          <w:b w:val="0"/>
+          <w:sz w:val="22"/>
+        </w:rPr>
+        <w:t>选中两侧区域，建立配对并设置名称和语义。</w:t>
+      </w:r>
+    </w:p>
+    <w:p>
+      <w:pPr>
+        <w:spacing w:before="0" w:after="80" w:line="300" w:lineRule="auto"/>
+        <w:numPr>
+          <w:ilvl w:val="0"/>
+          <w:numId w:val="25"/>
+        </w:numPr>
+      </w:pPr>
+      <w:r>
+        <w:rPr>
+          <w:rFonts w:ascii="Calibri" w:hAnsi="Calibri" w:eastAsia="Microsoft YaHei UI"/>
+          <w:b w:val="0"/>
+          <w:sz w:val="22"/>
+        </w:rPr>
+        <w:t>松开鼠标后自动分析。</w:t>
+      </w:r>
+    </w:p>
+    <w:p>
+      <w:r>
+        <w:rPr>
+          <w:rFonts w:ascii="Calibri" w:hAnsi="Calibri" w:eastAsia="Microsoft YaHei UI"/>
+          <w:b w:val="0"/>
+          <w:sz w:val="22"/>
+        </w:rPr>
+        <w:t>区域可移动、缩放、删除和保存。新 Version 可“复制上一版本区域”，复制后必须 人工检查位置。</w:t>
+      </w:r>
+    </w:p>
+    <w:p>
+      <w:pPr>
+        <w:pStyle w:val="Heading1"/>
+      </w:pPr>
+      <w:r>
+        <w:rPr>
+          <w:rFonts w:ascii="Calibri" w:hAnsi="Calibri" w:eastAsia="Microsoft YaHei UI"/>
+          <w:b/>
+          <w:color w:val="2E74B5"/>
+          <w:sz w:val="32"/>
+        </w:rPr>
+        <w:t>11. 制作意图与参考图视觉简报</w:t>
+      </w:r>
+    </w:p>
+    <w:p>
+      <w:pPr>
+        <w:spacing w:before="0" w:after="80" w:line="300" w:lineRule="auto"/>
+        <w:numPr>
+          <w:ilvl w:val="0"/>
+          <w:numId w:val="10"/>
+        </w:numPr>
+      </w:pPr>
+      <w:r>
+        <w:rPr>
+          <w:rFonts w:ascii="Calibri" w:hAnsi="Calibri" w:eastAsia="Microsoft YaHei UI"/>
+          <w:b w:val="0"/>
+          <w:sz w:val="22"/>
+        </w:rPr>
+        <w:t>“制作意图”：记录你希望最终画面达到什么目标。</w:t>
+      </w:r>
+    </w:p>
+    <w:p>
+      <w:pPr>
+        <w:spacing w:before="0" w:after="80" w:line="300" w:lineRule="auto"/>
+        <w:numPr>
+          <w:ilvl w:val="0"/>
+          <w:numId w:val="10"/>
+        </w:numPr>
+      </w:pPr>
+      <w:r>
+        <w:rPr>
+          <w:rFonts w:ascii="Calibri" w:hAnsi="Calibri" w:eastAsia="Microsoft YaHei UI"/>
+          <w:b w:val="0"/>
+          <w:sz w:val="22"/>
+        </w:rPr>
+        <w:t>“参考图视觉简报”：记录参考图实际呈现的视觉特征。</w:t>
+      </w:r>
+    </w:p>
+    <w:p>
+      <w:pPr>
+        <w:spacing w:before="0" w:after="80" w:line="300" w:lineRule="auto"/>
+        <w:numPr>
+          <w:ilvl w:val="0"/>
+          <w:numId w:val="10"/>
+        </w:numPr>
+      </w:pPr>
+      <w:r>
+        <w:rPr>
+          <w:rFonts w:ascii="Calibri" w:hAnsi="Calibri" w:eastAsia="Microsoft YaHei UI"/>
+          <w:b w:val="0"/>
+          <w:sz w:val="22"/>
+        </w:rPr>
+        <w:t>自动测量、算法推断、AI 分析和用户填写会标记不同来源。</w:t>
+      </w:r>
+    </w:p>
+    <w:p>
+      <w:pPr>
+        <w:spacing w:before="0" w:after="80" w:line="300" w:lineRule="auto"/>
+        <w:numPr>
+          <w:ilvl w:val="0"/>
+          <w:numId w:val="10"/>
+        </w:numPr>
+      </w:pPr>
+      <w:r>
+        <w:rPr>
+          <w:rFonts w:ascii="Calibri" w:hAnsi="Calibri" w:eastAsia="Microsoft YaHei UI"/>
+          <w:b w:val="0"/>
+          <w:sz w:val="22"/>
+        </w:rPr>
+        <w:t>用户确认或修订过的内容不会被算法或 AI 自动覆盖。</w:t>
+      </w:r>
+    </w:p>
+    <w:p>
+      <w:pPr>
+        <w:pStyle w:val="Heading1"/>
+      </w:pPr>
+      <w:r>
+        <w:rPr>
+          <w:rFonts w:ascii="Calibri" w:hAnsi="Calibri" w:eastAsia="Microsoft YaHei UI"/>
+          <w:b/>
+          <w:color w:val="2E74B5"/>
+          <w:sz w:val="32"/>
+        </w:rPr>
+        <w:t>12. AI 审阅与灯光审片</w:t>
+      </w:r>
+    </w:p>
+    <w:p>
+      <w:pPr>
+        <w:spacing w:before="0" w:after="80" w:line="300" w:lineRule="auto"/>
+        <w:numPr>
+          <w:ilvl w:val="0"/>
+          <w:numId w:val="26"/>
+        </w:numPr>
+      </w:pPr>
+      <w:r>
+        <w:rPr>
+          <w:rFonts w:ascii="Calibri" w:hAnsi="Calibri" w:eastAsia="Microsoft YaHei UI"/>
+          <w:b w:val="0"/>
+          <w:sz w:val="22"/>
+        </w:rPr>
+        <w:t>优先选择“深度主美审阅（八维）”；专项灯光问题选择“灯光专项审阅”。</w:t>
+      </w:r>
+    </w:p>
+    <w:p>
+      <w:pPr>
+        <w:spacing w:before="0" w:after="80" w:line="300" w:lineRule="auto"/>
+        <w:numPr>
+          <w:ilvl w:val="0"/>
+          <w:numId w:val="26"/>
+        </w:numPr>
+      </w:pPr>
+      <w:r>
+        <w:rPr>
+          <w:rFonts w:ascii="Calibri" w:hAnsi="Calibri" w:eastAsia="Microsoft YaHei UI"/>
+          <w:b w:val="0"/>
+          <w:sz w:val="22"/>
+        </w:rPr>
+        <w:t>无 API Key 时选择“离线 Mock”验证流程。</w:t>
+      </w:r>
+    </w:p>
+    <w:p>
+      <w:pPr>
+        <w:spacing w:before="0" w:after="80" w:line="300" w:lineRule="auto"/>
+        <w:numPr>
+          <w:ilvl w:val="0"/>
+          <w:numId w:val="26"/>
+        </w:numPr>
+      </w:pPr>
+      <w:r>
+        <w:rPr>
+          <w:rFonts w:ascii="Calibri" w:hAnsi="Calibri" w:eastAsia="Microsoft YaHei UI"/>
+          <w:b w:val="0"/>
+          <w:sz w:val="22"/>
+        </w:rPr>
+        <w:t>使用真实供应商前，把 Key 存入 Windows 系统凭据。</w:t>
+      </w:r>
+    </w:p>
+    <w:p>
+      <w:pPr>
+        <w:spacing w:before="0" w:after="80" w:line="300" w:lineRule="auto"/>
+        <w:numPr>
+          <w:ilvl w:val="0"/>
+          <w:numId w:val="26"/>
+        </w:numPr>
+      </w:pPr>
+      <w:r>
+        <w:rPr>
+          <w:rFonts w:ascii="Calibri" w:hAnsi="Calibri" w:eastAsia="Microsoft YaHei UI"/>
+          <w:b w:val="0"/>
+          <w:sz w:val="22"/>
+        </w:rPr>
+        <w:t>点击“查看发送清单并审阅”。</w:t>
+      </w:r>
+    </w:p>
+    <w:p>
+      <w:pPr>
+        <w:spacing w:before="0" w:after="80" w:line="300" w:lineRule="auto"/>
+        <w:numPr>
+          <w:ilvl w:val="0"/>
+          <w:numId w:val="26"/>
+        </w:numPr>
+      </w:pPr>
+      <w:r>
+        <w:rPr>
+          <w:rFonts w:ascii="Calibri" w:hAnsi="Calibri" w:eastAsia="Microsoft YaHei UI"/>
+          <w:b w:val="0"/>
+          <w:sz w:val="22"/>
+        </w:rPr>
+        <w:t>核对图片、分辨率和字段后，手动确认发送。</w:t>
+      </w:r>
+    </w:p>
+    <w:p>
+      <w:pPr>
+        <w:spacing w:before="0" w:after="80" w:line="300" w:lineRule="auto"/>
+        <w:numPr>
+          <w:ilvl w:val="0"/>
+          <w:numId w:val="26"/>
+        </w:numPr>
+      </w:pPr>
+      <w:r>
+        <w:rPr>
+          <w:rFonts w:ascii="Calibri" w:hAnsi="Calibri" w:eastAsia="Microsoft YaHei UI"/>
+          <w:b w:val="0"/>
+          <w:sz w:val="22"/>
+        </w:rPr>
+        <w:t>查看核心问题、证据支持或冲突，再由用户确认转为任务。</w:t>
+      </w:r>
+    </w:p>
+    <w:p>
+      <w:r>
+        <w:rPr>
+          <w:rFonts w:ascii="Calibri" w:hAnsi="Calibri" w:eastAsia="Microsoft YaHei UI"/>
+          <w:b w:val="0"/>
+          <w:sz w:val="22"/>
+        </w:rPr>
+        <w:t>“第二意见”会增加一次模型调用和费用，默认关闭。</w:t>
+      </w:r>
+    </w:p>
+    <w:p>
+      <w:pPr>
+        <w:pStyle w:val="Heading2"/>
+      </w:pPr>
+      <w:r>
+        <w:rPr>
+          <w:rFonts w:ascii="Calibri" w:hAnsi="Calibri" w:eastAsia="Microsoft YaHei UI"/>
+          <w:b/>
+          <w:color w:val="2E74B5"/>
+          <w:sz w:val="26"/>
+        </w:rPr>
+        <w:t>深度主美审阅</w:t>
+      </w:r>
+    </w:p>
+    <w:p>
+      <w:pPr>
+        <w:spacing w:before="0" w:after="80" w:line="300" w:lineRule="auto"/>
+        <w:numPr>
+          <w:ilvl w:val="0"/>
+          <w:numId w:val="10"/>
+        </w:numPr>
+      </w:pPr>
+      <w:r>
+        <w:rPr>
+          <w:rFonts w:ascii="Calibri" w:hAnsi="Calibri" w:eastAsia="Microsoft YaHei UI"/>
+          <w:b w:val="0"/>
+          <w:sz w:val="22"/>
+        </w:rPr>
+        <w:t>八个维度：构图、视觉引导、焦点层级、色彩、明度、灯光、材质、世界设计。</w:t>
+      </w:r>
+    </w:p>
+    <w:p>
+      <w:pPr>
+        <w:spacing w:before="0" w:after="80" w:line="300" w:lineRule="auto"/>
+        <w:numPr>
+          <w:ilvl w:val="0"/>
+          <w:numId w:val="10"/>
+        </w:numPr>
+      </w:pPr>
+      <w:r>
+        <w:rPr>
+          <w:rFonts w:ascii="Calibri" w:hAnsi="Calibri" w:eastAsia="Microsoft YaHei UI"/>
+          <w:b w:val="0"/>
+          <w:sz w:val="22"/>
+        </w:rPr>
+        <w:t>每个维度分开显示制作目标、参考呈现、当前效果、优点、风险和不确定性。</w:t>
+      </w:r>
+    </w:p>
+    <w:p>
+      <w:pPr>
+        <w:spacing w:before="0" w:after="80" w:line="300" w:lineRule="auto"/>
+        <w:numPr>
+          <w:ilvl w:val="0"/>
+          <w:numId w:val="10"/>
+        </w:numPr>
+      </w:pPr>
+      <w:r>
+        <w:rPr>
+          <w:rFonts w:ascii="Calibri" w:hAnsi="Calibri" w:eastAsia="Microsoft YaHei UI"/>
+          <w:b w:val="0"/>
+          <w:sz w:val="22"/>
+        </w:rPr>
+        <w:t>最多五个核心问题，并给出保留项、UE 执行顺序和下一版验证方法。</w:t>
+      </w:r>
+    </w:p>
+    <w:p>
+      <w:pPr>
+        <w:spacing w:before="0" w:after="80" w:line="300" w:lineRule="auto"/>
+        <w:numPr>
+          <w:ilvl w:val="0"/>
+          <w:numId w:val="10"/>
+        </w:numPr>
+      </w:pPr>
+      <w:r>
+        <w:rPr>
+          <w:rFonts w:ascii="Calibri" w:hAnsi="Calibri" w:eastAsia="Microsoft YaHei UI"/>
+          <w:b w:val="0"/>
+          <w:sz w:val="22"/>
+        </w:rPr>
+        <w:t>“本地证据”显示测量支持、部分支持、存在冲突或无法验证。冲突不会被隐藏。</w:t>
+      </w:r>
+    </w:p>
+    <w:p>
+      <w:pPr>
+        <w:spacing w:before="0" w:after="80" w:line="300" w:lineRule="auto"/>
+        <w:numPr>
+          <w:ilvl w:val="0"/>
+          <w:numId w:val="10"/>
+        </w:numPr>
+      </w:pPr>
+      <w:r>
+        <w:rPr>
+          <w:rFonts w:ascii="Calibri" w:hAnsi="Calibri" w:eastAsia="Microsoft YaHei UI"/>
+          <w:b w:val="0"/>
+          <w:sz w:val="22"/>
+        </w:rPr>
+        <w:t>离线 Mock 只验证界面和 JSON 流程，不会在本地分析图片，也不代表真实审阅。</w:t>
+      </w:r>
+    </w:p>
+    <w:p>
+      <w:pPr>
+        <w:pStyle w:val="Heading2"/>
+      </w:pPr>
+      <w:r>
+        <w:rPr>
+          <w:rFonts w:ascii="Calibri" w:hAnsi="Calibri" w:eastAsia="Microsoft YaHei UI"/>
+          <w:b/>
+          <w:color w:val="2E74B5"/>
+          <w:sz w:val="26"/>
+        </w:rPr>
+        <w:t>AI 接口失败时</w:t>
+      </w:r>
+    </w:p>
+    <w:p>
+      <w:pPr>
+        <w:spacing w:before="0" w:after="80" w:line="300" w:lineRule="auto"/>
+        <w:numPr>
+          <w:ilvl w:val="0"/>
+          <w:numId w:val="10"/>
+        </w:numPr>
+      </w:pPr>
+      <w:r>
+        <w:rPr>
+          <w:rFonts w:ascii="Calibri" w:hAnsi="Calibri" w:eastAsia="Microsoft YaHei UI"/>
+          <w:b w:val="0"/>
+          <w:sz w:val="22"/>
+        </w:rPr>
+        <w:t>connection_closed：远端或中间网络设备提前断开连接，不表示 API Key 错误。新版会自动退避重试 3 次；仍失败时检查代理、VPN 和网络稳定性。</w:t>
+      </w:r>
+    </w:p>
+    <w:p>
+      <w:pPr>
+        <w:spacing w:before="0" w:after="80" w:line="300" w:lineRule="auto"/>
+        <w:numPr>
+          <w:ilvl w:val="0"/>
+          <w:numId w:val="10"/>
+        </w:numPr>
+      </w:pPr>
+      <w:r>
+        <w:rPr>
+          <w:rFonts w:ascii="Calibri" w:hAnsi="Calibri" w:eastAsia="Microsoft YaHei UI"/>
+          <w:b w:val="0"/>
+          <w:sz w:val="22"/>
+        </w:rPr>
+        <w:t>自动重试可能重复提交同一请求并产生额外费用，发送确认窗口会提前提示。</w:t>
+      </w:r>
+    </w:p>
+    <w:p>
+      <w:pPr>
+        <w:spacing w:before="0" w:after="80" w:line="300" w:lineRule="auto"/>
+        <w:numPr>
+          <w:ilvl w:val="0"/>
+          <w:numId w:val="10"/>
+        </w:numPr>
+      </w:pPr>
+      <w:r>
+        <w:rPr>
+          <w:rFonts w:ascii="Calibri" w:hAnsi="Calibri" w:eastAsia="Microsoft YaHei UI"/>
+          <w:b w:val="0"/>
+          <w:sz w:val="22"/>
+        </w:rPr>
+        <w:t>http_400：请求参数或模型不兼容。新版会自动处理 Gemini 深度审阅的复杂 Schema；仍失败时先确认正在运行 0.5.0a4，再恢复默认模型重试。</w:t>
+      </w:r>
+    </w:p>
+    <w:p>
+      <w:pPr>
+        <w:spacing w:before="0" w:after="80" w:line="300" w:lineRule="auto"/>
+        <w:numPr>
+          <w:ilvl w:val="0"/>
+          <w:numId w:val="10"/>
+        </w:numPr>
+      </w:pPr>
+      <w:r>
+        <w:rPr>
+          <w:rFonts w:ascii="Calibri" w:hAnsi="Calibri" w:eastAsia="Microsoft YaHei UI"/>
+          <w:b w:val="0"/>
+          <w:sz w:val="22"/>
+        </w:rPr>
+        <w:t>若错误包含 generation_config.response_format.text.mime_type，说明仍在运行 旧版；关闭旧程序后改用本次 Gemini 接口修正版。</w:t>
+      </w:r>
+    </w:p>
+    <w:p>
+      <w:pPr>
+        <w:spacing w:before="0" w:after="80" w:line="300" w:lineRule="auto"/>
+        <w:numPr>
+          <w:ilvl w:val="0"/>
+          <w:numId w:val="10"/>
+        </w:numPr>
+      </w:pPr>
+      <w:r>
+        <w:rPr>
+          <w:rFonts w:ascii="Calibri" w:hAnsi="Calibri" w:eastAsia="Microsoft YaHei UI"/>
+          <w:b w:val="0"/>
+          <w:sz w:val="22"/>
+        </w:rPr>
+        <w:t>Gemini 首次返回的 JSON 语法损坏、被截断或结构不完整时，GATalk 最多 自动纠错一次。确认发送窗口会提示该过程可能再次发送同一审阅副本并增加 少量费用。</w:t>
+      </w:r>
+    </w:p>
+    <w:p>
+      <w:pPr>
+        <w:spacing w:before="0" w:after="80" w:line="300" w:lineRule="auto"/>
+        <w:numPr>
+          <w:ilvl w:val="0"/>
+          <w:numId w:val="10"/>
+        </w:numPr>
+      </w:pPr>
+      <w:r>
+        <w:rPr>
+          <w:rFonts w:ascii="Calibri" w:hAnsi="Calibri" w:eastAsia="Microsoft YaHei UI"/>
+          <w:b w:val="0"/>
+          <w:sz w:val="22"/>
+        </w:rPr>
+        <w:t>finish_reason=MAX_TOKENS：AI 回答过长导致 JSON 尾部被截断，不表示 API Key 错误。新版会压缩内容，并只在明确截断时用更高预算纠错一次。</w:t>
+      </w:r>
+    </w:p>
+    <w:p>
+      <w:pPr>
+        <w:spacing w:before="0" w:after="80" w:line="300" w:lineRule="auto"/>
+        <w:numPr>
+          <w:ilvl w:val="0"/>
+          <w:numId w:val="10"/>
+        </w:numPr>
+      </w:pPr>
+      <w:r>
+        <w:rPr>
+          <w:rFonts w:ascii="Calibri" w:hAnsi="Calibri" w:eastAsia="Microsoft YaHei UI"/>
+          <w:b w:val="0"/>
+          <w:sz w:val="22"/>
+        </w:rPr>
+        <w:t>错误中的 line 和 column 表示 AI 返回文本的 JSON 损坏位置，不表示 API Key 错误。0.5.0a4 会把原始返回交给同一模型压缩并修复；第二次仍损坏时 停止，不会无限重试。</w:t>
+      </w:r>
+    </w:p>
+    <w:p>
+      <w:pPr>
+        <w:spacing w:before="0" w:after="80" w:line="300" w:lineRule="auto"/>
+        <w:numPr>
+          <w:ilvl w:val="0"/>
+          <w:numId w:val="10"/>
+        </w:numPr>
+      </w:pPr>
+      <w:r>
+        <w:rPr>
+          <w:rFonts w:ascii="Calibri" w:hAnsi="Calibri" w:eastAsia="Microsoft YaHei UI"/>
+          <w:b w:val="0"/>
+          <w:sz w:val="22"/>
+        </w:rPr>
+        <w:t>若 AI 引用了本次报告中不存在的问题 ID，0.5.0a3 会取消无效链接并继续 显示完整报告，不追加 API 调用。界面的“结构修复”只表示链接已取消，正文 和真实问题没有被改写。</w:t>
+      </w:r>
+    </w:p>
+    <w:p>
+      <w:pPr>
+        <w:spacing w:before="0" w:after="80" w:line="300" w:lineRule="auto"/>
+        <w:numPr>
+          <w:ilvl w:val="0"/>
+          <w:numId w:val="10"/>
+        </w:numPr>
+      </w:pPr>
+      <w:r>
+        <w:rPr>
+          <w:rFonts w:ascii="Calibri" w:hAnsi="Calibri" w:eastAsia="Microsoft YaHei UI"/>
+          <w:b w:val="0"/>
+          <w:sz w:val="22"/>
+        </w:rPr>
+        <w:t>http_401：Key 错误、过期或不属于该供应商。</w:t>
+      </w:r>
+    </w:p>
+    <w:p>
+      <w:pPr>
+        <w:spacing w:before="0" w:after="80" w:line="300" w:lineRule="auto"/>
+        <w:numPr>
+          <w:ilvl w:val="0"/>
+          <w:numId w:val="10"/>
+        </w:numPr>
+      </w:pPr>
+      <w:r>
+        <w:rPr>
+          <w:rFonts w:ascii="Calibri" w:hAnsi="Calibri" w:eastAsia="Microsoft YaHei UI"/>
+          <w:b w:val="0"/>
+          <w:sz w:val="22"/>
+        </w:rPr>
+        <w:t>http_403：检查模型权限、服务开通、地域和 Key 所属工作区。</w:t>
+      </w:r>
+    </w:p>
+    <w:p>
+      <w:pPr>
+        <w:spacing w:before="0" w:after="80" w:line="300" w:lineRule="auto"/>
+        <w:numPr>
+          <w:ilvl w:val="0"/>
+          <w:numId w:val="10"/>
+        </w:numPr>
+      </w:pPr>
+      <w:r>
+        <w:rPr>
+          <w:rFonts w:ascii="Calibri" w:hAnsi="Calibri" w:eastAsia="Microsoft YaHei UI"/>
+          <w:b w:val="0"/>
+          <w:sz w:val="22"/>
+        </w:rPr>
+        <w:t>http_404：模型 ID 已下线或接口不存在。Gemini 会按发送清单自动尝试 当前备用链；其他供应商请改回其默认模型。</w:t>
+      </w:r>
+    </w:p>
+    <w:p>
+      <w:pPr>
+        <w:spacing w:before="0" w:after="80" w:line="300" w:lineRule="auto"/>
+        <w:numPr>
+          <w:ilvl w:val="0"/>
+          <w:numId w:val="10"/>
+        </w:numPr>
+      </w:pPr>
+      <w:r>
+        <w:rPr>
+          <w:rFonts w:ascii="Calibri" w:hAnsi="Calibri" w:eastAsia="Microsoft YaHei UI"/>
+          <w:b w:val="0"/>
+          <w:sz w:val="22"/>
+        </w:rPr>
+        <w:t>http_413：降低发送分辨率后重试。</w:t>
+      </w:r>
+    </w:p>
+    <w:p>
+      <w:pPr>
+        <w:spacing w:before="0" w:after="80" w:line="300" w:lineRule="auto"/>
+        <w:numPr>
+          <w:ilvl w:val="0"/>
+          <w:numId w:val="10"/>
+        </w:numPr>
+      </w:pPr>
+      <w:r>
+        <w:rPr>
+          <w:rFonts w:ascii="Calibri" w:hAnsi="Calibri" w:eastAsia="Microsoft YaHei UI"/>
+          <w:b w:val="0"/>
+          <w:sz w:val="22"/>
+        </w:rPr>
+        <w:t>http_429：额度不足或调用过快。</w:t>
+      </w:r>
+    </w:p>
+    <w:p>
+      <w:pPr>
+        <w:spacing w:before="0" w:after="80" w:line="300" w:lineRule="auto"/>
+        <w:numPr>
+          <w:ilvl w:val="0"/>
+          <w:numId w:val="10"/>
+        </w:numPr>
+      </w:pPr>
+      <w:r>
+        <w:rPr>
+          <w:rFonts w:ascii="Calibri" w:hAnsi="Calibri" w:eastAsia="Microsoft YaHei UI"/>
+          <w:b w:val="0"/>
+          <w:sz w:val="22"/>
+        </w:rPr>
+        <w:t>http_503：供应商当前模型临时过载，不表示 API Key 错误。新版先有限重试； Gemini 仍失败时会按发送清单依次尝试 gemini-3.5-flash 和 gemini-3.5-flash-lite，不会再使用 gemini-2.5-flash。</w:t>
+      </w:r>
+    </w:p>
+    <w:p>
+      <w:pPr>
+        <w:spacing w:before="0" w:after="80" w:line="300" w:lineRule="auto"/>
+        <w:numPr>
+          <w:ilvl w:val="0"/>
+          <w:numId w:val="10"/>
+        </w:numPr>
+      </w:pPr>
+      <w:r>
+        <w:rPr>
+          <w:rFonts w:ascii="Calibri" w:hAnsi="Calibri" w:eastAsia="Microsoft YaHei UI"/>
+          <w:b w:val="0"/>
+          <w:sz w:val="22"/>
+        </w:rPr>
+        <w:t>发送清单会提前显示完整备用链。若发生回退，状态栏和保存记录会显示请求 模型、实际模型及回退原因；每次实际发送都可能产生调用费用。</w:t>
+      </w:r>
+    </w:p>
+    <w:p>
+      <w:pPr>
+        <w:spacing w:before="0" w:after="80" w:line="300" w:lineRule="auto"/>
+        <w:numPr>
+          <w:ilvl w:val="0"/>
+          <w:numId w:val="10"/>
+        </w:numPr>
+      </w:pPr>
+      <w:r>
+        <w:rPr>
+          <w:rFonts w:ascii="Calibri" w:hAnsi="Calibri" w:eastAsia="Microsoft YaHei UI"/>
+          <w:b w:val="0"/>
+          <w:sz w:val="22"/>
+        </w:rPr>
+        <w:t>其他 http_5xx：供应商服务异常，稍后重试。</w:t>
+      </w:r>
+    </w:p>
+    <w:p>
+      <w:r>
+        <w:rPr>
+          <w:rFonts w:ascii="Calibri" w:hAnsi="Calibri" w:eastAsia="Microsoft YaHei UI"/>
+          <w:b w:val="0"/>
+          <w:sz w:val="22"/>
+        </w:rPr>
+        <w:t>错误窗口只显示供应商返回的脱敏原因。不要把 API Key 截图或复制给他人。</w:t>
+      </w:r>
+    </w:p>
+    <w:p>
+      <w:pPr>
+        <w:pStyle w:val="Heading1"/>
+      </w:pPr>
+      <w:r>
+        <w:rPr>
+          <w:rFonts w:ascii="Calibri" w:hAnsi="Calibri" w:eastAsia="Microsoft YaHei UI"/>
+          <w:b/>
+          <w:color w:val="2E74B5"/>
+          <w:sz w:val="32"/>
+        </w:rPr>
+        <w:t>13. 优化实验室</w:t>
+      </w:r>
+    </w:p>
+    <w:p>
+      <w:pPr>
+        <w:pStyle w:val="Heading2"/>
+      </w:pPr>
+      <w:r>
+        <w:rPr>
+          <w:rFonts w:ascii="Calibri" w:hAnsi="Calibri" w:eastAsia="Microsoft YaHei UI"/>
+          <w:b/>
+          <w:color w:val="2E74B5"/>
+          <w:sz w:val="26"/>
+        </w:rPr>
+        <w:t>目标匹配画像</w:t>
+      </w:r>
+    </w:p>
+    <w:p>
+      <w:pPr>
+        <w:spacing w:before="0" w:after="80" w:line="300" w:lineRule="auto"/>
+        <w:numPr>
+          <w:ilvl w:val="0"/>
+          <w:numId w:val="10"/>
+        </w:numPr>
+      </w:pPr>
+      <w:r>
+        <w:rPr>
+          <w:rFonts w:ascii="Calibri" w:hAnsi="Calibri" w:eastAsia="Microsoft YaHei UI"/>
+          <w:b w:val="0"/>
+          <w:sz w:val="22"/>
+        </w:rPr>
+        <w:t>显示明度、黑白灰、色板、彩度、冷暖、区域关系等维度。</w:t>
+      </w:r>
+    </w:p>
+    <w:p>
+      <w:pPr>
+        <w:spacing w:before="0" w:after="80" w:line="300" w:lineRule="auto"/>
+        <w:numPr>
+          <w:ilvl w:val="0"/>
+          <w:numId w:val="10"/>
+        </w:numPr>
+      </w:pPr>
+      <w:r>
+        <w:rPr>
+          <w:rFonts w:ascii="Calibri" w:hAnsi="Calibri" w:eastAsia="Microsoft YaHei UI"/>
+          <w:b w:val="0"/>
+          <w:sz w:val="22"/>
+        </w:rPr>
+        <w:t>可修改各维度权重。</w:t>
+      </w:r>
+    </w:p>
+    <w:p>
+      <w:pPr>
+        <w:spacing w:before="0" w:after="80" w:line="300" w:lineRule="auto"/>
+        <w:numPr>
+          <w:ilvl w:val="0"/>
+          <w:numId w:val="10"/>
+        </w:numPr>
+      </w:pPr>
+      <w:r>
+        <w:rPr>
+          <w:rFonts w:ascii="Calibri" w:hAnsi="Calibri" w:eastAsia="Microsoft YaHei UI"/>
+          <w:b w:val="0"/>
+          <w:sz w:val="22"/>
+        </w:rPr>
+        <w:t>“估计匹配度”只代表当前算法和权重，不是作品质量评分。</w:t>
+      </w:r>
+    </w:p>
+    <w:p>
+      <w:pPr>
+        <w:spacing w:before="0" w:after="80" w:line="300" w:lineRule="auto"/>
+        <w:numPr>
+          <w:ilvl w:val="0"/>
+          <w:numId w:val="10"/>
+        </w:numPr>
+      </w:pPr>
+      <w:r>
+        <w:rPr>
+          <w:rFonts w:ascii="Calibri" w:hAnsi="Calibri" w:eastAsia="Microsoft YaHei UI"/>
+          <w:b w:val="0"/>
+          <w:sz w:val="22"/>
+        </w:rPr>
+        <w:t>证据不足的维度会明确标出，不会自动猜测。</w:t>
+      </w:r>
+    </w:p>
+    <w:p>
+      <w:pPr>
+        <w:pStyle w:val="Heading2"/>
+      </w:pPr>
+      <w:r>
+        <w:rPr>
+          <w:rFonts w:ascii="Calibri" w:hAnsi="Calibri" w:eastAsia="Microsoft YaHei UI"/>
+          <w:b/>
+          <w:color w:val="2E74B5"/>
+          <w:sz w:val="26"/>
+        </w:rPr>
+        <w:t>安全调色</w:t>
+      </w:r>
+    </w:p>
+    <w:p>
+      <w:pPr>
+        <w:spacing w:before="0" w:after="80" w:line="300" w:lineRule="auto"/>
+        <w:numPr>
+          <w:ilvl w:val="0"/>
+          <w:numId w:val="27"/>
+        </w:numPr>
+      </w:pPr>
+      <w:r>
+        <w:rPr>
+          <w:rFonts w:ascii="Calibri" w:hAnsi="Calibri" w:eastAsia="Microsoft YaHei UI"/>
+          <w:b w:val="0"/>
+          <w:sz w:val="22"/>
+        </w:rPr>
+        <w:t>调整曝光、对比、白平衡、阴影、中间调、亮部和彩度。</w:t>
+      </w:r>
+    </w:p>
+    <w:p>
+      <w:pPr>
+        <w:spacing w:before="0" w:after="80" w:line="300" w:lineRule="auto"/>
+        <w:numPr>
+          <w:ilvl w:val="0"/>
+          <w:numId w:val="27"/>
+        </w:numPr>
+      </w:pPr>
+      <w:r>
+        <w:rPr>
+          <w:rFonts w:ascii="Calibri" w:hAnsi="Calibri" w:eastAsia="Microsoft YaHei UI"/>
+          <w:b w:val="0"/>
+          <w:sz w:val="22"/>
+        </w:rPr>
+        <w:t>选择全图或当前选中的配对区域。</w:t>
+      </w:r>
+    </w:p>
+    <w:p>
+      <w:pPr>
+        <w:spacing w:before="0" w:after="80" w:line="300" w:lineRule="auto"/>
+        <w:numPr>
+          <w:ilvl w:val="0"/>
+          <w:numId w:val="27"/>
+        </w:numPr>
+      </w:pPr>
+      <w:r>
+        <w:rPr>
+          <w:rFonts w:ascii="Calibri" w:hAnsi="Calibri" w:eastAsia="Microsoft YaHei UI"/>
+          <w:b w:val="0"/>
+          <w:sz w:val="22"/>
+        </w:rPr>
+        <w:t>设置参考影响强度并生成预览。</w:t>
+      </w:r>
+    </w:p>
+    <w:p>
+      <w:pPr>
+        <w:spacing w:before="0" w:after="80" w:line="300" w:lineRule="auto"/>
+        <w:numPr>
+          <w:ilvl w:val="0"/>
+          <w:numId w:val="27"/>
+        </w:numPr>
+      </w:pPr>
+      <w:r>
+        <w:rPr>
+          <w:rFonts w:ascii="Calibri" w:hAnsi="Calibri" w:eastAsia="Microsoft YaHei UI"/>
+          <w:b w:val="0"/>
+          <w:sz w:val="22"/>
+        </w:rPr>
+        <w:t>使用 A/B、撤销和重做检查结果。</w:t>
+      </w:r>
+    </w:p>
+    <w:p>
+      <w:pPr>
+        <w:spacing w:before="0" w:after="80" w:line="300" w:lineRule="auto"/>
+        <w:numPr>
+          <w:ilvl w:val="0"/>
+          <w:numId w:val="27"/>
+        </w:numPr>
+      </w:pPr>
+      <w:r>
+        <w:rPr>
+          <w:rFonts w:ascii="Calibri" w:hAnsi="Calibri" w:eastAsia="Microsoft YaHei UI"/>
+          <w:b w:val="0"/>
+          <w:sz w:val="22"/>
+        </w:rPr>
+        <w:t>可导出 PNG 和 JSON 配方；符合条件时可导出 .cube。</w:t>
+      </w:r>
+    </w:p>
+    <w:p>
+      <w:r>
+        <w:rPr>
+          <w:rFonts w:ascii="Calibri" w:hAnsi="Calibri" w:eastAsia="Microsoft YaHei UI"/>
+          <w:b w:val="0"/>
+          <w:sz w:val="22"/>
+        </w:rPr>
+        <w:t>安全调色完全本地运行，不修改原图。区域调色或参考色迁移不能导出通用 .cube。</w:t>
+      </w:r>
+    </w:p>
+    <w:p>
+      <w:pPr>
+        <w:pStyle w:val="Heading2"/>
+      </w:pPr>
+      <w:r>
+        <w:rPr>
+          <w:rFonts w:ascii="Calibri" w:hAnsi="Calibri" w:eastAsia="Microsoft YaHei UI"/>
+          <w:b/>
+          <w:color w:val="2E74B5"/>
+          <w:sz w:val="26"/>
+        </w:rPr>
+        <w:t>AI 优化预演</w:t>
+      </w:r>
+    </w:p>
+    <w:p>
+      <w:pPr>
+        <w:spacing w:before="0" w:after="80" w:line="300" w:lineRule="auto"/>
+        <w:numPr>
+          <w:ilvl w:val="0"/>
+          <w:numId w:val="28"/>
+        </w:numPr>
+      </w:pPr>
+      <w:r>
+        <w:rPr>
+          <w:rFonts w:ascii="Calibri" w:hAnsi="Calibri" w:eastAsia="Microsoft YaHei UI"/>
+          <w:b w:val="0"/>
+          <w:sz w:val="22"/>
+        </w:rPr>
+        <w:t>选择只改灯光、只改色彩或只改雾与氛围。</w:t>
+      </w:r>
+    </w:p>
+    <w:p>
+      <w:pPr>
+        <w:spacing w:before="0" w:after="80" w:line="300" w:lineRule="auto"/>
+        <w:numPr>
+          <w:ilvl w:val="0"/>
+          <w:numId w:val="28"/>
+        </w:numPr>
+      </w:pPr>
+      <w:r>
+        <w:rPr>
+          <w:rFonts w:ascii="Calibri" w:hAnsi="Calibri" w:eastAsia="Microsoft YaHei UI"/>
+          <w:b w:val="0"/>
+          <w:sz w:val="22"/>
+        </w:rPr>
+        <w:t>设置改动预算和构图、几何、资产身份保护项。</w:t>
+      </w:r>
+    </w:p>
+    <w:p>
+      <w:pPr>
+        <w:spacing w:before="0" w:after="80" w:line="300" w:lineRule="auto"/>
+        <w:numPr>
+          <w:ilvl w:val="0"/>
+          <w:numId w:val="28"/>
+        </w:numPr>
+      </w:pPr>
+      <w:r>
+        <w:rPr>
+          <w:rFonts w:ascii="Calibri" w:hAnsi="Calibri" w:eastAsia="Microsoft YaHei UI"/>
+          <w:b w:val="0"/>
+          <w:sz w:val="22"/>
+        </w:rPr>
+        <w:t>查看发送清单并主动确认。</w:t>
+      </w:r>
+    </w:p>
+    <w:p>
+      <w:pPr>
+        <w:spacing w:before="0" w:after="80" w:line="300" w:lineRule="auto"/>
+        <w:numPr>
+          <w:ilvl w:val="0"/>
+          <w:numId w:val="28"/>
+        </w:numPr>
+      </w:pPr>
+      <w:r>
+        <w:rPr>
+          <w:rFonts w:ascii="Calibri" w:hAnsi="Calibri" w:eastAsia="Microsoft YaHei UI"/>
+          <w:b w:val="0"/>
+          <w:sz w:val="22"/>
+        </w:rPr>
+        <w:t>检查结构漂移、构图偏移和保护区变化。</w:t>
+      </w:r>
+    </w:p>
+    <w:p>
+      <w:r>
+        <w:rPr>
+          <w:rFonts w:ascii="Calibri" w:hAnsi="Calibri" w:eastAsia="Microsoft YaHei UI"/>
+          <w:b w:val="0"/>
+          <w:sz w:val="22"/>
+        </w:rPr>
+        <w:t>AI 输出只保存为 AIConceptPreview，不会成为真实 UE Version。出现“仅适合 概念参考”时，不应把预演当作可直接复现的场景结果。</w:t>
+      </w:r>
+    </w:p>
+    <w:p>
+      <w:pPr>
+        <w:pStyle w:val="Heading1"/>
+      </w:pPr>
+      <w:r>
+        <w:rPr>
+          <w:rFonts w:ascii="Calibri" w:hAnsi="Calibri" w:eastAsia="Microsoft YaHei UI"/>
+          <w:b/>
+          <w:color w:val="2E74B5"/>
+          <w:sz w:val="32"/>
+        </w:rPr>
+        <w:t>14. 全局工具与文件安全</w:t>
+      </w:r>
+    </w:p>
+    <w:p>
+      <w:pPr>
+        <w:pStyle w:val="Heading2"/>
+      </w:pPr>
+      <w:r>
+        <w:rPr>
+          <w:rFonts w:ascii="Calibri" w:hAnsi="Calibri" w:eastAsia="Microsoft YaHei UI"/>
+          <w:b/>
+          <w:color w:val="2E74B5"/>
+          <w:sz w:val="26"/>
+        </w:rPr>
+        <w:t>项目诊断与恢复</w:t>
+      </w:r>
+    </w:p>
+    <w:p>
+      <w:pPr>
+        <w:spacing w:before="0" w:after="80" w:line="300" w:lineRule="auto"/>
+        <w:numPr>
+          <w:ilvl w:val="0"/>
+          <w:numId w:val="29"/>
+        </w:numPr>
+      </w:pPr>
+      <w:r>
+        <w:rPr>
+          <w:rFonts w:ascii="Calibri" w:hAnsi="Calibri" w:eastAsia="Microsoft YaHei UI"/>
+          <w:b w:val="0"/>
+          <w:sz w:val="22"/>
+        </w:rPr>
+        <w:t>在首页打开“项目诊断与恢复”。</w:t>
+      </w:r>
+    </w:p>
+    <w:p>
+      <w:pPr>
+        <w:spacing w:before="0" w:after="80" w:line="300" w:lineRule="auto"/>
+        <w:numPr>
+          <w:ilvl w:val="0"/>
+          <w:numId w:val="29"/>
+        </w:numPr>
+      </w:pPr>
+      <w:r>
+        <w:rPr>
+          <w:rFonts w:ascii="Calibri" w:hAnsi="Calibri" w:eastAsia="Microsoft YaHei UI"/>
+          <w:b w:val="0"/>
+          <w:sz w:val="22"/>
+        </w:rPr>
+        <w:t>选择或扫描最近项目，查看入口、数据库、目录、资料引用、产物和写入状态。</w:t>
+      </w:r>
+    </w:p>
+    <w:p>
+      <w:pPr>
+        <w:spacing w:before="0" w:after="80" w:line="300" w:lineRule="auto"/>
+        <w:numPr>
+          <w:ilvl w:val="0"/>
+          <w:numId w:val="29"/>
+        </w:numPr>
+      </w:pPr>
+      <w:r>
+        <w:rPr>
+          <w:rFonts w:ascii="Calibri" w:hAnsi="Calibri" w:eastAsia="Microsoft YaHei UI"/>
+          <w:b w:val="0"/>
+          <w:sz w:val="22"/>
+        </w:rPr>
+        <w:t>基础目录缺失时使用“修复项目目录”；该操作不会伪造数据库或原始资料。</w:t>
+      </w:r>
+    </w:p>
+    <w:p>
+      <w:pPr>
+        <w:spacing w:before="0" w:after="80" w:line="300" w:lineRule="auto"/>
+        <w:numPr>
+          <w:ilvl w:val="0"/>
+          <w:numId w:val="29"/>
+        </w:numPr>
+      </w:pPr>
+      <w:r>
+        <w:rPr>
+          <w:rFonts w:ascii="Calibri" w:hAnsi="Calibri" w:eastAsia="Microsoft YaHei UI"/>
+          <w:b w:val="0"/>
+          <w:sz w:val="22"/>
+        </w:rPr>
+        <w:t>重大修改前点击“建立恢复点”。需要回退时选择恢复点并确认恢复。</w:t>
+      </w:r>
+    </w:p>
+    <w:p>
+      <w:pPr>
+        <w:spacing w:before="0" w:after="80" w:line="300" w:lineRule="auto"/>
+        <w:numPr>
+          <w:ilvl w:val="0"/>
+          <w:numId w:val="29"/>
+        </w:numPr>
+      </w:pPr>
+      <w:r>
+        <w:rPr>
+          <w:rFonts w:ascii="Calibri" w:hAnsi="Calibri" w:eastAsia="Microsoft YaHei UI"/>
+          <w:b w:val="0"/>
+          <w:sz w:val="22"/>
+        </w:rPr>
+        <w:t>项目被移动后使用“重定位移动项目”，指向新的入口文件。</w:t>
+      </w:r>
+    </w:p>
+    <w:p>
+      <w:pPr>
+        <w:spacing w:before="0" w:after="80" w:line="300" w:lineRule="auto"/>
+        <w:numPr>
+          <w:ilvl w:val="0"/>
+          <w:numId w:val="29"/>
+        </w:numPr>
+      </w:pPr>
+      <w:r>
+        <w:rPr>
+          <w:rFonts w:ascii="Calibri" w:hAnsi="Calibri" w:eastAsia="Microsoft YaHei UI"/>
+          <w:b w:val="0"/>
+          <w:sz w:val="22"/>
+        </w:rPr>
+        <w:t>需要提交问题时导出诊断报告；报告不包含 API Key、图片字节和项目正文。</w:t>
+      </w:r>
+    </w:p>
+    <w:p>
+      <w:r>
+        <w:rPr>
+          <w:rFonts w:ascii="Calibri" w:hAnsi="Calibri" w:eastAsia="Microsoft YaHei UI"/>
+          <w:b w:val="0"/>
+          <w:sz w:val="22"/>
+        </w:rPr>
+        <w:t>恢复前 GATalk 会再建立一个安全点。恢复测试应先复制真实项目，不要把唯一原件 作为试验对象。</w:t>
+      </w:r>
+    </w:p>
+    <w:p>
+      <w:pPr>
+        <w:spacing w:before="0" w:after="80" w:line="300" w:lineRule="auto"/>
+        <w:numPr>
+          <w:ilvl w:val="0"/>
+          <w:numId w:val="10"/>
+        </w:numPr>
+      </w:pPr>
+      <w:r>
+        <w:rPr>
+          <w:rFonts w:ascii="Calibri" w:hAnsi="Calibri" w:eastAsia="Microsoft YaHei UI"/>
+          <w:b w:val="0"/>
+          <w:sz w:val="22"/>
+        </w:rPr>
+        <w:t>Ctrl+K 打开全局检索；Ctrl+Shift+P 打开命令面板；Ctrl+, 打开全局设置。</w:t>
+      </w:r>
+    </w:p>
+    <w:p>
+      <w:pPr>
+        <w:spacing w:before="0" w:after="80" w:line="300" w:lineRule="auto"/>
+        <w:numPr>
+          <w:ilvl w:val="0"/>
+          <w:numId w:val="10"/>
+        </w:numPr>
+      </w:pPr>
+      <w:r>
+        <w:rPr>
+          <w:rFonts w:ascii="Calibri" w:hAnsi="Calibri" w:eastAsia="Microsoft YaHei UI"/>
+          <w:b w:val="0"/>
+          <w:sz w:val="22"/>
+        </w:rPr>
+        <w:t>Ctrl+Shift+J 打开任务与供应商状态，查看 AI 调用、重试和失败原因。</w:t>
+      </w:r>
+    </w:p>
+    <w:p>
+      <w:pPr>
+        <w:spacing w:before="0" w:after="80" w:line="300" w:lineRule="auto"/>
+        <w:numPr>
+          <w:ilvl w:val="0"/>
+          <w:numId w:val="10"/>
+        </w:numPr>
+      </w:pPr>
+      <w:r>
+        <w:rPr>
+          <w:rFonts w:ascii="Calibri" w:hAnsi="Calibri" w:eastAsia="Microsoft YaHei UI"/>
+          <w:b w:val="0"/>
+          <w:sz w:val="22"/>
+        </w:rPr>
+        <w:t>Ctrl+Shift+D 打开项目诊断，检查入口文件、数据库、assets 和备份数量。</w:t>
+      </w:r>
+    </w:p>
+    <w:p>
+      <w:pPr>
+        <w:spacing w:before="0" w:after="80" w:line="300" w:lineRule="auto"/>
+        <w:numPr>
+          <w:ilvl w:val="0"/>
+          <w:numId w:val="10"/>
+        </w:numPr>
+      </w:pPr>
+      <w:r>
+        <w:rPr>
+          <w:rFonts w:ascii="Calibri" w:hAnsi="Calibri" w:eastAsia="Microsoft YaHei UI"/>
+          <w:b w:val="0"/>
+          <w:sz w:val="22"/>
+        </w:rPr>
+        <w:t>上次异常退出后，未完成任务会标记“上次退出时中断”，首页诊断会给出提示。</w:t>
+      </w:r>
+    </w:p>
+    <w:p>
+      <w:pPr>
+        <w:spacing w:before="0" w:after="80" w:line="300" w:lineRule="auto"/>
+        <w:numPr>
+          <w:ilvl w:val="0"/>
+          <w:numId w:val="10"/>
+        </w:numPr>
+      </w:pPr>
+      <w:r>
+        <w:rPr>
+          <w:rFonts w:ascii="Calibri" w:hAnsi="Calibri" w:eastAsia="Microsoft YaHei UI"/>
+          <w:b w:val="0"/>
+          <w:sz w:val="22"/>
+        </w:rPr>
+        <w:t>诊断报告不包含图片、API Key、AI 提示语或项目正文；会包含用户主动检查的本地路径。</w:t>
+      </w:r>
+    </w:p>
+    <w:p>
+      <w:pPr>
+        <w:pStyle w:val="Heading2"/>
+      </w:pPr>
+      <w:r>
+        <w:rPr>
+          <w:rFonts w:ascii="Calibri" w:hAnsi="Calibri" w:eastAsia="Microsoft YaHei UI"/>
+          <w:b/>
+          <w:color w:val="2E74B5"/>
+          <w:sz w:val="26"/>
+        </w:rPr>
+        <w:t>文件与安全</w:t>
+      </w:r>
+    </w:p>
+    <w:p>
+      <w:pPr>
+        <w:spacing w:before="0" w:after="80" w:line="300" w:lineRule="auto"/>
+        <w:numPr>
+          <w:ilvl w:val="0"/>
+          <w:numId w:val="10"/>
+        </w:numPr>
+      </w:pPr>
+      <w:r>
+        <w:rPr>
+          <w:rFonts w:ascii="Calibri" w:hAnsi="Calibri" w:eastAsia="Microsoft YaHei UI"/>
+          <w:b w:val="0"/>
+          <w:sz w:val="22"/>
+        </w:rPr>
+        <w:t>assets：导入原图，保留原始字节和 SHA-256。</w:t>
+      </w:r>
+    </w:p>
+    <w:p>
+      <w:pPr>
+        <w:spacing w:before="0" w:after="80" w:line="300" w:lineRule="auto"/>
+        <w:numPr>
+          <w:ilvl w:val="0"/>
+          <w:numId w:val="10"/>
+        </w:numPr>
+      </w:pPr>
+      <w:r>
+        <w:rPr>
+          <w:rFonts w:ascii="Calibri" w:hAnsi="Calibri" w:eastAsia="Microsoft YaHei UI"/>
+          <w:b w:val="0"/>
+          <w:sz w:val="22"/>
+        </w:rPr>
+        <w:t>artifacts：可重建分析结果和 AIConceptPreview。</w:t>
+      </w:r>
+    </w:p>
+    <w:p>
+      <w:pPr>
+        <w:spacing w:before="0" w:after="80" w:line="300" w:lineRule="auto"/>
+        <w:numPr>
+          <w:ilvl w:val="0"/>
+          <w:numId w:val="10"/>
+        </w:numPr>
+      </w:pPr>
+      <w:r>
+        <w:rPr>
+          <w:rFonts w:ascii="Calibri" w:hAnsi="Calibri" w:eastAsia="Microsoft YaHei UI"/>
+          <w:b w:val="0"/>
+          <w:sz w:val="22"/>
+        </w:rPr>
+        <w:t>exports：审阅包、预览和配方。</w:t>
+      </w:r>
+    </w:p>
+    <w:p>
+      <w:pPr>
+        <w:spacing w:before="0" w:after="80" w:line="300" w:lineRule="auto"/>
+        <w:numPr>
+          <w:ilvl w:val="0"/>
+          <w:numId w:val="10"/>
+        </w:numPr>
+      </w:pPr>
+      <w:r>
+        <w:rPr>
+          <w:rFonts w:ascii="Calibri" w:hAnsi="Calibri" w:eastAsia="Microsoft YaHei UI"/>
+          <w:b w:val="0"/>
+          <w:sz w:val="22"/>
+        </w:rPr>
+        <w:t>API Key 不写入项目、SQLite、JSON、日志或 Git。</w:t>
+      </w:r>
+    </w:p>
+    <w:p>
+      <w:pPr>
+        <w:spacing w:before="0" w:after="80" w:line="300" w:lineRule="auto"/>
+        <w:numPr>
+          <w:ilvl w:val="0"/>
+          <w:numId w:val="10"/>
+        </w:numPr>
+      </w:pPr>
+      <w:r>
+        <w:rPr>
+          <w:rFonts w:ascii="Calibri" w:hAnsi="Calibri" w:eastAsia="Microsoft YaHei UI"/>
+          <w:b w:val="0"/>
+          <w:sz w:val="22"/>
+        </w:rPr>
+        <w:t>同一项目只能由一个进程写入；第二个进程可只读打开。</w:t>
+      </w:r>
+    </w:p>
+    <w:p>
+      <w:pPr>
+        <w:spacing w:before="0" w:after="80" w:line="300" w:lineRule="auto"/>
+        <w:numPr>
+          <w:ilvl w:val="0"/>
+          <w:numId w:val="10"/>
+        </w:numPr>
+      </w:pPr>
+      <w:r>
+        <w:rPr>
+          <w:rFonts w:ascii="Calibri" w:hAnsi="Calibri" w:eastAsia="Microsoft YaHei UI"/>
+          <w:b w:val="0"/>
+          <w:sz w:val="22"/>
+        </w:rPr>
+        <w:t>作品研究的 assets 同样保留导入图片原始字节；study.json 保存研究状态。</w:t>
+      </w:r>
+    </w:p>
+    <w:p>
+      <w:pPr>
+        <w:spacing w:before="0" w:after="80" w:line="300" w:lineRule="auto"/>
+        <w:numPr>
+          <w:ilvl w:val="0"/>
+          <w:numId w:val="10"/>
+        </w:numPr>
+      </w:pPr>
+      <w:r>
+        <w:rPr>
+          <w:rFonts w:ascii="Calibri" w:hAnsi="Calibri" w:eastAsia="Microsoft YaHei UI"/>
+          <w:b w:val="0"/>
+          <w:sz w:val="22"/>
+        </w:rPr>
+        <w:t>资产拆分项目使用 .scenelens-assets 目录；生成图、遮罩和导出记录与原图 分开保存。</w:t>
+      </w:r>
+    </w:p>
+    <w:p>
+      <w:pPr>
+        <w:spacing w:before="0" w:after="80" w:line="300" w:lineRule="auto"/>
+        <w:numPr>
+          <w:ilvl w:val="0"/>
+          <w:numId w:val="10"/>
+        </w:numPr>
+      </w:pPr>
+      <w:r>
+        <w:rPr>
+          <w:rFonts w:ascii="Calibri" w:hAnsi="Calibri" w:eastAsia="Microsoft YaHei UI"/>
+          <w:b w:val="0"/>
+          <w:sz w:val="22"/>
+        </w:rPr>
+        <w:t>资料库使用 library.json、assets、documents、exports 和 backups。</w:t>
+      </w:r>
+    </w:p>
+    <w:p>
+      <w:pPr>
+        <w:spacing w:before="0" w:after="80" w:line="300" w:lineRule="auto"/>
+        <w:numPr>
+          <w:ilvl w:val="0"/>
+          <w:numId w:val="10"/>
+        </w:numPr>
+      </w:pPr>
+      <w:r>
+        <w:rPr>
+          <w:rFonts w:ascii="Calibri" w:hAnsi="Calibri" w:eastAsia="Microsoft YaHei UI"/>
+          <w:b w:val="0"/>
+          <w:sz w:val="22"/>
+        </w:rPr>
+        <w:t>对照研究使用 comparison.json、assets、artifacts、exports 和 backups。</w:t>
+      </w:r>
+    </w:p>
+    <w:p>
+      <w:pPr>
+        <w:pStyle w:val="Heading1"/>
+      </w:pPr>
+      <w:r>
+        <w:rPr>
+          <w:rFonts w:ascii="Calibri" w:hAnsi="Calibri" w:eastAsia="Microsoft YaHei UI"/>
+          <w:b/>
+          <w:color w:val="2E74B5"/>
+          <w:sz w:val="32"/>
+        </w:rPr>
+        <w:t>15. 当前限制</w:t>
+      </w:r>
+    </w:p>
+    <w:p>
+      <w:pPr>
+        <w:spacing w:before="0" w:after="80" w:line="300" w:lineRule="auto"/>
+        <w:numPr>
+          <w:ilvl w:val="0"/>
+          <w:numId w:val="10"/>
+        </w:numPr>
+      </w:pPr>
+      <w:r>
+        <w:rPr>
+          <w:rFonts w:ascii="Calibri" w:hAnsi="Calibri" w:eastAsia="Microsoft YaHei UI"/>
+          <w:b w:val="0"/>
+          <w:sz w:val="22"/>
+        </w:rPr>
+        <w:t>只支持静态图片和矩形区域。</w:t>
+      </w:r>
+    </w:p>
+    <w:p>
+      <w:pPr>
+        <w:spacing w:before="0" w:after="80" w:line="300" w:lineRule="auto"/>
+        <w:numPr>
+          <w:ilvl w:val="0"/>
+          <w:numId w:val="10"/>
+        </w:numPr>
+      </w:pPr>
+      <w:r>
+        <w:rPr>
+          <w:rFonts w:ascii="Calibri" w:hAnsi="Calibri" w:eastAsia="Microsoft YaHei UI"/>
+          <w:b w:val="0"/>
+          <w:sz w:val="22"/>
+        </w:rPr>
+        <w:t>不支持视频、HDR/EXR、多边形、自动分割或 UE 工程扫描。</w:t>
+      </w:r>
+    </w:p>
+    <w:p>
+      <w:pPr>
+        <w:spacing w:before="0" w:after="80" w:line="300" w:lineRule="auto"/>
+        <w:numPr>
+          <w:ilvl w:val="0"/>
+          <w:numId w:val="10"/>
+        </w:numPr>
+      </w:pPr>
+      <w:r>
+        <w:rPr>
+          <w:rFonts w:ascii="Calibri" w:hAnsi="Calibri" w:eastAsia="Microsoft YaHei UI"/>
+          <w:b w:val="0"/>
+          <w:sz w:val="22"/>
+        </w:rPr>
+        <w:t>真实 AI 供应商需要单独验证账号、地区、模型和费用。</w:t>
+      </w:r>
+    </w:p>
+    <w:p>
+      <w:pPr>
+        <w:spacing w:before="0" w:after="80" w:line="300" w:lineRule="auto"/>
+        <w:numPr>
+          <w:ilvl w:val="0"/>
+          <w:numId w:val="10"/>
+        </w:numPr>
+      </w:pPr>
+      <w:r>
+        <w:rPr>
+          <w:rFonts w:ascii="Calibri" w:hAnsi="Calibri" w:eastAsia="Microsoft YaHei UI"/>
+          <w:b w:val="0"/>
+          <w:sz w:val="22"/>
+        </w:rPr>
+        <w:t>AI 预演必须回到 UE 实施，并用新的真实截图 Version 正式复查。</w:t>
+      </w:r>
+    </w:p>
+    <w:p>
+      <w:pPr>
+        <w:spacing w:before="0" w:after="80" w:line="300" w:lineRule="auto"/>
+        <w:numPr>
+          <w:ilvl w:val="0"/>
+          <w:numId w:val="10"/>
+        </w:numPr>
+      </w:pPr>
+      <w:r>
+        <w:rPr>
+          <w:rFonts w:ascii="Calibri" w:hAnsi="Calibri" w:eastAsia="Microsoft YaHei UI"/>
+          <w:b w:val="0"/>
+          <w:sz w:val="22"/>
+        </w:rPr>
+        <w:t>对照研究支持 2 至 6 张静态图片；暂不提供自由画布、自动网页抓取、图像相似搜索或本地大型视觉模型。</w:t>
+      </w:r>
+    </w:p>
+    <w:p>
+      <w:pPr>
+        <w:spacing w:before="0" w:after="80" w:line="300" w:lineRule="auto"/>
+        <w:numPr>
+          <w:ilvl w:val="0"/>
+          <w:numId w:val="10"/>
+        </w:numPr>
+      </w:pPr>
+      <w:r>
+        <w:rPr>
+          <w:rFonts w:ascii="Calibri" w:hAnsi="Calibri" w:eastAsia="Microsoft YaHei UI"/>
+          <w:b w:val="0"/>
+          <w:sz w:val="22"/>
+        </w:rPr>
+        <w:t>关卡设计和策划资料域只完成可注册的数据边界，尚未开发对应资料工具。</w:t>
+      </w:r>
+    </w:p>
+    <w:p>
+      <w:pPr>
+        <w:spacing w:before="0" w:after="80" w:line="300" w:lineRule="auto"/>
+        <w:numPr>
+          <w:ilvl w:val="0"/>
+          <w:numId w:val="10"/>
+        </w:numPr>
+      </w:pPr>
+      <w:r>
+        <w:rPr>
+          <w:rFonts w:ascii="Calibri" w:hAnsi="Calibri" w:eastAsia="Microsoft YaHei UI"/>
+          <w:b w:val="0"/>
+          <w:sz w:val="22"/>
+        </w:rPr>
+        <w:t>资产拆分不捆绑本地视觉大模型、SAM 2 或 CUDA，也不生成生产可用三维模型。</w:t>
+      </w:r>
+    </w:p>
+    <w:p>
+      <w:pPr>
+        <w:spacing w:before="0" w:after="80" w:line="300" w:lineRule="auto"/>
+        <w:numPr>
+          <w:ilvl w:val="0"/>
+          <w:numId w:val="10"/>
+        </w:numPr>
+      </w:pPr>
+      <w:r>
+        <w:rPr>
+          <w:rFonts w:ascii="Calibri" w:hAnsi="Calibri" w:eastAsia="Microsoft YaHei UI"/>
+          <w:b w:val="0"/>
+          <w:sz w:val="22"/>
+        </w:rPr>
+        <w:t>AI 独立资产图和资产板是概念规划图，不是从原画提取出的真实三维模型；背面、 内部结构、尺度、枢轴、拓扑和精确拼接规格仍需制作人员确认。</w:t>
+      </w:r>
+    </w:p>
+    <w:p>
+      <w:pPr>
+        <w:spacing w:before="0" w:after="80" w:line="300" w:lineRule="auto"/>
+        <w:numPr>
+          <w:ilvl w:val="0"/>
+          <w:numId w:val="10"/>
+        </w:numPr>
+      </w:pPr>
+      <w:r>
+        <w:rPr>
+          <w:rFonts w:ascii="Calibri" w:hAnsi="Calibri" w:eastAsia="Microsoft YaHei UI"/>
+          <w:b w:val="0"/>
+          <w:sz w:val="22"/>
+        </w:rPr>
         <w:t>AI 资产分类、遮挡补全和生成图仍需用户人工校正。</w:t>
       </w:r>
     </w:p>
     <w:sectPr>
+      <w:footerReference w:type="default" r:id="rId9"/>
       <w:pgSz w:w="12240" w:h="15840"/>
       <w:pgMar w:top="1440" w:right="1440" w:bottom="1440" w:left="1440" w:header="708" w:footer="708" w:gutter="0"/>
       <w:cols w:space="720"/>
@@ -3034,6 +5406,27 @@
     </w:sectPr>
   </w:body>
 </w:document>
+</file>
+
+<file path=word/footer1.xml><?xml version="1.0" encoding="utf-8"?>
+<w:ftr xmlns:m="http://schemas.openxmlformats.org/officeDocument/2006/math" xmlns:mc="http://schemas.openxmlformats.org/markup-compatibility/2006" xmlns:mo="http://schemas.microsoft.com/office/mac/office/2008/main" xmlns:mv="urn:schemas-microsoft-com:mac:vml" xmlns:o="urn:schemas-microsoft-com:office:office" xmlns:r="http://schemas.openxmlformats.org/officeDocument/2006/relationships" xmlns:v="urn:schemas-microsoft-com:vml" xmlns:w10="urn:schemas-microsoft-com:office:word" xmlns:w14="http://schemas.microsoft.com/office/word/2010/wordml" xmlns:w="http://schemas.openxmlformats.org/wordprocessingml/2006/main" xmlns:wne="http://schemas.microsoft.com/office/word/2006/wordml" xmlns:wp14="http://schemas.microsoft.com/office/word/2010/wordprocessingDrawing" xmlns:wp="http://schemas.openxmlformats.org/drawingml/2006/wordprocessingDrawing" xmlns:wpc="http://schemas.microsoft.com/office/word/2010/wordprocessingCanvas" xmlns:wpg="http://schemas.microsoft.com/office/word/2010/wordprocessingGroup" xmlns:wpi="http://schemas.microsoft.com/office/word/2010/wordprocessingInk" xmlns:wps="http://schemas.microsoft.com/office/word/2010/wordprocessingShape" mc:Ignorable="w14 wp14">
+  <w:p>
+    <w:pPr>
+      <w:pStyle w:val="Footer"/>
+      <w:jc w:val="right"/>
+    </w:pPr>
+    <w:r>
+      <w:rPr>
+        <w:rFonts w:ascii="Calibri" w:hAnsi="Calibri" w:eastAsia="Microsoft YaHei UI"/>
+        <w:b w:val="0"/>
+        <w:color w:val="5A5A5A"/>
+        <w:sz w:val="17"/>
+      </w:rPr>
+      <w:t xml:space="preserve">GATalk 使用手册  ·  </w:t>
+    </w:r>
+    <w:fldSimple w:instr="PAGE"/>
+  </w:p>
+</w:ftr>
 </file>
 
 <file path=word/numbering.xml><?xml version="1.0" encoding="utf-8"?>
@@ -3415,6 +5808,186 @@
   </w:abstractNum>
   <w:num w:numId="19">
     <w:abstractNumId w:val="18"/>
+  </w:num>
+  <w:abstractNum w:abstractNumId="19">
+    <w:multiLevelType w:val="singleLevel"/>
+    <w:lvl w:ilvl="0">
+      <w:start w:val="1"/>
+      <w:numFmt w:val="decimal"/>
+      <w:lvlText w:val="%1."/>
+      <w:lvlJc w:val="left"/>
+      <w:pPr>
+        <w:tabs>
+          <w:tab w:val="num" w:pos="540"/>
+        </w:tabs>
+        <w:ind w:left="540" w:hanging="270"/>
+      </w:pPr>
+    </w:lvl>
+  </w:abstractNum>
+  <w:num w:numId="20">
+    <w:abstractNumId w:val="19"/>
+  </w:num>
+  <w:abstractNum w:abstractNumId="20">
+    <w:multiLevelType w:val="singleLevel"/>
+    <w:lvl w:ilvl="0">
+      <w:start w:val="1"/>
+      <w:numFmt w:val="decimal"/>
+      <w:lvlText w:val="%1."/>
+      <w:lvlJc w:val="left"/>
+      <w:pPr>
+        <w:tabs>
+          <w:tab w:val="num" w:pos="540"/>
+        </w:tabs>
+        <w:ind w:left="540" w:hanging="270"/>
+      </w:pPr>
+    </w:lvl>
+  </w:abstractNum>
+  <w:num w:numId="21">
+    <w:abstractNumId w:val="20"/>
+  </w:num>
+  <w:abstractNum w:abstractNumId="21">
+    <w:multiLevelType w:val="singleLevel"/>
+    <w:lvl w:ilvl="0">
+      <w:start w:val="1"/>
+      <w:numFmt w:val="decimal"/>
+      <w:lvlText w:val="%1."/>
+      <w:lvlJc w:val="left"/>
+      <w:pPr>
+        <w:tabs>
+          <w:tab w:val="num" w:pos="540"/>
+        </w:tabs>
+        <w:ind w:left="540" w:hanging="270"/>
+      </w:pPr>
+    </w:lvl>
+  </w:abstractNum>
+  <w:num w:numId="22">
+    <w:abstractNumId w:val="21"/>
+  </w:num>
+  <w:abstractNum w:abstractNumId="22">
+    <w:multiLevelType w:val="singleLevel"/>
+    <w:lvl w:ilvl="0">
+      <w:start w:val="1"/>
+      <w:numFmt w:val="decimal"/>
+      <w:lvlText w:val="%1."/>
+      <w:lvlJc w:val="left"/>
+      <w:pPr>
+        <w:tabs>
+          <w:tab w:val="num" w:pos="540"/>
+        </w:tabs>
+        <w:ind w:left="540" w:hanging="270"/>
+      </w:pPr>
+    </w:lvl>
+  </w:abstractNum>
+  <w:num w:numId="23">
+    <w:abstractNumId w:val="22"/>
+  </w:num>
+  <w:abstractNum w:abstractNumId="23">
+    <w:multiLevelType w:val="singleLevel"/>
+    <w:lvl w:ilvl="0">
+      <w:start w:val="1"/>
+      <w:numFmt w:val="decimal"/>
+      <w:lvlText w:val="%1."/>
+      <w:lvlJc w:val="left"/>
+      <w:pPr>
+        <w:tabs>
+          <w:tab w:val="num" w:pos="540"/>
+        </w:tabs>
+        <w:ind w:left="540" w:hanging="270"/>
+      </w:pPr>
+    </w:lvl>
+  </w:abstractNum>
+  <w:num w:numId="24">
+    <w:abstractNumId w:val="23"/>
+  </w:num>
+  <w:abstractNum w:abstractNumId="24">
+    <w:multiLevelType w:val="singleLevel"/>
+    <w:lvl w:ilvl="0">
+      <w:start w:val="1"/>
+      <w:numFmt w:val="decimal"/>
+      <w:lvlText w:val="%1."/>
+      <w:lvlJc w:val="left"/>
+      <w:pPr>
+        <w:tabs>
+          <w:tab w:val="num" w:pos="540"/>
+        </w:tabs>
+        <w:ind w:left="540" w:hanging="270"/>
+      </w:pPr>
+    </w:lvl>
+  </w:abstractNum>
+  <w:num w:numId="25">
+    <w:abstractNumId w:val="24"/>
+  </w:num>
+  <w:abstractNum w:abstractNumId="25">
+    <w:multiLevelType w:val="singleLevel"/>
+    <w:lvl w:ilvl="0">
+      <w:start w:val="1"/>
+      <w:numFmt w:val="decimal"/>
+      <w:lvlText w:val="%1."/>
+      <w:lvlJc w:val="left"/>
+      <w:pPr>
+        <w:tabs>
+          <w:tab w:val="num" w:pos="540"/>
+        </w:tabs>
+        <w:ind w:left="540" w:hanging="270"/>
+      </w:pPr>
+    </w:lvl>
+  </w:abstractNum>
+  <w:num w:numId="26">
+    <w:abstractNumId w:val="25"/>
+  </w:num>
+  <w:abstractNum w:abstractNumId="26">
+    <w:multiLevelType w:val="singleLevel"/>
+    <w:lvl w:ilvl="0">
+      <w:start w:val="1"/>
+      <w:numFmt w:val="decimal"/>
+      <w:lvlText w:val="%1."/>
+      <w:lvlJc w:val="left"/>
+      <w:pPr>
+        <w:tabs>
+          <w:tab w:val="num" w:pos="540"/>
+        </w:tabs>
+        <w:ind w:left="540" w:hanging="270"/>
+      </w:pPr>
+    </w:lvl>
+  </w:abstractNum>
+  <w:num w:numId="27">
+    <w:abstractNumId w:val="26"/>
+  </w:num>
+  <w:abstractNum w:abstractNumId="27">
+    <w:multiLevelType w:val="singleLevel"/>
+    <w:lvl w:ilvl="0">
+      <w:start w:val="1"/>
+      <w:numFmt w:val="decimal"/>
+      <w:lvlText w:val="%1."/>
+      <w:lvlJc w:val="left"/>
+      <w:pPr>
+        <w:tabs>
+          <w:tab w:val="num" w:pos="540"/>
+        </w:tabs>
+        <w:ind w:left="540" w:hanging="270"/>
+      </w:pPr>
+    </w:lvl>
+  </w:abstractNum>
+  <w:num w:numId="28">
+    <w:abstractNumId w:val="27"/>
+  </w:num>
+  <w:abstractNum w:abstractNumId="28">
+    <w:multiLevelType w:val="singleLevel"/>
+    <w:lvl w:ilvl="0">
+      <w:start w:val="1"/>
+      <w:numFmt w:val="decimal"/>
+      <w:lvlText w:val="%1."/>
+      <w:lvlJc w:val="left"/>
+      <w:pPr>
+        <w:tabs>
+          <w:tab w:val="num" w:pos="540"/>
+        </w:tabs>
+        <w:ind w:left="540" w:hanging="270"/>
+      </w:pPr>
+    </w:lvl>
+  </w:abstractNum>
+  <w:num w:numId="29">
+    <w:abstractNumId w:val="28"/>
   </w:num>
 </w:numbering>
 </file>

--- a/GATalk_使用手册.docx
+++ b/GATalk_使用手册.docx
@@ -23,7 +23,7 @@
           <w:b w:val="0"/>
           <w:sz w:val="22"/>
         </w:rPr>
-        <w:t>适用版本：0.15.0（全局检索、项目恢复、生产控制与视觉资料板） 更新日期：2026-08-08</w:t>
+        <w:t>适用版本：0.16.0（双图证据、灯光审片、AI 审阅历史与统一导航） 更新日期：2026-08-12</w:t>
       </w:r>
     </w:p>
     <w:p>
@@ -231,7 +231,7 @@
           <w:b w:val="0"/>
           <w:sz w:val="22"/>
         </w:rPr>
-        <w:t>模块内选择“文件 → 工作台首页”可返回。</w:t>
+        <w:t>每个专业工作台顶部都有固定的“工作台首页”大按钮，旁边是 全局检索、任务中心和全局设置。模块自己的导入和分析工具在下一行。</w:t>
       </w:r>
     </w:p>
     <w:p>
@@ -3792,6 +3792,98 @@
           <w:color w:val="2E74B5"/>
           <w:sz w:val="26"/>
         </w:rPr>
+        <w:t>双图证据概览</w:t>
+      </w:r>
+    </w:p>
+    <w:p>
+      <w:pPr>
+        <w:spacing w:before="0" w:after="80" w:line="300" w:lineRule="auto"/>
+        <w:numPr>
+          <w:ilvl w:val="0"/>
+          <w:numId w:val="25"/>
+        </w:numPr>
+      </w:pPr>
+      <w:r>
+        <w:rPr>
+          <w:rFonts w:ascii="Calibri" w:hAnsi="Calibri" w:eastAsia="Microsoft YaHei UI"/>
+          <w:b w:val="0"/>
+          <w:sz w:val="22"/>
+        </w:rPr>
+        <w:t>打开“对比分析”，在最上方查看参考图和当前截图的独立色板。</w:t>
+      </w:r>
+    </w:p>
+    <w:p>
+      <w:pPr>
+        <w:spacing w:before="0" w:after="80" w:line="300" w:lineRule="auto"/>
+        <w:numPr>
+          <w:ilvl w:val="0"/>
+          <w:numId w:val="25"/>
+        </w:numPr>
+      </w:pPr>
+      <w:r>
+        <w:rPr>
+          <w:rFonts w:ascii="Calibri" w:hAnsi="Calibri" w:eastAsia="Microsoft YaHei UI"/>
+          <w:b w:val="0"/>
+          <w:sz w:val="22"/>
+        </w:rPr>
+        <w:t>在“观察指标”切换相对明度、Oklab 明度、彩度、色相或饱和度。</w:t>
+      </w:r>
+    </w:p>
+    <w:p>
+      <w:pPr>
+        <w:spacing w:before="0" w:after="80" w:line="300" w:lineRule="auto"/>
+        <w:numPr>
+          <w:ilvl w:val="0"/>
+          <w:numId w:val="25"/>
+        </w:numPr>
+      </w:pPr>
+      <w:r>
+        <w:rPr>
+          <w:rFonts w:ascii="Calibri" w:hAnsi="Calibri" w:eastAsia="Microsoft YaHei UI"/>
+          <w:b w:val="0"/>
+          <w:sz w:val="22"/>
+        </w:rPr>
+        <w:t>选择 16、32、64 或 128 档；取消勾选可临时隐藏任一张图的曲线。</w:t>
+      </w:r>
+    </w:p>
+    <w:p>
+      <w:pPr>
+        <w:spacing w:before="0" w:after="80" w:line="300" w:lineRule="auto"/>
+        <w:numPr>
+          <w:ilvl w:val="0"/>
+          <w:numId w:val="25"/>
+        </w:numPr>
+      </w:pPr>
+      <w:r>
+        <w:rPr>
+          <w:rFonts w:ascii="Calibri" w:hAnsi="Calibri" w:eastAsia="Microsoft YaHei UI"/>
+          <w:b w:val="0"/>
+          <w:sz w:val="22"/>
+        </w:rPr>
+        <w:t>色相模式会排除低彩度像素，并显示双方中性色比例。</w:t>
+      </w:r>
+    </w:p>
+    <w:p>
+      <w:r>
+        <w:rPr>
+          <w:rFonts w:ascii="Calibri" w:hAnsi="Calibri" w:eastAsia="Microsoft YaHei UI"/>
+          <w:b w:val="0"/>
+          <w:sz w:val="22"/>
+        </w:rPr>
+        <w:t>两条曲线使用同一范围和纵轴尺度。这是像素分布测量，不代表色彩质量评分。</w:t>
+      </w:r>
+    </w:p>
+    <w:p>
+      <w:pPr>
+        <w:pStyle w:val="Heading2"/>
+      </w:pPr>
+      <w:r>
+        <w:rPr>
+          <w:rFonts w:ascii="Calibri" w:hAnsi="Calibri" w:eastAsia="Microsoft YaHei UI"/>
+          <w:b/>
+          <w:color w:val="2E74B5"/>
+          <w:sz w:val="26"/>
+        </w:rPr>
         <w:t>三阶明度</w:t>
       </w:r>
     </w:p>
@@ -3865,7 +3957,7 @@
         <w:spacing w:before="0" w:after="80" w:line="300" w:lineRule="auto"/>
         <w:numPr>
           <w:ilvl w:val="0"/>
-          <w:numId w:val="25"/>
+          <w:numId w:val="26"/>
         </w:numPr>
       </w:pPr>
       <w:r>
@@ -3882,7 +3974,7 @@
         <w:spacing w:before="0" w:after="80" w:line="300" w:lineRule="auto"/>
         <w:numPr>
           <w:ilvl w:val="0"/>
-          <w:numId w:val="25"/>
+          <w:numId w:val="26"/>
         </w:numPr>
       </w:pPr>
       <w:r>
@@ -3899,7 +3991,7 @@
         <w:spacing w:before="0" w:after="80" w:line="300" w:lineRule="auto"/>
         <w:numPr>
           <w:ilvl w:val="0"/>
-          <w:numId w:val="25"/>
+          <w:numId w:val="26"/>
         </w:numPr>
       </w:pPr>
       <w:r>
@@ -3916,7 +4008,7 @@
         <w:spacing w:before="0" w:after="80" w:line="300" w:lineRule="auto"/>
         <w:numPr>
           <w:ilvl w:val="0"/>
-          <w:numId w:val="25"/>
+          <w:numId w:val="26"/>
         </w:numPr>
       </w:pPr>
       <w:r>
@@ -4039,7 +4131,7 @@
         <w:spacing w:before="0" w:after="80" w:line="300" w:lineRule="auto"/>
         <w:numPr>
           <w:ilvl w:val="0"/>
-          <w:numId w:val="26"/>
+          <w:numId w:val="27"/>
         </w:numPr>
       </w:pPr>
       <w:r>
@@ -4056,7 +4148,7 @@
         <w:spacing w:before="0" w:after="80" w:line="300" w:lineRule="auto"/>
         <w:numPr>
           <w:ilvl w:val="0"/>
-          <w:numId w:val="26"/>
+          <w:numId w:val="27"/>
         </w:numPr>
       </w:pPr>
       <w:r>
@@ -4073,7 +4165,7 @@
         <w:spacing w:before="0" w:after="80" w:line="300" w:lineRule="auto"/>
         <w:numPr>
           <w:ilvl w:val="0"/>
-          <w:numId w:val="26"/>
+          <w:numId w:val="27"/>
         </w:numPr>
       </w:pPr>
       <w:r>
@@ -4090,7 +4182,7 @@
         <w:spacing w:before="0" w:after="80" w:line="300" w:lineRule="auto"/>
         <w:numPr>
           <w:ilvl w:val="0"/>
-          <w:numId w:val="26"/>
+          <w:numId w:val="27"/>
         </w:numPr>
       </w:pPr>
       <w:r>
@@ -4107,7 +4199,7 @@
         <w:spacing w:before="0" w:after="80" w:line="300" w:lineRule="auto"/>
         <w:numPr>
           <w:ilvl w:val="0"/>
-          <w:numId w:val="26"/>
+          <w:numId w:val="27"/>
         </w:numPr>
       </w:pPr>
       <w:r>
@@ -4124,7 +4216,7 @@
         <w:spacing w:before="0" w:after="80" w:line="300" w:lineRule="auto"/>
         <w:numPr>
           <w:ilvl w:val="0"/>
-          <w:numId w:val="26"/>
+          <w:numId w:val="27"/>
         </w:numPr>
       </w:pPr>
       <w:r>
@@ -4134,6 +4226,23 @@
           <w:sz w:val="22"/>
         </w:rPr>
         <w:t>查看核心问题、证据支持或冲突，再由用户确认转为任务。</w:t>
+      </w:r>
+    </w:p>
+    <w:p>
+      <w:pPr>
+        <w:spacing w:before="0" w:after="80" w:line="300" w:lineRule="auto"/>
+        <w:numPr>
+          <w:ilvl w:val="0"/>
+          <w:numId w:val="27"/>
+        </w:numPr>
+      </w:pPr>
+      <w:r>
+        <w:rPr>
+          <w:rFonts w:ascii="Calibri" w:hAnsi="Calibri" w:eastAsia="Microsoft YaHei UI"/>
+          <w:b w:val="0"/>
+          <w:sz w:val="22"/>
+        </w:rPr>
+        <w:t>使用“历史记录”切换旧结果；新审阅完成后自动显示最新记录。</w:t>
       </w:r>
     </w:p>
     <w:p>
@@ -4256,7 +4365,7 @@
           <w:color w:val="2E74B5"/>
           <w:sz w:val="26"/>
         </w:rPr>
-        <w:t>AI 接口失败时</w:t>
+        <w:t>灯光专项审阅</w:t>
       </w:r>
     </w:p>
     <w:p>
@@ -4273,7 +4382,7 @@
           <w:b w:val="0"/>
           <w:sz w:val="22"/>
         </w:rPr>
-        <w:t>connection_closed：远端或中间网络设备提前断开连接，不表示 API Key 错误。新版会自动退避重试 3 次；仍失败时检查代理、VPN 和网络稳定性。</w:t>
+        <w:t>分为曝光与明度范围、主光与填充、焦点层级、空间分离、冷暖组织、 阴影与剪影、雾与体积效果、游戏可读性八个维度。</w:t>
       </w:r>
     </w:p>
     <w:p>
@@ -4290,7 +4399,7 @@
           <w:b w:val="0"/>
           <w:sz w:val="22"/>
         </w:rPr>
-        <w:t>自动重试可能重复提交同一请求并产生额外费用，发送确认窗口会提前提示。</w:t>
+        <w:t>每个维度分别说明目标、参考做法、当前效果、证据、已有优点、风险和不确定性。</w:t>
       </w:r>
     </w:p>
     <w:p>
@@ -4307,7 +4416,7 @@
           <w:b w:val="0"/>
           <w:sz w:val="22"/>
         </w:rPr>
-        <w:t>http_400：请求参数或模型不兼容。新版会自动处理 Gemini 深度审阅的复杂 Schema；仍失败时先确认正在运行 0.5.0a4，再恢复默认模型重试。</w:t>
+        <w:t>忠于参考、强化戏剧性和优先游戏可读性三套方案可查看完整策略、UE5.3 执行顺序、风险和验证方法。</w:t>
       </w:r>
     </w:p>
     <w:p>
@@ -4324,7 +4433,21 @@
           <w:b w:val="0"/>
           <w:sz w:val="22"/>
         </w:rPr>
-        <w:t>若错误包含 generation_config.response_format.text.mime_type，说明仍在运行 旧版；关闭旧程序后改用本次 Gemini 接口修正版。</w:t>
+        <w:t>没有 UE 工程参数时，性能部分只给检查清单，不伪造 Lux、EV、Actor 数量或性能收益。</w:t>
+      </w:r>
+    </w:p>
+    <w:p>
+      <w:pPr>
+        <w:pStyle w:val="Heading2"/>
+      </w:pPr>
+      <w:r>
+        <w:rPr>
+          <w:rFonts w:ascii="Calibri" w:hAnsi="Calibri" w:eastAsia="Microsoft YaHei UI"/>
+          <w:b/>
+          <w:color w:val="2E74B5"/>
+          <w:sz w:val="26"/>
+        </w:rPr>
+        <w:t>AI 审阅历史</w:t>
       </w:r>
     </w:p>
     <w:p>
@@ -4341,7 +4464,7 @@
           <w:b w:val="0"/>
           <w:sz w:val="22"/>
         </w:rPr>
-        <w:t>Gemini 首次返回的 JSON 语法损坏、被截断或结构不完整时，GATalk 最多 自动纠错一次。确认发送窗口会提示该过程可能再次发送同一审阅副本并增加 少量费用。</w:t>
+        <w:t>场景审阅按 Shot 和 Version 保存；作品研究和作品对照也会保存每次完成结果。</w:t>
       </w:r>
     </w:p>
     <w:p>
@@ -4358,7 +4481,7 @@
           <w:b w:val="0"/>
           <w:sz w:val="22"/>
         </w:rPr>
-        <w:t>finish_reason=MAX_TOKENS：AI 回答过长导致 JSON 尾部被截断，不表示 API Key 错误。新版会压缩内容，并只在明确截断时用更高预算纠错一次。</w:t>
+        <w:t>页面默认显示最新结果。选择历史记录可查看旧版，也可单独删除。</w:t>
       </w:r>
     </w:p>
     <w:p>
@@ -4375,7 +4498,21 @@
           <w:b w:val="0"/>
           <w:sz w:val="22"/>
         </w:rPr>
-        <w:t>错误中的 line 和 column 表示 AI 返回文本的 JSON 损坏位置，不表示 API Key 错误。0.5.0a4 会把原始返回交给同一模型压缩并修复；第二次仍损坏时 停止，不会无限重试。</w:t>
+        <w:t>删除审阅记录不会删除由用户已确认的任务、证据或个人笔记。</w:t>
+      </w:r>
+    </w:p>
+    <w:p>
+      <w:pPr>
+        <w:pStyle w:val="Heading2"/>
+      </w:pPr>
+      <w:r>
+        <w:rPr>
+          <w:rFonts w:ascii="Calibri" w:hAnsi="Calibri" w:eastAsia="Microsoft YaHei UI"/>
+          <w:b/>
+          <w:color w:val="2E74B5"/>
+          <w:sz w:val="26"/>
+        </w:rPr>
+        <w:t>AI 接口失败时</w:t>
       </w:r>
     </w:p>
     <w:p>
@@ -4392,7 +4529,7 @@
           <w:b w:val="0"/>
           <w:sz w:val="22"/>
         </w:rPr>
-        <w:t>若 AI 引用了本次报告中不存在的问题 ID，0.5.0a3 会取消无效链接并继续 显示完整报告，不追加 API 调用。界面的“结构修复”只表示链接已取消，正文 和真实问题没有被改写。</w:t>
+        <w:t>connection_closed：远端或中间网络设备提前断开连接，不表示 API Key 错误。新版会自动退避重试 3 次；仍失败时检查代理、VPN 和网络稳定性。</w:t>
       </w:r>
     </w:p>
     <w:p>
@@ -4409,7 +4546,7 @@
           <w:b w:val="0"/>
           <w:sz w:val="22"/>
         </w:rPr>
-        <w:t>http_401：Key 错误、过期或不属于该供应商。</w:t>
+        <w:t>自动重试可能重复提交同一请求并产生额外费用，发送确认窗口会提前提示。</w:t>
       </w:r>
     </w:p>
     <w:p>
@@ -4426,7 +4563,7 @@
           <w:b w:val="0"/>
           <w:sz w:val="22"/>
         </w:rPr>
-        <w:t>http_403：检查模型权限、服务开通、地域和 Key 所属工作区。</w:t>
+        <w:t>http_400：请求参数或模型不兼容。新版会自动处理 Gemini 深度审阅的复杂 Schema；仍失败时先确认正在运行 0.5.0a4，再恢复默认模型重试。</w:t>
       </w:r>
     </w:p>
     <w:p>
@@ -4443,7 +4580,7 @@
           <w:b w:val="0"/>
           <w:sz w:val="22"/>
         </w:rPr>
-        <w:t>http_404：模型 ID 已下线或接口不存在。Gemini 会按发送清单自动尝试 当前备用链；其他供应商请改回其默认模型。</w:t>
+        <w:t>若错误包含 generation_config.response_format.text.mime_type，说明仍在运行 旧版；关闭旧程序后改用本次 Gemini 接口修正版。</w:t>
       </w:r>
     </w:p>
     <w:p>
@@ -4460,7 +4597,7 @@
           <w:b w:val="0"/>
           <w:sz w:val="22"/>
         </w:rPr>
-        <w:t>http_413：降低发送分辨率后重试。</w:t>
+        <w:t>Gemini 首次返回的 JSON 语法损坏、被截断或结构不完整时，GATalk 最多 自动纠错一次。确认发送窗口会提示该过程可能再次发送同一审阅副本并增加 少量费用。</w:t>
       </w:r>
     </w:p>
     <w:p>
@@ -4477,7 +4614,7 @@
           <w:b w:val="0"/>
           <w:sz w:val="22"/>
         </w:rPr>
-        <w:t>http_429：额度不足或调用过快。</w:t>
+        <w:t>finish_reason=MAX_TOKENS：AI 回答过长导致 JSON 尾部被截断，不表示 API Key 错误。新版会压缩内容，并只在明确截断时用更高预算纠错一次。</w:t>
       </w:r>
     </w:p>
     <w:p>
@@ -4494,7 +4631,7 @@
           <w:b w:val="0"/>
           <w:sz w:val="22"/>
         </w:rPr>
-        <w:t>http_503：供应商当前模型临时过载，不表示 API Key 错误。新版先有限重试； Gemini 仍失败时会按发送清单依次尝试 gemini-3.5-flash 和 gemini-3.5-flash-lite，不会再使用 gemini-2.5-flash。</w:t>
+        <w:t>错误中的 line 和 column 表示 AI 返回文本的 JSON 损坏位置，不表示 API Key 错误。0.5.0a4 会把原始返回交给同一模型压缩并修复；第二次仍损坏时 停止，不会无限重试。</w:t>
       </w:r>
     </w:p>
     <w:p>
@@ -4511,7 +4648,7 @@
           <w:b w:val="0"/>
           <w:sz w:val="22"/>
         </w:rPr>
-        <w:t>发送清单会提前显示完整备用链。若发生回退，状态栏和保存记录会显示请求 模型、实际模型及回退原因；每次实际发送都可能产生调用费用。</w:t>
+        <w:t>若 AI 引用了本次报告中不存在的问题 ID，0.5.0a3 会取消无效链接并继续 显示完整报告，不追加 API 调用。界面的“结构修复”只表示链接已取消，正文 和真实问题没有被改写。</w:t>
       </w:r>
     </w:p>
     <w:p>
@@ -4528,45 +4665,7 @@
           <w:b w:val="0"/>
           <w:sz w:val="22"/>
         </w:rPr>
-        <w:t>其他 http_5xx：供应商服务异常，稍后重试。</w:t>
-      </w:r>
-    </w:p>
-    <w:p>
-      <w:r>
-        <w:rPr>
-          <w:rFonts w:ascii="Calibri" w:hAnsi="Calibri" w:eastAsia="Microsoft YaHei UI"/>
-          <w:b w:val="0"/>
-          <w:sz w:val="22"/>
-        </w:rPr>
-        <w:t>错误窗口只显示供应商返回的脱敏原因。不要把 API Key 截图或复制给他人。</w:t>
-      </w:r>
-    </w:p>
-    <w:p>
-      <w:pPr>
-        <w:pStyle w:val="Heading1"/>
-      </w:pPr>
-      <w:r>
-        <w:rPr>
-          <w:rFonts w:ascii="Calibri" w:hAnsi="Calibri" w:eastAsia="Microsoft YaHei UI"/>
-          <w:b/>
-          <w:color w:val="2E74B5"/>
-          <w:sz w:val="32"/>
-        </w:rPr>
-        <w:t>13. 优化实验室</w:t>
-      </w:r>
-    </w:p>
-    <w:p>
-      <w:pPr>
-        <w:pStyle w:val="Heading2"/>
-      </w:pPr>
-      <w:r>
-        <w:rPr>
-          <w:rFonts w:ascii="Calibri" w:hAnsi="Calibri" w:eastAsia="Microsoft YaHei UI"/>
-          <w:b/>
-          <w:color w:val="2E74B5"/>
-          <w:sz w:val="26"/>
-        </w:rPr>
-        <w:t>目标匹配画像</w:t>
+        <w:t>http_401：Key 错误、过期或不属于该供应商。</w:t>
       </w:r>
     </w:p>
     <w:p>
@@ -4583,7 +4682,7 @@
           <w:b w:val="0"/>
           <w:sz w:val="22"/>
         </w:rPr>
-        <w:t>显示明度、黑白灰、色板、彩度、冷暖、区域关系等维度。</w:t>
+        <w:t>http_403：检查模型权限、服务开通、地域和 Key 所属工作区。</w:t>
       </w:r>
     </w:p>
     <w:p>
@@ -4600,7 +4699,7 @@
           <w:b w:val="0"/>
           <w:sz w:val="22"/>
         </w:rPr>
-        <w:t>可修改各维度权重。</w:t>
+        <w:t>http_404：模型 ID 已下线或接口不存在。Gemini 会按发送清单自动尝试 当前备用链；其他供应商请改回其默认模型。</w:t>
       </w:r>
     </w:p>
     <w:p>
@@ -4617,7 +4716,7 @@
           <w:b w:val="0"/>
           <w:sz w:val="22"/>
         </w:rPr>
-        <w:t>“估计匹配度”只代表当前算法和权重，不是作品质量评分。</w:t>
+        <w:t>http_413：降低发送分辨率后重试。</w:t>
       </w:r>
     </w:p>
     <w:p>
@@ -4634,7 +4733,82 @@
           <w:b w:val="0"/>
           <w:sz w:val="22"/>
         </w:rPr>
-        <w:t>证据不足的维度会明确标出，不会自动猜测。</w:t>
+        <w:t>http_429：额度不足或调用过快。</w:t>
+      </w:r>
+    </w:p>
+    <w:p>
+      <w:pPr>
+        <w:spacing w:before="0" w:after="80" w:line="300" w:lineRule="auto"/>
+        <w:numPr>
+          <w:ilvl w:val="0"/>
+          <w:numId w:val="10"/>
+        </w:numPr>
+      </w:pPr>
+      <w:r>
+        <w:rPr>
+          <w:rFonts w:ascii="Calibri" w:hAnsi="Calibri" w:eastAsia="Microsoft YaHei UI"/>
+          <w:b w:val="0"/>
+          <w:sz w:val="22"/>
+        </w:rPr>
+        <w:t>http_503：供应商当前模型临时过载，不表示 API Key 错误。新版先有限重试； Gemini 仍失败时会按发送清单依次尝试 gemini-3.5-flash 和 gemini-3.5-flash-lite，不会再使用 gemini-2.5-flash。</w:t>
+      </w:r>
+    </w:p>
+    <w:p>
+      <w:pPr>
+        <w:spacing w:before="0" w:after="80" w:line="300" w:lineRule="auto"/>
+        <w:numPr>
+          <w:ilvl w:val="0"/>
+          <w:numId w:val="10"/>
+        </w:numPr>
+      </w:pPr>
+      <w:r>
+        <w:rPr>
+          <w:rFonts w:ascii="Calibri" w:hAnsi="Calibri" w:eastAsia="Microsoft YaHei UI"/>
+          <w:b w:val="0"/>
+          <w:sz w:val="22"/>
+        </w:rPr>
+        <w:t>发送清单会提前显示完整备用链。若发生回退，状态栏和保存记录会显示请求 模型、实际模型及回退原因；每次实际发送都可能产生调用费用。</w:t>
+      </w:r>
+    </w:p>
+    <w:p>
+      <w:pPr>
+        <w:spacing w:before="0" w:after="80" w:line="300" w:lineRule="auto"/>
+        <w:numPr>
+          <w:ilvl w:val="0"/>
+          <w:numId w:val="10"/>
+        </w:numPr>
+      </w:pPr>
+      <w:r>
+        <w:rPr>
+          <w:rFonts w:ascii="Calibri" w:hAnsi="Calibri" w:eastAsia="Microsoft YaHei UI"/>
+          <w:b w:val="0"/>
+          <w:sz w:val="22"/>
+        </w:rPr>
+        <w:t>其他 http_5xx：供应商服务异常，稍后重试。</w:t>
+      </w:r>
+    </w:p>
+    <w:p>
+      <w:r>
+        <w:rPr>
+          <w:rFonts w:ascii="Calibri" w:hAnsi="Calibri" w:eastAsia="Microsoft YaHei UI"/>
+          <w:b w:val="0"/>
+          <w:sz w:val="22"/>
+        </w:rPr>
+        <w:t>错误窗口只显示供应商返回的脱敏原因。不要把 API Key 截图或复制给他人。</w:t>
+      </w:r>
+    </w:p>
+    <w:p>
+      <w:pPr>
+        <w:pStyle w:val="Heading1"/>
+      </w:pPr>
+      <w:r>
+        <w:rPr>
+          <w:rFonts w:ascii="Calibri" w:hAnsi="Calibri" w:eastAsia="Microsoft YaHei UI"/>
+          <w:b/>
+          <w:color w:val="2E74B5"/>
+          <w:sz w:val="32"/>
+        </w:rPr>
+        <w:t>13. 优化实验室</w:t>
       </w:r>
     </w:p>
     <w:p>
@@ -4648,7 +4822,7 @@
           <w:color w:val="2E74B5"/>
           <w:sz w:val="26"/>
         </w:rPr>
-        <w:t>安全调色</w:t>
+        <w:t>目标匹配画像</w:t>
       </w:r>
     </w:p>
     <w:p>
@@ -4656,7 +4830,7 @@
         <w:spacing w:before="0" w:after="80" w:line="300" w:lineRule="auto"/>
         <w:numPr>
           <w:ilvl w:val="0"/>
-          <w:numId w:val="27"/>
+          <w:numId w:val="10"/>
         </w:numPr>
       </w:pPr>
       <w:r>
@@ -4665,7 +4839,7 @@
           <w:b w:val="0"/>
           <w:sz w:val="22"/>
         </w:rPr>
-        <w:t>调整曝光、对比、白平衡、阴影、中间调、亮部和彩度。</w:t>
+        <w:t>显示明度、黑白灰、色板、彩度、冷暖、区域关系等维度。</w:t>
       </w:r>
     </w:p>
     <w:p>
@@ -4673,7 +4847,7 @@
         <w:spacing w:before="0" w:after="80" w:line="300" w:lineRule="auto"/>
         <w:numPr>
           <w:ilvl w:val="0"/>
-          <w:numId w:val="27"/>
+          <w:numId w:val="10"/>
         </w:numPr>
       </w:pPr>
       <w:r>
@@ -4682,7 +4856,7 @@
           <w:b w:val="0"/>
           <w:sz w:val="22"/>
         </w:rPr>
-        <w:t>选择全图或当前选中的配对区域。</w:t>
+        <w:t>可修改各维度权重。</w:t>
       </w:r>
     </w:p>
     <w:p>
@@ -4690,7 +4864,7 @@
         <w:spacing w:before="0" w:after="80" w:line="300" w:lineRule="auto"/>
         <w:numPr>
           <w:ilvl w:val="0"/>
-          <w:numId w:val="27"/>
+          <w:numId w:val="10"/>
         </w:numPr>
       </w:pPr>
       <w:r>
@@ -4699,7 +4873,7 @@
           <w:b w:val="0"/>
           <w:sz w:val="22"/>
         </w:rPr>
-        <w:t>设置参考影响强度并生成预览。</w:t>
+        <w:t>“估计匹配度”只代表当前算法和权重，不是作品质量评分。</w:t>
       </w:r>
     </w:p>
     <w:p>
@@ -4707,7 +4881,7 @@
         <w:spacing w:before="0" w:after="80" w:line="300" w:lineRule="auto"/>
         <w:numPr>
           <w:ilvl w:val="0"/>
-          <w:numId w:val="27"/>
+          <w:numId w:val="10"/>
         </w:numPr>
       </w:pPr>
       <w:r>
@@ -4716,34 +4890,7 @@
           <w:b w:val="0"/>
           <w:sz w:val="22"/>
         </w:rPr>
-        <w:t>使用 A/B、撤销和重做检查结果。</w:t>
-      </w:r>
-    </w:p>
-    <w:p>
-      <w:pPr>
-        <w:spacing w:before="0" w:after="80" w:line="300" w:lineRule="auto"/>
-        <w:numPr>
-          <w:ilvl w:val="0"/>
-          <w:numId w:val="27"/>
-        </w:numPr>
-      </w:pPr>
-      <w:r>
-        <w:rPr>
-          <w:rFonts w:ascii="Calibri" w:hAnsi="Calibri" w:eastAsia="Microsoft YaHei UI"/>
-          <w:b w:val="0"/>
-          <w:sz w:val="22"/>
-        </w:rPr>
-        <w:t>可导出 PNG 和 JSON 配方；符合条件时可导出 .cube。</w:t>
-      </w:r>
-    </w:p>
-    <w:p>
-      <w:r>
-        <w:rPr>
-          <w:rFonts w:ascii="Calibri" w:hAnsi="Calibri" w:eastAsia="Microsoft YaHei UI"/>
-          <w:b w:val="0"/>
-          <w:sz w:val="22"/>
-        </w:rPr>
-        <w:t>安全调色完全本地运行，不修改原图。区域调色或参考色迁移不能导出通用 .cube。</w:t>
+        <w:t>证据不足的维度会明确标出，不会自动猜测。</w:t>
       </w:r>
     </w:p>
     <w:p>
@@ -4757,7 +4904,7 @@
           <w:color w:val="2E74B5"/>
           <w:sz w:val="26"/>
         </w:rPr>
-        <w:t>AI 优化预演</w:t>
+        <w:t>安全调色</w:t>
       </w:r>
     </w:p>
     <w:p>
@@ -4774,7 +4921,7 @@
           <w:b w:val="0"/>
           <w:sz w:val="22"/>
         </w:rPr>
-        <w:t>选择只改灯光、只改色彩或只改雾与氛围。</w:t>
+        <w:t>调整曝光、对比、白平衡、阴影、中间调、亮部和彩度。</w:t>
       </w:r>
     </w:p>
     <w:p>
@@ -4791,7 +4938,7 @@
           <w:b w:val="0"/>
           <w:sz w:val="22"/>
         </w:rPr>
-        <w:t>设置改动预算和构图、几何、资产身份保护项。</w:t>
+        <w:t>选择全图或当前选中的配对区域。</w:t>
       </w:r>
     </w:p>
     <w:p>
@@ -4808,7 +4955,7 @@
           <w:b w:val="0"/>
           <w:sz w:val="22"/>
         </w:rPr>
-        <w:t>查看发送清单并主动确认。</w:t>
+        <w:t>设置参考影响强度并生成预览。</w:t>
       </w:r>
     </w:p>
     <w:p>
@@ -4825,31 +4972,34 @@
           <w:b w:val="0"/>
           <w:sz w:val="22"/>
         </w:rPr>
-        <w:t>检查结构漂移、构图偏移和保护区变化。</w:t>
-      </w:r>
-    </w:p>
-    <w:p>
+        <w:t>使用 A/B、撤销和重做检查结果。</w:t>
+      </w:r>
+    </w:p>
+    <w:p>
+      <w:pPr>
+        <w:spacing w:before="0" w:after="80" w:line="300" w:lineRule="auto"/>
+        <w:numPr>
+          <w:ilvl w:val="0"/>
+          <w:numId w:val="28"/>
+        </w:numPr>
+      </w:pPr>
       <w:r>
         <w:rPr>
           <w:rFonts w:ascii="Calibri" w:hAnsi="Calibri" w:eastAsia="Microsoft YaHei UI"/>
           <w:b w:val="0"/>
           <w:sz w:val="22"/>
         </w:rPr>
-        <w:t>AI 输出只保存为 AIConceptPreview，不会成为真实 UE Version。出现“仅适合 概念参考”时，不应把预演当作可直接复现的场景结果。</w:t>
-      </w:r>
-    </w:p>
-    <w:p>
-      <w:pPr>
-        <w:pStyle w:val="Heading1"/>
-      </w:pPr>
-      <w:r>
-        <w:rPr>
-          <w:rFonts w:ascii="Calibri" w:hAnsi="Calibri" w:eastAsia="Microsoft YaHei UI"/>
-          <w:b/>
-          <w:color w:val="2E74B5"/>
-          <w:sz w:val="32"/>
-        </w:rPr>
-        <w:t>14. 全局工具与文件安全</w:t>
+        <w:t>可导出 PNG 和 JSON 配方；符合条件时可导出 .cube。</w:t>
+      </w:r>
+    </w:p>
+    <w:p>
+      <w:r>
+        <w:rPr>
+          <w:rFonts w:ascii="Calibri" w:hAnsi="Calibri" w:eastAsia="Microsoft YaHei UI"/>
+          <w:b w:val="0"/>
+          <w:sz w:val="22"/>
+        </w:rPr>
+        <w:t>安全调色完全本地运行，不修改原图。区域调色或参考色迁移不能导出通用 .cube。</w:t>
       </w:r>
     </w:p>
     <w:p>
@@ -4863,7 +5013,7 @@
           <w:color w:val="2E74B5"/>
           <w:sz w:val="26"/>
         </w:rPr>
-        <w:t>项目诊断与恢复</w:t>
+        <w:t>AI 优化预演</w:t>
       </w:r>
     </w:p>
     <w:p>
@@ -4880,7 +5030,7 @@
           <w:b w:val="0"/>
           <w:sz w:val="22"/>
         </w:rPr>
-        <w:t>在首页打开“项目诊断与恢复”。</w:t>
+        <w:t>选择只改灯光、只改色彩或只改雾与氛围。</w:t>
       </w:r>
     </w:p>
     <w:p>
@@ -4897,7 +5047,7 @@
           <w:b w:val="0"/>
           <w:sz w:val="22"/>
         </w:rPr>
-        <w:t>选择或扫描最近项目，查看入口、数据库、目录、资料引用、产物和写入状态。</w:t>
+        <w:t>设置改动预算和构图、几何、资产身份保护项。</w:t>
       </w:r>
     </w:p>
     <w:p>
@@ -4914,7 +5064,7 @@
           <w:b w:val="0"/>
           <w:sz w:val="22"/>
         </w:rPr>
-        <w:t>基础目录缺失时使用“修复项目目录”；该操作不会伪造数据库或原始资料。</w:t>
+        <w:t>查看发送清单并主动确认。</w:t>
       </w:r>
     </w:p>
     <w:p>
@@ -4931,7 +5081,45 @@
           <w:b w:val="0"/>
           <w:sz w:val="22"/>
         </w:rPr>
-        <w:t>重大修改前点击“建立恢复点”。需要回退时选择恢复点并确认恢复。</w:t>
+        <w:t>检查结构漂移、构图偏移和保护区变化。</w:t>
+      </w:r>
+    </w:p>
+    <w:p>
+      <w:r>
+        <w:rPr>
+          <w:rFonts w:ascii="Calibri" w:hAnsi="Calibri" w:eastAsia="Microsoft YaHei UI"/>
+          <w:b w:val="0"/>
+          <w:sz w:val="22"/>
+        </w:rPr>
+        <w:t>AI 输出只保存为 AIConceptPreview，不会成为真实 UE Version。出现“仅适合 概念参考”时，不应把预演当作可直接复现的场景结果。</w:t>
+      </w:r>
+    </w:p>
+    <w:p>
+      <w:pPr>
+        <w:pStyle w:val="Heading1"/>
+      </w:pPr>
+      <w:r>
+        <w:rPr>
+          <w:rFonts w:ascii="Calibri" w:hAnsi="Calibri" w:eastAsia="Microsoft YaHei UI"/>
+          <w:b/>
+          <w:color w:val="2E74B5"/>
+          <w:sz w:val="32"/>
+        </w:rPr>
+        <w:t>14. 全局工具与文件安全</w:t>
+      </w:r>
+    </w:p>
+    <w:p>
+      <w:pPr>
+        <w:pStyle w:val="Heading2"/>
+      </w:pPr>
+      <w:r>
+        <w:rPr>
+          <w:rFonts w:ascii="Calibri" w:hAnsi="Calibri" w:eastAsia="Microsoft YaHei UI"/>
+          <w:b/>
+          <w:color w:val="2E74B5"/>
+          <w:sz w:val="26"/>
+        </w:rPr>
+        <w:t>项目诊断与恢复</w:t>
       </w:r>
     </w:p>
     <w:p>
@@ -4939,7 +5127,7 @@
         <w:spacing w:before="0" w:after="80" w:line="300" w:lineRule="auto"/>
         <w:numPr>
           <w:ilvl w:val="0"/>
-          <w:numId w:val="29"/>
+          <w:numId w:val="30"/>
         </w:numPr>
       </w:pPr>
       <w:r>
@@ -4948,7 +5136,7 @@
           <w:b w:val="0"/>
           <w:sz w:val="22"/>
         </w:rPr>
-        <w:t>项目被移动后使用“重定位移动项目”，指向新的入口文件。</w:t>
+        <w:t>在首页打开“项目诊断与恢复”。</w:t>
       </w:r>
     </w:p>
     <w:p>
@@ -4956,7 +5144,75 @@
         <w:spacing w:before="0" w:after="80" w:line="300" w:lineRule="auto"/>
         <w:numPr>
           <w:ilvl w:val="0"/>
-          <w:numId w:val="29"/>
+          <w:numId w:val="30"/>
+        </w:numPr>
+      </w:pPr>
+      <w:r>
+        <w:rPr>
+          <w:rFonts w:ascii="Calibri" w:hAnsi="Calibri" w:eastAsia="Microsoft YaHei UI"/>
+          <w:b w:val="0"/>
+          <w:sz w:val="22"/>
+        </w:rPr>
+        <w:t>选择或扫描最近项目，查看入口、数据库、目录、资料引用、产物和写入状态。</w:t>
+      </w:r>
+    </w:p>
+    <w:p>
+      <w:pPr>
+        <w:spacing w:before="0" w:after="80" w:line="300" w:lineRule="auto"/>
+        <w:numPr>
+          <w:ilvl w:val="0"/>
+          <w:numId w:val="30"/>
+        </w:numPr>
+      </w:pPr>
+      <w:r>
+        <w:rPr>
+          <w:rFonts w:ascii="Calibri" w:hAnsi="Calibri" w:eastAsia="Microsoft YaHei UI"/>
+          <w:b w:val="0"/>
+          <w:sz w:val="22"/>
+        </w:rPr>
+        <w:t>基础目录缺失时使用“修复项目目录”；该操作不会伪造数据库或原始资料。</w:t>
+      </w:r>
+    </w:p>
+    <w:p>
+      <w:pPr>
+        <w:spacing w:before="0" w:after="80" w:line="300" w:lineRule="auto"/>
+        <w:numPr>
+          <w:ilvl w:val="0"/>
+          <w:numId w:val="30"/>
+        </w:numPr>
+      </w:pPr>
+      <w:r>
+        <w:rPr>
+          <w:rFonts w:ascii="Calibri" w:hAnsi="Calibri" w:eastAsia="Microsoft YaHei UI"/>
+          <w:b w:val="0"/>
+          <w:sz w:val="22"/>
+        </w:rPr>
+        <w:t>重大修改前点击“建立恢复点”。需要回退时选择恢复点并确认恢复。</w:t>
+      </w:r>
+    </w:p>
+    <w:p>
+      <w:pPr>
+        <w:spacing w:before="0" w:after="80" w:line="300" w:lineRule="auto"/>
+        <w:numPr>
+          <w:ilvl w:val="0"/>
+          <w:numId w:val="30"/>
+        </w:numPr>
+      </w:pPr>
+      <w:r>
+        <w:rPr>
+          <w:rFonts w:ascii="Calibri" w:hAnsi="Calibri" w:eastAsia="Microsoft YaHei UI"/>
+          <w:b w:val="0"/>
+          <w:sz w:val="22"/>
+        </w:rPr>
+        <w:t>项目被移动后使用“重定位移动项目”，指向新的入口文件。</w:t>
+      </w:r>
+    </w:p>
+    <w:p>
+      <w:pPr>
+        <w:spacing w:before="0" w:after="80" w:line="300" w:lineRule="auto"/>
+        <w:numPr>
+          <w:ilvl w:val="0"/>
+          <w:numId w:val="30"/>
         </w:numPr>
       </w:pPr>
       <w:r>
@@ -5988,6 +6244,24 @@
   </w:abstractNum>
   <w:num w:numId="29">
     <w:abstractNumId w:val="28"/>
+  </w:num>
+  <w:abstractNum w:abstractNumId="29">
+    <w:multiLevelType w:val="singleLevel"/>
+    <w:lvl w:ilvl="0">
+      <w:start w:val="1"/>
+      <w:numFmt w:val="decimal"/>
+      <w:lvlText w:val="%1."/>
+      <w:lvlJc w:val="left"/>
+      <w:pPr>
+        <w:tabs>
+          <w:tab w:val="num" w:pos="540"/>
+        </w:tabs>
+        <w:ind w:left="540" w:hanging="270"/>
+      </w:pPr>
+    </w:lvl>
+  </w:abstractNum>
+  <w:num w:numId="30">
+    <w:abstractNumId w:val="29"/>
   </w:num>
 </w:numbering>
 </file>

--- a/GATalk_使用手册.docx
+++ b/GATalk_使用手册.docx
@@ -23,7 +23,7 @@
           <w:b w:val="0"/>
           <w:sz w:val="22"/>
         </w:rPr>
-        <w:t>适用版本：0.16.0（双图证据、灯光审片、AI 审阅历史与统一导航） 更新日期：2026-08-12</w:t>
+        <w:t>适用版本：0.17.0（全局语言系统） 更新日期：2026-08-12</w:t>
       </w:r>
     </w:p>
     <w:p>
@@ -245,7 +245,7 @@
           <w:color w:val="2E74B5"/>
           <w:sz w:val="26"/>
         </w:rPr>
-        <w:t>全局检索</w:t>
+        <w:t>切换界面语言</w:t>
       </w:r>
     </w:p>
     <w:p>
@@ -262,7 +262,7 @@
           <w:b w:val="0"/>
           <w:sz w:val="22"/>
         </w:rPr>
-        <w:t>在首页或任一工作区按 Ctrl+K。</w:t>
+        <w:t>打开“设置 &gt; 全局设置”，或按 Ctrl+,。</w:t>
       </w:r>
     </w:p>
     <w:p>
@@ -279,7 +279,7 @@
           <w:b w:val="0"/>
           <w:sz w:val="22"/>
         </w:rPr>
-        <w:t>输入项目、Shot、资料、作品研究、资产、生产规格、任务或门禁名称。</w:t>
+        <w:t>在“界面语言”选择语言。</w:t>
       </w:r>
     </w:p>
     <w:p>
@@ -296,31 +296,44 @@
           <w:b w:val="0"/>
           <w:sz w:val="22"/>
         </w:rPr>
-        <w:t>双击结果回到来源工作区和具体对象。</w:t>
-      </w:r>
-    </w:p>
-    <w:p>
+        <w:t>点击“应用”或“确定”。界面立即切换，以后启动继续使用该语言。</w:t>
+      </w:r>
+    </w:p>
+    <w:p>
+      <w:pPr>
+        <w:spacing w:before="0" w:after="80" w:line="300" w:lineRule="auto"/>
+        <w:numPr>
+          <w:ilvl w:val="0"/>
+          <w:numId w:val="11"/>
+        </w:numPr>
+      </w:pPr>
       <w:r>
         <w:rPr>
           <w:rFonts w:ascii="Calibri" w:hAnsi="Calibri" w:eastAsia="Microsoft YaHei UI"/>
           <w:b w:val="0"/>
           <w:sz w:val="22"/>
         </w:rPr>
-        <w:t>检索范围是已经在 GATalk 打开过的本地工作区。它不会扫描整块磁盘、访问网页 或上传索引。项目移动后先用“项目诊断与恢复”重定位。</w:t>
-      </w:r>
-    </w:p>
-    <w:p>
-      <w:pPr>
-        <w:pStyle w:val="Heading1"/>
-      </w:pPr>
-      <w:r>
-        <w:rPr>
-          <w:rFonts w:ascii="Calibri" w:hAnsi="Calibri" w:eastAsia="Microsoft YaHei UI"/>
-          <w:b/>
-          <w:color w:val="2E74B5"/>
-          <w:sz w:val="32"/>
-        </w:rPr>
-        <w:t>3. 参考资料与知识库</w:t>
+        <w:t>选择“跟随系统”时，GATalk 按 Windows 显示语言选择最接近的受支持语言。</w:t>
+      </w:r>
+    </w:p>
+    <w:p>
+      <w:r>
+        <w:rPr>
+          <w:rFonts w:ascii="Calibri" w:hAnsi="Calibri" w:eastAsia="Microsoft YaHei UI"/>
+          <w:b w:val="0"/>
+          <w:sz w:val="22"/>
+        </w:rPr>
+        <w:t>简体中文是完整基准语言。繁体中文、英语、日语和法语 当前标为“预览”；设置页会显示固定界面文案覆盖率和审校状态。没有译文的内容 回退为简体中文，不会显示空白。</w:t>
+      </w:r>
+    </w:p>
+    <w:p>
+      <w:r>
+        <w:rPr>
+          <w:rFonts w:ascii="Calibri" w:hAnsi="Calibri" w:eastAsia="Microsoft YaHei UI"/>
+          <w:b w:val="0"/>
+          <w:sz w:val="22"/>
+        </w:rPr>
+        <w:t>语言切换只作用于软件界面和之后新发起的 AI 输出要求。项目名、用户笔记、导入 资料和已有 AI 历史不会被自动翻译或改写。远程 AI 是否严格遵循语言要求仍取决于 供应商；保存的结果保留生成时原文。</w:t>
       </w:r>
     </w:p>
     <w:p>
@@ -334,7 +347,7 @@
           <w:color w:val="2E74B5"/>
           <w:sz w:val="26"/>
         </w:rPr>
-        <w:t>最短流程</w:t>
+        <w:t>全局检索</w:t>
       </w:r>
     </w:p>
     <w:p>
@@ -351,7 +364,7 @@
           <w:b w:val="0"/>
           <w:sz w:val="22"/>
         </w:rPr>
-        <w:t>在首页进入“参考资料与知识库”，新建或打开资料库目录。</w:t>
+        <w:t>在首页或任一工作区按 Ctrl+K。</w:t>
       </w:r>
     </w:p>
     <w:p>
@@ -368,7 +381,7 @@
           <w:b w:val="0"/>
           <w:sz w:val="22"/>
         </w:rPr>
-        <w:t>在左侧新建集合，例如“雾景”“建筑语言”或“灯光案例”。</w:t>
+        <w:t>输入项目、Shot、资料、作品研究、资产、生产规格、任务或门禁名称。</w:t>
       </w:r>
     </w:p>
     <w:p>
@@ -385,7 +398,45 @@
           <w:b w:val="0"/>
           <w:sz w:val="22"/>
         </w:rPr>
-        <w:t>导入原画或文档，添加 ArtStation、文章、教程链接，或新建项目笔记。</w:t>
+        <w:t>双击结果回到来源工作区和具体对象。</w:t>
+      </w:r>
+    </w:p>
+    <w:p>
+      <w:r>
+        <w:rPr>
+          <w:rFonts w:ascii="Calibri" w:hAnsi="Calibri" w:eastAsia="Microsoft YaHei UI"/>
+          <w:b w:val="0"/>
+          <w:sz w:val="22"/>
+        </w:rPr>
+        <w:t>检索范围是已经在 GATalk 打开过的本地工作区。它不会扫描整块磁盘、访问网页 或上传索引。项目移动后先用“项目诊断与恢复”重定位。</w:t>
+      </w:r>
+    </w:p>
+    <w:p>
+      <w:pPr>
+        <w:pStyle w:val="Heading1"/>
+      </w:pPr>
+      <w:r>
+        <w:rPr>
+          <w:rFonts w:ascii="Calibri" w:hAnsi="Calibri" w:eastAsia="Microsoft YaHei UI"/>
+          <w:b/>
+          <w:color w:val="2E74B5"/>
+          <w:sz w:val="32"/>
+        </w:rPr>
+        <w:t>3. 参考资料与知识库</w:t>
+      </w:r>
+    </w:p>
+    <w:p>
+      <w:pPr>
+        <w:pStyle w:val="Heading2"/>
+      </w:pPr>
+      <w:r>
+        <w:rPr>
+          <w:rFonts w:ascii="Calibri" w:hAnsi="Calibri" w:eastAsia="Microsoft YaHei UI"/>
+          <w:b/>
+          <w:color w:val="2E74B5"/>
+          <w:sz w:val="26"/>
+        </w:rPr>
+        <w:t>最短流程</w:t>
       </w:r>
     </w:p>
     <w:p>
@@ -393,7 +444,7 @@
         <w:spacing w:before="0" w:after="80" w:line="300" w:lineRule="auto"/>
         <w:numPr>
           <w:ilvl w:val="0"/>
-          <w:numId w:val="12"/>
+          <w:numId w:val="13"/>
         </w:numPr>
       </w:pPr>
       <w:r>
@@ -402,7 +453,7 @@
           <w:b w:val="0"/>
           <w:sz w:val="22"/>
         </w:rPr>
-        <w:t>在右侧填写来源类型、作者、项目、标签、资料说明和研究笔记，保存。</w:t>
+        <w:t>在首页进入“参考资料与知识库”，新建或打开资料库目录。</w:t>
       </w:r>
     </w:p>
     <w:p>
@@ -410,7 +461,7 @@
         <w:spacing w:before="0" w:after="80" w:line="300" w:lineRule="auto"/>
         <w:numPr>
           <w:ilvl w:val="0"/>
-          <w:numId w:val="12"/>
+          <w:numId w:val="13"/>
         </w:numPr>
       </w:pPr>
       <w:r>
@@ -419,7 +470,7 @@
           <w:b w:val="0"/>
           <w:sz w:val="22"/>
         </w:rPr>
-        <w:t>图片需要局部研究时点击“建立局部截图”，在原图上拖出范围并确认。</w:t>
+        <w:t>在左侧新建集合，例如“雾景”“建筑语言”或“灯光案例”。</w:t>
       </w:r>
     </w:p>
     <w:p>
@@ -427,7 +478,7 @@
         <w:spacing w:before="0" w:after="80" w:line="300" w:lineRule="auto"/>
         <w:numPr>
           <w:ilvl w:val="0"/>
-          <w:numId w:val="12"/>
+          <w:numId w:val="13"/>
         </w:numPr>
       </w:pPr>
       <w:r>
@@ -436,7 +487,7 @@
           <w:b w:val="0"/>
           <w:sz w:val="22"/>
         </w:rPr>
-        <w:t>需要翻译时粘贴原文，选择供应商，查看发送内容后主动确认；核对译文再保存。</w:t>
+        <w:t>导入原画或文档，添加 ArtStation、文章、教程链接，或新建项目笔记。</w:t>
       </w:r>
     </w:p>
     <w:p>
@@ -444,7 +495,7 @@
         <w:spacing w:before="0" w:after="80" w:line="300" w:lineRule="auto"/>
         <w:numPr>
           <w:ilvl w:val="0"/>
-          <w:numId w:val="12"/>
+          <w:numId w:val="13"/>
         </w:numPr>
       </w:pPr>
       <w:r>
@@ -453,7 +504,7 @@
           <w:b w:val="0"/>
           <w:sz w:val="22"/>
         </w:rPr>
-        <w:t>点击“引用到项目”，选择场景审阅、作品研究、作品对照或资产拆分项目目录。</w:t>
+        <w:t>在右侧填写来源类型、作者、项目、标签、资料说明和研究笔记，保存。</w:t>
       </w:r>
     </w:p>
     <w:p>
@@ -461,7 +512,7 @@
         <w:spacing w:before="0" w:after="80" w:line="300" w:lineRule="auto"/>
         <w:numPr>
           <w:ilvl w:val="0"/>
-          <w:numId w:val="12"/>
+          <w:numId w:val="13"/>
         </w:numPr>
       </w:pPr>
       <w:r>
@@ -470,7 +521,7 @@
           <w:b w:val="0"/>
           <w:sz w:val="22"/>
         </w:rPr>
-        <w:t>用搜索框按标题、作者、项目、标签、笔记、原文和译文筛选。</w:t>
+        <w:t>图片需要局部研究时点击“建立局部截图”，在原图上拖出范围并确认。</w:t>
       </w:r>
     </w:p>
     <w:p>
@@ -478,7 +529,7 @@
         <w:spacing w:before="0" w:after="80" w:line="300" w:lineRule="auto"/>
         <w:numPr>
           <w:ilvl w:val="0"/>
-          <w:numId w:val="12"/>
+          <w:numId w:val="13"/>
         </w:numPr>
       </w:pPr>
       <w:r>
@@ -487,7 +538,7 @@
           <w:b w:val="0"/>
           <w:sz w:val="22"/>
         </w:rPr>
-        <w:t>按 Shift 或 Ctrl 多选 2 至 6 张图片，点击“建立对照研究”。</w:t>
+        <w:t>需要翻译时粘贴原文，选择供应商，查看发送内容后主动确认；核对译文再保存。</w:t>
       </w:r>
     </w:p>
     <w:p>
@@ -495,7 +546,58 @@
         <w:spacing w:before="0" w:after="80" w:line="300" w:lineRule="auto"/>
         <w:numPr>
           <w:ilvl w:val="0"/>
-          <w:numId w:val="12"/>
+          <w:numId w:val="13"/>
+        </w:numPr>
+      </w:pPr>
+      <w:r>
+        <w:rPr>
+          <w:rFonts w:ascii="Calibri" w:hAnsi="Calibri" w:eastAsia="Microsoft YaHei UI"/>
+          <w:b w:val="0"/>
+          <w:sz w:val="22"/>
+        </w:rPr>
+        <w:t>点击“引用到项目”，选择场景审阅、作品研究、作品对照或资产拆分项目目录。</w:t>
+      </w:r>
+    </w:p>
+    <w:p>
+      <w:pPr>
+        <w:spacing w:before="0" w:after="80" w:line="300" w:lineRule="auto"/>
+        <w:numPr>
+          <w:ilvl w:val="0"/>
+          <w:numId w:val="13"/>
+        </w:numPr>
+      </w:pPr>
+      <w:r>
+        <w:rPr>
+          <w:rFonts w:ascii="Calibri" w:hAnsi="Calibri" w:eastAsia="Microsoft YaHei UI"/>
+          <w:b w:val="0"/>
+          <w:sz w:val="22"/>
+        </w:rPr>
+        <w:t>用搜索框按标题、作者、项目、标签、笔记、原文和译文筛选。</w:t>
+      </w:r>
+    </w:p>
+    <w:p>
+      <w:pPr>
+        <w:spacing w:before="0" w:after="80" w:line="300" w:lineRule="auto"/>
+        <w:numPr>
+          <w:ilvl w:val="0"/>
+          <w:numId w:val="13"/>
+        </w:numPr>
+      </w:pPr>
+      <w:r>
+        <w:rPr>
+          <w:rFonts w:ascii="Calibri" w:hAnsi="Calibri" w:eastAsia="Microsoft YaHei UI"/>
+          <w:b w:val="0"/>
+          <w:sz w:val="22"/>
+        </w:rPr>
+        <w:t>按 Shift 或 Ctrl 多选 2 至 6 张图片，点击“建立对照研究”。</w:t>
+      </w:r>
+    </w:p>
+    <w:p>
+      <w:pPr>
+        <w:spacing w:before="0" w:after="80" w:line="300" w:lineRule="auto"/>
+        <w:numPr>
+          <w:ilvl w:val="0"/>
+          <w:numId w:val="13"/>
         </w:numPr>
       </w:pPr>
       <w:r>
@@ -679,7 +781,7 @@
         <w:spacing w:before="0" w:after="80" w:line="300" w:lineRule="auto"/>
         <w:numPr>
           <w:ilvl w:val="0"/>
-          <w:numId w:val="13"/>
+          <w:numId w:val="14"/>
         </w:numPr>
       </w:pPr>
       <w:r>
@@ -689,112 +791,6 @@
           <w:sz w:val="22"/>
         </w:rPr>
         <w:t>选择资料后打开视觉资料板；也可以先打开空白资料板。</w:t>
-      </w:r>
-    </w:p>
-    <w:p>
-      <w:pPr>
-        <w:spacing w:before="0" w:after="80" w:line="300" w:lineRule="auto"/>
-        <w:numPr>
-          <w:ilvl w:val="0"/>
-          <w:numId w:val="13"/>
-        </w:numPr>
-      </w:pPr>
-      <w:r>
-        <w:rPr>
-          <w:rFonts w:ascii="Calibri" w:hAnsi="Calibri" w:eastAsia="Microsoft YaHei UI"/>
-          <w:b w:val="0"/>
-          <w:sz w:val="22"/>
-        </w:rPr>
-        <w:t>添加资料卡或文字卡并拖动排列；按 Shift 多选，拖框可批量选择。</w:t>
-      </w:r>
-    </w:p>
-    <w:p>
-      <w:pPr>
-        <w:spacing w:before="0" w:after="80" w:line="300" w:lineRule="auto"/>
-        <w:numPr>
-          <w:ilvl w:val="0"/>
-          <w:numId w:val="13"/>
-        </w:numPr>
-      </w:pPr>
-      <w:r>
-        <w:rPr>
-          <w:rFonts w:ascii="Calibri" w:hAnsi="Calibri" w:eastAsia="Microsoft YaHei UI"/>
-          <w:b w:val="0"/>
-          <w:sz w:val="22"/>
-        </w:rPr>
-        <w:t>选择两张卡片后建立连线；需要整齐布局时使用“网格排列”。</w:t>
-      </w:r>
-    </w:p>
-    <w:p>
-      <w:pPr>
-        <w:spacing w:before="0" w:after="80" w:line="300" w:lineRule="auto"/>
-        <w:numPr>
-          <w:ilvl w:val="0"/>
-          <w:numId w:val="13"/>
-        </w:numPr>
-      </w:pPr>
-      <w:r>
-        <w:rPr>
-          <w:rFonts w:ascii="Calibri" w:hAnsi="Calibri" w:eastAsia="Microsoft YaHei UI"/>
-          <w:b w:val="0"/>
-          <w:sz w:val="22"/>
-        </w:rPr>
-        <w:t>关键阶段建立快照。误改后选择快照恢复。</w:t>
-      </w:r>
-    </w:p>
-    <w:p>
-      <w:pPr>
-        <w:spacing w:before="0" w:after="80" w:line="300" w:lineRule="auto"/>
-        <w:numPr>
-          <w:ilvl w:val="0"/>
-          <w:numId w:val="13"/>
-        </w:numPr>
-      </w:pPr>
-      <w:r>
-        <w:rPr>
-          <w:rFonts w:ascii="Calibri" w:hAnsi="Calibri" w:eastAsia="Microsoft YaHei UI"/>
-          <w:b w:val="0"/>
-          <w:sz w:val="22"/>
-        </w:rPr>
-        <w:t>使用“导出 PNG”生成分享图；结构化资料板仍随资料库保存。</w:t>
-      </w:r>
-    </w:p>
-    <w:p>
-      <w:r>
-        <w:rPr>
-          <w:rFonts w:ascii="Calibri" w:hAnsi="Calibri" w:eastAsia="Microsoft YaHei UI"/>
-          <w:b w:val="0"/>
-          <w:sz w:val="22"/>
-        </w:rPr>
-        <w:t>Ctrl+鼠标滚轮 缩放，Delete 删除所选卡片，Ctrl+S 保存。删除资料库条目 会同步清理资料板中的引用卡片和失效连线，不修改原始图片。</w:t>
-      </w:r>
-    </w:p>
-    <w:p>
-      <w:pPr>
-        <w:pStyle w:val="Heading1"/>
-      </w:pPr>
-      <w:r>
-        <w:rPr>
-          <w:rFonts w:ascii="Calibri" w:hAnsi="Calibri" w:eastAsia="Microsoft YaHei UI"/>
-          <w:b/>
-          <w:color w:val="2E74B5"/>
-          <w:sz w:val="32"/>
-        </w:rPr>
-        <w:t>4. 作品研究集合与对照研究</w:t>
-      </w:r>
-    </w:p>
-    <w:p>
-      <w:pPr>
-        <w:pStyle w:val="Heading2"/>
-      </w:pPr>
-      <w:r>
-        <w:rPr>
-          <w:rFonts w:ascii="Calibri" w:hAnsi="Calibri" w:eastAsia="Microsoft YaHei UI"/>
-          <w:b/>
-          <w:color w:val="2E74B5"/>
-          <w:sz w:val="26"/>
-        </w:rPr>
-        <w:t>最短流程</w:t>
       </w:r>
     </w:p>
     <w:p>
@@ -811,7 +807,7 @@
           <w:b w:val="0"/>
           <w:sz w:val="22"/>
         </w:rPr>
-        <w:t>从资料库选择图片建立研究，或在首页直接进入并新建项目。</w:t>
+        <w:t>添加资料卡或文字卡并拖动排列；按 Shift 多选，拖框可批量选择。</w:t>
       </w:r>
     </w:p>
     <w:p>
@@ -828,7 +824,7 @@
           <w:b w:val="0"/>
           <w:sz w:val="22"/>
         </w:rPr>
-        <w:t>输入核心研究问题和已核实背景。</w:t>
+        <w:t>选择两张卡片后建立连线；需要整齐布局时使用“网格排列”。</w:t>
       </w:r>
     </w:p>
     <w:p>
@@ -845,7 +841,7 @@
           <w:b w:val="0"/>
           <w:sz w:val="22"/>
         </w:rPr>
-        <w:t>勾选 2 至 6 件作品，并选择构图、层级、明度、色彩、灯光、空间等比较维度。</w:t>
+        <w:t>关键阶段建立快照。误改后选择快照恢复。</w:t>
       </w:r>
     </w:p>
     <w:p>
@@ -862,7 +858,45 @@
           <w:b w:val="0"/>
           <w:sz w:val="22"/>
         </w:rPr>
-        <w:t>点击“运行本地对照”，查看双方明度、黑白灰、饱和度、中性色和细节密度差异。</w:t>
+        <w:t>使用“导出 PNG”生成分享图；结构化资料板仍随资料库保存。</w:t>
+      </w:r>
+    </w:p>
+    <w:p>
+      <w:r>
+        <w:rPr>
+          <w:rFonts w:ascii="Calibri" w:hAnsi="Calibri" w:eastAsia="Microsoft YaHei UI"/>
+          <w:b w:val="0"/>
+          <w:sz w:val="22"/>
+        </w:rPr>
+        <w:t>Ctrl+鼠标滚轮 缩放，Delete 删除所选卡片，Ctrl+S 保存。删除资料库条目 会同步清理资料板中的引用卡片和失效连线，不修改原始图片。</w:t>
+      </w:r>
+    </w:p>
+    <w:p>
+      <w:pPr>
+        <w:pStyle w:val="Heading1"/>
+      </w:pPr>
+      <w:r>
+        <w:rPr>
+          <w:rFonts w:ascii="Calibri" w:hAnsi="Calibri" w:eastAsia="Microsoft YaHei UI"/>
+          <w:b/>
+          <w:color w:val="2E74B5"/>
+          <w:sz w:val="32"/>
+        </w:rPr>
+        <w:t>4. 作品研究集合与对照研究</w:t>
+      </w:r>
+    </w:p>
+    <w:p>
+      <w:pPr>
+        <w:pStyle w:val="Heading2"/>
+      </w:pPr>
+      <w:r>
+        <w:rPr>
+          <w:rFonts w:ascii="Calibri" w:hAnsi="Calibri" w:eastAsia="Microsoft YaHei UI"/>
+          <w:b/>
+          <w:color w:val="2E74B5"/>
+          <w:sz w:val="26"/>
+        </w:rPr>
+        <w:t>最短流程</w:t>
       </w:r>
     </w:p>
     <w:p>
@@ -870,7 +904,7 @@
         <w:spacing w:before="0" w:after="80" w:line="300" w:lineRule="auto"/>
         <w:numPr>
           <w:ilvl w:val="0"/>
-          <w:numId w:val="14"/>
+          <w:numId w:val="15"/>
         </w:numPr>
       </w:pPr>
       <w:r>
@@ -879,7 +913,7 @@
           <w:b w:val="0"/>
           <w:sz w:val="22"/>
         </w:rPr>
-        <w:t>在“专家对照”选择 AI 供应商，查看发送清单并主动确认。</w:t>
+        <w:t>从资料库选择图片建立研究，或在首页直接进入并新建项目。</w:t>
       </w:r>
     </w:p>
     <w:p>
@@ -887,7 +921,7 @@
         <w:spacing w:before="0" w:after="80" w:line="300" w:lineRule="auto"/>
         <w:numPr>
           <w:ilvl w:val="0"/>
-          <w:numId w:val="14"/>
+          <w:numId w:val="15"/>
         </w:numPr>
       </w:pPr>
       <w:r>
@@ -896,7 +930,7 @@
           <w:b w:val="0"/>
           <w:sz w:val="22"/>
         </w:rPr>
-        <w:t>阅读逐件策略、逐轴共同点与差异、跨维度关系、可迁移规律和研究边界。</w:t>
+        <w:t>输入核心研究问题和已核实背景。</w:t>
       </w:r>
     </w:p>
     <w:p>
@@ -904,7 +938,75 @@
         <w:spacing w:before="0" w:after="80" w:line="300" w:lineRule="auto"/>
         <w:numPr>
           <w:ilvl w:val="0"/>
-          <w:numId w:val="14"/>
+          <w:numId w:val="15"/>
+        </w:numPr>
+      </w:pPr>
+      <w:r>
+        <w:rPr>
+          <w:rFonts w:ascii="Calibri" w:hAnsi="Calibri" w:eastAsia="Microsoft YaHei UI"/>
+          <w:b w:val="0"/>
+          <w:sz w:val="22"/>
+        </w:rPr>
+        <w:t>勾选 2 至 6 件作品，并选择构图、层级、明度、色彩、灯光、空间等比较维度。</w:t>
+      </w:r>
+    </w:p>
+    <w:p>
+      <w:pPr>
+        <w:spacing w:before="0" w:after="80" w:line="300" w:lineRule="auto"/>
+        <w:numPr>
+          <w:ilvl w:val="0"/>
+          <w:numId w:val="15"/>
+        </w:numPr>
+      </w:pPr>
+      <w:r>
+        <w:rPr>
+          <w:rFonts w:ascii="Calibri" w:hAnsi="Calibri" w:eastAsia="Microsoft YaHei UI"/>
+          <w:b w:val="0"/>
+          <w:sz w:val="22"/>
+        </w:rPr>
+        <w:t>点击“运行本地对照”，查看双方明度、黑白灰、饱和度、中性色和细节密度差异。</w:t>
+      </w:r>
+    </w:p>
+    <w:p>
+      <w:pPr>
+        <w:spacing w:before="0" w:after="80" w:line="300" w:lineRule="auto"/>
+        <w:numPr>
+          <w:ilvl w:val="0"/>
+          <w:numId w:val="15"/>
+        </w:numPr>
+      </w:pPr>
+      <w:r>
+        <w:rPr>
+          <w:rFonts w:ascii="Calibri" w:hAnsi="Calibri" w:eastAsia="Microsoft YaHei UI"/>
+          <w:b w:val="0"/>
+          <w:sz w:val="22"/>
+        </w:rPr>
+        <w:t>在“专家对照”选择 AI 供应商，查看发送清单并主动确认。</w:t>
+      </w:r>
+    </w:p>
+    <w:p>
+      <w:pPr>
+        <w:spacing w:before="0" w:after="80" w:line="300" w:lineRule="auto"/>
+        <w:numPr>
+          <w:ilvl w:val="0"/>
+          <w:numId w:val="15"/>
+        </w:numPr>
+      </w:pPr>
+      <w:r>
+        <w:rPr>
+          <w:rFonts w:ascii="Calibri" w:hAnsi="Calibri" w:eastAsia="Microsoft YaHei UI"/>
+          <w:b w:val="0"/>
+          <w:sz w:val="22"/>
+        </w:rPr>
+        <w:t>阅读逐件策略、逐轴共同点与差异、跨维度关系、可迁移规律和研究边界。</w:t>
+      </w:r>
+    </w:p>
+    <w:p>
+      <w:pPr>
+        <w:spacing w:before="0" w:after="80" w:line="300" w:lineRule="auto"/>
+        <w:numPr>
+          <w:ilvl w:val="0"/>
+          <w:numId w:val="15"/>
         </w:numPr>
       </w:pPr>
       <w:r>
@@ -1034,7 +1136,7 @@
         <w:spacing w:before="0" w:after="80" w:line="300" w:lineRule="auto"/>
         <w:numPr>
           <w:ilvl w:val="0"/>
-          <w:numId w:val="15"/>
+          <w:numId w:val="16"/>
         </w:numPr>
       </w:pPr>
       <w:r>
@@ -1044,115 +1146,6 @@
           <w:sz w:val="22"/>
         </w:rPr>
         <w:t>在场景美术控制中确认审阅发现或优化预演任务；在作品研究中选中一个研究 维度；在资产拆分中选择一项或多项资产。</w:t>
-      </w:r>
-    </w:p>
-    <w:p>
-      <w:pPr>
-        <w:spacing w:before="0" w:after="80" w:line="300" w:lineRule="auto"/>
-        <w:numPr>
-          <w:ilvl w:val="0"/>
-          <w:numId w:val="15"/>
-        </w:numPr>
-      </w:pPr>
-      <w:r>
-        <w:rPr>
-          <w:rFonts w:ascii="Calibri" w:hAnsi="Calibri" w:eastAsia="Microsoft YaHei UI"/>
-          <w:b w:val="0"/>
-          <w:sz w:val="22"/>
-        </w:rPr>
-        <w:t>点击“加入审阅中心”。只有用户主动选择的内容会进入中心。</w:t>
-      </w:r>
-    </w:p>
-    <w:p>
-      <w:pPr>
-        <w:spacing w:before="0" w:after="80" w:line="300" w:lineRule="auto"/>
-        <w:numPr>
-          <w:ilvl w:val="0"/>
-          <w:numId w:val="15"/>
-        </w:numPr>
-      </w:pPr>
-      <w:r>
-        <w:rPr>
-          <w:rFonts w:ascii="Calibri" w:hAnsi="Calibri" w:eastAsia="Microsoft YaHei UI"/>
-          <w:b w:val="0"/>
-          <w:sz w:val="22"/>
-        </w:rPr>
-        <w:t>返回工作台首页，进入“审阅任务与质量门禁中心”。</w:t>
-      </w:r>
-    </w:p>
-    <w:p>
-      <w:pPr>
-        <w:spacing w:before="0" w:after="80" w:line="300" w:lineRule="auto"/>
-        <w:numPr>
-          <w:ilvl w:val="0"/>
-          <w:numId w:val="15"/>
-        </w:numPr>
-      </w:pPr>
-      <w:r>
-        <w:rPr>
-          <w:rFonts w:ascii="Calibri" w:hAnsi="Calibri" w:eastAsia="Microsoft YaHei UI"/>
-          <w:b w:val="0"/>
-          <w:sz w:val="22"/>
-        </w:rPr>
-        <w:t>检查来源项目、来源对象和来源版本，补充处理说明和可验证的验收条件。</w:t>
-      </w:r>
-    </w:p>
-    <w:p>
-      <w:pPr>
-        <w:spacing w:before="0" w:after="80" w:line="300" w:lineRule="auto"/>
-        <w:numPr>
-          <w:ilvl w:val="0"/>
-          <w:numId w:val="15"/>
-        </w:numPr>
-      </w:pPr>
-      <w:r>
-        <w:rPr>
-          <w:rFonts w:ascii="Calibri" w:hAnsi="Calibri" w:eastAsia="Microsoft YaHei UI"/>
-          <w:b w:val="0"/>
-          <w:sz w:val="22"/>
-        </w:rPr>
-        <w:t>设置优先级和状态并保存。</w:t>
-      </w:r>
-    </w:p>
-    <w:p>
-      <w:pPr>
-        <w:spacing w:before="0" w:after="80" w:line="300" w:lineRule="auto"/>
-        <w:numPr>
-          <w:ilvl w:val="0"/>
-          <w:numId w:val="15"/>
-        </w:numPr>
-      </w:pPr>
-      <w:r>
-        <w:rPr>
-          <w:rFonts w:ascii="Calibri" w:hAnsi="Calibri" w:eastAsia="Microsoft YaHei UI"/>
-          <w:b w:val="0"/>
-          <w:sz w:val="22"/>
-        </w:rPr>
-        <w:t>需要时指定制作阶段、截止日期和前置任务。</w:t>
-      </w:r>
-    </w:p>
-    <w:p>
-      <w:r>
-        <w:rPr>
-          <w:rFonts w:ascii="Calibri" w:hAnsi="Calibri" w:eastAsia="Microsoft YaHei UI"/>
-          <w:b w:val="0"/>
-          <w:sz w:val="22"/>
-        </w:rPr>
-        <w:t>重复加入同一个来源对象时不会建立第二条任务。审阅中心不复制原图，也不会 反向修改来源项目；删除中心任务不会删除专业项目中的分析或资产。</w:t>
-      </w:r>
-    </w:p>
-    <w:p>
-      <w:pPr>
-        <w:pStyle w:val="Heading2"/>
-      </w:pPr>
-      <w:r>
-        <w:rPr>
-          <w:rFonts w:ascii="Calibri" w:hAnsi="Calibri" w:eastAsia="Microsoft YaHei UI"/>
-          <w:b/>
-          <w:color w:val="2E74B5"/>
-          <w:sz w:val="26"/>
-        </w:rPr>
-        <w:t>按版本复查任务</w:t>
       </w:r>
     </w:p>
     <w:p>
@@ -1169,7 +1162,7 @@
           <w:b w:val="0"/>
           <w:sz w:val="22"/>
         </w:rPr>
-        <w:t>选择任务，点击“记录新版本复查”。</w:t>
+        <w:t>点击“加入审阅中心”。只有用户主动选择的内容会进入中心。</w:t>
       </w:r>
     </w:p>
     <w:p>
@@ -1186,7 +1179,7 @@
           <w:b w:val="0"/>
           <w:sz w:val="22"/>
         </w:rPr>
-        <w:t>填写版本名称和可选版本 ID。</w:t>
+        <w:t>返回工作台首页，进入“审阅任务与质量门禁中心”。</w:t>
       </w:r>
     </w:p>
     <w:p>
@@ -1203,7 +1196,7 @@
           <w:b w:val="0"/>
           <w:sz w:val="22"/>
         </w:rPr>
-        <w:t>选择“已改善、无明显变化、进一步偏离、已解决”或“证据不足”。</w:t>
+        <w:t>检查来源项目、来源对象和来源版本，补充处理说明和可验证的验收条件。</w:t>
       </w:r>
     </w:p>
     <w:p>
@@ -1220,7 +1213,7 @@
           <w:b w:val="0"/>
           <w:sz w:val="22"/>
         </w:rPr>
-        <w:t>写明本次判断使用的画面或测量证据并保存。</w:t>
+        <w:t>设置优先级和状态并保存。</w:t>
       </w:r>
     </w:p>
     <w:p>
@@ -1237,6 +1230,115 @@
           <w:b w:val="0"/>
           <w:sz w:val="22"/>
         </w:rPr>
+        <w:t>需要时指定制作阶段、截止日期和前置任务。</w:t>
+      </w:r>
+    </w:p>
+    <w:p>
+      <w:r>
+        <w:rPr>
+          <w:rFonts w:ascii="Calibri" w:hAnsi="Calibri" w:eastAsia="Microsoft YaHei UI"/>
+          <w:b w:val="0"/>
+          <w:sz w:val="22"/>
+        </w:rPr>
+        <w:t>重复加入同一个来源对象时不会建立第二条任务。审阅中心不复制原图，也不会 反向修改来源项目；删除中心任务不会删除专业项目中的分析或资产。</w:t>
+      </w:r>
+    </w:p>
+    <w:p>
+      <w:pPr>
+        <w:pStyle w:val="Heading2"/>
+      </w:pPr>
+      <w:r>
+        <w:rPr>
+          <w:rFonts w:ascii="Calibri" w:hAnsi="Calibri" w:eastAsia="Microsoft YaHei UI"/>
+          <w:b/>
+          <w:color w:val="2E74B5"/>
+          <w:sz w:val="26"/>
+        </w:rPr>
+        <w:t>按版本复查任务</w:t>
+      </w:r>
+    </w:p>
+    <w:p>
+      <w:pPr>
+        <w:spacing w:before="0" w:after="80" w:line="300" w:lineRule="auto"/>
+        <w:numPr>
+          <w:ilvl w:val="0"/>
+          <w:numId w:val="17"/>
+        </w:numPr>
+      </w:pPr>
+      <w:r>
+        <w:rPr>
+          <w:rFonts w:ascii="Calibri" w:hAnsi="Calibri" w:eastAsia="Microsoft YaHei UI"/>
+          <w:b w:val="0"/>
+          <w:sz w:val="22"/>
+        </w:rPr>
+        <w:t>选择任务，点击“记录新版本复查”。</w:t>
+      </w:r>
+    </w:p>
+    <w:p>
+      <w:pPr>
+        <w:spacing w:before="0" w:after="80" w:line="300" w:lineRule="auto"/>
+        <w:numPr>
+          <w:ilvl w:val="0"/>
+          <w:numId w:val="17"/>
+        </w:numPr>
+      </w:pPr>
+      <w:r>
+        <w:rPr>
+          <w:rFonts w:ascii="Calibri" w:hAnsi="Calibri" w:eastAsia="Microsoft YaHei UI"/>
+          <w:b w:val="0"/>
+          <w:sz w:val="22"/>
+        </w:rPr>
+        <w:t>填写版本名称和可选版本 ID。</w:t>
+      </w:r>
+    </w:p>
+    <w:p>
+      <w:pPr>
+        <w:spacing w:before="0" w:after="80" w:line="300" w:lineRule="auto"/>
+        <w:numPr>
+          <w:ilvl w:val="0"/>
+          <w:numId w:val="17"/>
+        </w:numPr>
+      </w:pPr>
+      <w:r>
+        <w:rPr>
+          <w:rFonts w:ascii="Calibri" w:hAnsi="Calibri" w:eastAsia="Microsoft YaHei UI"/>
+          <w:b w:val="0"/>
+          <w:sz w:val="22"/>
+        </w:rPr>
+        <w:t>选择“已改善、无明显变化、进一步偏离、已解决”或“证据不足”。</w:t>
+      </w:r>
+    </w:p>
+    <w:p>
+      <w:pPr>
+        <w:spacing w:before="0" w:after="80" w:line="300" w:lineRule="auto"/>
+        <w:numPr>
+          <w:ilvl w:val="0"/>
+          <w:numId w:val="17"/>
+        </w:numPr>
+      </w:pPr>
+      <w:r>
+        <w:rPr>
+          <w:rFonts w:ascii="Calibri" w:hAnsi="Calibri" w:eastAsia="Microsoft YaHei UI"/>
+          <w:b w:val="0"/>
+          <w:sz w:val="22"/>
+        </w:rPr>
+        <w:t>写明本次判断使用的画面或测量证据并保存。</w:t>
+      </w:r>
+    </w:p>
+    <w:p>
+      <w:pPr>
+        <w:spacing w:before="0" w:after="80" w:line="300" w:lineRule="auto"/>
+        <w:numPr>
+          <w:ilvl w:val="0"/>
+          <w:numId w:val="17"/>
+        </w:numPr>
+      </w:pPr>
+      <w:r>
+        <w:rPr>
+          <w:rFonts w:ascii="Calibri" w:hAnsi="Calibri" w:eastAsia="Microsoft YaHei UI"/>
+          <w:b w:val="0"/>
+          <w:sz w:val="22"/>
+        </w:rPr>
         <w:t>每次复查都会追加历史记录，不覆盖上一版本。</w:t>
       </w:r>
     </w:p>
@@ -1324,7 +1426,7 @@
         <w:spacing w:before="0" w:after="80" w:line="300" w:lineRule="auto"/>
         <w:numPr>
           <w:ilvl w:val="0"/>
-          <w:numId w:val="17"/>
+          <w:numId w:val="18"/>
         </w:numPr>
       </w:pPr>
       <w:r>
@@ -1334,112 +1436,6 @@
           <w:sz w:val="22"/>
         </w:rPr>
         <w:t>打开“质量门禁”页，点击“新建质量门禁”。</w:t>
-      </w:r>
-    </w:p>
-    <w:p>
-      <w:pPr>
-        <w:spacing w:before="0" w:after="80" w:line="300" w:lineRule="auto"/>
-        <w:numPr>
-          <w:ilvl w:val="0"/>
-          <w:numId w:val="17"/>
-        </w:numPr>
-      </w:pPr>
-      <w:r>
-        <w:rPr>
-          <w:rFonts w:ascii="Calibri" w:hAnsi="Calibri" w:eastAsia="Microsoft YaHei UI"/>
-          <w:b w:val="0"/>
-          <w:sz w:val="22"/>
-        </w:rPr>
-        <w:t>填写门禁名称、维度、所属项目和明确的验收条件。</w:t>
-      </w:r>
-    </w:p>
-    <w:p>
-      <w:pPr>
-        <w:spacing w:before="0" w:after="80" w:line="300" w:lineRule="auto"/>
-        <w:numPr>
-          <w:ilvl w:val="0"/>
-          <w:numId w:val="17"/>
-        </w:numPr>
-      </w:pPr>
-      <w:r>
-        <w:rPr>
-          <w:rFonts w:ascii="Calibri" w:hAnsi="Calibri" w:eastAsia="Microsoft YaHei UI"/>
-          <w:b w:val="0"/>
-          <w:sz w:val="22"/>
-        </w:rPr>
-        <w:t>决定它是否为必需门禁并保存。</w:t>
-      </w:r>
-    </w:p>
-    <w:p>
-      <w:pPr>
-        <w:spacing w:before="0" w:after="80" w:line="300" w:lineRule="auto"/>
-        <w:numPr>
-          <w:ilvl w:val="0"/>
-          <w:numId w:val="17"/>
-        </w:numPr>
-      </w:pPr>
-      <w:r>
-        <w:rPr>
-          <w:rFonts w:ascii="Calibri" w:hAnsi="Calibri" w:eastAsia="Microsoft YaHei UI"/>
-          <w:b w:val="0"/>
-          <w:sz w:val="22"/>
-        </w:rPr>
-        <w:t>新版本完成后点击“评估当前版本”，记录通过、需复核、未通过或证据不足。</w:t>
-      </w:r>
-    </w:p>
-    <w:p>
-      <w:pPr>
-        <w:spacing w:before="0" w:after="80" w:line="300" w:lineRule="auto"/>
-        <w:numPr>
-          <w:ilvl w:val="0"/>
-          <w:numId w:val="17"/>
-        </w:numPr>
-      </w:pPr>
-      <w:r>
-        <w:rPr>
-          <w:rFonts w:ascii="Calibri" w:hAnsi="Calibri" w:eastAsia="Microsoft YaHei UI"/>
-          <w:b w:val="0"/>
-          <w:sz w:val="22"/>
-        </w:rPr>
-        <w:t>需要快速建立基线时，选择制作阶段和项目，点击“应用阶段门禁模板”。</w:t>
-      </w:r>
-    </w:p>
-    <w:p>
-      <w:r>
-        <w:rPr>
-          <w:rFonts w:ascii="Calibri" w:hAnsi="Calibri" w:eastAsia="Microsoft YaHei UI"/>
-          <w:b w:val="0"/>
-          <w:sz w:val="22"/>
-        </w:rPr>
-        <w:t>质量门禁由用户定义。GATalk 不用综合分数代替判断，也不会把 AI 结论自动标记 为人工验收通过。</w:t>
-      </w:r>
-    </w:p>
-    <w:p>
-      <w:pPr>
-        <w:pStyle w:val="Heading1"/>
-      </w:pPr>
-      <w:r>
-        <w:rPr>
-          <w:rFonts w:ascii="Calibri" w:hAnsi="Calibri" w:eastAsia="Microsoft YaHei UI"/>
-          <w:b/>
-          <w:color w:val="2E74B5"/>
-          <w:sz w:val="32"/>
-        </w:rPr>
-        <w:t>6. 作品研究</w:t>
-      </w:r>
-    </w:p>
-    <w:p>
-      <w:pPr>
-        <w:pStyle w:val="Heading2"/>
-      </w:pPr>
-      <w:r>
-        <w:rPr>
-          <w:rFonts w:ascii="Calibri" w:hAnsi="Calibri" w:eastAsia="Microsoft YaHei UI"/>
-          <w:b/>
-          <w:color w:val="2E74B5"/>
-          <w:sz w:val="26"/>
-        </w:rPr>
-        <w:t>最短流程</w:t>
       </w:r>
     </w:p>
     <w:p>
@@ -1456,7 +1452,7 @@
           <w:b w:val="0"/>
           <w:sz w:val="22"/>
         </w:rPr>
-        <w:t>在首页选择“作品研究”。</w:t>
+        <w:t>填写门禁名称、维度、所属项目和明确的验收条件。</w:t>
       </w:r>
     </w:p>
     <w:p>
@@ -1473,7 +1469,7 @@
           <w:b w:val="0"/>
           <w:sz w:val="22"/>
         </w:rPr>
-        <w:t>点击“新建作品研究”，选择目录并输入标题。</w:t>
+        <w:t>决定它是否为必需门禁并保存。</w:t>
       </w:r>
     </w:p>
     <w:p>
@@ -1490,7 +1486,7 @@
           <w:b w:val="0"/>
           <w:sz w:val="22"/>
         </w:rPr>
-        <w:t>导入一张图片。</w:t>
+        <w:t>新版本完成后点击“评估当前版本”，记录通过、需复核、未通过或证据不足。</w:t>
       </w:r>
     </w:p>
     <w:p>
@@ -1507,7 +1503,45 @@
           <w:b w:val="0"/>
           <w:sz w:val="22"/>
         </w:rPr>
-        <w:t>填写作品类型、本次想研究什么和已知背景。</w:t>
+        <w:t>需要快速建立基线时，选择制作阶段和项目，点击“应用阶段门禁模板”。</w:t>
+      </w:r>
+    </w:p>
+    <w:p>
+      <w:r>
+        <w:rPr>
+          <w:rFonts w:ascii="Calibri" w:hAnsi="Calibri" w:eastAsia="Microsoft YaHei UI"/>
+          <w:b w:val="0"/>
+          <w:sz w:val="22"/>
+        </w:rPr>
+        <w:t>质量门禁由用户定义。GATalk 不用综合分数代替判断，也不会把 AI 结论自动标记 为人工验收通过。</w:t>
+      </w:r>
+    </w:p>
+    <w:p>
+      <w:pPr>
+        <w:pStyle w:val="Heading1"/>
+      </w:pPr>
+      <w:r>
+        <w:rPr>
+          <w:rFonts w:ascii="Calibri" w:hAnsi="Calibri" w:eastAsia="Microsoft YaHei UI"/>
+          <w:b/>
+          <w:color w:val="2E74B5"/>
+          <w:sz w:val="32"/>
+        </w:rPr>
+        <w:t>6. 作品研究</w:t>
+      </w:r>
+    </w:p>
+    <w:p>
+      <w:pPr>
+        <w:pStyle w:val="Heading2"/>
+      </w:pPr>
+      <w:r>
+        <w:rPr>
+          <w:rFonts w:ascii="Calibri" w:hAnsi="Calibri" w:eastAsia="Microsoft YaHei UI"/>
+          <w:b/>
+          <w:color w:val="2E74B5"/>
+          <w:sz w:val="26"/>
+        </w:rPr>
+        <w:t>最短流程</w:t>
       </w:r>
     </w:p>
     <w:p>
@@ -1515,7 +1549,7 @@
         <w:spacing w:before="0" w:after="80" w:line="300" w:lineRule="auto"/>
         <w:numPr>
           <w:ilvl w:val="0"/>
-          <w:numId w:val="18"/>
+          <w:numId w:val="19"/>
         </w:numPr>
       </w:pPr>
       <w:r>
@@ -1524,7 +1558,7 @@
           <w:b w:val="0"/>
           <w:sz w:val="22"/>
         </w:rPr>
-        <w:t>在“本地证据”查看明度、色板、空间网格和注意力代理。</w:t>
+        <w:t>在首页选择“作品研究”。</w:t>
       </w:r>
     </w:p>
     <w:p>
@@ -1532,7 +1566,7 @@
         <w:spacing w:before="0" w:after="80" w:line="300" w:lineRule="auto"/>
         <w:numPr>
           <w:ilvl w:val="0"/>
-          <w:numId w:val="18"/>
+          <w:numId w:val="19"/>
         </w:numPr>
       </w:pPr>
       <w:r>
@@ -1541,7 +1575,7 @@
           <w:b w:val="0"/>
           <w:sz w:val="22"/>
         </w:rPr>
-        <w:t>在“专家拆解”选择视觉 AI，查看发送清单后主动确认。</w:t>
+        <w:t>点击“新建作品研究”，选择目录并输入标题。</w:t>
       </w:r>
     </w:p>
     <w:p>
@@ -1549,7 +1583,7 @@
         <w:spacing w:before="0" w:after="80" w:line="300" w:lineRule="auto"/>
         <w:numPr>
           <w:ilvl w:val="0"/>
-          <w:numId w:val="18"/>
+          <w:numId w:val="19"/>
         </w:numPr>
       </w:pPr>
       <w:r>
@@ -1558,7 +1592,7 @@
           <w:b w:val="0"/>
           <w:sz w:val="22"/>
         </w:rPr>
-        <w:t>阅读十二维拆解和跨维度因果链。</w:t>
+        <w:t>导入一张图片。</w:t>
       </w:r>
     </w:p>
     <w:p>
@@ -1566,7 +1600,7 @@
         <w:spacing w:before="0" w:after="80" w:line="300" w:lineRule="auto"/>
         <w:numPr>
           <w:ilvl w:val="0"/>
-          <w:numId w:val="18"/>
+          <w:numId w:val="19"/>
         </w:numPr>
       </w:pPr>
       <w:r>
@@ -1575,7 +1609,7 @@
           <w:b w:val="0"/>
           <w:sz w:val="22"/>
         </w:rPr>
-        <w:t>在“学习笔记”写下自己的判断，保存。</w:t>
+        <w:t>填写作品类型、本次想研究什么和已知背景。</w:t>
       </w:r>
     </w:p>
     <w:p>
@@ -1583,7 +1617,75 @@
         <w:spacing w:before="0" w:after="80" w:line="300" w:lineRule="auto"/>
         <w:numPr>
           <w:ilvl w:val="0"/>
-          <w:numId w:val="18"/>
+          <w:numId w:val="19"/>
+        </w:numPr>
+      </w:pPr>
+      <w:r>
+        <w:rPr>
+          <w:rFonts w:ascii="Calibri" w:hAnsi="Calibri" w:eastAsia="Microsoft YaHei UI"/>
+          <w:b w:val="0"/>
+          <w:sz w:val="22"/>
+        </w:rPr>
+        <w:t>在“本地证据”查看明度、色板、空间网格和注意力代理。</w:t>
+      </w:r>
+    </w:p>
+    <w:p>
+      <w:pPr>
+        <w:spacing w:before="0" w:after="80" w:line="300" w:lineRule="auto"/>
+        <w:numPr>
+          <w:ilvl w:val="0"/>
+          <w:numId w:val="19"/>
+        </w:numPr>
+      </w:pPr>
+      <w:r>
+        <w:rPr>
+          <w:rFonts w:ascii="Calibri" w:hAnsi="Calibri" w:eastAsia="Microsoft YaHei UI"/>
+          <w:b w:val="0"/>
+          <w:sz w:val="22"/>
+        </w:rPr>
+        <w:t>在“专家拆解”选择视觉 AI，查看发送清单后主动确认。</w:t>
+      </w:r>
+    </w:p>
+    <w:p>
+      <w:pPr>
+        <w:spacing w:before="0" w:after="80" w:line="300" w:lineRule="auto"/>
+        <w:numPr>
+          <w:ilvl w:val="0"/>
+          <w:numId w:val="19"/>
+        </w:numPr>
+      </w:pPr>
+      <w:r>
+        <w:rPr>
+          <w:rFonts w:ascii="Calibri" w:hAnsi="Calibri" w:eastAsia="Microsoft YaHei UI"/>
+          <w:b w:val="0"/>
+          <w:sz w:val="22"/>
+        </w:rPr>
+        <w:t>阅读十二维拆解和跨维度因果链。</w:t>
+      </w:r>
+    </w:p>
+    <w:p>
+      <w:pPr>
+        <w:spacing w:before="0" w:after="80" w:line="300" w:lineRule="auto"/>
+        <w:numPr>
+          <w:ilvl w:val="0"/>
+          <w:numId w:val="19"/>
+        </w:numPr>
+      </w:pPr>
+      <w:r>
+        <w:rPr>
+          <w:rFonts w:ascii="Calibri" w:hAnsi="Calibri" w:eastAsia="Microsoft YaHei UI"/>
+          <w:b w:val="0"/>
+          <w:sz w:val="22"/>
+        </w:rPr>
+        <w:t>在“学习笔记”写下自己的判断，保存。</w:t>
+      </w:r>
+    </w:p>
+    <w:p>
+      <w:pPr>
+        <w:spacing w:before="0" w:after="80" w:line="300" w:lineRule="auto"/>
+        <w:numPr>
+          <w:ilvl w:val="0"/>
+          <w:numId w:val="19"/>
         </w:numPr>
       </w:pPr>
       <w:r>
@@ -2027,7 +2129,7 @@
         <w:spacing w:before="0" w:after="80" w:line="300" w:lineRule="auto"/>
         <w:numPr>
           <w:ilvl w:val="0"/>
-          <w:numId w:val="19"/>
+          <w:numId w:val="20"/>
         </w:numPr>
       </w:pPr>
       <w:r>
@@ -2037,132 +2139,6 @@
           <w:sz w:val="22"/>
         </w:rPr>
         <w:t>导入主原画后，打开“清单与校正 → 拆分依据”。</w:t>
-      </w:r>
-    </w:p>
-    <w:p>
-      <w:pPr>
-        <w:spacing w:before="0" w:after="80" w:line="300" w:lineRule="auto"/>
-        <w:numPr>
-          <w:ilvl w:val="0"/>
-          <w:numId w:val="19"/>
-        </w:numPr>
-      </w:pPr>
-      <w:r>
-        <w:rPr>
-          <w:rFonts w:ascii="Calibri" w:hAnsi="Calibri" w:eastAsia="Microsoft YaHei UI"/>
-          <w:b w:val="0"/>
-          <w:sz w:val="22"/>
-        </w:rPr>
-        <w:t>可先选择“检查发送内容并分析场景结构”，也可直接从预设新建。</w:t>
-      </w:r>
-    </w:p>
-    <w:p>
-      <w:pPr>
-        <w:spacing w:before="0" w:after="80" w:line="300" w:lineRule="auto"/>
-        <w:numPr>
-          <w:ilvl w:val="0"/>
-          <w:numId w:val="19"/>
-        </w:numPr>
-      </w:pPr>
-      <w:r>
-        <w:rPr>
-          <w:rFonts w:ascii="Calibri" w:hAnsi="Calibri" w:eastAsia="Microsoft YaHei UI"/>
-          <w:b w:val="0"/>
-          <w:sz w:val="22"/>
-        </w:rPr>
-        <w:t>检查场景原型、空间结构、生产系统、资产族和不确定性。</w:t>
-      </w:r>
-    </w:p>
-    <w:p>
-      <w:pPr>
-        <w:spacing w:before="0" w:after="80" w:line="300" w:lineRule="auto"/>
-        <w:numPr>
-          <w:ilvl w:val="0"/>
-          <w:numId w:val="19"/>
-        </w:numPr>
-      </w:pPr>
-      <w:r>
-        <w:rPr>
-          <w:rFonts w:ascii="Calibri" w:hAnsi="Calibri" w:eastAsia="Microsoft YaHei UI"/>
-          <w:b w:val="0"/>
-          <w:sz w:val="22"/>
-        </w:rPr>
-        <w:t>选择“关卡空间与整体”“完整建筑与装配体”“可复用生产套件”“细节组件” 或“自定义混合层级”。</w:t>
-      </w:r>
-    </w:p>
-    <w:p>
-      <w:pPr>
-        <w:spacing w:before="0" w:after="80" w:line="300" w:lineRule="auto"/>
-        <w:numPr>
-          <w:ilvl w:val="0"/>
-          <w:numId w:val="19"/>
-        </w:numPr>
-      </w:pPr>
-      <w:r>
-        <w:rPr>
-          <w:rFonts w:ascii="Calibri" w:hAnsi="Calibri" w:eastAsia="Microsoft YaHei UI"/>
-          <w:b w:val="0"/>
-          <w:sz w:val="22"/>
-        </w:rPr>
-        <w:t>分别调整建筑、道具、植被、地形、材质等类别的 0–4 级深度。</w:t>
-      </w:r>
-    </w:p>
-    <w:p>
-      <w:pPr>
-        <w:spacing w:before="0" w:after="80" w:line="300" w:lineRule="auto"/>
-        <w:numPr>
-          <w:ilvl w:val="0"/>
-          <w:numId w:val="19"/>
-        </w:numPr>
-      </w:pPr>
-      <w:r>
-        <w:rPr>
-          <w:rFonts w:ascii="Calibri" w:hAnsi="Calibri" w:eastAsia="Microsoft YaHei UI"/>
-          <w:b w:val="0"/>
-          <w:sz w:val="22"/>
-        </w:rPr>
-        <w:t>填写人工约束，点击“保存方案”。</w:t>
-      </w:r>
-    </w:p>
-    <w:p>
-      <w:pPr>
-        <w:spacing w:before="0" w:after="80" w:line="300" w:lineRule="auto"/>
-        <w:numPr>
-          <w:ilvl w:val="0"/>
-          <w:numId w:val="19"/>
-        </w:numPr>
-      </w:pPr>
-      <w:r>
-        <w:rPr>
-          <w:rFonts w:ascii="Calibri" w:hAnsi="Calibri" w:eastAsia="Microsoft YaHei UI"/>
-          <w:b w:val="0"/>
-          <w:sz w:val="22"/>
-        </w:rPr>
-        <w:t>进入“资产清单”，按当前方案生成清单。</w:t>
-      </w:r>
-    </w:p>
-    <w:p>
-      <w:r>
-        <w:rPr>
-          <w:rFonts w:ascii="Calibri" w:hAnsi="Calibri" w:eastAsia="Microsoft YaHei UI"/>
-          <w:b w:val="0"/>
-          <w:sz w:val="22"/>
-        </w:rPr>
-        <w:t>深度 1 只保留场景区域或完整对象；2 拆到完整建筑、桥梁、岩组或群落；3 拆到 可复用生产套件；4 才继续拆门窗、框架、檐口、栏杆、装饰和控制变体。不同方案 的资产互不覆盖，可在同一项目中切换。自然环境会按地形、岩组、物种、变体、 群落和地被理解，不照搬建筑拆法。</w:t>
-      </w:r>
-    </w:p>
-    <w:p>
-      <w:pPr>
-        <w:pStyle w:val="Heading2"/>
-      </w:pPr>
-      <w:r>
-        <w:rPr>
-          <w:rFonts w:ascii="Calibri" w:hAnsi="Calibri" w:eastAsia="Microsoft YaHei UI"/>
-          <w:b/>
-          <w:color w:val="2E74B5"/>
-          <w:sz w:val="26"/>
-        </w:rPr>
-        <w:t>资产拆分提示语</w:t>
       </w:r>
     </w:p>
     <w:p>
@@ -2179,7 +2155,7 @@
           <w:b w:val="0"/>
           <w:sz w:val="22"/>
         </w:rPr>
-        <w:t>导入主原画，可选补充参考，打开“生成提示语”。</w:t>
+        <w:t>可先选择“检查发送内容并分析场景结构”，也可直接从预设新建。</w:t>
       </w:r>
     </w:p>
     <w:p>
@@ -2196,7 +2172,7 @@
           <w:b w:val="0"/>
           <w:sz w:val="22"/>
         </w:rPr>
-        <w:t>在“1 生成设置”选择供应商、模型和目标外部生图工具。</w:t>
+        <w:t>检查场景原型、空间结构、生产系统、资产族和不确定性。</w:t>
       </w:r>
     </w:p>
     <w:p>
@@ -2213,7 +2189,7 @@
           <w:b w:val="0"/>
           <w:sz w:val="22"/>
         </w:rPr>
-        <w:t>点击“检查发送内容并生成初稿”，核对后确认。</w:t>
+        <w:t>选择“关卡空间与整体”“完整建筑与装配体”“可复用生产套件”“细节组件” 或“自定义混合层级”。</w:t>
       </w:r>
     </w:p>
     <w:p>
@@ -2230,7 +2206,7 @@
           <w:b w:val="0"/>
           <w:sz w:val="22"/>
         </w:rPr>
-        <w:t>向下滚动到“2 当前提示语”，检查中文、英文、负面提示和硬约束。</w:t>
+        <w:t>分别调整建筑、道具、植被、地形、材质等类别的 0–4 级深度。</w:t>
       </w:r>
     </w:p>
     <w:p>
@@ -2247,7 +2223,7 @@
           <w:b w:val="0"/>
           <w:sz w:val="22"/>
         </w:rPr>
-        <w:t>在“3 继续修订”填写要求；默认只发送文字。</w:t>
+        <w:t>填写人工约束，点击“保存方案”。</w:t>
       </w:r>
     </w:p>
     <w:p>
@@ -2264,51 +2240,17 @@
           <w:b w:val="0"/>
           <w:sz w:val="22"/>
         </w:rPr>
-        <w:t>需要 AI 重新观察原画时，勾选“本次迭代重新附带原画”。</w:t>
-      </w:r>
-    </w:p>
-    <w:p>
-      <w:pPr>
-        <w:spacing w:before="0" w:after="80" w:line="300" w:lineRule="auto"/>
-        <w:numPr>
-          <w:ilvl w:val="0"/>
-          <w:numId w:val="20"/>
-        </w:numPr>
-      </w:pPr>
+        <w:t>进入“资产清单”，按当前方案生成清单。</w:t>
+      </w:r>
+    </w:p>
+    <w:p>
       <w:r>
         <w:rPr>
           <w:rFonts w:ascii="Calibri" w:hAnsi="Calibri" w:eastAsia="Microsoft YaHei UI"/>
           <w:b w:val="0"/>
           <w:sz w:val="22"/>
         </w:rPr>
-        <w:t>可直接改文字并点击“保存手动修改”；每次保存都会新增历史版本。</w:t>
-      </w:r>
-    </w:p>
-    <w:p>
-      <w:pPr>
-        <w:spacing w:before="0" w:after="80" w:line="300" w:lineRule="auto"/>
-        <w:numPr>
-          <w:ilvl w:val="0"/>
-          <w:numId w:val="20"/>
-        </w:numPr>
-      </w:pPr>
-      <w:r>
-        <w:rPr>
-          <w:rFonts w:ascii="Calibri" w:hAnsi="Calibri" w:eastAsia="Microsoft YaHei UI"/>
-          <w:b w:val="0"/>
-          <w:sz w:val="22"/>
-        </w:rPr>
-        <w:t>点击“复制中文”“复制英文”或“复制完整提示语”，粘贴到外部生图工具。</w:t>
-      </w:r>
-    </w:p>
-    <w:p>
-      <w:r>
-        <w:rPr>
-          <w:rFonts w:ascii="Calibri" w:hAnsi="Calibri" w:eastAsia="Microsoft YaHei UI"/>
-          <w:b w:val="0"/>
-          <w:sz w:val="22"/>
-        </w:rPr>
-        <w:t>初稿和每次协商各消耗一次所选视觉模型调用；复制、手动编辑和保存不调用 API。 “离线 Mock”只验证流程，不会理解原画。项目重开后会恢复会话和所有版本。</w:t>
+        <w:t>深度 1 只保留场景区域或完整对象；2 拆到完整建筑、桥梁、岩组或群落；3 拆到 可复用生产套件；4 才继续拆门窗、框架、檐口、栏杆、装饰和控制变体。不同方案 的资产互不覆盖，可在同一项目中切换。自然环境会按地形、岩组、物种、变体、 群落和地被理解，不照搬建筑拆法。</w:t>
       </w:r>
     </w:p>
     <w:p>
@@ -2322,7 +2264,7 @@
           <w:color w:val="2E74B5"/>
           <w:sz w:val="26"/>
         </w:rPr>
-        <w:t>资产生产规格与交接</w:t>
+        <w:t>资产拆分提示语</w:t>
       </w:r>
     </w:p>
     <w:p>
@@ -2339,7 +2281,7 @@
           <w:b w:val="0"/>
           <w:sz w:val="22"/>
         </w:rPr>
-        <w:t>完成一套资产清单后打开“生产交接”页。</w:t>
+        <w:t>导入主原画，可选补充参考，打开“生成提示语”。</w:t>
       </w:r>
     </w:p>
     <w:p>
@@ -2356,7 +2298,7 @@
           <w:b w:val="0"/>
           <w:sz w:val="22"/>
         </w:rPr>
-        <w:t>点击“同步生产规格”，为当前方案建立规格记录。</w:t>
+        <w:t>在“1 生成设置”选择供应商、模型和目标外部生图工具。</w:t>
       </w:r>
     </w:p>
     <w:p>
@@ -2373,7 +2315,7 @@
           <w:b w:val="0"/>
           <w:sz w:val="22"/>
         </w:rPr>
-        <w:t>逐项核对资产编码、目标尺寸说明、枢轴、几何策略、材质槽、贴图组、LOD、 碰撞、Nanite、UE 目录、依赖和交付物。</w:t>
+        <w:t>点击“检查发送内容并生成初稿”，核对后确认。</w:t>
       </w:r>
     </w:p>
     <w:p>
@@ -2390,7 +2332,7 @@
           <w:b w:val="0"/>
           <w:sz w:val="22"/>
         </w:rPr>
-        <w:t>保存修改。重复编码、缺失依赖或循环依赖必须先修正。</w:t>
+        <w:t>向下滚动到“2 当前提示语”，检查中文、英文、负面提示和硬约束。</w:t>
       </w:r>
     </w:p>
     <w:p>
@@ -2407,6 +2349,166 @@
           <w:b w:val="0"/>
           <w:sz w:val="22"/>
         </w:rPr>
+        <w:t>在“3 继续修订”填写要求；默认只发送文字。</w:t>
+      </w:r>
+    </w:p>
+    <w:p>
+      <w:pPr>
+        <w:spacing w:before="0" w:after="80" w:line="300" w:lineRule="auto"/>
+        <w:numPr>
+          <w:ilvl w:val="0"/>
+          <w:numId w:val="21"/>
+        </w:numPr>
+      </w:pPr>
+      <w:r>
+        <w:rPr>
+          <w:rFonts w:ascii="Calibri" w:hAnsi="Calibri" w:eastAsia="Microsoft YaHei UI"/>
+          <w:b w:val="0"/>
+          <w:sz w:val="22"/>
+        </w:rPr>
+        <w:t>需要 AI 重新观察原画时，勾选“本次迭代重新附带原画”。</w:t>
+      </w:r>
+    </w:p>
+    <w:p>
+      <w:pPr>
+        <w:spacing w:before="0" w:after="80" w:line="300" w:lineRule="auto"/>
+        <w:numPr>
+          <w:ilvl w:val="0"/>
+          <w:numId w:val="21"/>
+        </w:numPr>
+      </w:pPr>
+      <w:r>
+        <w:rPr>
+          <w:rFonts w:ascii="Calibri" w:hAnsi="Calibri" w:eastAsia="Microsoft YaHei UI"/>
+          <w:b w:val="0"/>
+          <w:sz w:val="22"/>
+        </w:rPr>
+        <w:t>可直接改文字并点击“保存手动修改”；每次保存都会新增历史版本。</w:t>
+      </w:r>
+    </w:p>
+    <w:p>
+      <w:pPr>
+        <w:spacing w:before="0" w:after="80" w:line="300" w:lineRule="auto"/>
+        <w:numPr>
+          <w:ilvl w:val="0"/>
+          <w:numId w:val="21"/>
+        </w:numPr>
+      </w:pPr>
+      <w:r>
+        <w:rPr>
+          <w:rFonts w:ascii="Calibri" w:hAnsi="Calibri" w:eastAsia="Microsoft YaHei UI"/>
+          <w:b w:val="0"/>
+          <w:sz w:val="22"/>
+        </w:rPr>
+        <w:t>点击“复制中文”“复制英文”或“复制完整提示语”，粘贴到外部生图工具。</w:t>
+      </w:r>
+    </w:p>
+    <w:p>
+      <w:r>
+        <w:rPr>
+          <w:rFonts w:ascii="Calibri" w:hAnsi="Calibri" w:eastAsia="Microsoft YaHei UI"/>
+          <w:b w:val="0"/>
+          <w:sz w:val="22"/>
+        </w:rPr>
+        <w:t>初稿和每次协商各消耗一次所选视觉模型调用；复制、手动编辑和保存不调用 API。 “离线 Mock”只验证流程，不会理解原画。项目重开后会恢复会话和所有版本。</w:t>
+      </w:r>
+    </w:p>
+    <w:p>
+      <w:pPr>
+        <w:pStyle w:val="Heading2"/>
+      </w:pPr>
+      <w:r>
+        <w:rPr>
+          <w:rFonts w:ascii="Calibri" w:hAnsi="Calibri" w:eastAsia="Microsoft YaHei UI"/>
+          <w:b/>
+          <w:color w:val="2E74B5"/>
+          <w:sz w:val="26"/>
+        </w:rPr>
+        <w:t>资产生产规格与交接</w:t>
+      </w:r>
+    </w:p>
+    <w:p>
+      <w:pPr>
+        <w:spacing w:before="0" w:after="80" w:line="300" w:lineRule="auto"/>
+        <w:numPr>
+          <w:ilvl w:val="0"/>
+          <w:numId w:val="22"/>
+        </w:numPr>
+      </w:pPr>
+      <w:r>
+        <w:rPr>
+          <w:rFonts w:ascii="Calibri" w:hAnsi="Calibri" w:eastAsia="Microsoft YaHei UI"/>
+          <w:b w:val="0"/>
+          <w:sz w:val="22"/>
+        </w:rPr>
+        <w:t>完成一套资产清单后打开“生产交接”页。</w:t>
+      </w:r>
+    </w:p>
+    <w:p>
+      <w:pPr>
+        <w:spacing w:before="0" w:after="80" w:line="300" w:lineRule="auto"/>
+        <w:numPr>
+          <w:ilvl w:val="0"/>
+          <w:numId w:val="22"/>
+        </w:numPr>
+      </w:pPr>
+      <w:r>
+        <w:rPr>
+          <w:rFonts w:ascii="Calibri" w:hAnsi="Calibri" w:eastAsia="Microsoft YaHei UI"/>
+          <w:b w:val="0"/>
+          <w:sz w:val="22"/>
+        </w:rPr>
+        <w:t>点击“同步生产规格”，为当前方案建立规格记录。</w:t>
+      </w:r>
+    </w:p>
+    <w:p>
+      <w:pPr>
+        <w:spacing w:before="0" w:after="80" w:line="300" w:lineRule="auto"/>
+        <w:numPr>
+          <w:ilvl w:val="0"/>
+          <w:numId w:val="22"/>
+        </w:numPr>
+      </w:pPr>
+      <w:r>
+        <w:rPr>
+          <w:rFonts w:ascii="Calibri" w:hAnsi="Calibri" w:eastAsia="Microsoft YaHei UI"/>
+          <w:b w:val="0"/>
+          <w:sz w:val="22"/>
+        </w:rPr>
+        <w:t>逐项核对资产编码、目标尺寸说明、枢轴、几何策略、材质槽、贴图组、LOD、 碰撞、Nanite、UE 目录、依赖和交付物。</w:t>
+      </w:r>
+    </w:p>
+    <w:p>
+      <w:pPr>
+        <w:spacing w:before="0" w:after="80" w:line="300" w:lineRule="auto"/>
+        <w:numPr>
+          <w:ilvl w:val="0"/>
+          <w:numId w:val="22"/>
+        </w:numPr>
+      </w:pPr>
+      <w:r>
+        <w:rPr>
+          <w:rFonts w:ascii="Calibri" w:hAnsi="Calibri" w:eastAsia="Microsoft YaHei UI"/>
+          <w:b w:val="0"/>
+          <w:sz w:val="22"/>
+        </w:rPr>
+        <w:t>保存修改。重复编码、缺失依赖或循环依赖必须先修正。</w:t>
+      </w:r>
+    </w:p>
+    <w:p>
+      <w:pPr>
+        <w:spacing w:before="0" w:after="80" w:line="300" w:lineRule="auto"/>
+        <w:numPr>
+          <w:ilvl w:val="0"/>
+          <w:numId w:val="22"/>
+        </w:numPr>
+      </w:pPr>
+      <w:r>
+        <w:rPr>
+          <w:rFonts w:ascii="Calibri" w:hAnsi="Calibri" w:eastAsia="Microsoft YaHei UI"/>
+          <w:b w:val="0"/>
+          <w:sz w:val="22"/>
+        </w:rPr>
         <w:t>导出 JSON 或 CSV，交给建模、材质或项目管理流程。</w:t>
       </w:r>
     </w:p>
@@ -2521,7 +2623,7 @@
         <w:spacing w:before="0" w:after="80" w:line="300" w:lineRule="auto"/>
         <w:numPr>
           <w:ilvl w:val="0"/>
-          <w:numId w:val="22"/>
+          <w:numId w:val="23"/>
         </w:numPr>
       </w:pPr>
       <w:r>
@@ -2538,7 +2640,7 @@
         <w:spacing w:before="0" w:after="80" w:line="300" w:lineRule="auto"/>
         <w:numPr>
           <w:ilvl w:val="0"/>
-          <w:numId w:val="22"/>
+          <w:numId w:val="23"/>
         </w:numPr>
       </w:pPr>
       <w:r>
@@ -2555,7 +2657,7 @@
         <w:spacing w:before="0" w:after="80" w:line="300" w:lineRule="auto"/>
         <w:numPr>
           <w:ilvl w:val="0"/>
-          <w:numId w:val="22"/>
+          <w:numId w:val="23"/>
         </w:numPr>
       </w:pPr>
       <w:r>
@@ -2572,7 +2674,7 @@
         <w:spacing w:before="0" w:after="80" w:line="300" w:lineRule="auto"/>
         <w:numPr>
           <w:ilvl w:val="0"/>
-          <w:numId w:val="22"/>
+          <w:numId w:val="23"/>
         </w:numPr>
       </w:pPr>
       <w:r>
@@ -2589,7 +2691,7 @@
         <w:spacing w:before="0" w:after="80" w:line="300" w:lineRule="auto"/>
         <w:numPr>
           <w:ilvl w:val="0"/>
-          <w:numId w:val="22"/>
+          <w:numId w:val="23"/>
         </w:numPr>
       </w:pPr>
       <w:r>
@@ -2606,7 +2708,7 @@
         <w:spacing w:before="0" w:after="80" w:line="300" w:lineRule="auto"/>
         <w:numPr>
           <w:ilvl w:val="0"/>
-          <w:numId w:val="22"/>
+          <w:numId w:val="23"/>
         </w:numPr>
       </w:pPr>
       <w:r>
@@ -2828,7 +2930,7 @@
         <w:spacing w:before="0" w:after="80" w:line="300" w:lineRule="auto"/>
         <w:numPr>
           <w:ilvl w:val="0"/>
-          <w:numId w:val="23"/>
+          <w:numId w:val="24"/>
         </w:numPr>
       </w:pPr>
       <w:r>
@@ -2845,7 +2947,7 @@
         <w:spacing w:before="0" w:after="80" w:line="300" w:lineRule="auto"/>
         <w:numPr>
           <w:ilvl w:val="0"/>
-          <w:numId w:val="23"/>
+          <w:numId w:val="24"/>
         </w:numPr>
       </w:pPr>
       <w:r>
@@ -2862,7 +2964,7 @@
         <w:spacing w:before="0" w:after="80" w:line="300" w:lineRule="auto"/>
         <w:numPr>
           <w:ilvl w:val="0"/>
-          <w:numId w:val="23"/>
+          <w:numId w:val="24"/>
         </w:numPr>
       </w:pPr>
       <w:r>
@@ -2879,7 +2981,7 @@
         <w:spacing w:before="0" w:after="80" w:line="300" w:lineRule="auto"/>
         <w:numPr>
           <w:ilvl w:val="0"/>
-          <w:numId w:val="23"/>
+          <w:numId w:val="24"/>
         </w:numPr>
       </w:pPr>
       <w:r>
@@ -2896,7 +2998,7 @@
         <w:spacing w:before="0" w:after="80" w:line="300" w:lineRule="auto"/>
         <w:numPr>
           <w:ilvl w:val="0"/>
-          <w:numId w:val="23"/>
+          <w:numId w:val="24"/>
         </w:numPr>
       </w:pPr>
       <w:r>
@@ -2913,7 +3015,7 @@
         <w:spacing w:before="0" w:after="80" w:line="300" w:lineRule="auto"/>
         <w:numPr>
           <w:ilvl w:val="0"/>
-          <w:numId w:val="23"/>
+          <w:numId w:val="24"/>
         </w:numPr>
       </w:pPr>
       <w:r>
@@ -2930,7 +3032,7 @@
         <w:spacing w:before="0" w:after="80" w:line="300" w:lineRule="auto"/>
         <w:numPr>
           <w:ilvl w:val="0"/>
-          <w:numId w:val="23"/>
+          <w:numId w:val="24"/>
         </w:numPr>
       </w:pPr>
       <w:r>
@@ -2947,7 +3049,7 @@
         <w:spacing w:before="0" w:after="80" w:line="300" w:lineRule="auto"/>
         <w:numPr>
           <w:ilvl w:val="0"/>
-          <w:numId w:val="23"/>
+          <w:numId w:val="24"/>
         </w:numPr>
       </w:pPr>
       <w:r>
@@ -2964,7 +3066,7 @@
         <w:spacing w:before="0" w:after="80" w:line="300" w:lineRule="auto"/>
         <w:numPr>
           <w:ilvl w:val="0"/>
-          <w:numId w:val="23"/>
+          <w:numId w:val="24"/>
         </w:numPr>
       </w:pPr>
       <w:r>
@@ -2981,7 +3083,7 @@
         <w:spacing w:before="0" w:after="80" w:line="300" w:lineRule="auto"/>
         <w:numPr>
           <w:ilvl w:val="0"/>
-          <w:numId w:val="23"/>
+          <w:numId w:val="24"/>
         </w:numPr>
       </w:pPr>
       <w:r>
@@ -3340,7 +3442,7 @@
         <w:spacing w:before="0" w:after="80" w:line="300" w:lineRule="auto"/>
         <w:numPr>
           <w:ilvl w:val="0"/>
-          <w:numId w:val="24"/>
+          <w:numId w:val="25"/>
         </w:numPr>
       </w:pPr>
       <w:r>
@@ -3357,7 +3459,7 @@
         <w:spacing w:before="0" w:after="80" w:line="300" w:lineRule="auto"/>
         <w:numPr>
           <w:ilvl w:val="0"/>
-          <w:numId w:val="24"/>
+          <w:numId w:val="25"/>
         </w:numPr>
       </w:pPr>
       <w:r>
@@ -3374,7 +3476,7 @@
         <w:spacing w:before="0" w:after="80" w:line="300" w:lineRule="auto"/>
         <w:numPr>
           <w:ilvl w:val="0"/>
-          <w:numId w:val="24"/>
+          <w:numId w:val="25"/>
         </w:numPr>
       </w:pPr>
       <w:r>
@@ -3391,7 +3493,7 @@
         <w:spacing w:before="0" w:after="80" w:line="300" w:lineRule="auto"/>
         <w:numPr>
           <w:ilvl w:val="0"/>
-          <w:numId w:val="24"/>
+          <w:numId w:val="25"/>
         </w:numPr>
       </w:pPr>
       <w:r>
@@ -3408,7 +3510,7 @@
         <w:spacing w:before="0" w:after="80" w:line="300" w:lineRule="auto"/>
         <w:numPr>
           <w:ilvl w:val="0"/>
-          <w:numId w:val="24"/>
+          <w:numId w:val="25"/>
         </w:numPr>
       </w:pPr>
       <w:r>
@@ -3425,7 +3527,7 @@
         <w:spacing w:before="0" w:after="80" w:line="300" w:lineRule="auto"/>
         <w:numPr>
           <w:ilvl w:val="0"/>
-          <w:numId w:val="24"/>
+          <w:numId w:val="25"/>
         </w:numPr>
       </w:pPr>
       <w:r>
@@ -3442,7 +3544,7 @@
         <w:spacing w:before="0" w:after="80" w:line="300" w:lineRule="auto"/>
         <w:numPr>
           <w:ilvl w:val="0"/>
-          <w:numId w:val="24"/>
+          <w:numId w:val="25"/>
         </w:numPr>
       </w:pPr>
       <w:r>
@@ -3459,7 +3561,7 @@
         <w:spacing w:before="0" w:after="80" w:line="300" w:lineRule="auto"/>
         <w:numPr>
           <w:ilvl w:val="0"/>
-          <w:numId w:val="24"/>
+          <w:numId w:val="25"/>
         </w:numPr>
       </w:pPr>
       <w:r>
@@ -3800,7 +3902,7 @@
         <w:spacing w:before="0" w:after="80" w:line="300" w:lineRule="auto"/>
         <w:numPr>
           <w:ilvl w:val="0"/>
-          <w:numId w:val="25"/>
+          <w:numId w:val="26"/>
         </w:numPr>
       </w:pPr>
       <w:r>
@@ -3817,7 +3919,7 @@
         <w:spacing w:before="0" w:after="80" w:line="300" w:lineRule="auto"/>
         <w:numPr>
           <w:ilvl w:val="0"/>
-          <w:numId w:val="25"/>
+          <w:numId w:val="26"/>
         </w:numPr>
       </w:pPr>
       <w:r>
@@ -3834,7 +3936,7 @@
         <w:spacing w:before="0" w:after="80" w:line="300" w:lineRule="auto"/>
         <w:numPr>
           <w:ilvl w:val="0"/>
-          <w:numId w:val="25"/>
+          <w:numId w:val="26"/>
         </w:numPr>
       </w:pPr>
       <w:r>
@@ -3851,7 +3953,7 @@
         <w:spacing w:before="0" w:after="80" w:line="300" w:lineRule="auto"/>
         <w:numPr>
           <w:ilvl w:val="0"/>
-          <w:numId w:val="25"/>
+          <w:numId w:val="26"/>
         </w:numPr>
       </w:pPr>
       <w:r>
@@ -3957,7 +4059,7 @@
         <w:spacing w:before="0" w:after="80" w:line="300" w:lineRule="auto"/>
         <w:numPr>
           <w:ilvl w:val="0"/>
-          <w:numId w:val="26"/>
+          <w:numId w:val="27"/>
         </w:numPr>
       </w:pPr>
       <w:r>
@@ -3974,7 +4076,7 @@
         <w:spacing w:before="0" w:after="80" w:line="300" w:lineRule="auto"/>
         <w:numPr>
           <w:ilvl w:val="0"/>
-          <w:numId w:val="26"/>
+          <w:numId w:val="27"/>
         </w:numPr>
       </w:pPr>
       <w:r>
@@ -3991,7 +4093,7 @@
         <w:spacing w:before="0" w:after="80" w:line="300" w:lineRule="auto"/>
         <w:numPr>
           <w:ilvl w:val="0"/>
-          <w:numId w:val="26"/>
+          <w:numId w:val="27"/>
         </w:numPr>
       </w:pPr>
       <w:r>
@@ -4008,7 +4110,7 @@
         <w:spacing w:before="0" w:after="80" w:line="300" w:lineRule="auto"/>
         <w:numPr>
           <w:ilvl w:val="0"/>
-          <w:numId w:val="26"/>
+          <w:numId w:val="27"/>
         </w:numPr>
       </w:pPr>
       <w:r>
@@ -4131,7 +4233,7 @@
         <w:spacing w:before="0" w:after="80" w:line="300" w:lineRule="auto"/>
         <w:numPr>
           <w:ilvl w:val="0"/>
-          <w:numId w:val="27"/>
+          <w:numId w:val="28"/>
         </w:numPr>
       </w:pPr>
       <w:r>
@@ -4148,7 +4250,7 @@
         <w:spacing w:before="0" w:after="80" w:line="300" w:lineRule="auto"/>
         <w:numPr>
           <w:ilvl w:val="0"/>
-          <w:numId w:val="27"/>
+          <w:numId w:val="28"/>
         </w:numPr>
       </w:pPr>
       <w:r>
@@ -4165,7 +4267,7 @@
         <w:spacing w:before="0" w:after="80" w:line="300" w:lineRule="auto"/>
         <w:numPr>
           <w:ilvl w:val="0"/>
-          <w:numId w:val="27"/>
+          <w:numId w:val="28"/>
         </w:numPr>
       </w:pPr>
       <w:r>
@@ -4182,7 +4284,7 @@
         <w:spacing w:before="0" w:after="80" w:line="300" w:lineRule="auto"/>
         <w:numPr>
           <w:ilvl w:val="0"/>
-          <w:numId w:val="27"/>
+          <w:numId w:val="28"/>
         </w:numPr>
       </w:pPr>
       <w:r>
@@ -4199,7 +4301,7 @@
         <w:spacing w:before="0" w:after="80" w:line="300" w:lineRule="auto"/>
         <w:numPr>
           <w:ilvl w:val="0"/>
-          <w:numId w:val="27"/>
+          <w:numId w:val="28"/>
         </w:numPr>
       </w:pPr>
       <w:r>
@@ -4216,7 +4318,7 @@
         <w:spacing w:before="0" w:after="80" w:line="300" w:lineRule="auto"/>
         <w:numPr>
           <w:ilvl w:val="0"/>
-          <w:numId w:val="27"/>
+          <w:numId w:val="28"/>
         </w:numPr>
       </w:pPr>
       <w:r>
@@ -4233,7 +4335,7 @@
         <w:spacing w:before="0" w:after="80" w:line="300" w:lineRule="auto"/>
         <w:numPr>
           <w:ilvl w:val="0"/>
-          <w:numId w:val="27"/>
+          <w:numId w:val="28"/>
         </w:numPr>
       </w:pPr>
       <w:r>
@@ -4912,7 +5014,7 @@
         <w:spacing w:before="0" w:after="80" w:line="300" w:lineRule="auto"/>
         <w:numPr>
           <w:ilvl w:val="0"/>
-          <w:numId w:val="28"/>
+          <w:numId w:val="29"/>
         </w:numPr>
       </w:pPr>
       <w:r>
@@ -4922,98 +5024,6 @@
           <w:sz w:val="22"/>
         </w:rPr>
         <w:t>调整曝光、对比、白平衡、阴影、中间调、亮部和彩度。</w:t>
-      </w:r>
-    </w:p>
-    <w:p>
-      <w:pPr>
-        <w:spacing w:before="0" w:after="80" w:line="300" w:lineRule="auto"/>
-        <w:numPr>
-          <w:ilvl w:val="0"/>
-          <w:numId w:val="28"/>
-        </w:numPr>
-      </w:pPr>
-      <w:r>
-        <w:rPr>
-          <w:rFonts w:ascii="Calibri" w:hAnsi="Calibri" w:eastAsia="Microsoft YaHei UI"/>
-          <w:b w:val="0"/>
-          <w:sz w:val="22"/>
-        </w:rPr>
-        <w:t>选择全图或当前选中的配对区域。</w:t>
-      </w:r>
-    </w:p>
-    <w:p>
-      <w:pPr>
-        <w:spacing w:before="0" w:after="80" w:line="300" w:lineRule="auto"/>
-        <w:numPr>
-          <w:ilvl w:val="0"/>
-          <w:numId w:val="28"/>
-        </w:numPr>
-      </w:pPr>
-      <w:r>
-        <w:rPr>
-          <w:rFonts w:ascii="Calibri" w:hAnsi="Calibri" w:eastAsia="Microsoft YaHei UI"/>
-          <w:b w:val="0"/>
-          <w:sz w:val="22"/>
-        </w:rPr>
-        <w:t>设置参考影响强度并生成预览。</w:t>
-      </w:r>
-    </w:p>
-    <w:p>
-      <w:pPr>
-        <w:spacing w:before="0" w:after="80" w:line="300" w:lineRule="auto"/>
-        <w:numPr>
-          <w:ilvl w:val="0"/>
-          <w:numId w:val="28"/>
-        </w:numPr>
-      </w:pPr>
-      <w:r>
-        <w:rPr>
-          <w:rFonts w:ascii="Calibri" w:hAnsi="Calibri" w:eastAsia="Microsoft YaHei UI"/>
-          <w:b w:val="0"/>
-          <w:sz w:val="22"/>
-        </w:rPr>
-        <w:t>使用 A/B、撤销和重做检查结果。</w:t>
-      </w:r>
-    </w:p>
-    <w:p>
-      <w:pPr>
-        <w:spacing w:before="0" w:after="80" w:line="300" w:lineRule="auto"/>
-        <w:numPr>
-          <w:ilvl w:val="0"/>
-          <w:numId w:val="28"/>
-        </w:numPr>
-      </w:pPr>
-      <w:r>
-        <w:rPr>
-          <w:rFonts w:ascii="Calibri" w:hAnsi="Calibri" w:eastAsia="Microsoft YaHei UI"/>
-          <w:b w:val="0"/>
-          <w:sz w:val="22"/>
-        </w:rPr>
-        <w:t>可导出 PNG 和 JSON 配方；符合条件时可导出 .cube。</w:t>
-      </w:r>
-    </w:p>
-    <w:p>
-      <w:r>
-        <w:rPr>
-          <w:rFonts w:ascii="Calibri" w:hAnsi="Calibri" w:eastAsia="Microsoft YaHei UI"/>
-          <w:b w:val="0"/>
-          <w:sz w:val="22"/>
-        </w:rPr>
-        <w:t>安全调色完全本地运行，不修改原图。区域调色或参考色迁移不能导出通用 .cube。</w:t>
-      </w:r>
-    </w:p>
-    <w:p>
-      <w:pPr>
-        <w:pStyle w:val="Heading2"/>
-      </w:pPr>
-      <w:r>
-        <w:rPr>
-          <w:rFonts w:ascii="Calibri" w:hAnsi="Calibri" w:eastAsia="Microsoft YaHei UI"/>
-          <w:b/>
-          <w:color w:val="2E74B5"/>
-          <w:sz w:val="26"/>
-        </w:rPr>
-        <w:t>AI 优化预演</w:t>
       </w:r>
     </w:p>
     <w:p>
@@ -5030,7 +5040,7 @@
           <w:b w:val="0"/>
           <w:sz w:val="22"/>
         </w:rPr>
-        <w:t>选择只改灯光、只改色彩或只改雾与氛围。</w:t>
+        <w:t>选择全图或当前选中的配对区域。</w:t>
       </w:r>
     </w:p>
     <w:p>
@@ -5047,7 +5057,7 @@
           <w:b w:val="0"/>
           <w:sz w:val="22"/>
         </w:rPr>
-        <w:t>设置改动预算和构图、几何、资产身份保护项。</w:t>
+        <w:t>设置参考影响强度并生成预览。</w:t>
       </w:r>
     </w:p>
     <w:p>
@@ -5064,7 +5074,7 @@
           <w:b w:val="0"/>
           <w:sz w:val="22"/>
         </w:rPr>
-        <w:t>查看发送清单并主动确认。</w:t>
+        <w:t>使用 A/B、撤销和重做检查结果。</w:t>
       </w:r>
     </w:p>
     <w:p>
@@ -5081,7 +5091,7 @@
           <w:b w:val="0"/>
           <w:sz w:val="22"/>
         </w:rPr>
-        <w:t>检查结构漂移、构图偏移和保护区变化。</w:t>
+        <w:t>可导出 PNG 和 JSON 配方；符合条件时可导出 .cube。</w:t>
       </w:r>
     </w:p>
     <w:p>
@@ -5091,21 +5101,7 @@
           <w:b w:val="0"/>
           <w:sz w:val="22"/>
         </w:rPr>
-        <w:t>AI 输出只保存为 AIConceptPreview，不会成为真实 UE Version。出现“仅适合 概念参考”时，不应把预演当作可直接复现的场景结果。</w:t>
-      </w:r>
-    </w:p>
-    <w:p>
-      <w:pPr>
-        <w:pStyle w:val="Heading1"/>
-      </w:pPr>
-      <w:r>
-        <w:rPr>
-          <w:rFonts w:ascii="Calibri" w:hAnsi="Calibri" w:eastAsia="Microsoft YaHei UI"/>
-          <w:b/>
-          <w:color w:val="2E74B5"/>
-          <w:sz w:val="32"/>
-        </w:rPr>
-        <w:t>14. 全局工具与文件安全</w:t>
+        <w:t>安全调色完全本地运行，不修改原图。区域调色或参考色迁移不能导出通用 .cube。</w:t>
       </w:r>
     </w:p>
     <w:p>
@@ -5119,7 +5115,7 @@
           <w:color w:val="2E74B5"/>
           <w:sz w:val="26"/>
         </w:rPr>
-        <w:t>项目诊断与恢复</w:t>
+        <w:t>AI 优化预演</w:t>
       </w:r>
     </w:p>
     <w:p>
@@ -5136,7 +5132,7 @@
           <w:b w:val="0"/>
           <w:sz w:val="22"/>
         </w:rPr>
-        <w:t>在首页打开“项目诊断与恢复”。</w:t>
+        <w:t>选择只改灯光、只改色彩或只改雾与氛围。</w:t>
       </w:r>
     </w:p>
     <w:p>
@@ -5153,7 +5149,7 @@
           <w:b w:val="0"/>
           <w:sz w:val="22"/>
         </w:rPr>
-        <w:t>选择或扫描最近项目，查看入口、数据库、目录、资料引用、产物和写入状态。</w:t>
+        <w:t>设置改动预算和构图、几何、资产身份保护项。</w:t>
       </w:r>
     </w:p>
     <w:p>
@@ -5170,7 +5166,7 @@
           <w:b w:val="0"/>
           <w:sz w:val="22"/>
         </w:rPr>
-        <w:t>基础目录缺失时使用“修复项目目录”；该操作不会伪造数据库或原始资料。</w:t>
+        <w:t>查看发送清单并主动确认。</w:t>
       </w:r>
     </w:p>
     <w:p>
@@ -5187,7 +5183,45 @@
           <w:b w:val="0"/>
           <w:sz w:val="22"/>
         </w:rPr>
-        <w:t>重大修改前点击“建立恢复点”。需要回退时选择恢复点并确认恢复。</w:t>
+        <w:t>检查结构漂移、构图偏移和保护区变化。</w:t>
+      </w:r>
+    </w:p>
+    <w:p>
+      <w:r>
+        <w:rPr>
+          <w:rFonts w:ascii="Calibri" w:hAnsi="Calibri" w:eastAsia="Microsoft YaHei UI"/>
+          <w:b w:val="0"/>
+          <w:sz w:val="22"/>
+        </w:rPr>
+        <w:t>AI 输出只保存为 AIConceptPreview，不会成为真实 UE Version。出现“仅适合 概念参考”时，不应把预演当作可直接复现的场景结果。</w:t>
+      </w:r>
+    </w:p>
+    <w:p>
+      <w:pPr>
+        <w:pStyle w:val="Heading1"/>
+      </w:pPr>
+      <w:r>
+        <w:rPr>
+          <w:rFonts w:ascii="Calibri" w:hAnsi="Calibri" w:eastAsia="Microsoft YaHei UI"/>
+          <w:b/>
+          <w:color w:val="2E74B5"/>
+          <w:sz w:val="32"/>
+        </w:rPr>
+        <w:t>14. 全局工具与文件安全</w:t>
+      </w:r>
+    </w:p>
+    <w:p>
+      <w:pPr>
+        <w:pStyle w:val="Heading2"/>
+      </w:pPr>
+      <w:r>
+        <w:rPr>
+          <w:rFonts w:ascii="Calibri" w:hAnsi="Calibri" w:eastAsia="Microsoft YaHei UI"/>
+          <w:b/>
+          <w:color w:val="2E74B5"/>
+          <w:sz w:val="26"/>
+        </w:rPr>
+        <w:t>项目诊断与恢复</w:t>
       </w:r>
     </w:p>
     <w:p>
@@ -5195,7 +5229,7 @@
         <w:spacing w:before="0" w:after="80" w:line="300" w:lineRule="auto"/>
         <w:numPr>
           <w:ilvl w:val="0"/>
-          <w:numId w:val="30"/>
+          <w:numId w:val="31"/>
         </w:numPr>
       </w:pPr>
       <w:r>
@@ -5204,7 +5238,7 @@
           <w:b w:val="0"/>
           <w:sz w:val="22"/>
         </w:rPr>
-        <w:t>项目被移动后使用“重定位移动项目”，指向新的入口文件。</w:t>
+        <w:t>在首页打开“项目诊断与恢复”。</w:t>
       </w:r>
     </w:p>
     <w:p>
@@ -5212,7 +5246,75 @@
         <w:spacing w:before="0" w:after="80" w:line="300" w:lineRule="auto"/>
         <w:numPr>
           <w:ilvl w:val="0"/>
-          <w:numId w:val="30"/>
+          <w:numId w:val="31"/>
+        </w:numPr>
+      </w:pPr>
+      <w:r>
+        <w:rPr>
+          <w:rFonts w:ascii="Calibri" w:hAnsi="Calibri" w:eastAsia="Microsoft YaHei UI"/>
+          <w:b w:val="0"/>
+          <w:sz w:val="22"/>
+        </w:rPr>
+        <w:t>选择或扫描最近项目，查看入口、数据库、目录、资料引用、产物和写入状态。</w:t>
+      </w:r>
+    </w:p>
+    <w:p>
+      <w:pPr>
+        <w:spacing w:before="0" w:after="80" w:line="300" w:lineRule="auto"/>
+        <w:numPr>
+          <w:ilvl w:val="0"/>
+          <w:numId w:val="31"/>
+        </w:numPr>
+      </w:pPr>
+      <w:r>
+        <w:rPr>
+          <w:rFonts w:ascii="Calibri" w:hAnsi="Calibri" w:eastAsia="Microsoft YaHei UI"/>
+          <w:b w:val="0"/>
+          <w:sz w:val="22"/>
+        </w:rPr>
+        <w:t>基础目录缺失时使用“修复项目目录”；该操作不会伪造数据库或原始资料。</w:t>
+      </w:r>
+    </w:p>
+    <w:p>
+      <w:pPr>
+        <w:spacing w:before="0" w:after="80" w:line="300" w:lineRule="auto"/>
+        <w:numPr>
+          <w:ilvl w:val="0"/>
+          <w:numId w:val="31"/>
+        </w:numPr>
+      </w:pPr>
+      <w:r>
+        <w:rPr>
+          <w:rFonts w:ascii="Calibri" w:hAnsi="Calibri" w:eastAsia="Microsoft YaHei UI"/>
+          <w:b w:val="0"/>
+          <w:sz w:val="22"/>
+        </w:rPr>
+        <w:t>重大修改前点击“建立恢复点”。需要回退时选择恢复点并确认恢复。</w:t>
+      </w:r>
+    </w:p>
+    <w:p>
+      <w:pPr>
+        <w:spacing w:before="0" w:after="80" w:line="300" w:lineRule="auto"/>
+        <w:numPr>
+          <w:ilvl w:val="0"/>
+          <w:numId w:val="31"/>
+        </w:numPr>
+      </w:pPr>
+      <w:r>
+        <w:rPr>
+          <w:rFonts w:ascii="Calibri" w:hAnsi="Calibri" w:eastAsia="Microsoft YaHei UI"/>
+          <w:b w:val="0"/>
+          <w:sz w:val="22"/>
+        </w:rPr>
+        <w:t>项目被移动后使用“重定位移动项目”，指向新的入口文件。</w:t>
+      </w:r>
+    </w:p>
+    <w:p>
+      <w:pPr>
+        <w:spacing w:before="0" w:after="80" w:line="300" w:lineRule="auto"/>
+        <w:numPr>
+          <w:ilvl w:val="0"/>
+          <w:numId w:val="31"/>
         </w:numPr>
       </w:pPr>
       <w:r>
@@ -6262,6 +6364,24 @@
   </w:abstractNum>
   <w:num w:numId="30">
     <w:abstractNumId w:val="29"/>
+  </w:num>
+  <w:abstractNum w:abstractNumId="30">
+    <w:multiLevelType w:val="singleLevel"/>
+    <w:lvl w:ilvl="0">
+      <w:start w:val="1"/>
+      <w:numFmt w:val="decimal"/>
+      <w:lvlText w:val="%1."/>
+      <w:lvlJc w:val="left"/>
+      <w:pPr>
+        <w:tabs>
+          <w:tab w:val="num" w:pos="540"/>
+        </w:tabs>
+        <w:ind w:left="540" w:hanging="270"/>
+      </w:pPr>
+    </w:lvl>
+  </w:abstractNum>
+  <w:num w:numId="31">
+    <w:abstractNumId w:val="30"/>
   </w:num>
 </w:numbering>
 </file>

--- a/GATalk_使用手册.docx
+++ b/GATalk_使用手册.docx
@@ -23,7 +23,7 @@
           <w:b w:val="0"/>
           <w:sz w:val="22"/>
         </w:rPr>
-        <w:t>适用版本：0.17.0（全局语言系统） 更新日期：2026-08-12</w:t>
+        <w:t>适用版本：0.18.0（统一导航与视觉供应商扩展） 更新日期：2026-08-12</w:t>
       </w:r>
     </w:p>
     <w:p>
@@ -214,7 +214,7 @@
           <w:b w:val="0"/>
           <w:sz w:val="22"/>
         </w:rPr>
-        <w:t>“审阅任务与质量门禁中心”位于平台层，统一管理跨项目任务和版本验收。</w:t>
+        <w:t>“制作任务与验收中心”位于平台层，统一管理跨项目任务和版本验收。</w:t>
       </w:r>
     </w:p>
     <w:p>
@@ -231,7 +231,24 @@
           <w:b w:val="0"/>
           <w:sz w:val="22"/>
         </w:rPr>
-        <w:t>每个专业工作台顶部都有固定的“工作台首页”大按钮，旁边是 全局检索、任务中心和全局设置。模块自己的导入和分析工具在下一行。</w:t>
+        <w:t>每个专业工作台左上方只显示一个“工作台首页”按钮，旁边是全局检索、运行状态 和全局设置。模块自己的导入和分析工具在下一行。</w:t>
+      </w:r>
+    </w:p>
+    <w:p>
+      <w:pPr>
+        <w:spacing w:before="0" w:after="80" w:line="300" w:lineRule="auto"/>
+        <w:numPr>
+          <w:ilvl w:val="0"/>
+          <w:numId w:val="10"/>
+        </w:numPr>
+      </w:pPr>
+      <w:r>
+        <w:rPr>
+          <w:rFonts w:ascii="Calibri" w:hAnsi="Calibri" w:eastAsia="Microsoft YaHei UI"/>
+          <w:b w:val="0"/>
+          <w:sz w:val="22"/>
+        </w:rPr>
+        <w:t>在首页与工作台之间切换时，GATalk 保持当前普通、最大化或全屏状态；用户没有 调整窗口时，软件不会自行改变大小。</w:t>
       </w:r>
     </w:p>
     <w:p>
@@ -381,7 +398,7 @@
           <w:b w:val="0"/>
           <w:sz w:val="22"/>
         </w:rPr>
-        <w:t>输入项目、Shot、资料、作品研究、资产、生产规格、任务或门禁名称。</w:t>
+        <w:t>输入项目、Shot、资料、作品研究、资产、生产规格、任务或验收标准名称。</w:t>
       </w:r>
     </w:p>
     <w:p>
@@ -981,7 +998,7 @@
           <w:b w:val="0"/>
           <w:sz w:val="22"/>
         </w:rPr>
-        <w:t>在“专家对照”选择 AI 供应商，查看发送清单并主动确认。</w:t>
+        <w:t>在“AI 对照研究”选择供应商，查看发送清单并主动确认。</w:t>
       </w:r>
     </w:p>
     <w:p>
@@ -1114,7 +1131,7 @@
           <w:color w:val="2E74B5"/>
           <w:sz w:val="32"/>
         </w:rPr>
-        <w:t>5. 审阅任务与质量门禁中心</w:t>
+        <w:t>5. 制作任务与验收中心</w:t>
       </w:r>
     </w:p>
     <w:p>
@@ -1162,7 +1179,7 @@
           <w:b w:val="0"/>
           <w:sz w:val="22"/>
         </w:rPr>
-        <w:t>点击“加入审阅中心”。只有用户主动选择的内容会进入中心。</w:t>
+        <w:t>点击“加入制作任务”。只有用户主动选择的内容会进入中心。</w:t>
       </w:r>
     </w:p>
     <w:p>
@@ -1179,7 +1196,7 @@
           <w:b w:val="0"/>
           <w:sz w:val="22"/>
         </w:rPr>
-        <w:t>返回工作台首页，进入“审阅任务与质量门禁中心”。</w:t>
+        <w:t>返回工作台首页，进入“制作任务与验收中心”。</w:t>
       </w:r>
     </w:p>
     <w:p>
@@ -1240,7 +1257,7 @@
           <w:b w:val="0"/>
           <w:sz w:val="22"/>
         </w:rPr>
-        <w:t>重复加入同一个来源对象时不会建立第二条任务。审阅中心不复制原图，也不会 反向修改来源项目；删除中心任务不会删除专业项目中的分析或资产。</w:t>
+        <w:t>重复加入同一个来源对象时不会建立第二条任务。制作任务中心不复制原图，也不会 反向修改来源项目；删除中心任务不会删除专业项目中的分析或资产。</w:t>
       </w:r>
     </w:p>
     <w:p>
@@ -1418,7 +1435,7 @@
           <w:color w:val="2E74B5"/>
           <w:sz w:val="26"/>
         </w:rPr>
-        <w:t>设置质量门禁</w:t>
+        <w:t>设置验收标准</w:t>
       </w:r>
     </w:p>
     <w:p>
@@ -1435,7 +1452,7 @@
           <w:b w:val="0"/>
           <w:sz w:val="22"/>
         </w:rPr>
-        <w:t>打开“质量门禁”页，点击“新建质量门禁”。</w:t>
+        <w:t>打开“验收标准”页，点击“新建验收标准”。</w:t>
       </w:r>
     </w:p>
     <w:p>
@@ -1452,7 +1469,7 @@
           <w:b w:val="0"/>
           <w:sz w:val="22"/>
         </w:rPr>
-        <w:t>填写门禁名称、维度、所属项目和明确的验收条件。</w:t>
+        <w:t>填写名称、审阅维度、所属项目和明确的验收条件。</w:t>
       </w:r>
     </w:p>
     <w:p>
@@ -1469,7 +1486,7 @@
           <w:b w:val="0"/>
           <w:sz w:val="22"/>
         </w:rPr>
-        <w:t>决定它是否为必需门禁并保存。</w:t>
+        <w:t>决定它是否为必需标准并保存。</w:t>
       </w:r>
     </w:p>
     <w:p>
@@ -1503,17 +1520,17 @@
           <w:b w:val="0"/>
           <w:sz w:val="22"/>
         </w:rPr>
-        <w:t>需要快速建立基线时，选择制作阶段和项目，点击“应用阶段门禁模板”。</w:t>
-      </w:r>
-    </w:p>
-    <w:p>
-      <w:r>
-        <w:rPr>
-          <w:rFonts w:ascii="Calibri" w:hAnsi="Calibri" w:eastAsia="Microsoft YaHei UI"/>
-          <w:b w:val="0"/>
-          <w:sz w:val="22"/>
-        </w:rPr>
-        <w:t>质量门禁由用户定义。GATalk 不用综合分数代替判断，也不会把 AI 结论自动标记 为人工验收通过。</w:t>
+        <w:t>需要快速建立基线时，选择制作阶段和项目，点击“应用阶段验收模板”。</w:t>
+      </w:r>
+    </w:p>
+    <w:p>
+      <w:r>
+        <w:rPr>
+          <w:rFonts w:ascii="Calibri" w:hAnsi="Calibri" w:eastAsia="Microsoft YaHei UI"/>
+          <w:b w:val="0"/>
+          <w:sz w:val="22"/>
+        </w:rPr>
+        <w:t>验收标准由用户定义。GATalk 不用综合分数代替判断，也不会把 AI 结论自动标记 为人工验收通过。</w:t>
       </w:r>
     </w:p>
     <w:p>
@@ -1643,7 +1660,7 @@
           <w:b w:val="0"/>
           <w:sz w:val="22"/>
         </w:rPr>
-        <w:t>在“专家拆解”选择视觉 AI，查看发送清单后主动确认。</w:t>
+        <w:t>在“作品解读”选择视觉 AI，查看发送清单后主动确认。</w:t>
       </w:r>
     </w:p>
     <w:p>
@@ -1660,7 +1677,7 @@
           <w:b w:val="0"/>
           <w:sz w:val="22"/>
         </w:rPr>
-        <w:t>阅读十二维拆解和跨维度因果链。</w:t>
+        <w:t>阅读十二项分析内容和跨项目因果关系。</w:t>
       </w:r>
     </w:p>
     <w:p>
@@ -1800,7 +1817,7 @@
           <w:color w:val="2E74B5"/>
           <w:sz w:val="26"/>
         </w:rPr>
-        <w:t>AI 专家拆解</w:t>
+        <w:t>AI 作品解读</w:t>
       </w:r>
     </w:p>
     <w:p>
@@ -4225,7 +4242,7 @@
           <w:color w:val="2E74B5"/>
           <w:sz w:val="32"/>
         </w:rPr>
-        <w:t>12. AI 审阅与灯光审片</w:t>
+        <w:t>12. 美术审阅与灯光审片</w:t>
       </w:r>
     </w:p>
     <w:p>
@@ -4242,7 +4259,7 @@
           <w:b w:val="0"/>
           <w:sz w:val="22"/>
         </w:rPr>
-        <w:t>优先选择“深度主美审阅（八维）”；专项灯光问题选择“灯光专项审阅”。</w:t>
+        <w:t>全面检查画面时选择“综合美术审阅”；只检查灯光时选择“场景灯光审阅”。</w:t>
       </w:r>
     </w:p>
     <w:p>
@@ -4368,7 +4385,7 @@
           <w:color w:val="2E74B5"/>
           <w:sz w:val="26"/>
         </w:rPr>
-        <w:t>深度主美审阅</w:t>
+        <w:t>视觉 AI 供应商</w:t>
       </w:r>
     </w:p>
     <w:p>
@@ -4385,7 +4402,7 @@
           <w:b w:val="0"/>
           <w:sz w:val="22"/>
         </w:rPr>
-        <w:t>八个维度：构图、视觉引导、焦点层级、色彩、明度、灯光、材质、世界设计。</w:t>
+        <w:t>当前可选：阿里云百炼、SiliconFlow、智谱 GLM、火山方舟、腾讯混元、OpenAI、 Anthropic Claude、Google Gemini 和 xAI Grok。</w:t>
       </w:r>
     </w:p>
     <w:p>
@@ -4402,7 +4419,7 @@
           <w:b w:val="0"/>
           <w:sz w:val="22"/>
         </w:rPr>
-        <w:t>每个维度分开显示制作目标、参考呈现、当前效果、优点、风险和不确定性。</w:t>
+        <w:t>模型 ID 可编辑。默认值依据当前公开接口设置；实际权限、地域、额度和费用以 供应商账户控制台为准。</w:t>
       </w:r>
     </w:p>
     <w:p>
@@ -4419,7 +4436,7 @@
           <w:b w:val="0"/>
           <w:sz w:val="22"/>
         </w:rPr>
-        <w:t>最多五个核心问题，并给出保留项、UE 执行顺序和下一版验证方法。</w:t>
+        <w:t>图片生成仍使用万相、Gemini / Nano Banana、OpenAI GPT Image 和 Grok Imagine。只支持文字或视觉审阅的服务不会出现在图片生成位置。</w:t>
       </w:r>
     </w:p>
     <w:p>
@@ -4436,7 +4453,7 @@
           <w:b w:val="0"/>
           <w:sz w:val="22"/>
         </w:rPr>
-        <w:t>“本地证据”显示测量支持、部分支持、存在冲突或无法验证。冲突不会被隐藏。</w:t>
+        <w:t>软件不会自动把请求转发到另一家供应商。每次真实联网都要先查看发送清单并确认。</w:t>
       </w:r>
     </w:p>
     <w:p>
@@ -4453,7 +4470,7 @@
           <w:b w:val="0"/>
           <w:sz w:val="22"/>
         </w:rPr>
-        <w:t>离线 Mock 只验证界面和 JSON 流程，不会在本地分析图片，也不代表真实审阅。</w:t>
+        <w:t>离线 Mock 只验证界面、请求和保存流程，不包含本地视觉模型，不依赖显卡。</w:t>
       </w:r>
     </w:p>
     <w:p>
@@ -4467,7 +4484,7 @@
           <w:color w:val="2E74B5"/>
           <w:sz w:val="26"/>
         </w:rPr>
-        <w:t>灯光专项审阅</w:t>
+        <w:t>综合美术审阅</w:t>
       </w:r>
     </w:p>
     <w:p>
@@ -4484,7 +4501,7 @@
           <w:b w:val="0"/>
           <w:sz w:val="22"/>
         </w:rPr>
-        <w:t>分为曝光与明度范围、主光与填充、焦点层级、空间分离、冷暖组织、 阴影与剪影、雾与体积效果、游戏可读性八个维度。</w:t>
+        <w:t>审阅项目包括构图、视觉引导、焦点层级、色彩、明度、灯光、材质和世界设计。</w:t>
       </w:r>
     </w:p>
     <w:p>
@@ -4501,7 +4518,7 @@
           <w:b w:val="0"/>
           <w:sz w:val="22"/>
         </w:rPr>
-        <w:t>每个维度分别说明目标、参考做法、当前效果、证据、已有优点、风险和不确定性。</w:t>
+        <w:t>每个维度分开显示制作目标、参考呈现、当前效果、优点、风险和不确定性。</w:t>
       </w:r>
     </w:p>
     <w:p>
@@ -4518,7 +4535,7 @@
           <w:b w:val="0"/>
           <w:sz w:val="22"/>
         </w:rPr>
-        <w:t>忠于参考、强化戏剧性和优先游戏可读性三套方案可查看完整策略、UE5.3 执行顺序、风险和验证方法。</w:t>
+        <w:t>最多五个核心问题，并给出保留项、UE 执行顺序和下一版验证方法。</w:t>
       </w:r>
     </w:p>
     <w:p>
@@ -4535,21 +4552,7 @@
           <w:b w:val="0"/>
           <w:sz w:val="22"/>
         </w:rPr>
-        <w:t>没有 UE 工程参数时，性能部分只给检查清单，不伪造 Lux、EV、Actor 数量或性能收益。</w:t>
-      </w:r>
-    </w:p>
-    <w:p>
-      <w:pPr>
-        <w:pStyle w:val="Heading2"/>
-      </w:pPr>
-      <w:r>
-        <w:rPr>
-          <w:rFonts w:ascii="Calibri" w:hAnsi="Calibri" w:eastAsia="Microsoft YaHei UI"/>
-          <w:b/>
-          <w:color w:val="2E74B5"/>
-          <w:sz w:val="26"/>
-        </w:rPr>
-        <w:t>AI 审阅历史</w:t>
+        <w:t>“本地证据”显示测量支持、部分支持、存在冲突或无法验证。冲突不会被隐藏。</w:t>
       </w:r>
     </w:p>
     <w:p>
@@ -4566,7 +4569,21 @@
           <w:b w:val="0"/>
           <w:sz w:val="22"/>
         </w:rPr>
-        <w:t>场景审阅按 Shot 和 Version 保存；作品研究和作品对照也会保存每次完成结果。</w:t>
+        <w:t>离线 Mock 只验证界面和 JSON 流程，不会在本地分析图片，也不代表真实审阅。</w:t>
+      </w:r>
+    </w:p>
+    <w:p>
+      <w:pPr>
+        <w:pStyle w:val="Heading2"/>
+      </w:pPr>
+      <w:r>
+        <w:rPr>
+          <w:rFonts w:ascii="Calibri" w:hAnsi="Calibri" w:eastAsia="Microsoft YaHei UI"/>
+          <w:b/>
+          <w:color w:val="2E74B5"/>
+          <w:sz w:val="26"/>
+        </w:rPr>
+        <w:t>场景灯光审阅</w:t>
       </w:r>
     </w:p>
     <w:p>
@@ -4583,7 +4600,7 @@
           <w:b w:val="0"/>
           <w:sz w:val="22"/>
         </w:rPr>
-        <w:t>页面默认显示最新结果。选择历史记录可查看旧版，也可单独删除。</w:t>
+        <w:t>分析曝光与明度范围、主光与填充、焦点层级、空间分离、冷暖组织、 阴影与剪影、雾与体积效果以及游戏可读性。</w:t>
       </w:r>
     </w:p>
     <w:p>
@@ -4600,21 +4617,7 @@
           <w:b w:val="0"/>
           <w:sz w:val="22"/>
         </w:rPr>
-        <w:t>删除审阅记录不会删除由用户已确认的任务、证据或个人笔记。</w:t>
-      </w:r>
-    </w:p>
-    <w:p>
-      <w:pPr>
-        <w:pStyle w:val="Heading2"/>
-      </w:pPr>
-      <w:r>
-        <w:rPr>
-          <w:rFonts w:ascii="Calibri" w:hAnsi="Calibri" w:eastAsia="Microsoft YaHei UI"/>
-          <w:b/>
-          <w:color w:val="2E74B5"/>
-          <w:sz w:val="26"/>
-        </w:rPr>
-        <w:t>AI 接口失败时</w:t>
+        <w:t>每个维度分别说明目标、参考做法、当前效果、证据、已有优点、风险和不确定性。</w:t>
       </w:r>
     </w:p>
     <w:p>
@@ -4631,7 +4634,7 @@
           <w:b w:val="0"/>
           <w:sz w:val="22"/>
         </w:rPr>
-        <w:t>connection_closed：远端或中间网络设备提前断开连接，不表示 API Key 错误。新版会自动退避重试 3 次；仍失败时检查代理、VPN 和网络稳定性。</w:t>
+        <w:t>忠于参考、强化戏剧性和优先游戏可读性三套方案可查看完整策略、UE5.3 执行顺序、风险和验证方法。</w:t>
       </w:r>
     </w:p>
     <w:p>
@@ -4648,7 +4651,21 @@
           <w:b w:val="0"/>
           <w:sz w:val="22"/>
         </w:rPr>
-        <w:t>自动重试可能重复提交同一请求并产生额外费用，发送确认窗口会提前提示。</w:t>
+        <w:t>没有 UE 工程参数时，性能部分只给检查清单，不伪造 Lux、EV、Actor 数量或性能收益。</w:t>
+      </w:r>
+    </w:p>
+    <w:p>
+      <w:pPr>
+        <w:pStyle w:val="Heading2"/>
+      </w:pPr>
+      <w:r>
+        <w:rPr>
+          <w:rFonts w:ascii="Calibri" w:hAnsi="Calibri" w:eastAsia="Microsoft YaHei UI"/>
+          <w:b/>
+          <w:color w:val="2E74B5"/>
+          <w:sz w:val="26"/>
+        </w:rPr>
+        <w:t>AI 审阅历史</w:t>
       </w:r>
     </w:p>
     <w:p>
@@ -4665,7 +4682,7 @@
           <w:b w:val="0"/>
           <w:sz w:val="22"/>
         </w:rPr>
-        <w:t>http_400：请求参数或模型不兼容。新版会自动处理 Gemini 深度审阅的复杂 Schema；仍失败时先确认正在运行 0.5.0a4，再恢复默认模型重试。</w:t>
+        <w:t>场景审阅按 Shot 和 Version 保存；作品研究和作品对照也会保存每次完成结果。</w:t>
       </w:r>
     </w:p>
     <w:p>
@@ -4682,7 +4699,7 @@
           <w:b w:val="0"/>
           <w:sz w:val="22"/>
         </w:rPr>
-        <w:t>若错误包含 generation_config.response_format.text.mime_type，说明仍在运行 旧版；关闭旧程序后改用本次 Gemini 接口修正版。</w:t>
+        <w:t>页面默认显示最新结果。选择历史记录可查看旧版，也可单独删除。</w:t>
       </w:r>
     </w:p>
     <w:p>
@@ -4699,7 +4716,21 @@
           <w:b w:val="0"/>
           <w:sz w:val="22"/>
         </w:rPr>
-        <w:t>Gemini 首次返回的 JSON 语法损坏、被截断或结构不完整时，GATalk 最多 自动纠错一次。确认发送窗口会提示该过程可能再次发送同一审阅副本并增加 少量费用。</w:t>
+        <w:t>删除审阅记录不会删除由用户已确认的任务、证据或个人笔记。</w:t>
+      </w:r>
+    </w:p>
+    <w:p>
+      <w:pPr>
+        <w:pStyle w:val="Heading2"/>
+      </w:pPr>
+      <w:r>
+        <w:rPr>
+          <w:rFonts w:ascii="Calibri" w:hAnsi="Calibri" w:eastAsia="Microsoft YaHei UI"/>
+          <w:b/>
+          <w:color w:val="2E74B5"/>
+          <w:sz w:val="26"/>
+        </w:rPr>
+        <w:t>AI 接口失败时</w:t>
       </w:r>
     </w:p>
     <w:p>
@@ -4716,7 +4747,7 @@
           <w:b w:val="0"/>
           <w:sz w:val="22"/>
         </w:rPr>
-        <w:t>finish_reason=MAX_TOKENS：AI 回答过长导致 JSON 尾部被截断，不表示 API Key 错误。新版会压缩内容，并只在明确截断时用更高预算纠错一次。</w:t>
+        <w:t>connection_closed：远端或中间网络设备提前断开连接，不表示 API Key 错误。新版会自动退避重试 3 次；仍失败时检查代理、VPN 和网络稳定性。</w:t>
       </w:r>
     </w:p>
     <w:p>
@@ -4733,7 +4764,7 @@
           <w:b w:val="0"/>
           <w:sz w:val="22"/>
         </w:rPr>
-        <w:t>错误中的 line 和 column 表示 AI 返回文本的 JSON 损坏位置，不表示 API Key 错误。0.5.0a4 会把原始返回交给同一模型压缩并修复；第二次仍损坏时 停止，不会无限重试。</w:t>
+        <w:t>自动重试可能重复提交同一请求并产生额外费用，发送确认窗口会提前提示。</w:t>
       </w:r>
     </w:p>
     <w:p>
@@ -4750,7 +4781,7 @@
           <w:b w:val="0"/>
           <w:sz w:val="22"/>
         </w:rPr>
-        <w:t>若 AI 引用了本次报告中不存在的问题 ID，0.5.0a3 会取消无效链接并继续 显示完整报告，不追加 API 调用。界面的“结构修复”只表示链接已取消，正文 和真实问题没有被改写。</w:t>
+        <w:t>http_400：请求参数、模型或结构化输出模式不兼容。先恢复该供应商的默认模型； 仍失败时保存脱敏错误详情并核对供应商模型文档。</w:t>
       </w:r>
     </w:p>
     <w:p>
@@ -4767,7 +4798,7 @@
           <w:b w:val="0"/>
           <w:sz w:val="22"/>
         </w:rPr>
-        <w:t>http_401：Key 错误、过期或不属于该供应商。</w:t>
+        <w:t>若错误包含 generation_config.response_format.text.mime_type，说明正在运行旧版 Gemini 接口实现；关闭旧程序后使用当前候选版本。</w:t>
       </w:r>
     </w:p>
     <w:p>
@@ -4784,7 +4815,7 @@
           <w:b w:val="0"/>
           <w:sz w:val="22"/>
         </w:rPr>
-        <w:t>http_403：检查模型权限、服务开通、地域和 Key 所属工作区。</w:t>
+        <w:t>Gemini 首次返回的 JSON 语法损坏、被截断或结构不完整时，GATalk 最多 自动纠错一次。确认发送窗口会提示该过程可能再次发送同一审阅副本并增加 少量费用。</w:t>
       </w:r>
     </w:p>
     <w:p>
@@ -4801,7 +4832,7 @@
           <w:b w:val="0"/>
           <w:sz w:val="22"/>
         </w:rPr>
-        <w:t>http_404：模型 ID 已下线或接口不存在。Gemini 会按发送清单自动尝试 当前备用链；其他供应商请改回其默认模型。</w:t>
+        <w:t>finish_reason=MAX_TOKENS：AI 回答过长导致 JSON 尾部被截断，不表示 API Key 错误。新版会压缩内容，并只在明确截断时用更高预算纠错一次。</w:t>
       </w:r>
     </w:p>
     <w:p>
@@ -4818,7 +4849,7 @@
           <w:b w:val="0"/>
           <w:sz w:val="22"/>
         </w:rPr>
-        <w:t>http_413：降低发送分辨率后重试。</w:t>
+        <w:t>错误中的 line 和 column 表示 AI 返回文本的 JSON 损坏位置，不表示 API Key 错误。GATalk 会进行一次同模型结构修复；第二次仍损坏时停止。</w:t>
       </w:r>
     </w:p>
     <w:p>
@@ -4835,7 +4866,7 @@
           <w:b w:val="0"/>
           <w:sz w:val="22"/>
         </w:rPr>
-        <w:t>http_429：额度不足或调用过快。</w:t>
+        <w:t>若 AI 引用了本次报告中不存在的问题 ID，GATalk 会取消无效链接并继续 显示完整报告，不追加 API 调用。界面的“结构修复”只表示链接已取消，正文 和真实问题没有被改写。</w:t>
       </w:r>
     </w:p>
     <w:p>
@@ -4852,7 +4883,7 @@
           <w:b w:val="0"/>
           <w:sz w:val="22"/>
         </w:rPr>
-        <w:t>http_503：供应商当前模型临时过载，不表示 API Key 错误。新版先有限重试； Gemini 仍失败时会按发送清单依次尝试 gemini-3.5-flash 和 gemini-3.5-flash-lite，不会再使用 gemini-2.5-flash。</w:t>
+        <w:t>http_401：Key 错误、过期或不属于该供应商。</w:t>
       </w:r>
     </w:p>
     <w:p>
@@ -4869,7 +4900,7 @@
           <w:b w:val="0"/>
           <w:sz w:val="22"/>
         </w:rPr>
-        <w:t>发送清单会提前显示完整备用链。若发生回退，状态栏和保存记录会显示请求 模型、实际模型及回退原因；每次实际发送都可能产生调用费用。</w:t>
+        <w:t>http_403：检查模型权限、服务开通、地域和 Key 所属工作区。</w:t>
       </w:r>
     </w:p>
     <w:p>
@@ -4886,45 +4917,7 @@
           <w:b w:val="0"/>
           <w:sz w:val="22"/>
         </w:rPr>
-        <w:t>其他 http_5xx：供应商服务异常，稍后重试。</w:t>
-      </w:r>
-    </w:p>
-    <w:p>
-      <w:r>
-        <w:rPr>
-          <w:rFonts w:ascii="Calibri" w:hAnsi="Calibri" w:eastAsia="Microsoft YaHei UI"/>
-          <w:b w:val="0"/>
-          <w:sz w:val="22"/>
-        </w:rPr>
-        <w:t>错误窗口只显示供应商返回的脱敏原因。不要把 API Key 截图或复制给他人。</w:t>
-      </w:r>
-    </w:p>
-    <w:p>
-      <w:pPr>
-        <w:pStyle w:val="Heading1"/>
-      </w:pPr>
-      <w:r>
-        <w:rPr>
-          <w:rFonts w:ascii="Calibri" w:hAnsi="Calibri" w:eastAsia="Microsoft YaHei UI"/>
-          <w:b/>
-          <w:color w:val="2E74B5"/>
-          <w:sz w:val="32"/>
-        </w:rPr>
-        <w:t>13. 优化实验室</w:t>
-      </w:r>
-    </w:p>
-    <w:p>
-      <w:pPr>
-        <w:pStyle w:val="Heading2"/>
-      </w:pPr>
-      <w:r>
-        <w:rPr>
-          <w:rFonts w:ascii="Calibri" w:hAnsi="Calibri" w:eastAsia="Microsoft YaHei UI"/>
-          <w:b/>
-          <w:color w:val="2E74B5"/>
-          <w:sz w:val="26"/>
-        </w:rPr>
-        <w:t>目标匹配画像</w:t>
+        <w:t>http_404：模型 ID 已下线或接口不存在。Gemini 会按发送清单自动尝试 当前备用链；其他供应商请改回其默认模型。</w:t>
       </w:r>
     </w:p>
     <w:p>
@@ -4941,7 +4934,7 @@
           <w:b w:val="0"/>
           <w:sz w:val="22"/>
         </w:rPr>
-        <w:t>显示明度、黑白灰、色板、彩度、冷暖、区域关系等维度。</w:t>
+        <w:t>http_413：降低发送分辨率后重试。</w:t>
       </w:r>
     </w:p>
     <w:p>
@@ -4958,7 +4951,7 @@
           <w:b w:val="0"/>
           <w:sz w:val="22"/>
         </w:rPr>
-        <w:t>可修改各维度权重。</w:t>
+        <w:t>http_429：额度不足或调用过快。</w:t>
       </w:r>
     </w:p>
     <w:p>
@@ -4975,7 +4968,7 @@
           <w:b w:val="0"/>
           <w:sz w:val="22"/>
         </w:rPr>
-        <w:t>“估计匹配度”只代表当前算法和权重，不是作品质量评分。</w:t>
+        <w:t>http_503：供应商当前模型临时过载，不表示 API Key 错误。新版先有限重试； Gemini 仍失败时会按发送清单依次尝试 gemini-3.5-flash 和 gemini-3.5-flash-lite，不会再使用 gemini-2.5-flash。</w:t>
       </w:r>
     </w:p>
     <w:p>
@@ -4992,6 +4985,129 @@
           <w:b w:val="0"/>
           <w:sz w:val="22"/>
         </w:rPr>
+        <w:t>发送清单会提前显示完整备用链。若发生回退，状态栏和保存记录会显示请求 模型、实际模型及回退原因；每次实际发送都可能产生调用费用。</w:t>
+      </w:r>
+    </w:p>
+    <w:p>
+      <w:pPr>
+        <w:spacing w:before="0" w:after="80" w:line="300" w:lineRule="auto"/>
+        <w:numPr>
+          <w:ilvl w:val="0"/>
+          <w:numId w:val="10"/>
+        </w:numPr>
+      </w:pPr>
+      <w:r>
+        <w:rPr>
+          <w:rFonts w:ascii="Calibri" w:hAnsi="Calibri" w:eastAsia="Microsoft YaHei UI"/>
+          <w:b w:val="0"/>
+          <w:sz w:val="22"/>
+        </w:rPr>
+        <w:t>其他 http_5xx：供应商服务异常，稍后重试。</w:t>
+      </w:r>
+    </w:p>
+    <w:p>
+      <w:r>
+        <w:rPr>
+          <w:rFonts w:ascii="Calibri" w:hAnsi="Calibri" w:eastAsia="Microsoft YaHei UI"/>
+          <w:b w:val="0"/>
+          <w:sz w:val="22"/>
+        </w:rPr>
+        <w:t>错误窗口只显示供应商返回的脱敏原因。不要把 API Key 截图或复制给他人。</w:t>
+      </w:r>
+    </w:p>
+    <w:p>
+      <w:pPr>
+        <w:pStyle w:val="Heading1"/>
+      </w:pPr>
+      <w:r>
+        <w:rPr>
+          <w:rFonts w:ascii="Calibri" w:hAnsi="Calibri" w:eastAsia="Microsoft YaHei UI"/>
+          <w:b/>
+          <w:color w:val="2E74B5"/>
+          <w:sz w:val="32"/>
+        </w:rPr>
+        <w:t>13. 优化实验室</w:t>
+      </w:r>
+    </w:p>
+    <w:p>
+      <w:pPr>
+        <w:pStyle w:val="Heading2"/>
+      </w:pPr>
+      <w:r>
+        <w:rPr>
+          <w:rFonts w:ascii="Calibri" w:hAnsi="Calibri" w:eastAsia="Microsoft YaHei UI"/>
+          <w:b/>
+          <w:color w:val="2E74B5"/>
+          <w:sz w:val="26"/>
+        </w:rPr>
+        <w:t>目标匹配画像</w:t>
+      </w:r>
+    </w:p>
+    <w:p>
+      <w:pPr>
+        <w:spacing w:before="0" w:after="80" w:line="300" w:lineRule="auto"/>
+        <w:numPr>
+          <w:ilvl w:val="0"/>
+          <w:numId w:val="10"/>
+        </w:numPr>
+      </w:pPr>
+      <w:r>
+        <w:rPr>
+          <w:rFonts w:ascii="Calibri" w:hAnsi="Calibri" w:eastAsia="Microsoft YaHei UI"/>
+          <w:b w:val="0"/>
+          <w:sz w:val="22"/>
+        </w:rPr>
+        <w:t>显示明度、黑白灰、色板、彩度、冷暖、区域关系等维度。</w:t>
+      </w:r>
+    </w:p>
+    <w:p>
+      <w:pPr>
+        <w:spacing w:before="0" w:after="80" w:line="300" w:lineRule="auto"/>
+        <w:numPr>
+          <w:ilvl w:val="0"/>
+          <w:numId w:val="10"/>
+        </w:numPr>
+      </w:pPr>
+      <w:r>
+        <w:rPr>
+          <w:rFonts w:ascii="Calibri" w:hAnsi="Calibri" w:eastAsia="Microsoft YaHei UI"/>
+          <w:b w:val="0"/>
+          <w:sz w:val="22"/>
+        </w:rPr>
+        <w:t>可修改各维度权重。</w:t>
+      </w:r>
+    </w:p>
+    <w:p>
+      <w:pPr>
+        <w:spacing w:before="0" w:after="80" w:line="300" w:lineRule="auto"/>
+        <w:numPr>
+          <w:ilvl w:val="0"/>
+          <w:numId w:val="10"/>
+        </w:numPr>
+      </w:pPr>
+      <w:r>
+        <w:rPr>
+          <w:rFonts w:ascii="Calibri" w:hAnsi="Calibri" w:eastAsia="Microsoft YaHei UI"/>
+          <w:b w:val="0"/>
+          <w:sz w:val="22"/>
+        </w:rPr>
+        <w:t>“估计匹配度”只代表当前算法和权重，不是作品质量评分。</w:t>
+      </w:r>
+    </w:p>
+    <w:p>
+      <w:pPr>
+        <w:spacing w:before="0" w:after="80" w:line="300" w:lineRule="auto"/>
+        <w:numPr>
+          <w:ilvl w:val="0"/>
+          <w:numId w:val="10"/>
+        </w:numPr>
+      </w:pPr>
+      <w:r>
+        <w:rPr>
+          <w:rFonts w:ascii="Calibri" w:hAnsi="Calibri" w:eastAsia="Microsoft YaHei UI"/>
+          <w:b w:val="0"/>
+          <w:sz w:val="22"/>
+        </w:rPr>
         <w:t>证据不足的维度会明确标出，不会自动猜测。</w:t>
       </w:r>
     </w:p>
@@ -5367,7 +5483,7 @@
           <w:b w:val="0"/>
           <w:sz w:val="22"/>
         </w:rPr>
-        <w:t>Ctrl+Shift+J 打开任务与供应商状态，查看 AI 调用、重试和失败原因。</w:t>
+        <w:t>Ctrl+Shift+J 打开运行状态，查看 AI 调用、重试和失败原因。</w:t>
       </w:r>
     </w:p>
     <w:p>

--- a/GATalk_使用手册.docx
+++ b/GATalk_使用手册.docx
@@ -13,7 +13,7 @@
           <w:color w:val="1F4D78"/>
           <w:sz w:val="44"/>
         </w:rPr>
-        <w:t>GATalk 简明使用手册</w:t>
+        <w:t>GATalk 简明图文使用手册</w:t>
       </w:r>
     </w:p>
     <w:p>
@@ -23,7 +23,7 @@
           <w:b w:val="0"/>
           <w:sz w:val="22"/>
         </w:rPr>
-        <w:t>适用版本：0.18.0（统一导航与视觉供应商扩展） 更新日期：2026-08-12</w:t>
+        <w:t>适用版本：0.18.0；更新日期：2026-08-12</w:t>
       </w:r>
     </w:p>
     <w:p>
@@ -33,7 +33,7 @@
           <w:b w:val="0"/>
           <w:sz w:val="22"/>
         </w:rPr>
-        <w:t>本手册只说明当前可用功能和操作。以后每次用户可见更新都同步修订。</w:t>
+        <w:t>本手册只保留常用操作。按钮名称以简体中文界面为准。</w:t>
       </w:r>
     </w:p>
     <w:p>
@@ -47,222 +47,17 @@
           <w:color w:val="2E74B5"/>
           <w:sz w:val="32"/>
         </w:rPr>
-        <w:t>1. 启动</w:t>
+        <w:t>1. 开始使用</w:t>
       </w:r>
     </w:p>
     <w:p>
-      <w:pPr>
-        <w:spacing w:before="0" w:after="80" w:line="300" w:lineRule="auto"/>
-        <w:numPr>
-          <w:ilvl w:val="0"/>
-          <w:numId w:val="10"/>
-        </w:numPr>
-      </w:pPr>
       <w:r>
         <w:rPr>
           <w:rFonts w:ascii="Calibri" w:hAnsi="Calibri" w:eastAsia="Microsoft YaHei UI"/>
           <w:b w:val="0"/>
           <w:sz w:val="22"/>
         </w:rPr>
-        <w:t>试用版：打开本次候选目录中的 GATalk/GATalk.exe，不要继续使用旧候选。</w:t>
-      </w:r>
-    </w:p>
-    <w:p>
-      <w:pPr>
-        <w:spacing w:before="0" w:after="80" w:line="300" w:lineRule="auto"/>
-        <w:numPr>
-          <w:ilvl w:val="0"/>
-          <w:numId w:val="10"/>
-        </w:numPr>
-      </w:pPr>
-      <w:r>
-        <w:rPr>
-          <w:rFonts w:ascii="Calibri" w:hAnsi="Calibri" w:eastAsia="Microsoft YaHei UI"/>
-          <w:b w:val="0"/>
-          <w:sz w:val="22"/>
-        </w:rPr>
-        <w:t>开发版：双击 start_dev.cmd。</w:t>
-      </w:r>
-    </w:p>
-    <w:p>
-      <w:pPr>
-        <w:spacing w:before="0" w:after="80" w:line="300" w:lineRule="auto"/>
-        <w:numPr>
-          <w:ilvl w:val="0"/>
-          <w:numId w:val="10"/>
-        </w:numPr>
-      </w:pPr>
-      <w:r>
-        <w:rPr>
-          <w:rFonts w:ascii="Calibri" w:hAnsi="Calibri" w:eastAsia="Microsoft YaHei UI"/>
-          <w:b w:val="0"/>
-          <w:sz w:val="22"/>
-        </w:rPr>
-        <w:t>原始图片始终只读；GATalk 不会自动联网或上传图片。</w:t>
-      </w:r>
-    </w:p>
-    <w:p>
-      <w:pPr>
-        <w:pStyle w:val="Heading1"/>
-      </w:pPr>
-      <w:r>
-        <w:rPr>
-          <w:rFonts w:ascii="Calibri" w:hAnsi="Calibri" w:eastAsia="Microsoft YaHei UI"/>
-          <w:b/>
-          <w:color w:val="2E74B5"/>
-          <w:sz w:val="32"/>
-        </w:rPr>
-        <w:t>2. 工作台首页</w:t>
-      </w:r>
-    </w:p>
-    <w:p>
-      <w:pPr>
-        <w:spacing w:before="0" w:after="80" w:line="300" w:lineRule="auto"/>
-        <w:numPr>
-          <w:ilvl w:val="0"/>
-          <w:numId w:val="10"/>
-        </w:numPr>
-      </w:pPr>
-      <w:r>
-        <w:rPr>
-          <w:rFonts w:ascii="Calibri" w:hAnsi="Calibri" w:eastAsia="Microsoft YaHei UI"/>
-          <w:b w:val="0"/>
-          <w:sz w:val="22"/>
-        </w:rPr>
-        <w:t>“场景美术控制”：参考图与自己的 UE 截图对比、审阅、任务和版本复查。</w:t>
-      </w:r>
-    </w:p>
-    <w:p>
-      <w:pPr>
-        <w:spacing w:before="0" w:after="80" w:line="300" w:lineRule="auto"/>
-        <w:numPr>
-          <w:ilvl w:val="0"/>
-          <w:numId w:val="10"/>
-        </w:numPr>
-      </w:pPr>
-      <w:r>
-        <w:rPr>
-          <w:rFonts w:ascii="Calibri" w:hAnsi="Calibri" w:eastAsia="Microsoft YaHei UI"/>
-          <w:b w:val="0"/>
-          <w:sz w:val="22"/>
-        </w:rPr>
-        <w:t>“作品研究”：分析一张原画、概念图、Color Key 或优秀场景作品。</w:t>
-      </w:r>
-    </w:p>
-    <w:p>
-      <w:pPr>
-        <w:spacing w:before="0" w:after="80" w:line="300" w:lineRule="auto"/>
-        <w:numPr>
-          <w:ilvl w:val="0"/>
-          <w:numId w:val="10"/>
-        </w:numPr>
-      </w:pPr>
-      <w:r>
-        <w:rPr>
-          <w:rFonts w:ascii="Calibri" w:hAnsi="Calibri" w:eastAsia="Microsoft YaHei UI"/>
-          <w:b w:val="0"/>
-          <w:sz w:val="22"/>
-        </w:rPr>
-        <w:t>“资产拆分工作台”：把复杂场景原画整理为资产清单、区域、生成图和展示板。</w:t>
-      </w:r>
-    </w:p>
-    <w:p>
-      <w:pPr>
-        <w:spacing w:before="0" w:after="80" w:line="300" w:lineRule="auto"/>
-        <w:numPr>
-          <w:ilvl w:val="0"/>
-          <w:numId w:val="10"/>
-        </w:numPr>
-      </w:pPr>
-      <w:r>
-        <w:rPr>
-          <w:rFonts w:ascii="Calibri" w:hAnsi="Calibri" w:eastAsia="Microsoft YaHei UI"/>
-          <w:b w:val="0"/>
-          <w:sz w:val="22"/>
-        </w:rPr>
-        <w:t>“作品研究集合与对照研究”：把 2 至 6 件作品放在同一问题下并置研究。</w:t>
-      </w:r>
-    </w:p>
-    <w:p>
-      <w:pPr>
-        <w:spacing w:before="0" w:after="80" w:line="300" w:lineRule="auto"/>
-        <w:numPr>
-          <w:ilvl w:val="0"/>
-          <w:numId w:val="10"/>
-        </w:numPr>
-      </w:pPr>
-      <w:r>
-        <w:rPr>
-          <w:rFonts w:ascii="Calibri" w:hAnsi="Calibri" w:eastAsia="Microsoft YaHei UI"/>
-          <w:b w:val="0"/>
-          <w:sz w:val="22"/>
-        </w:rPr>
-        <w:t>“参考资料与知识库”位于专业工作台之上，统一管理可供多个模块使用的资料。</w:t>
-      </w:r>
-    </w:p>
-    <w:p>
-      <w:pPr>
-        <w:spacing w:before="0" w:after="80" w:line="300" w:lineRule="auto"/>
-        <w:numPr>
-          <w:ilvl w:val="0"/>
-          <w:numId w:val="10"/>
-        </w:numPr>
-      </w:pPr>
-      <w:r>
-        <w:rPr>
-          <w:rFonts w:ascii="Calibri" w:hAnsi="Calibri" w:eastAsia="Microsoft YaHei UI"/>
-          <w:b w:val="0"/>
-          <w:sz w:val="22"/>
-        </w:rPr>
-        <w:t>“制作任务与验收中心”位于平台层，统一管理跨项目任务和版本验收。</w:t>
-      </w:r>
-    </w:p>
-    <w:p>
-      <w:pPr>
-        <w:spacing w:before="0" w:after="80" w:line="300" w:lineRule="auto"/>
-        <w:numPr>
-          <w:ilvl w:val="0"/>
-          <w:numId w:val="10"/>
-        </w:numPr>
-      </w:pPr>
-      <w:r>
-        <w:rPr>
-          <w:rFonts w:ascii="Calibri" w:hAnsi="Calibri" w:eastAsia="Microsoft YaHei UI"/>
-          <w:b w:val="0"/>
-          <w:sz w:val="22"/>
-        </w:rPr>
-        <w:t>每个专业工作台左上方只显示一个“工作台首页”按钮，旁边是全局检索、运行状态 和全局设置。模块自己的导入和分析工具在下一行。</w:t>
-      </w:r>
-    </w:p>
-    <w:p>
-      <w:pPr>
-        <w:spacing w:before="0" w:after="80" w:line="300" w:lineRule="auto"/>
-        <w:numPr>
-          <w:ilvl w:val="0"/>
-          <w:numId w:val="10"/>
-        </w:numPr>
-      </w:pPr>
-      <w:r>
-        <w:rPr>
-          <w:rFonts w:ascii="Calibri" w:hAnsi="Calibri" w:eastAsia="Microsoft YaHei UI"/>
-          <w:b w:val="0"/>
-          <w:sz w:val="22"/>
-        </w:rPr>
-        <w:t>在首页与工作台之间切换时，GATalk 保持当前普通、最大化或全屏状态；用户没有 调整窗口时，软件不会自行改变大小。</w:t>
-      </w:r>
-    </w:p>
-    <w:p>
-      <w:pPr>
-        <w:pStyle w:val="Heading2"/>
-      </w:pPr>
-      <w:r>
-        <w:rPr>
-          <w:rFonts w:ascii="Calibri" w:hAnsi="Calibri" w:eastAsia="Microsoft YaHei UI"/>
-          <w:b/>
-          <w:color w:val="2E74B5"/>
-          <w:sz w:val="26"/>
-        </w:rPr>
-        <w:t>切换界面语言</w:t>
+        <w:t>用途：从首页进入资料平台或专业工作台。</w:t>
       </w:r>
     </w:p>
     <w:p>
@@ -279,7 +74,7 @@
           <w:b w:val="0"/>
           <w:sz w:val="22"/>
         </w:rPr>
-        <w:t>打开“设置 &gt; 全局设置”，或按 Ctrl+,。</w:t>
+        <w:t>发布版运行 GATalk/GATalk.exe；开发版运行 start_dev.cmd。</w:t>
       </w:r>
     </w:p>
     <w:p>
@@ -296,7 +91,7 @@
           <w:b w:val="0"/>
           <w:sz w:val="22"/>
         </w:rPr>
-        <w:t>在“界面语言”选择语言。</w:t>
+        <w:t>在首页选择工作台。最近使用的项目会显示在下方。</w:t>
       </w:r>
     </w:p>
     <w:p>
@@ -313,24 +108,7 @@
           <w:b w:val="0"/>
           <w:sz w:val="22"/>
         </w:rPr>
-        <w:t>点击“应用”或“确定”。界面立即切换，以后启动继续使用该语言。</w:t>
-      </w:r>
-    </w:p>
-    <w:p>
-      <w:pPr>
-        <w:spacing w:before="0" w:after="80" w:line="300" w:lineRule="auto"/>
-        <w:numPr>
-          <w:ilvl w:val="0"/>
-          <w:numId w:val="11"/>
-        </w:numPr>
-      </w:pPr>
-      <w:r>
-        <w:rPr>
-          <w:rFonts w:ascii="Calibri" w:hAnsi="Calibri" w:eastAsia="Microsoft YaHei UI"/>
-          <w:b w:val="0"/>
-          <w:sz w:val="22"/>
-        </w:rPr>
-        <w:t>选择“跟随系统”时，GATalk 按 Windows 显示语言选择最接近的受支持语言。</w:t>
+        <w:t>在任一工作台按 Ctrl+Shift+H 返回首页。</w:t>
       </w:r>
     </w:p>
     <w:p>
@@ -340,7 +118,63 @@
           <w:b w:val="0"/>
           <w:sz w:val="22"/>
         </w:rPr>
-        <w:t>简体中文是完整基准语言。繁体中文、英语、日语和法语 当前标为“预览”；设置页会显示固定界面文案覆盖率和审校状态。没有译文的内容 回退为简体中文，不会显示空白。</w:t>
+        <w:t>结果：窗口大小和最大化状态在工作台之间保持一致。</w:t>
+      </w:r>
+    </w:p>
+    <w:p>
+      <w:pPr>
+        <w:keepNext/>
+        <w:spacing w:before="80" w:after="60"/>
+        <w:jc w:val="center"/>
+      </w:pPr>
+      <w:r>
+        <w:drawing>
+          <wp:inline xmlns:a="http://schemas.openxmlformats.org/drawingml/2006/main" xmlns:pic="http://schemas.openxmlformats.org/drawingml/2006/picture">
+            <wp:extent cx="5806440" cy="3530943"/>
+            <wp:docPr id="1" name="Picture 1" descr="工作台首页：资料平台、专业工作台和最近项目集中在同一入口。"/>
+            <wp:cNvGraphicFramePr>
+              <a:graphicFrameLocks noChangeAspect="1"/>
+            </wp:cNvGraphicFramePr>
+            <a:graphic>
+              <a:graphicData uri="http://schemas.openxmlformats.org/drawingml/2006/picture">
+                <pic:pic>
+                  <pic:nvPicPr>
+                    <pic:cNvPr id="0" name="01-workspace-hub.png"/>
+                    <pic:cNvPicPr/>
+                  </pic:nvPicPr>
+                  <pic:blipFill>
+                    <a:blip r:embed="rId10"/>
+                    <a:stretch>
+                      <a:fillRect/>
+                    </a:stretch>
+                  </pic:blipFill>
+                  <pic:spPr>
+                    <a:xfrm>
+                      <a:off x="0" y="0"/>
+                      <a:ext cx="5806440" cy="3530943"/>
+                    </a:xfrm>
+                    <a:prstGeom prst="rect"/>
+                  </pic:spPr>
+                </pic:pic>
+              </a:graphicData>
+            </a:graphic>
+          </wp:inline>
+        </w:drawing>
+      </w:r>
+    </w:p>
+    <w:p>
+      <w:pPr>
+        <w:spacing w:before="0" w:after="200"/>
+        <w:jc w:val="center"/>
+      </w:pPr>
+      <w:r>
+        <w:rPr>
+          <w:rFonts w:ascii="Calibri" w:hAnsi="Calibri" w:eastAsia="Microsoft YaHei UI"/>
+          <w:b w:val="0"/>
+          <w:color w:val="5A5A5A"/>
+          <w:sz w:val="18"/>
+        </w:rPr>
+        <w:t>工作台首页：资料平台、专业工作台和最近项目集中在同一入口。</w:t>
       </w:r>
     </w:p>
     <w:p>
@@ -350,21 +184,31 @@
           <w:b w:val="0"/>
           <w:sz w:val="22"/>
         </w:rPr>
-        <w:t>语言切换只作用于软件界面和之后新发起的 AI 输出要求。项目名、用户笔记、导入 资料和已有 AI 历史不会被自动翻译或改写。远程 AI 是否严格遵循语言要求仍取决于 供应商；保存的结果保留生成时原文。</w:t>
+        <w:t>注意：导入图片始终只读。软件不会自动联网或上传内容。</w:t>
       </w:r>
     </w:p>
     <w:p>
       <w:pPr>
-        <w:pStyle w:val="Heading2"/>
+        <w:pStyle w:val="Heading1"/>
       </w:pPr>
       <w:r>
         <w:rPr>
           <w:rFonts w:ascii="Calibri" w:hAnsi="Calibri" w:eastAsia="Microsoft YaHei UI"/>
           <w:b/>
           <w:color w:val="2E74B5"/>
-          <w:sz w:val="26"/>
+          <w:sz w:val="32"/>
         </w:rPr>
-        <w:t>全局检索</w:t>
+        <w:t>2. 全局设置</w:t>
+      </w:r>
+    </w:p>
+    <w:p>
+      <w:r>
+        <w:rPr>
+          <w:rFonts w:ascii="Calibri" w:hAnsi="Calibri" w:eastAsia="Microsoft YaHei UI"/>
+          <w:b w:val="0"/>
+          <w:sz w:val="22"/>
+        </w:rPr>
+        <w:t>用途：设置界面语言、主题、缩放和工作习惯。</w:t>
       </w:r>
     </w:p>
     <w:p>
@@ -381,7 +225,7 @@
           <w:b w:val="0"/>
           <w:sz w:val="22"/>
         </w:rPr>
-        <w:t>在首页或任一工作区按 Ctrl+K。</w:t>
+        <w:t>按 Ctrl+,，或打开“设置 &gt; 全局设置”。</w:t>
       </w:r>
     </w:p>
     <w:p>
@@ -398,7 +242,7 @@
           <w:b w:val="0"/>
           <w:sz w:val="22"/>
         </w:rPr>
-        <w:t>输入项目、Shot、资料、作品研究、资产、生产规格、任务或验收标准名称。</w:t>
+        <w:t>选择界面语言、主题、字号和界面密度。</w:t>
       </w:r>
     </w:p>
     <w:p>
@@ -415,7 +259,63 @@
           <w:b w:val="0"/>
           <w:sz w:val="22"/>
         </w:rPr>
-        <w:t>双击结果回到来源工作区和具体对象。</w:t>
+        <w:t>点击“应用”立即预览，点击“确定”保存。</w:t>
+      </w:r>
+    </w:p>
+    <w:p>
+      <w:pPr>
+        <w:keepNext/>
+        <w:spacing w:before="80" w:after="60"/>
+        <w:jc w:val="center"/>
+      </w:pPr>
+      <w:r>
+        <w:drawing>
+          <wp:inline xmlns:a="http://schemas.openxmlformats.org/drawingml/2006/main" xmlns:pic="http://schemas.openxmlformats.org/drawingml/2006/picture">
+            <wp:extent cx="4297680" cy="4828570"/>
+            <wp:docPr id="2" name="Picture 2" descr="全局设置：语言、外观、界面密度和常用行为集中管理。"/>
+            <wp:cNvGraphicFramePr>
+              <a:graphicFrameLocks noChangeAspect="1"/>
+            </wp:cNvGraphicFramePr>
+            <a:graphic>
+              <a:graphicData uri="http://schemas.openxmlformats.org/drawingml/2006/picture">
+                <pic:pic>
+                  <pic:nvPicPr>
+                    <pic:cNvPr id="0" name="02-global-settings.png"/>
+                    <pic:cNvPicPr/>
+                  </pic:nvPicPr>
+                  <pic:blipFill>
+                    <a:blip r:embed="rId11"/>
+                    <a:stretch>
+                      <a:fillRect/>
+                    </a:stretch>
+                  </pic:blipFill>
+                  <pic:spPr>
+                    <a:xfrm>
+                      <a:off x="0" y="0"/>
+                      <a:ext cx="4297680" cy="4828570"/>
+                    </a:xfrm>
+                    <a:prstGeom prst="rect"/>
+                  </pic:spPr>
+                </pic:pic>
+              </a:graphicData>
+            </a:graphic>
+          </wp:inline>
+        </w:drawing>
+      </w:r>
+    </w:p>
+    <w:p>
+      <w:pPr>
+        <w:spacing w:before="0" w:after="200"/>
+        <w:jc w:val="center"/>
+      </w:pPr>
+      <w:r>
+        <w:rPr>
+          <w:rFonts w:ascii="Calibri" w:hAnsi="Calibri" w:eastAsia="Microsoft YaHei UI"/>
+          <w:b w:val="0"/>
+          <w:color w:val="5A5A5A"/>
+          <w:sz w:val="18"/>
+        </w:rPr>
+        <w:t>全局设置：语言、外观、界面密度和常用行为集中管理。</w:t>
       </w:r>
     </w:p>
     <w:p>
@@ -425,7 +325,17 @@
           <w:b w:val="0"/>
           <w:sz w:val="22"/>
         </w:rPr>
-        <w:t>检索范围是已经在 GATalk 打开过的本地工作区。它不会扫描整块磁盘、访问网页 或上传索引。项目移动后先用“项目诊断与恢复”重定位。</w:t>
+        <w:t>结果：设置会在下次启动时继续使用。语言切换不会翻译项目名、用户笔记或历史 AI 结果。</w:t>
+      </w:r>
+    </w:p>
+    <w:p>
+      <w:r>
+        <w:rPr>
+          <w:rFonts w:ascii="Calibri" w:hAnsi="Calibri" w:eastAsia="Microsoft YaHei UI"/>
+          <w:b w:val="0"/>
+          <w:sz w:val="22"/>
+        </w:rPr>
+        <w:t>常用快捷键：Ctrl+K 全局检索；Ctrl+Z 撤销；Ctrl+Shift+Z 重做；Esc 退出当前工具。</w:t>
       </w:r>
     </w:p>
     <w:p>
@@ -443,17 +353,13 @@
       </w:r>
     </w:p>
     <w:p>
-      <w:pPr>
-        <w:pStyle w:val="Heading2"/>
-      </w:pPr>
       <w:r>
         <w:rPr>
           <w:rFonts w:ascii="Calibri" w:hAnsi="Calibri" w:eastAsia="Microsoft YaHei UI"/>
-          <w:b/>
-          <w:color w:val="2E74B5"/>
-          <w:sz w:val="26"/>
+          <w:b w:val="0"/>
+          <w:sz w:val="22"/>
         </w:rPr>
-        <w:t>最短流程</w:t>
+        <w:t>用途：保存图片、文章、教程链接和项目笔记，并供其他工作台引用。</w:t>
       </w:r>
     </w:p>
     <w:p>
@@ -470,7 +376,7 @@
           <w:b w:val="0"/>
           <w:sz w:val="22"/>
         </w:rPr>
-        <w:t>在首页进入“参考资料与知识库”，新建或打开资料库目录。</w:t>
+        <w:t>新建或打开资料库。</w:t>
       </w:r>
     </w:p>
     <w:p>
@@ -487,7 +393,7 @@
           <w:b w:val="0"/>
           <w:sz w:val="22"/>
         </w:rPr>
-        <w:t>在左侧新建集合，例如“雾景”“建筑语言”或“灯光案例”。</w:t>
+        <w:t>建立集合，导入图片、文件、链接或笔记。</w:t>
       </w:r>
     </w:p>
     <w:p>
@@ -504,7 +410,7 @@
           <w:b w:val="0"/>
           <w:sz w:val="22"/>
         </w:rPr>
-        <w:t>导入原画或文档，添加 ArtStation、文章、教程链接，或新建项目笔记。</w:t>
+        <w:t>补充作者、来源、标签和研究笔记后保存。</w:t>
       </w:r>
     </w:p>
     <w:p>
@@ -521,262 +427,97 @@
           <w:b w:val="0"/>
           <w:sz w:val="22"/>
         </w:rPr>
-        <w:t>在右侧填写来源类型、作者、项目、标签、资料说明和研究笔记，保存。</w:t>
+        <w:t>需要时建立局部截图、翻译或“引用到项目”。</w:t>
       </w:r>
     </w:p>
     <w:p>
       <w:pPr>
-        <w:spacing w:before="0" w:after="80" w:line="300" w:lineRule="auto"/>
-        <w:numPr>
-          <w:ilvl w:val="0"/>
-          <w:numId w:val="13"/>
-        </w:numPr>
+        <w:keepNext/>
+        <w:spacing w:before="80" w:after="60"/>
+        <w:jc w:val="center"/>
       </w:pPr>
+      <w:r>
+        <w:drawing>
+          <wp:inline xmlns:a="http://schemas.openxmlformats.org/drawingml/2006/main" xmlns:pic="http://schemas.openxmlformats.org/drawingml/2006/picture">
+            <wp:extent cx="5806440" cy="3438024"/>
+            <wp:docPr id="3" name="Picture 3" descr="资料库：集合在左、资料列表在中、来源与笔记在右。"/>
+            <wp:cNvGraphicFramePr>
+              <a:graphicFrameLocks noChangeAspect="1"/>
+            </wp:cNvGraphicFramePr>
+            <a:graphic>
+              <a:graphicData uri="http://schemas.openxmlformats.org/drawingml/2006/picture">
+                <pic:pic>
+                  <pic:nvPicPr>
+                    <pic:cNvPr id="0" name="03-knowledge-base.png"/>
+                    <pic:cNvPicPr/>
+                  </pic:nvPicPr>
+                  <pic:blipFill>
+                    <a:blip r:embed="rId12"/>
+                    <a:stretch>
+                      <a:fillRect/>
+                    </a:stretch>
+                  </pic:blipFill>
+                  <pic:spPr>
+                    <a:xfrm>
+                      <a:off x="0" y="0"/>
+                      <a:ext cx="5806440" cy="3438024"/>
+                    </a:xfrm>
+                    <a:prstGeom prst="rect"/>
+                  </pic:spPr>
+                </pic:pic>
+              </a:graphicData>
+            </a:graphic>
+          </wp:inline>
+        </w:drawing>
+      </w:r>
+    </w:p>
+    <w:p>
+      <w:pPr>
+        <w:spacing w:before="0" w:after="200"/>
+        <w:jc w:val="center"/>
+      </w:pPr>
+      <w:r>
+        <w:rPr>
+          <w:rFonts w:ascii="Calibri" w:hAnsi="Calibri" w:eastAsia="Microsoft YaHei UI"/>
+          <w:b w:val="0"/>
+          <w:color w:val="5A5A5A"/>
+          <w:sz w:val="18"/>
+        </w:rPr>
+        <w:t>资料库：集合在左、资料列表在中、来源与笔记在右。</w:t>
+      </w:r>
+    </w:p>
+    <w:p>
       <w:r>
         <w:rPr>
           <w:rFonts w:ascii="Calibri" w:hAnsi="Calibri" w:eastAsia="Microsoft YaHei UI"/>
           <w:b w:val="0"/>
           <w:sz w:val="22"/>
         </w:rPr>
-        <w:t>图片需要局部研究时点击“建立局部截图”，在原图上拖出范围并确认。</w:t>
+        <w:t>结果：同一资料可加入多个集合，也可建立视觉资料板或对照研究。</w:t>
       </w:r>
     </w:p>
     <w:p>
-      <w:pPr>
-        <w:spacing w:before="0" w:after="80" w:line="300" w:lineRule="auto"/>
-        <w:numPr>
-          <w:ilvl w:val="0"/>
-          <w:numId w:val="13"/>
-        </w:numPr>
-      </w:pPr>
       <w:r>
         <w:rPr>
           <w:rFonts w:ascii="Calibri" w:hAnsi="Calibri" w:eastAsia="Microsoft YaHei UI"/>
           <w:b w:val="0"/>
           <w:sz w:val="22"/>
         </w:rPr>
-        <w:t>需要翻译时粘贴原文，选择供应商，查看发送内容后主动确认；核对译文再保存。</w:t>
+        <w:t>注意：网页链接只保存地址，不会自动抓取网页。翻译和联网分析必须由用户确认发送。</w:t>
       </w:r>
     </w:p>
     <w:p>
       <w:pPr>
-        <w:spacing w:before="0" w:after="80" w:line="300" w:lineRule="auto"/>
-        <w:numPr>
-          <w:ilvl w:val="0"/>
-          <w:numId w:val="13"/>
-        </w:numPr>
+        <w:pStyle w:val="Heading1"/>
       </w:pPr>
       <w:r>
         <w:rPr>
           <w:rFonts w:ascii="Calibri" w:hAnsi="Calibri" w:eastAsia="Microsoft YaHei UI"/>
-          <w:b w:val="0"/>
-          <w:sz w:val="22"/>
+          <w:b/>
+          <w:color w:val="2E74B5"/>
+          <w:sz w:val="32"/>
         </w:rPr>
-        <w:t>点击“引用到项目”，选择场景审阅、作品研究、作品对照或资产拆分项目目录。</w:t>
-      </w:r>
-    </w:p>
-    <w:p>
-      <w:pPr>
-        <w:spacing w:before="0" w:after="80" w:line="300" w:lineRule="auto"/>
-        <w:numPr>
-          <w:ilvl w:val="0"/>
-          <w:numId w:val="13"/>
-        </w:numPr>
-      </w:pPr>
-      <w:r>
-        <w:rPr>
-          <w:rFonts w:ascii="Calibri" w:hAnsi="Calibri" w:eastAsia="Microsoft YaHei UI"/>
-          <w:b w:val="0"/>
-          <w:sz w:val="22"/>
-        </w:rPr>
-        <w:t>用搜索框按标题、作者、项目、标签、笔记、原文和译文筛选。</w:t>
-      </w:r>
-    </w:p>
-    <w:p>
-      <w:pPr>
-        <w:spacing w:before="0" w:after="80" w:line="300" w:lineRule="auto"/>
-        <w:numPr>
-          <w:ilvl w:val="0"/>
-          <w:numId w:val="13"/>
-        </w:numPr>
-      </w:pPr>
-      <w:r>
-        <w:rPr>
-          <w:rFonts w:ascii="Calibri" w:hAnsi="Calibri" w:eastAsia="Microsoft YaHei UI"/>
-          <w:b w:val="0"/>
-          <w:sz w:val="22"/>
-        </w:rPr>
-        <w:t>按 Shift 或 Ctrl 多选 2 至 6 张图片，点击“建立对照研究”。</w:t>
-      </w:r>
-    </w:p>
-    <w:p>
-      <w:pPr>
-        <w:spacing w:before="0" w:after="80" w:line="300" w:lineRule="auto"/>
-        <w:numPr>
-          <w:ilvl w:val="0"/>
-          <w:numId w:val="13"/>
-        </w:numPr>
-      </w:pPr>
-      <w:r>
-        <w:rPr>
-          <w:rFonts w:ascii="Calibri" w:hAnsi="Calibri" w:eastAsia="Microsoft YaHei UI"/>
-          <w:b w:val="0"/>
-          <w:sz w:val="22"/>
-        </w:rPr>
-        <w:t>点击“打开视觉资料板”，把所选资料放到可编排画布中。</w:t>
-      </w:r>
-    </w:p>
-    <w:p>
-      <w:pPr>
-        <w:spacing w:before="0" w:after="80" w:line="300" w:lineRule="auto"/>
-        <w:numPr>
-          <w:ilvl w:val="0"/>
-          <w:numId w:val="10"/>
-        </w:numPr>
-      </w:pPr>
-      <w:r>
-        <w:rPr>
-          <w:rFonts w:ascii="Calibri" w:hAnsi="Calibri" w:eastAsia="Microsoft YaHei UI"/>
-          <w:b w:val="0"/>
-          <w:sz w:val="22"/>
-        </w:rPr>
-        <w:t>同一资料可以属于多个集合，资料库只保存一个条目和一份导入文件。</w:t>
-      </w:r>
-    </w:p>
-    <w:p>
-      <w:pPr>
-        <w:spacing w:before="0" w:after="80" w:line="300" w:lineRule="auto"/>
-        <w:numPr>
-          <w:ilvl w:val="0"/>
-          <w:numId w:val="10"/>
-        </w:numPr>
-      </w:pPr>
-      <w:r>
-        <w:rPr>
-          <w:rFonts w:ascii="Calibri" w:hAnsi="Calibri" w:eastAsia="Microsoft YaHei UI"/>
-          <w:b w:val="0"/>
-          <w:sz w:val="22"/>
-        </w:rPr>
-        <w:t>网页链接默认标记“尚未核实”；软件不会自动访问或下载网页。</w:t>
-      </w:r>
-    </w:p>
-    <w:p>
-      <w:pPr>
-        <w:spacing w:before="0" w:after="80" w:line="300" w:lineRule="auto"/>
-        <w:numPr>
-          <w:ilvl w:val="0"/>
-          <w:numId w:val="10"/>
-        </w:numPr>
-      </w:pPr>
-      <w:r>
-        <w:rPr>
-          <w:rFonts w:ascii="Calibri" w:hAnsi="Calibri" w:eastAsia="Microsoft YaHei UI"/>
-          <w:b w:val="0"/>
-          <w:sz w:val="22"/>
-        </w:rPr>
-        <w:t>ArtStation 只保存用户输入的来源链接，不绕过站点权限抓取作品或正文。</w:t>
-      </w:r>
-    </w:p>
-    <w:p>
-      <w:pPr>
-        <w:spacing w:before="0" w:after="80" w:line="300" w:lineRule="auto"/>
-        <w:numPr>
-          <w:ilvl w:val="0"/>
-          <w:numId w:val="10"/>
-        </w:numPr>
-      </w:pPr>
-      <w:r>
-        <w:rPr>
-          <w:rFonts w:ascii="Calibri" w:hAnsi="Calibri" w:eastAsia="Microsoft YaHei UI"/>
-          <w:b w:val="0"/>
-          <w:sz w:val="22"/>
-        </w:rPr>
-        <w:t>局部截图保留父资料和归一化位置，写入资料库的派生目录；原图字节不改变。</w:t>
-      </w:r>
-    </w:p>
-    <w:p>
-      <w:pPr>
-        <w:spacing w:before="0" w:after="80" w:line="300" w:lineRule="auto"/>
-        <w:numPr>
-          <w:ilvl w:val="0"/>
-          <w:numId w:val="10"/>
-        </w:numPr>
-      </w:pPr>
-      <w:r>
-        <w:rPr>
-          <w:rFonts w:ascii="Calibri" w:hAnsi="Calibri" w:eastAsia="Microsoft YaHei UI"/>
-          <w:b w:val="0"/>
-          <w:sz w:val="22"/>
-        </w:rPr>
-        <w:t>AI 翻译只发送确认窗口列出的原文，不发送图片、本地路径或其他资料条目。</w:t>
-      </w:r>
-    </w:p>
-    <w:p>
-      <w:pPr>
-        <w:spacing w:before="0" w:after="80" w:line="300" w:lineRule="auto"/>
-        <w:numPr>
-          <w:ilvl w:val="0"/>
-          <w:numId w:val="10"/>
-        </w:numPr>
-      </w:pPr>
-      <w:r>
-        <w:rPr>
-          <w:rFonts w:ascii="Calibri" w:hAnsi="Calibri" w:eastAsia="Microsoft YaHei UI"/>
-          <w:b w:val="0"/>
-          <w:sz w:val="22"/>
-        </w:rPr>
-        <w:t>译文保存供应商和模型；离线 Mock 只验证流程，不提供正式翻译。</w:t>
-      </w:r>
-    </w:p>
-    <w:p>
-      <w:pPr>
-        <w:spacing w:before="0" w:after="80" w:line="300" w:lineRule="auto"/>
-        <w:numPr>
-          <w:ilvl w:val="0"/>
-          <w:numId w:val="10"/>
-        </w:numPr>
-      </w:pPr>
-      <w:r>
-        <w:rPr>
-          <w:rFonts w:ascii="Calibri" w:hAnsi="Calibri" w:eastAsia="Microsoft YaHei UI"/>
-          <w:b w:val="0"/>
-          <w:sz w:val="22"/>
-        </w:rPr>
-        <w:t>跨项目引用是资料到项目的索引，不会把资料库修改静默写回项目。</w:t>
-      </w:r>
-    </w:p>
-    <w:p>
-      <w:pPr>
-        <w:spacing w:before="0" w:after="80" w:line="300" w:lineRule="auto"/>
-        <w:numPr>
-          <w:ilvl w:val="0"/>
-          <w:numId w:val="10"/>
-        </w:numPr>
-      </w:pPr>
-      <w:r>
-        <w:rPr>
-          <w:rFonts w:ascii="Calibri" w:hAnsi="Calibri" w:eastAsia="Microsoft YaHei UI"/>
-          <w:b w:val="0"/>
-          <w:sz w:val="22"/>
-        </w:rPr>
-        <w:t>美术参考资料域已启用。关卡设计和策划资料域已预留，但本版没有伪造空功能。</w:t>
-      </w:r>
-    </w:p>
-    <w:p>
-      <w:pPr>
-        <w:spacing w:before="0" w:after="80" w:line="300" w:lineRule="auto"/>
-        <w:numPr>
-          <w:ilvl w:val="0"/>
-          <w:numId w:val="10"/>
-        </w:numPr>
-      </w:pPr>
-      <w:r>
-        <w:rPr>
-          <w:rFonts w:ascii="Calibri" w:hAnsi="Calibri" w:eastAsia="Microsoft YaHei UI"/>
-          <w:b w:val="0"/>
-          <w:sz w:val="22"/>
-        </w:rPr>
-        <w:t>从资料库建立对照研究时会复制所选图片字节，并保留资料库来源引用；两边后续独立保存。</w:t>
+        <w:t>4. 作品研究与对照研究</w:t>
       </w:r>
     </w:p>
     <w:p>
@@ -790,7 +531,17 @@
           <w:color w:val="2E74B5"/>
           <w:sz w:val="26"/>
         </w:rPr>
-        <w:t>视觉资料板</w:t>
+        <w:t>单幅作品研究</w:t>
+      </w:r>
+    </w:p>
+    <w:p>
+      <w:r>
+        <w:rPr>
+          <w:rFonts w:ascii="Calibri" w:hAnsi="Calibri" w:eastAsia="Microsoft YaHei UI"/>
+          <w:b w:val="0"/>
+          <w:sz w:val="22"/>
+        </w:rPr>
+        <w:t>用途：学习一张原画或优秀作品的构图、明度、色彩、光线、空间和叙事组织。</w:t>
       </w:r>
     </w:p>
     <w:p>
@@ -807,7 +558,7 @@
           <w:b w:val="0"/>
           <w:sz w:val="22"/>
         </w:rPr>
-        <w:t>选择资料后打开视觉资料板；也可以先打开空白资料板。</w:t>
+        <w:t>新建作品研究并导入图片。</w:t>
       </w:r>
     </w:p>
     <w:p>
@@ -824,7 +575,7 @@
           <w:b w:val="0"/>
           <w:sz w:val="22"/>
         </w:rPr>
-        <w:t>添加资料卡或文字卡并拖动排列；按 Shift 多选，拖框可批量选择。</w:t>
+        <w:t>填写研究目标和已知背景；不确定的信息留空。</w:t>
       </w:r>
     </w:p>
     <w:p>
@@ -841,7 +592,7 @@
           <w:b w:val="0"/>
           <w:sz w:val="22"/>
         </w:rPr>
-        <w:t>选择两张卡片后建立连线；需要整齐布局时使用“网格排列”。</w:t>
+        <w:t>先查看“本地证据”，再主动发起“专家拆解”。</w:t>
       </w:r>
     </w:p>
     <w:p>
@@ -858,24 +609,63 @@
           <w:b w:val="0"/>
           <w:sz w:val="22"/>
         </w:rPr>
-        <w:t>关键阶段建立快照。误改后选择快照恢复。</w:t>
+        <w:t>在“学习笔记”记录自己的结论，最后查看综合报告。</w:t>
       </w:r>
     </w:p>
     <w:p>
       <w:pPr>
-        <w:spacing w:before="0" w:after="80" w:line="300" w:lineRule="auto"/>
-        <w:numPr>
-          <w:ilvl w:val="0"/>
-          <w:numId w:val="14"/>
-        </w:numPr>
+        <w:keepNext/>
+        <w:spacing w:before="80" w:after="60"/>
+        <w:jc w:val="center"/>
+      </w:pPr>
+      <w:r>
+        <w:drawing>
+          <wp:inline xmlns:a="http://schemas.openxmlformats.org/drawingml/2006/main" xmlns:pic="http://schemas.openxmlformats.org/drawingml/2006/picture">
+            <wp:extent cx="5806440" cy="3468782"/>
+            <wp:docPr id="4" name="Picture 4" descr="作品研究：研究目标在左，作品在中，本地证据、专家拆解和笔记在右。"/>
+            <wp:cNvGraphicFramePr>
+              <a:graphicFrameLocks noChangeAspect="1"/>
+            </wp:cNvGraphicFramePr>
+            <a:graphic>
+              <a:graphicData uri="http://schemas.openxmlformats.org/drawingml/2006/picture">
+                <pic:pic>
+                  <pic:nvPicPr>
+                    <pic:cNvPr id="0" name="05-artwork-study.png"/>
+                    <pic:cNvPicPr/>
+                  </pic:nvPicPr>
+                  <pic:blipFill>
+                    <a:blip r:embed="rId13"/>
+                    <a:stretch>
+                      <a:fillRect/>
+                    </a:stretch>
+                  </pic:blipFill>
+                  <pic:spPr>
+                    <a:xfrm>
+                      <a:off x="0" y="0"/>
+                      <a:ext cx="5806440" cy="3468782"/>
+                    </a:xfrm>
+                    <a:prstGeom prst="rect"/>
+                  </pic:spPr>
+                </pic:pic>
+              </a:graphicData>
+            </a:graphic>
+          </wp:inline>
+        </w:drawing>
+      </w:r>
+    </w:p>
+    <w:p>
+      <w:pPr>
+        <w:spacing w:before="0" w:after="200"/>
+        <w:jc w:val="center"/>
       </w:pPr>
       <w:r>
         <w:rPr>
           <w:rFonts w:ascii="Calibri" w:hAnsi="Calibri" w:eastAsia="Microsoft YaHei UI"/>
           <w:b w:val="0"/>
-          <w:sz w:val="22"/>
+          <w:color w:val="5A5A5A"/>
+          <w:sz w:val="18"/>
         </w:rPr>
-        <w:t>使用“导出 PNG”生成分享图；结构化资料板仍随资料库保存。</w:t>
+        <w:t>作品研究：研究目标在左，作品在中，本地证据、专家拆解和笔记在右。</w:t>
       </w:r>
     </w:p>
     <w:p>
@@ -885,21 +675,7 @@
           <w:b w:val="0"/>
           <w:sz w:val="22"/>
         </w:rPr>
-        <w:t>Ctrl+鼠标滚轮 缩放，Delete 删除所选卡片，Ctrl+S 保存。删除资料库条目 会同步清理资料板中的引用卡片和失效连线，不修改原始图片。</w:t>
-      </w:r>
-    </w:p>
-    <w:p>
-      <w:pPr>
-        <w:pStyle w:val="Heading1"/>
-      </w:pPr>
-      <w:r>
-        <w:rPr>
-          <w:rFonts w:ascii="Calibri" w:hAnsi="Calibri" w:eastAsia="Microsoft YaHei UI"/>
-          <w:b/>
-          <w:color w:val="2E74B5"/>
-          <w:sz w:val="32"/>
-        </w:rPr>
-        <w:t>4. 作品研究集合与对照研究</w:t>
+        <w:t>结果：本地测量与 AI 解释分开保存；AI 结果不会伪装成已确认事实。</w:t>
       </w:r>
     </w:p>
     <w:p>
@@ -913,7 +689,17 @@
           <w:color w:val="2E74B5"/>
           <w:sz w:val="26"/>
         </w:rPr>
-        <w:t>最短流程</w:t>
+        <w:t>多幅作品对照研究</w:t>
+      </w:r>
+    </w:p>
+    <w:p>
+      <w:r>
+        <w:rPr>
+          <w:rFonts w:ascii="Calibri" w:hAnsi="Calibri" w:eastAsia="Microsoft YaHei UI"/>
+          <w:b w:val="0"/>
+          <w:sz w:val="22"/>
+        </w:rPr>
+        <w:t>用途：在同一研究问题下比较 2 至 6 幅作品。</w:t>
       </w:r>
     </w:p>
     <w:p>
@@ -930,7 +716,7 @@
           <w:b w:val="0"/>
           <w:sz w:val="22"/>
         </w:rPr>
-        <w:t>从资料库选择图片建立研究，或在首页直接进入并新建项目。</w:t>
+        <w:t>新建对照研究并导入作品。</w:t>
       </w:r>
     </w:p>
     <w:p>
@@ -947,7 +733,7 @@
           <w:b w:val="0"/>
           <w:sz w:val="22"/>
         </w:rPr>
-        <w:t>输入核心研究问题和已核实背景。</w:t>
+        <w:t>选择研究维度，例如构图、明度或色彩组织。</w:t>
       </w:r>
     </w:p>
     <w:p>
@@ -964,160 +750,63 @@
           <w:b w:val="0"/>
           <w:sz w:val="22"/>
         </w:rPr>
-        <w:t>勾选 2 至 6 件作品，并选择构图、层级、明度、色彩、灯光、空间等比较维度。</w:t>
+        <w:t>并置观察作品，在右侧记录共同规律和关键差异。</w:t>
       </w:r>
     </w:p>
     <w:p>
       <w:pPr>
-        <w:spacing w:before="0" w:after="80" w:line="300" w:lineRule="auto"/>
-        <w:numPr>
-          <w:ilvl w:val="0"/>
-          <w:numId w:val="15"/>
-        </w:numPr>
+        <w:keepNext/>
+        <w:spacing w:before="80" w:after="60"/>
+        <w:jc w:val="center"/>
+      </w:pPr>
+      <w:r>
+        <w:drawing>
+          <wp:inline xmlns:a="http://schemas.openxmlformats.org/drawingml/2006/main" xmlns:pic="http://schemas.openxmlformats.org/drawingml/2006/picture">
+            <wp:extent cx="5806440" cy="3380965"/>
+            <wp:docPr id="5" name="Picture 5" descr="对照研究：多幅作品并置，研究问题、维度和结论保持在同一视图。"/>
+            <wp:cNvGraphicFramePr>
+              <a:graphicFrameLocks noChangeAspect="1"/>
+            </wp:cNvGraphicFramePr>
+            <a:graphic>
+              <a:graphicData uri="http://schemas.openxmlformats.org/drawingml/2006/picture">
+                <pic:pic>
+                  <pic:nvPicPr>
+                    <pic:cNvPr id="0" name="04-comparative-study.png"/>
+                    <pic:cNvPicPr/>
+                  </pic:nvPicPr>
+                  <pic:blipFill>
+                    <a:blip r:embed="rId14"/>
+                    <a:stretch>
+                      <a:fillRect/>
+                    </a:stretch>
+                  </pic:blipFill>
+                  <pic:spPr>
+                    <a:xfrm>
+                      <a:off x="0" y="0"/>
+                      <a:ext cx="5806440" cy="3380965"/>
+                    </a:xfrm>
+                    <a:prstGeom prst="rect"/>
+                  </pic:spPr>
+                </pic:pic>
+              </a:graphicData>
+            </a:graphic>
+          </wp:inline>
+        </w:drawing>
+      </w:r>
+    </w:p>
+    <w:p>
+      <w:pPr>
+        <w:spacing w:before="0" w:after="200"/>
+        <w:jc w:val="center"/>
       </w:pPr>
       <w:r>
         <w:rPr>
           <w:rFonts w:ascii="Calibri" w:hAnsi="Calibri" w:eastAsia="Microsoft YaHei UI"/>
           <w:b w:val="0"/>
-          <w:sz w:val="22"/>
+          <w:color w:val="5A5A5A"/>
+          <w:sz w:val="18"/>
         </w:rPr>
-        <w:t>点击“运行本地对照”，查看双方明度、黑白灰、饱和度、中性色和细节密度差异。</w:t>
-      </w:r>
-    </w:p>
-    <w:p>
-      <w:pPr>
-        <w:spacing w:before="0" w:after="80" w:line="300" w:lineRule="auto"/>
-        <w:numPr>
-          <w:ilvl w:val="0"/>
-          <w:numId w:val="15"/>
-        </w:numPr>
-      </w:pPr>
-      <w:r>
-        <w:rPr>
-          <w:rFonts w:ascii="Calibri" w:hAnsi="Calibri" w:eastAsia="Microsoft YaHei UI"/>
-          <w:b w:val="0"/>
-          <w:sz w:val="22"/>
-        </w:rPr>
-        <w:t>在“AI 对照研究”选择供应商，查看发送清单并主动确认。</w:t>
-      </w:r>
-    </w:p>
-    <w:p>
-      <w:pPr>
-        <w:spacing w:before="0" w:after="80" w:line="300" w:lineRule="auto"/>
-        <w:numPr>
-          <w:ilvl w:val="0"/>
-          <w:numId w:val="15"/>
-        </w:numPr>
-      </w:pPr>
-      <w:r>
-        <w:rPr>
-          <w:rFonts w:ascii="Calibri" w:hAnsi="Calibri" w:eastAsia="Microsoft YaHei UI"/>
-          <w:b w:val="0"/>
-          <w:sz w:val="22"/>
-        </w:rPr>
-        <w:t>阅读逐件策略、逐轴共同点与差异、跨维度关系、可迁移规律和研究边界。</w:t>
-      </w:r>
-    </w:p>
-    <w:p>
-      <w:pPr>
-        <w:spacing w:before="0" w:after="80" w:line="300" w:lineRule="auto"/>
-        <w:numPr>
-          <w:ilvl w:val="0"/>
-          <w:numId w:val="15"/>
-        </w:numPr>
-      </w:pPr>
-      <w:r>
-        <w:rPr>
-          <w:rFonts w:ascii="Calibri" w:hAnsi="Calibri" w:eastAsia="Microsoft YaHei UI"/>
-          <w:b w:val="0"/>
-          <w:sz w:val="22"/>
-        </w:rPr>
-        <w:t>在“研究结论”写下自己的综合判断并保存。</w:t>
-      </w:r>
-    </w:p>
-    <w:p>
-      <w:pPr>
-        <w:spacing w:before="0" w:after="80" w:line="300" w:lineRule="auto"/>
-        <w:numPr>
-          <w:ilvl w:val="0"/>
-          <w:numId w:val="10"/>
-        </w:numPr>
-      </w:pPr>
-      <w:r>
-        <w:rPr>
-          <w:rFonts w:ascii="Calibri" w:hAnsi="Calibri" w:eastAsia="Microsoft YaHei UI"/>
-          <w:b w:val="0"/>
-          <w:sz w:val="22"/>
-        </w:rPr>
-        <w:t>第一件勾选作品是本地差异表的基准；选中作品后点击“设为基准”即可更换。</w:t>
-      </w:r>
-    </w:p>
-    <w:p>
-      <w:pPr>
-        <w:spacing w:before="0" w:after="80" w:line="300" w:lineRule="auto"/>
-        <w:numPr>
-          <w:ilvl w:val="0"/>
-          <w:numId w:val="10"/>
-        </w:numPr>
-      </w:pPr>
-      <w:r>
-        <w:rPr>
-          <w:rFonts w:ascii="Calibri" w:hAnsi="Calibri" w:eastAsia="Microsoft YaHei UI"/>
-          <w:b w:val="0"/>
-          <w:sz w:val="22"/>
-        </w:rPr>
-        <w:t>本地数值只描述画面特征，不自动判断优劣。</w:t>
-      </w:r>
-    </w:p>
-    <w:p>
-      <w:pPr>
-        <w:spacing w:before="0" w:after="80" w:line="300" w:lineRule="auto"/>
-        <w:numPr>
-          <w:ilvl w:val="0"/>
-          <w:numId w:val="10"/>
-        </w:numPr>
-      </w:pPr>
-      <w:r>
-        <w:rPr>
-          <w:rFonts w:ascii="Calibri" w:hAnsi="Calibri" w:eastAsia="Microsoft YaHei UI"/>
-          <w:b w:val="0"/>
-          <w:sz w:val="22"/>
-        </w:rPr>
-        <w:t>离线 Mock 只验证请求、保存和显示流程，不读取图像语义。</w:t>
-      </w:r>
-    </w:p>
-    <w:p>
-      <w:pPr>
-        <w:spacing w:before="0" w:after="80" w:line="300" w:lineRule="auto"/>
-        <w:numPr>
-          <w:ilvl w:val="0"/>
-          <w:numId w:val="10"/>
-        </w:numPr>
-      </w:pPr>
-      <w:r>
-        <w:rPr>
-          <w:rFonts w:ascii="Calibri" w:hAnsi="Calibri" w:eastAsia="Microsoft YaHei UI"/>
-          <w:b w:val="0"/>
-          <w:sz w:val="22"/>
-        </w:rPr>
-        <w:t>AI 结果必须使用简体中文，并区分画面证据、测量与解释。</w:t>
-      </w:r>
-    </w:p>
-    <w:p>
-      <w:pPr>
-        <w:spacing w:before="0" w:after="80" w:line="300" w:lineRule="auto"/>
-        <w:numPr>
-          <w:ilvl w:val="0"/>
-          <w:numId w:val="10"/>
-        </w:numPr>
-      </w:pPr>
-      <w:r>
-        <w:rPr>
-          <w:rFonts w:ascii="Calibri" w:hAnsi="Calibri" w:eastAsia="Microsoft YaHei UI"/>
-          <w:b w:val="0"/>
-          <w:sz w:val="22"/>
-        </w:rPr>
-        <w:t>原图副本、SHA-256、本地分析、AI 结果和人工笔记会随项目恢复。</w:t>
+        <w:t>对照研究：多幅作品并置，研究问题、维度和结论保持在同一视图。</w:t>
       </w:r>
     </w:p>
     <w:p>
@@ -1131,21 +820,17 @@
           <w:color w:val="2E74B5"/>
           <w:sz w:val="32"/>
         </w:rPr>
-        <w:t>5. 制作任务与验收中心</w:t>
+        <w:t>5. 资产拆分工作台</w:t>
       </w:r>
     </w:p>
     <w:p>
-      <w:pPr>
-        <w:pStyle w:val="Heading2"/>
-      </w:pPr>
       <w:r>
         <w:rPr>
           <w:rFonts w:ascii="Calibri" w:hAnsi="Calibri" w:eastAsia="Microsoft YaHei UI"/>
-          <w:b/>
-          <w:color w:val="2E74B5"/>
-          <w:sz w:val="26"/>
+          <w:b w:val="0"/>
+          <w:sz w:val="22"/>
         </w:rPr>
-        <w:t>从专业工作台建立任务</w:t>
+        <w:t>用途：把复杂场景原画整理为可校正的资产方案、生成提示语和资产展示板。</w:t>
       </w:r>
     </w:p>
     <w:p>
@@ -1162,7 +847,7 @@
           <w:b w:val="0"/>
           <w:sz w:val="22"/>
         </w:rPr>
-        <w:t>在场景美术控制中确认审阅发现或优化预演任务；在作品研究中选中一个研究 维度；在资产拆分中选择一项或多项资产。</w:t>
+        <w:t>新建资产项目并导入主原画；可补充其他参考。</w:t>
       </w:r>
     </w:p>
     <w:p>
@@ -1179,7 +864,7 @@
           <w:b w:val="0"/>
           <w:sz w:val="22"/>
         </w:rPr>
-        <w:t>点击“加入制作任务”。只有用户主动选择的内容会进入中心。</w:t>
+        <w:t>先完成场景理解，再选择拆分程度和制作目标。</w:t>
       </w:r>
     </w:p>
     <w:p>
@@ -1196,7 +881,7 @@
           <w:b w:val="0"/>
           <w:sz w:val="22"/>
         </w:rPr>
-        <w:t>返回工作台首页，进入“制作任务与验收中心”。</w:t>
+        <w:t>在“清单与校正”检查资产名称、层级、类别和原图区域。</w:t>
       </w:r>
     </w:p>
     <w:p>
@@ -1213,7 +898,7 @@
           <w:b w:val="0"/>
           <w:sz w:val="22"/>
         </w:rPr>
-        <w:t>检查来源项目、来源对象和来源版本，补充处理说明和可验证的验收条件。</w:t>
+        <w:t>按需使用“自动资产板”或“生成提示语”；昂贵生成只处理用户选中的资产。</w:t>
       </w:r>
     </w:p>
     <w:p>
@@ -1230,24 +915,63 @@
           <w:b w:val="0"/>
           <w:sz w:val="22"/>
         </w:rPr>
-        <w:t>设置优先级和状态并保存。</w:t>
+        <w:t>保存后导出资产清单、图片或展示板。</w:t>
       </w:r>
     </w:p>
     <w:p>
       <w:pPr>
-        <w:spacing w:before="0" w:after="80" w:line="300" w:lineRule="auto"/>
-        <w:numPr>
-          <w:ilvl w:val="0"/>
-          <w:numId w:val="16"/>
-        </w:numPr>
+        <w:keepNext/>
+        <w:spacing w:before="80" w:after="60"/>
+        <w:jc w:val="center"/>
+      </w:pPr>
+      <w:r>
+        <w:drawing>
+          <wp:inline xmlns:a="http://schemas.openxmlformats.org/drawingml/2006/main" xmlns:pic="http://schemas.openxmlformats.org/drawingml/2006/picture">
+            <wp:extent cx="5806440" cy="3338703"/>
+            <wp:docPr id="6" name="Picture 6" descr="资产拆分：原图区域与资产层级对应，可人工拆分、合并和校正。"/>
+            <wp:cNvGraphicFramePr>
+              <a:graphicFrameLocks noChangeAspect="1"/>
+            </wp:cNvGraphicFramePr>
+            <a:graphic>
+              <a:graphicData uri="http://schemas.openxmlformats.org/drawingml/2006/picture">
+                <pic:pic>
+                  <pic:nvPicPr>
+                    <pic:cNvPr id="0" name="06-asset-breakdown.png"/>
+                    <pic:cNvPicPr/>
+                  </pic:nvPicPr>
+                  <pic:blipFill>
+                    <a:blip r:embed="rId15"/>
+                    <a:stretch>
+                      <a:fillRect/>
+                    </a:stretch>
+                  </pic:blipFill>
+                  <pic:spPr>
+                    <a:xfrm>
+                      <a:off x="0" y="0"/>
+                      <a:ext cx="5806440" cy="3338703"/>
+                    </a:xfrm>
+                    <a:prstGeom prst="rect"/>
+                  </pic:spPr>
+                </pic:pic>
+              </a:graphicData>
+            </a:graphic>
+          </wp:inline>
+        </w:drawing>
+      </w:r>
+    </w:p>
+    <w:p>
+      <w:pPr>
+        <w:spacing w:before="0" w:after="200"/>
+        <w:jc w:val="center"/>
       </w:pPr>
       <w:r>
         <w:rPr>
           <w:rFonts w:ascii="Calibri" w:hAnsi="Calibri" w:eastAsia="Microsoft YaHei UI"/>
           <w:b w:val="0"/>
-          <w:sz w:val="22"/>
+          <w:color w:val="5A5A5A"/>
+          <w:sz w:val="18"/>
         </w:rPr>
-        <w:t>需要时指定制作阶段、截止日期和前置任务。</w:t>
+        <w:t>资产拆分：原图区域与资产层级对应，可人工拆分、合并和校正。</w:t>
       </w:r>
     </w:p>
     <w:p>
@@ -1257,21 +981,41 @@
           <w:b w:val="0"/>
           <w:sz w:val="22"/>
         </w:rPr>
-        <w:t>重复加入同一个来源对象时不会建立第二条任务。制作任务中心不复制原图，也不会 反向修改来源项目；删除中心任务不会删除专业项目中的分析或资产。</w:t>
+        <w:t>结果：可见证据、AI 推断和生成补全分别标记；原图不被修改。</w:t>
+      </w:r>
+    </w:p>
+    <w:p>
+      <w:r>
+        <w:rPr>
+          <w:rFonts w:ascii="Calibri" w:hAnsi="Calibri" w:eastAsia="Microsoft YaHei UI"/>
+          <w:b w:val="0"/>
+          <w:sz w:val="22"/>
+        </w:rPr>
+        <w:t>注意：生成图是概念辅助，不是生产可用模型。不可见背面和结构需要人工判断。</w:t>
       </w:r>
     </w:p>
     <w:p>
       <w:pPr>
-        <w:pStyle w:val="Heading2"/>
+        <w:pStyle w:val="Heading1"/>
       </w:pPr>
       <w:r>
         <w:rPr>
           <w:rFonts w:ascii="Calibri" w:hAnsi="Calibri" w:eastAsia="Microsoft YaHei UI"/>
           <w:b/>
           <w:color w:val="2E74B5"/>
-          <w:sz w:val="26"/>
+          <w:sz w:val="32"/>
         </w:rPr>
-        <w:t>按版本复查任务</w:t>
+        <w:t>6. 场景美术控制</w:t>
+      </w:r>
+    </w:p>
+    <w:p>
+      <w:r>
+        <w:rPr>
+          <w:rFonts w:ascii="Calibri" w:hAnsi="Calibri" w:eastAsia="Microsoft YaHei UI"/>
+          <w:b w:val="0"/>
+          <w:sz w:val="22"/>
+        </w:rPr>
+        <w:t>用途：比较制作目标、参考图和当前 UE 截图，形成审阅与版本复查闭环。</w:t>
       </w:r>
     </w:p>
     <w:p>
@@ -1288,7 +1032,7 @@
           <w:b w:val="0"/>
           <w:sz w:val="22"/>
         </w:rPr>
-        <w:t>选择任务，点击“记录新版本复查”。</w:t>
+        <w:t>新建项目，填写“制作意图”。</w:t>
       </w:r>
     </w:p>
     <w:p>
@@ -1305,7 +1049,7 @@
           <w:b w:val="0"/>
           <w:sz w:val="22"/>
         </w:rPr>
-        <w:t>填写版本名称和可选版本 ID。</w:t>
+        <w:t>建立 Shot，导入参考图和当前截图 Version。</w:t>
       </w:r>
     </w:p>
     <w:p>
@@ -1322,7 +1066,7 @@
           <w:b w:val="0"/>
           <w:sz w:val="22"/>
         </w:rPr>
-        <w:t>选择“已改善、无明显变化、进一步偏离、已解决”或“证据不足”。</w:t>
+        <w:t>在双画布中同步缩放、A/B 切换，并查看色板、明度和区域证据。</w:t>
       </w:r>
     </w:p>
     <w:p>
@@ -1339,7 +1083,7 @@
           <w:b w:val="0"/>
           <w:sz w:val="22"/>
         </w:rPr>
-        <w:t>写明本次判断使用的画面或测量证据并保存。</w:t>
+        <w:t>需要 AI 时先检查发送清单，再选择专项审阅。</w:t>
       </w:r>
     </w:p>
     <w:p>
@@ -1356,86 +1100,107 @@
           <w:b w:val="0"/>
           <w:sz w:val="22"/>
         </w:rPr>
-        <w:t>每次复查都会追加历史记录，不覆盖上一版本。</w:t>
+        <w:t>将确认的问题转为任务；导入新 Version 后复查。</w:t>
       </w:r>
     </w:p>
     <w:p>
       <w:pPr>
-        <w:pStyle w:val="Heading2"/>
+        <w:keepNext/>
+        <w:spacing w:before="80" w:after="60"/>
+        <w:jc w:val="center"/>
+      </w:pPr>
+      <w:r>
+        <w:drawing>
+          <wp:inline xmlns:a="http://schemas.openxmlformats.org/drawingml/2006/main" xmlns:pic="http://schemas.openxmlformats.org/drawingml/2006/picture">
+            <wp:extent cx="5806440" cy="3380965"/>
+            <wp:docPr id="7" name="Picture 7" descr="场景美术控制：项目导航、双画布和证据分析保持在同一工作区。"/>
+            <wp:cNvGraphicFramePr>
+              <a:graphicFrameLocks noChangeAspect="1"/>
+            </wp:cNvGraphicFramePr>
+            <a:graphic>
+              <a:graphicData uri="http://schemas.openxmlformats.org/drawingml/2006/picture">
+                <pic:pic>
+                  <pic:nvPicPr>
+                    <pic:cNvPr id="0" name="07-visual-review.png"/>
+                    <pic:cNvPicPr/>
+                  </pic:nvPicPr>
+                  <pic:blipFill>
+                    <a:blip r:embed="rId16"/>
+                    <a:stretch>
+                      <a:fillRect/>
+                    </a:stretch>
+                  </pic:blipFill>
+                  <pic:spPr>
+                    <a:xfrm>
+                      <a:off x="0" y="0"/>
+                      <a:ext cx="5806440" cy="3380965"/>
+                    </a:xfrm>
+                    <a:prstGeom prst="rect"/>
+                  </pic:spPr>
+                </pic:pic>
+              </a:graphicData>
+            </a:graphic>
+          </wp:inline>
+        </w:drawing>
+      </w:r>
+    </w:p>
+    <w:p>
+      <w:pPr>
+        <w:spacing w:before="0" w:after="200"/>
+        <w:jc w:val="center"/>
+      </w:pPr>
+      <w:r>
+        <w:rPr>
+          <w:rFonts w:ascii="Calibri" w:hAnsi="Calibri" w:eastAsia="Microsoft YaHei UI"/>
+          <w:b w:val="0"/>
+          <w:color w:val="5A5A5A"/>
+          <w:sz w:val="18"/>
+        </w:rPr>
+        <w:t>场景美术控制：项目导航、双画布和证据分析保持在同一工作区。</w:t>
+      </w:r>
+    </w:p>
+    <w:p>
+      <w:r>
+        <w:rPr>
+          <w:rFonts w:ascii="Calibri" w:hAnsi="Calibri" w:eastAsia="Microsoft YaHei UI"/>
+          <w:b w:val="0"/>
+          <w:sz w:val="22"/>
+        </w:rPr>
+        <w:t>结果：项目关闭后会恢复当前 Shot、Version、显示模式、参数和分析记录。</w:t>
+      </w:r>
+    </w:p>
+    <w:p>
+      <w:r>
+        <w:rPr>
+          <w:rFonts w:ascii="Calibri" w:hAnsi="Calibri" w:eastAsia="Microsoft YaHei UI"/>
+          <w:b w:val="0"/>
+          <w:sz w:val="22"/>
+        </w:rPr>
+        <w:t>注意：AI 审阅默认保留历史并显示最新结果。用户可切换或删除历史；测量冲突会明确显示。</w:t>
+      </w:r>
+    </w:p>
+    <w:p>
+      <w:pPr>
+        <w:pStyle w:val="Heading1"/>
       </w:pPr>
       <w:r>
         <w:rPr>
           <w:rFonts w:ascii="Calibri" w:hAnsi="Calibri" w:eastAsia="Microsoft YaHei UI"/>
           <w:b/>
           <w:color w:val="2E74B5"/>
-          <w:sz w:val="26"/>
+          <w:sz w:val="32"/>
         </w:rPr>
-        <w:t>任务依赖与批量操作</w:t>
+        <w:t>7. 制作任务与验收</w:t>
       </w:r>
     </w:p>
     <w:p>
-      <w:pPr>
-        <w:spacing w:before="0" w:after="80" w:line="300" w:lineRule="auto"/>
-        <w:numPr>
-          <w:ilvl w:val="0"/>
-          <w:numId w:val="10"/>
-        </w:numPr>
-      </w:pPr>
       <w:r>
         <w:rPr>
           <w:rFonts w:ascii="Calibri" w:hAnsi="Calibri" w:eastAsia="Microsoft YaHei UI"/>
           <w:b w:val="0"/>
           <w:sz w:val="22"/>
         </w:rPr>
-        <w:t>在任务详情中选择前置任务。前置任务未完成时，该任务显示阻塞来源。</w:t>
-      </w:r>
-    </w:p>
-    <w:p>
-      <w:pPr>
-        <w:spacing w:before="0" w:after="80" w:line="300" w:lineRule="auto"/>
-        <w:numPr>
-          <w:ilvl w:val="0"/>
-          <w:numId w:val="10"/>
-        </w:numPr>
-      </w:pPr>
-      <w:r>
-        <w:rPr>
-          <w:rFonts w:ascii="Calibri" w:hAnsi="Calibri" w:eastAsia="Microsoft YaHei UI"/>
-          <w:b w:val="0"/>
-          <w:sz w:val="22"/>
-        </w:rPr>
-        <w:t>GATalk 会拒绝自身依赖、已删除任务和循环依赖。</w:t>
-      </w:r>
-    </w:p>
-    <w:p>
-      <w:pPr>
-        <w:spacing w:before="0" w:after="80" w:line="300" w:lineRule="auto"/>
-        <w:numPr>
-          <w:ilvl w:val="0"/>
-          <w:numId w:val="10"/>
-        </w:numPr>
-      </w:pPr>
-      <w:r>
-        <w:rPr>
-          <w:rFonts w:ascii="Calibri" w:hAnsi="Calibri" w:eastAsia="Microsoft YaHei UI"/>
-          <w:b w:val="0"/>
-          <w:sz w:val="22"/>
-        </w:rPr>
-        <w:t>在任务列表中按 Shift 或 Ctrl 多选，可批量设为处理中或已完成。</w:t>
-      </w:r>
-    </w:p>
-    <w:p>
-      <w:pPr>
-        <w:pStyle w:val="Heading2"/>
-      </w:pPr>
-      <w:r>
-        <w:rPr>
-          <w:rFonts w:ascii="Calibri" w:hAnsi="Calibri" w:eastAsia="Microsoft YaHei UI"/>
-          <w:b/>
-          <w:color w:val="2E74B5"/>
-          <w:sz w:val="26"/>
-        </w:rPr>
-        <w:t>设置验收标准</w:t>
+        <w:t>用途：集中管理来自作品研究、场景审阅和资产拆分的任务与质量门禁。</w:t>
       </w:r>
     </w:p>
     <w:p>
@@ -1452,7 +1217,7 @@
           <w:b w:val="0"/>
           <w:sz w:val="22"/>
         </w:rPr>
-        <w:t>打开“验收标准”页，点击“新建验收标准”。</w:t>
+        <w:t>在来源工作台确认结论并转为任务。</w:t>
       </w:r>
     </w:p>
     <w:p>
@@ -1469,7 +1234,7 @@
           <w:b w:val="0"/>
           <w:sz w:val="22"/>
         </w:rPr>
-        <w:t>填写名称、审阅维度、所属项目和明确的验收条件。</w:t>
+        <w:t>打开“制作任务与验收”，按项目、阶段、优先级或状态筛选。</w:t>
       </w:r>
     </w:p>
     <w:p>
@@ -1486,41 +1251,63 @@
           <w:b w:val="0"/>
           <w:sz w:val="22"/>
         </w:rPr>
-        <w:t>决定它是否为必需标准并保存。</w:t>
+        <w:t>填写验收条件；新版本完成后记录“通过、未通过或证据不足”。</w:t>
       </w:r>
     </w:p>
     <w:p>
       <w:pPr>
-        <w:spacing w:before="0" w:after="80" w:line="300" w:lineRule="auto"/>
-        <w:numPr>
-          <w:ilvl w:val="0"/>
-          <w:numId w:val="18"/>
-        </w:numPr>
+        <w:keepNext/>
+        <w:spacing w:before="80" w:after="60"/>
+        <w:jc w:val="center"/>
+      </w:pPr>
+      <w:r>
+        <w:drawing>
+          <wp:inline xmlns:a="http://schemas.openxmlformats.org/drawingml/2006/main" xmlns:pic="http://schemas.openxmlformats.org/drawingml/2006/picture">
+            <wp:extent cx="5806440" cy="3483864"/>
+            <wp:docPr id="8" name="Picture 8" descr="制作任务与验收：任务、来源、验收条件和阶段门禁统一查看。"/>
+            <wp:cNvGraphicFramePr>
+              <a:graphicFrameLocks noChangeAspect="1"/>
+            </wp:cNvGraphicFramePr>
+            <a:graphic>
+              <a:graphicData uri="http://schemas.openxmlformats.org/drawingml/2006/picture">
+                <pic:pic>
+                  <pic:nvPicPr>
+                    <pic:cNvPr id="0" name="08-review-control.png"/>
+                    <pic:cNvPicPr/>
+                  </pic:nvPicPr>
+                  <pic:blipFill>
+                    <a:blip r:embed="rId17"/>
+                    <a:stretch>
+                      <a:fillRect/>
+                    </a:stretch>
+                  </pic:blipFill>
+                  <pic:spPr>
+                    <a:xfrm>
+                      <a:off x="0" y="0"/>
+                      <a:ext cx="5806440" cy="3483864"/>
+                    </a:xfrm>
+                    <a:prstGeom prst="rect"/>
+                  </pic:spPr>
+                </pic:pic>
+              </a:graphicData>
+            </a:graphic>
+          </wp:inline>
+        </w:drawing>
+      </w:r>
+    </w:p>
+    <w:p>
+      <w:pPr>
+        <w:spacing w:before="0" w:after="200"/>
+        <w:jc w:val="center"/>
       </w:pPr>
       <w:r>
         <w:rPr>
           <w:rFonts w:ascii="Calibri" w:hAnsi="Calibri" w:eastAsia="Microsoft YaHei UI"/>
           <w:b w:val="0"/>
-          <w:sz w:val="22"/>
+          <w:color w:val="5A5A5A"/>
+          <w:sz w:val="18"/>
         </w:rPr>
-        <w:t>新版本完成后点击“评估当前版本”，记录通过、需复核、未通过或证据不足。</w:t>
-      </w:r>
-    </w:p>
-    <w:p>
-      <w:pPr>
-        <w:spacing w:before="0" w:after="80" w:line="300" w:lineRule="auto"/>
-        <w:numPr>
-          <w:ilvl w:val="0"/>
-          <w:numId w:val="18"/>
-        </w:numPr>
-      </w:pPr>
-      <w:r>
-        <w:rPr>
-          <w:rFonts w:ascii="Calibri" w:hAnsi="Calibri" w:eastAsia="Microsoft YaHei UI"/>
-          <w:b w:val="0"/>
-          <w:sz w:val="22"/>
-        </w:rPr>
-        <w:t>需要快速建立基线时，选择制作阶段和项目，点击“应用阶段验收模板”。</w:t>
+        <w:t>制作任务与验收：任务、来源、验收条件和阶段门禁统一查看。</w:t>
       </w:r>
     </w:p>
     <w:p>
@@ -1530,7 +1317,7 @@
           <w:b w:val="0"/>
           <w:sz w:val="22"/>
         </w:rPr>
-        <w:t>验收标准由用户定义。GATalk 不用综合分数代替判断，也不会把 AI 结论自动标记 为人工验收通过。</w:t>
+        <w:t>结果：中心只保存跨项目索引和验收记录，不会反向改写来源项目。</w:t>
       </w:r>
     </w:p>
     <w:p>
@@ -1544,21 +1331,7 @@
           <w:color w:val="2E74B5"/>
           <w:sz w:val="32"/>
         </w:rPr>
-        <w:t>6. 作品研究</w:t>
-      </w:r>
-    </w:p>
-    <w:p>
-      <w:pPr>
-        <w:pStyle w:val="Heading2"/>
-      </w:pPr>
-      <w:r>
-        <w:rPr>
-          <w:rFonts w:ascii="Calibri" w:hAnsi="Calibri" w:eastAsia="Microsoft YaHei UI"/>
-          <w:b/>
-          <w:color w:val="2E74B5"/>
-          <w:sz w:val="26"/>
-        </w:rPr>
-        <w:t>最短流程</w:t>
+        <w:t>8. AI 与故障处理</w:t>
       </w:r>
     </w:p>
     <w:p>
@@ -1575,7 +1348,7 @@
           <w:b w:val="0"/>
           <w:sz w:val="22"/>
         </w:rPr>
-        <w:t>在首页选择“作品研究”。</w:t>
+        <w:t>选择供应商和模型；API Key 只保存到 Windows 凭据管理器。</w:t>
       </w:r>
     </w:p>
     <w:p>
@@ -1592,7 +1365,7 @@
           <w:b w:val="0"/>
           <w:sz w:val="22"/>
         </w:rPr>
-        <w:t>点击“新建作品研究”，选择目录并输入标题。</w:t>
+        <w:t>点击发送前检查图片、字段、分辨率和预计调用次数。</w:t>
       </w:r>
     </w:p>
     <w:p>
@@ -1609,7 +1382,7 @@
           <w:b w:val="0"/>
           <w:sz w:val="22"/>
         </w:rPr>
-        <w:t>导入一张图片。</w:t>
+        <w:t>网络中断可重试；401/403 检查 Key 与权限，404 检查模型 ID，429 等待额度恢复，503 稍后重试。</w:t>
       </w:r>
     </w:p>
     <w:p>
@@ -1626,92 +1399,7 @@
           <w:b w:val="0"/>
           <w:sz w:val="22"/>
         </w:rPr>
-        <w:t>填写作品类型、本次想研究什么和已知背景。</w:t>
-      </w:r>
-    </w:p>
-    <w:p>
-      <w:pPr>
-        <w:spacing w:before="0" w:after="80" w:line="300" w:lineRule="auto"/>
-        <w:numPr>
-          <w:ilvl w:val="0"/>
-          <w:numId w:val="19"/>
-        </w:numPr>
-      </w:pPr>
-      <w:r>
-        <w:rPr>
-          <w:rFonts w:ascii="Calibri" w:hAnsi="Calibri" w:eastAsia="Microsoft YaHei UI"/>
-          <w:b w:val="0"/>
-          <w:sz w:val="22"/>
-        </w:rPr>
-        <w:t>在“本地证据”查看明度、色板、空间网格和注意力代理。</w:t>
-      </w:r>
-    </w:p>
-    <w:p>
-      <w:pPr>
-        <w:spacing w:before="0" w:after="80" w:line="300" w:lineRule="auto"/>
-        <w:numPr>
-          <w:ilvl w:val="0"/>
-          <w:numId w:val="19"/>
-        </w:numPr>
-      </w:pPr>
-      <w:r>
-        <w:rPr>
-          <w:rFonts w:ascii="Calibri" w:hAnsi="Calibri" w:eastAsia="Microsoft YaHei UI"/>
-          <w:b w:val="0"/>
-          <w:sz w:val="22"/>
-        </w:rPr>
-        <w:t>在“作品解读”选择视觉 AI，查看发送清单后主动确认。</w:t>
-      </w:r>
-    </w:p>
-    <w:p>
-      <w:pPr>
-        <w:spacing w:before="0" w:after="80" w:line="300" w:lineRule="auto"/>
-        <w:numPr>
-          <w:ilvl w:val="0"/>
-          <w:numId w:val="19"/>
-        </w:numPr>
-      </w:pPr>
-      <w:r>
-        <w:rPr>
-          <w:rFonts w:ascii="Calibri" w:hAnsi="Calibri" w:eastAsia="Microsoft YaHei UI"/>
-          <w:b w:val="0"/>
-          <w:sz w:val="22"/>
-        </w:rPr>
-        <w:t>阅读十二项分析内容和跨项目因果关系。</w:t>
-      </w:r>
-    </w:p>
-    <w:p>
-      <w:pPr>
-        <w:spacing w:before="0" w:after="80" w:line="300" w:lineRule="auto"/>
-        <w:numPr>
-          <w:ilvl w:val="0"/>
-          <w:numId w:val="19"/>
-        </w:numPr>
-      </w:pPr>
-      <w:r>
-        <w:rPr>
-          <w:rFonts w:ascii="Calibri" w:hAnsi="Calibri" w:eastAsia="Microsoft YaHei UI"/>
-          <w:b w:val="0"/>
-          <w:sz w:val="22"/>
-        </w:rPr>
-        <w:t>在“学习笔记”写下自己的判断，保存。</w:t>
-      </w:r>
-    </w:p>
-    <w:p>
-      <w:pPr>
-        <w:spacing w:before="0" w:after="80" w:line="300" w:lineRule="auto"/>
-        <w:numPr>
-          <w:ilvl w:val="0"/>
-          <w:numId w:val="19"/>
-        </w:numPr>
-      </w:pPr>
-      <w:r>
-        <w:rPr>
-          <w:rFonts w:ascii="Calibri" w:hAnsi="Calibri" w:eastAsia="Microsoft YaHei UI"/>
-          <w:b w:val="0"/>
-          <w:sz w:val="22"/>
-        </w:rPr>
-        <w:t>需要继续规划制作资产时，点击“交给资产拆分”，选择新项目保存位置。</w:t>
+        <w:t>离线 Mock 只验证流程和结构，不代表本地视觉模型，也不会生成正式美术结论。</w:t>
       </w:r>
     </w:p>
     <w:p>
@@ -1721,253 +1409,7 @@
           <w:b w:val="0"/>
           <w:sz w:val="22"/>
         </w:rPr>
-        <w:t>交接会复制原图字节，并保存研究目标、笔记和有限的研究摘要快照。资产拆分中的 修改不会反向改写原作品研究；发送给 AI 时不会包含本地项目路径。</w:t>
-      </w:r>
-    </w:p>
-    <w:p>
-      <w:pPr>
-        <w:pStyle w:val="Heading2"/>
-      </w:pPr>
-      <w:r>
-        <w:rPr>
-          <w:rFonts w:ascii="Calibri" w:hAnsi="Calibri" w:eastAsia="Microsoft YaHei UI"/>
-          <w:b/>
-          <w:color w:val="2E74B5"/>
-          <w:sz w:val="26"/>
-        </w:rPr>
-        <w:t>本地观察</w:t>
-      </w:r>
-    </w:p>
-    <w:p>
-      <w:pPr>
-        <w:spacing w:before="0" w:after="80" w:line="300" w:lineRule="auto"/>
-        <w:numPr>
-          <w:ilvl w:val="0"/>
-          <w:numId w:val="10"/>
-        </w:numPr>
-      </w:pPr>
-      <w:r>
-        <w:rPr>
-          <w:rFonts w:ascii="Calibri" w:hAnsi="Calibri" w:eastAsia="Microsoft YaHei UI"/>
-          <w:b w:val="0"/>
-          <w:sz w:val="22"/>
-        </w:rPr>
-        <w:t>支持原图、灰度、三阶/五阶明度、伪色、溢出警告、剪影、缩略图、明度模糊 和灯光明度代理图。</w:t>
-      </w:r>
-    </w:p>
-    <w:p>
-      <w:pPr>
-        <w:spacing w:before="0" w:after="80" w:line="300" w:lineRule="auto"/>
-        <w:numPr>
-          <w:ilvl w:val="0"/>
-          <w:numId w:val="10"/>
-        </w:numPr>
-      </w:pPr>
-      <w:r>
-        <w:rPr>
-          <w:rFonts w:ascii="Calibri" w:hAnsi="Calibri" w:eastAsia="Microsoft YaHei UI"/>
-          <w:b w:val="0"/>
-          <w:sz w:val="22"/>
-        </w:rPr>
-        <w:t>构图辅助包括三分法、黄金分割、对角线、中心、三角形和透视线。</w:t>
-      </w:r>
-    </w:p>
-    <w:p>
-      <w:pPr>
-        <w:spacing w:before="0" w:after="80" w:line="300" w:lineRule="auto"/>
-        <w:numPr>
-          <w:ilvl w:val="0"/>
-          <w:numId w:val="10"/>
-        </w:numPr>
-      </w:pPr>
-      <w:r>
-        <w:rPr>
-          <w:rFonts w:ascii="Calibri" w:hAnsi="Calibri" w:eastAsia="Microsoft YaHei UI"/>
-          <w:b w:val="0"/>
-          <w:sz w:val="22"/>
-        </w:rPr>
-        <w:t>点击 Oklab 色板颜色可查看来源区域；按 Esc 退出。</w:t>
-      </w:r>
-    </w:p>
-    <w:p>
-      <w:pPr>
-        <w:spacing w:before="0" w:after="80" w:line="300" w:lineRule="auto"/>
-        <w:numPr>
-          <w:ilvl w:val="0"/>
-          <w:numId w:val="10"/>
-        </w:numPr>
-      </w:pPr>
-      <w:r>
-        <w:rPr>
-          <w:rFonts w:ascii="Calibri" w:hAnsi="Calibri" w:eastAsia="Microsoft YaHei UI"/>
-          <w:b w:val="0"/>
-          <w:sz w:val="22"/>
-        </w:rPr>
-        <w:t>“注意力代理”只综合局部反差、边缘密度和彩度，不是眼动、显著性或好坏判断。</w:t>
-      </w:r>
-    </w:p>
-    <w:p>
-      <w:pPr>
-        <w:pStyle w:val="Heading2"/>
-      </w:pPr>
-      <w:r>
-        <w:rPr>
-          <w:rFonts w:ascii="Calibri" w:hAnsi="Calibri" w:eastAsia="Microsoft YaHei UI"/>
-          <w:b/>
-          <w:color w:val="2E74B5"/>
-          <w:sz w:val="26"/>
-        </w:rPr>
-        <w:t>AI 作品解读</w:t>
-      </w:r>
-    </w:p>
-    <w:p>
-      <w:pPr>
-        <w:spacing w:before="0" w:after="80" w:line="300" w:lineRule="auto"/>
-        <w:numPr>
-          <w:ilvl w:val="0"/>
-          <w:numId w:val="10"/>
-        </w:numPr>
-      </w:pPr>
-      <w:r>
-        <w:rPr>
-          <w:rFonts w:ascii="Calibri" w:hAnsi="Calibri" w:eastAsia="Microsoft YaHei UI"/>
-          <w:b w:val="0"/>
-          <w:sz w:val="22"/>
-        </w:rPr>
-        <w:t>十二个维度：构图、视觉层级、明度、色彩、光、空间、形状、边缘细节、材质、 环境叙事、风格技法和情绪。</w:t>
-      </w:r>
-    </w:p>
-    <w:p>
-      <w:pPr>
-        <w:spacing w:before="0" w:after="80" w:line="300" w:lineRule="auto"/>
-        <w:numPr>
-          <w:ilvl w:val="0"/>
-          <w:numId w:val="10"/>
-        </w:numPr>
-      </w:pPr>
-      <w:r>
-        <w:rPr>
-          <w:rFonts w:ascii="Calibri" w:hAnsi="Calibri" w:eastAsia="Microsoft YaHei UI"/>
-          <w:b w:val="0"/>
-          <w:sz w:val="22"/>
-        </w:rPr>
-        <w:t>每项包含观察、画面证据、测量证据、解释、观看效果、评价取舍、学习点和 不确定性。</w:t>
-      </w:r>
-    </w:p>
-    <w:p>
-      <w:pPr>
-        <w:spacing w:before="0" w:after="80" w:line="300" w:lineRule="auto"/>
-        <w:numPr>
-          <w:ilvl w:val="0"/>
-          <w:numId w:val="10"/>
-        </w:numPr>
-      </w:pPr>
-      <w:r>
-        <w:rPr>
-          <w:rFonts w:ascii="Calibri" w:hAnsi="Calibri" w:eastAsia="Microsoft YaHei UI"/>
-          <w:b w:val="0"/>
-          <w:sz w:val="22"/>
-        </w:rPr>
-        <w:t>另外显示跨维度因果链、具体场景内容、画面标注、可迁移规律和继续观察问题。</w:t>
-      </w:r>
-    </w:p>
-    <w:p>
-      <w:pPr>
-        <w:spacing w:before="0" w:after="80" w:line="300" w:lineRule="auto"/>
-        <w:numPr>
-          <w:ilvl w:val="0"/>
-          <w:numId w:val="10"/>
-        </w:numPr>
-      </w:pPr>
-      <w:r>
-        <w:rPr>
-          <w:rFonts w:ascii="Calibri" w:hAnsi="Calibri" w:eastAsia="Microsoft YaHei UI"/>
-          <w:b w:val="0"/>
-          <w:sz w:val="22"/>
-        </w:rPr>
-        <w:t>所有面向用户的 AI 内容固定使用简体中文，内部评价状态也会转换为中文。</w:t>
-      </w:r>
-    </w:p>
-    <w:p>
-      <w:pPr>
-        <w:spacing w:before="0" w:after="80" w:line="300" w:lineRule="auto"/>
-        <w:numPr>
-          <w:ilvl w:val="0"/>
-          <w:numId w:val="10"/>
-        </w:numPr>
-      </w:pPr>
-      <w:r>
-        <w:rPr>
-          <w:rFonts w:ascii="Calibri" w:hAnsi="Calibri" w:eastAsia="Microsoft YaHei UI"/>
-          <w:b w:val="0"/>
-          <w:sz w:val="22"/>
-        </w:rPr>
-        <w:t>若首次返回英文或繁体中文，软件最多追加一次不含图片的中文规范化请求； 发送确认窗口会提示可能增加费用。</w:t>
-      </w:r>
-    </w:p>
-    <w:p>
-      <w:pPr>
-        <w:spacing w:before="0" w:after="80" w:line="300" w:lineRule="auto"/>
-        <w:numPr>
-          <w:ilvl w:val="0"/>
-          <w:numId w:val="10"/>
-        </w:numPr>
-      </w:pPr>
-      <w:r>
-        <w:rPr>
-          <w:rFonts w:ascii="Calibri" w:hAnsi="Calibri" w:eastAsia="Microsoft YaHei UI"/>
-          <w:b w:val="0"/>
-          <w:sz w:val="22"/>
-        </w:rPr>
-        <w:t>若 Gemini 当前模型重试后仍返回 503 容量不足，软件会按发送清单改用同一 供应商的备用模型一次；完成状态会显示实际模型。</w:t>
-      </w:r>
-    </w:p>
-    <w:p>
-      <w:pPr>
-        <w:spacing w:before="0" w:after="80" w:line="300" w:lineRule="auto"/>
-        <w:numPr>
-          <w:ilvl w:val="0"/>
-          <w:numId w:val="10"/>
-        </w:numPr>
-      </w:pPr>
-      <w:r>
-        <w:rPr>
-          <w:rFonts w:ascii="Calibri" w:hAnsi="Calibri" w:eastAsia="Microsoft YaHei UI"/>
-          <w:b w:val="0"/>
-          <w:sz w:val="22"/>
-        </w:rPr>
-        <w:t>旧版英文结果不会被本地硬翻译或继续展示，重新审阅即可生成中文结果。</w:t>
-      </w:r>
-    </w:p>
-    <w:p>
-      <w:pPr>
-        <w:spacing w:before="0" w:after="80" w:line="300" w:lineRule="auto"/>
-        <w:numPr>
-          <w:ilvl w:val="0"/>
-          <w:numId w:val="10"/>
-        </w:numPr>
-      </w:pPr>
-      <w:r>
-        <w:rPr>
-          <w:rFonts w:ascii="Calibri" w:hAnsi="Calibri" w:eastAsia="Microsoft YaHei UI"/>
-          <w:b w:val="0"/>
-          <w:sz w:val="22"/>
-        </w:rPr>
-        <w:t>离线 Mock 只验证流程，不分析图片语义，也不代表本地 AI 推理。</w:t>
-      </w:r>
-    </w:p>
-    <w:p>
-      <w:pPr>
-        <w:pStyle w:val="Heading2"/>
-      </w:pPr>
-      <w:r>
-        <w:rPr>
-          <w:rFonts w:ascii="Calibri" w:hAnsi="Calibri" w:eastAsia="Microsoft YaHei UI"/>
-          <w:b/>
-          <w:color w:val="2E74B5"/>
-          <w:sz w:val="26"/>
-        </w:rPr>
-        <w:t>保存内容</w:t>
+        <w:t>没有 API Key 时，项目、测量、区域、任务、报告和离线审阅包仍可使用。任何网络发送都必须由用户主动确认。</w:t>
       </w:r>
     </w:p>
     <w:p>
@@ -1977,3898 +1419,7 @@
           <w:b w:val="0"/>
           <w:sz w:val="22"/>
         </w:rPr>
-        <w:t>.scenelens-study 目录保存原图副本、SHA-256、本地证据、AI 结果、研究目标、 已知背景、观察状态和个人笔记。原始图片不会被覆盖。</w:t>
-      </w:r>
-    </w:p>
-    <w:p>
-      <w:pPr>
-        <w:pStyle w:val="Heading1"/>
-      </w:pPr>
-      <w:r>
-        <w:rPr>
-          <w:rFonts w:ascii="Calibri" w:hAnsi="Calibri" w:eastAsia="Microsoft YaHei UI"/>
-          <w:b/>
-          <w:color w:val="2E74B5"/>
-          <w:sz w:val="32"/>
-        </w:rPr>
-        <w:t>7. 资产拆分工作台</w:t>
-      </w:r>
-    </w:p>
-    <w:p>
-      <w:pPr>
-        <w:pStyle w:val="Heading2"/>
-      </w:pPr>
-      <w:r>
-        <w:rPr>
-          <w:rFonts w:ascii="Calibri" w:hAnsi="Calibri" w:eastAsia="Microsoft YaHei UI"/>
-          <w:b/>
-          <w:color w:val="2E74B5"/>
-          <w:sz w:val="26"/>
-        </w:rPr>
-        <w:t>三种并列方式与共享拆分方案</w:t>
-      </w:r>
-    </w:p>
-    <w:p>
-      <w:pPr>
-        <w:spacing w:before="0" w:after="80" w:line="300" w:lineRule="auto"/>
-        <w:numPr>
-          <w:ilvl w:val="0"/>
-          <w:numId w:val="10"/>
-        </w:numPr>
-      </w:pPr>
-      <w:r>
-        <w:rPr>
-          <w:rFonts w:ascii="Calibri" w:hAnsi="Calibri" w:eastAsia="Microsoft YaHei UI"/>
-          <w:b w:val="0"/>
-          <w:sz w:val="22"/>
-        </w:rPr>
-        <w:t>“清单与校正”：先确认场景结构和拆分方案，再生成清单并人工校正。</w:t>
-      </w:r>
-    </w:p>
-    <w:p>
-      <w:pPr>
-        <w:spacing w:before="0" w:after="80" w:line="300" w:lineRule="auto"/>
-        <w:numPr>
-          <w:ilvl w:val="0"/>
-          <w:numId w:val="10"/>
-        </w:numPr>
-      </w:pPr>
-      <w:r>
-        <w:rPr>
-          <w:rFonts w:ascii="Calibri" w:hAnsi="Calibri" w:eastAsia="Microsoft YaHei UI"/>
-          <w:b w:val="0"/>
-          <w:sz w:val="22"/>
-        </w:rPr>
-        <w:t>“自动资产板”：按当前拆分方案生成候选资产并合成一页或多页展示板。</w:t>
-      </w:r>
-    </w:p>
-    <w:p>
-      <w:pPr>
-        <w:spacing w:before="0" w:after="80" w:line="300" w:lineRule="auto"/>
-        <w:numPr>
-          <w:ilvl w:val="0"/>
-          <w:numId w:val="10"/>
-        </w:numPr>
-      </w:pPr>
-      <w:r>
-        <w:rPr>
-          <w:rFonts w:ascii="Calibri" w:hAnsi="Calibri" w:eastAsia="Microsoft YaHei UI"/>
-          <w:b w:val="0"/>
-          <w:sz w:val="22"/>
-        </w:rPr>
-        <w:t>“生成提示语”：生成可复制给其他生图工具的提示语；可继续提交修订要求， 也可在软件中直接编辑。</w:t>
-      </w:r>
-    </w:p>
-    <w:p>
-      <w:pPr>
-        <w:spacing w:before="0" w:after="80" w:line="300" w:lineRule="auto"/>
-        <w:numPr>
-          <w:ilvl w:val="0"/>
-          <w:numId w:val="10"/>
-        </w:numPr>
-      </w:pPr>
-      <w:r>
-        <w:rPr>
-          <w:rFonts w:ascii="Calibri" w:hAnsi="Calibri" w:eastAsia="Microsoft YaHei UI"/>
-          <w:b w:val="0"/>
-          <w:sz w:val="22"/>
-        </w:rPr>
-        <w:t>三种结果互不覆盖，但可保存在同一个资产项目中。</w:t>
-      </w:r>
-    </w:p>
-    <w:p>
-      <w:pPr>
-        <w:spacing w:before="0" w:after="80" w:line="300" w:lineRule="auto"/>
-        <w:numPr>
-          <w:ilvl w:val="0"/>
-          <w:numId w:val="10"/>
-        </w:numPr>
-      </w:pPr>
-      <w:r>
-        <w:rPr>
-          <w:rFonts w:ascii="Calibri" w:hAnsi="Calibri" w:eastAsia="Microsoft YaHei UI"/>
-          <w:b w:val="0"/>
-          <w:sz w:val="22"/>
-        </w:rPr>
-        <w:t>三种方式共用视觉分析供应商、模型和 API Key。前两种方式另外共用图片 供应商、图片模型和分辨率。</w:t>
-      </w:r>
-    </w:p>
-    <w:p>
-      <w:pPr>
-        <w:spacing w:before="0" w:after="80" w:line="300" w:lineRule="auto"/>
-        <w:numPr>
-          <w:ilvl w:val="0"/>
-          <w:numId w:val="10"/>
-        </w:numPr>
-      </w:pPr>
-      <w:r>
-        <w:rPr>
-          <w:rFonts w:ascii="Calibri" w:hAnsi="Calibri" w:eastAsia="Microsoft YaHei UI"/>
-          <w:b w:val="0"/>
-          <w:sz w:val="22"/>
-        </w:rPr>
-        <w:t>清单模型负责识别和输出结构化资产；Nano Banana、万相、GPT Image 和 Grok Imagine 等图片模型只负责概念图与展示图生成。</w:t>
-      </w:r>
-    </w:p>
-    <w:p>
-      <w:pPr>
-        <w:spacing w:before="0" w:after="80" w:line="300" w:lineRule="auto"/>
-        <w:numPr>
-          <w:ilvl w:val="0"/>
-          <w:numId w:val="10"/>
-        </w:numPr>
-      </w:pPr>
-      <w:r>
-        <w:rPr>
-          <w:rFonts w:ascii="Calibri" w:hAnsi="Calibri" w:eastAsia="Microsoft YaHei UI"/>
-          <w:b w:val="0"/>
-          <w:sz w:val="22"/>
-        </w:rPr>
-        <w:t>工作区顶部持续显示“当前拆分依据”。三种方式共用当前方案，但各自输出独立 保存。修改拆分深度后，旧自动资产板和旧提示语会标记“旧版依据”，不会删除。</w:t>
-      </w:r>
-    </w:p>
-    <w:p>
-      <w:pPr>
-        <w:pStyle w:val="Heading2"/>
-      </w:pPr>
-      <w:r>
-        <w:rPr>
-          <w:rFonts w:ascii="Calibri" w:hAnsi="Calibri" w:eastAsia="Microsoft YaHei UI"/>
-          <w:b/>
-          <w:color w:val="2E74B5"/>
-          <w:sz w:val="26"/>
-        </w:rPr>
-        <w:t>场景理解与拆分程度</w:t>
-      </w:r>
-    </w:p>
-    <w:p>
-      <w:pPr>
-        <w:spacing w:before="0" w:after="80" w:line="300" w:lineRule="auto"/>
-        <w:numPr>
-          <w:ilvl w:val="0"/>
-          <w:numId w:val="20"/>
-        </w:numPr>
-      </w:pPr>
-      <w:r>
-        <w:rPr>
-          <w:rFonts w:ascii="Calibri" w:hAnsi="Calibri" w:eastAsia="Microsoft YaHei UI"/>
-          <w:b w:val="0"/>
-          <w:sz w:val="22"/>
-        </w:rPr>
-        <w:t>导入主原画后，打开“清单与校正 → 拆分依据”。</w:t>
-      </w:r>
-    </w:p>
-    <w:p>
-      <w:pPr>
-        <w:spacing w:before="0" w:after="80" w:line="300" w:lineRule="auto"/>
-        <w:numPr>
-          <w:ilvl w:val="0"/>
-          <w:numId w:val="20"/>
-        </w:numPr>
-      </w:pPr>
-      <w:r>
-        <w:rPr>
-          <w:rFonts w:ascii="Calibri" w:hAnsi="Calibri" w:eastAsia="Microsoft YaHei UI"/>
-          <w:b w:val="0"/>
-          <w:sz w:val="22"/>
-        </w:rPr>
-        <w:t>可先选择“检查发送内容并分析场景结构”，也可直接从预设新建。</w:t>
-      </w:r>
-    </w:p>
-    <w:p>
-      <w:pPr>
-        <w:spacing w:before="0" w:after="80" w:line="300" w:lineRule="auto"/>
-        <w:numPr>
-          <w:ilvl w:val="0"/>
-          <w:numId w:val="20"/>
-        </w:numPr>
-      </w:pPr>
-      <w:r>
-        <w:rPr>
-          <w:rFonts w:ascii="Calibri" w:hAnsi="Calibri" w:eastAsia="Microsoft YaHei UI"/>
-          <w:b w:val="0"/>
-          <w:sz w:val="22"/>
-        </w:rPr>
-        <w:t>检查场景原型、空间结构、生产系统、资产族和不确定性。</w:t>
-      </w:r>
-    </w:p>
-    <w:p>
-      <w:pPr>
-        <w:spacing w:before="0" w:after="80" w:line="300" w:lineRule="auto"/>
-        <w:numPr>
-          <w:ilvl w:val="0"/>
-          <w:numId w:val="20"/>
-        </w:numPr>
-      </w:pPr>
-      <w:r>
-        <w:rPr>
-          <w:rFonts w:ascii="Calibri" w:hAnsi="Calibri" w:eastAsia="Microsoft YaHei UI"/>
-          <w:b w:val="0"/>
-          <w:sz w:val="22"/>
-        </w:rPr>
-        <w:t>选择“关卡空间与整体”“完整建筑与装配体”“可复用生产套件”“细节组件” 或“自定义混合层级”。</w:t>
-      </w:r>
-    </w:p>
-    <w:p>
-      <w:pPr>
-        <w:spacing w:before="0" w:after="80" w:line="300" w:lineRule="auto"/>
-        <w:numPr>
-          <w:ilvl w:val="0"/>
-          <w:numId w:val="20"/>
-        </w:numPr>
-      </w:pPr>
-      <w:r>
-        <w:rPr>
-          <w:rFonts w:ascii="Calibri" w:hAnsi="Calibri" w:eastAsia="Microsoft YaHei UI"/>
-          <w:b w:val="0"/>
-          <w:sz w:val="22"/>
-        </w:rPr>
-        <w:t>分别调整建筑、道具、植被、地形、材质等类别的 0–4 级深度。</w:t>
-      </w:r>
-    </w:p>
-    <w:p>
-      <w:pPr>
-        <w:spacing w:before="0" w:after="80" w:line="300" w:lineRule="auto"/>
-        <w:numPr>
-          <w:ilvl w:val="0"/>
-          <w:numId w:val="20"/>
-        </w:numPr>
-      </w:pPr>
-      <w:r>
-        <w:rPr>
-          <w:rFonts w:ascii="Calibri" w:hAnsi="Calibri" w:eastAsia="Microsoft YaHei UI"/>
-          <w:b w:val="0"/>
-          <w:sz w:val="22"/>
-        </w:rPr>
-        <w:t>填写人工约束，点击“保存方案”。</w:t>
-      </w:r>
-    </w:p>
-    <w:p>
-      <w:pPr>
-        <w:spacing w:before="0" w:after="80" w:line="300" w:lineRule="auto"/>
-        <w:numPr>
-          <w:ilvl w:val="0"/>
-          <w:numId w:val="20"/>
-        </w:numPr>
-      </w:pPr>
-      <w:r>
-        <w:rPr>
-          <w:rFonts w:ascii="Calibri" w:hAnsi="Calibri" w:eastAsia="Microsoft YaHei UI"/>
-          <w:b w:val="0"/>
-          <w:sz w:val="22"/>
-        </w:rPr>
-        <w:t>进入“资产清单”，按当前方案生成清单。</w:t>
-      </w:r>
-    </w:p>
-    <w:p>
-      <w:r>
-        <w:rPr>
-          <w:rFonts w:ascii="Calibri" w:hAnsi="Calibri" w:eastAsia="Microsoft YaHei UI"/>
-          <w:b w:val="0"/>
-          <w:sz w:val="22"/>
-        </w:rPr>
-        <w:t>深度 1 只保留场景区域或完整对象；2 拆到完整建筑、桥梁、岩组或群落；3 拆到 可复用生产套件；4 才继续拆门窗、框架、檐口、栏杆、装饰和控制变体。不同方案 的资产互不覆盖，可在同一项目中切换。自然环境会按地形、岩组、物种、变体、 群落和地被理解，不照搬建筑拆法。</w:t>
-      </w:r>
-    </w:p>
-    <w:p>
-      <w:pPr>
-        <w:pStyle w:val="Heading2"/>
-      </w:pPr>
-      <w:r>
-        <w:rPr>
-          <w:rFonts w:ascii="Calibri" w:hAnsi="Calibri" w:eastAsia="Microsoft YaHei UI"/>
-          <w:b/>
-          <w:color w:val="2E74B5"/>
-          <w:sz w:val="26"/>
-        </w:rPr>
-        <w:t>资产拆分提示语</w:t>
-      </w:r>
-    </w:p>
-    <w:p>
-      <w:pPr>
-        <w:spacing w:before="0" w:after="80" w:line="300" w:lineRule="auto"/>
-        <w:numPr>
-          <w:ilvl w:val="0"/>
-          <w:numId w:val="21"/>
-        </w:numPr>
-      </w:pPr>
-      <w:r>
-        <w:rPr>
-          <w:rFonts w:ascii="Calibri" w:hAnsi="Calibri" w:eastAsia="Microsoft YaHei UI"/>
-          <w:b w:val="0"/>
-          <w:sz w:val="22"/>
-        </w:rPr>
-        <w:t>导入主原画，可选补充参考，打开“生成提示语”。</w:t>
-      </w:r>
-    </w:p>
-    <w:p>
-      <w:pPr>
-        <w:spacing w:before="0" w:after="80" w:line="300" w:lineRule="auto"/>
-        <w:numPr>
-          <w:ilvl w:val="0"/>
-          <w:numId w:val="21"/>
-        </w:numPr>
-      </w:pPr>
-      <w:r>
-        <w:rPr>
-          <w:rFonts w:ascii="Calibri" w:hAnsi="Calibri" w:eastAsia="Microsoft YaHei UI"/>
-          <w:b w:val="0"/>
-          <w:sz w:val="22"/>
-        </w:rPr>
-        <w:t>在“1 生成设置”选择供应商、模型和目标外部生图工具。</w:t>
-      </w:r>
-    </w:p>
-    <w:p>
-      <w:pPr>
-        <w:spacing w:before="0" w:after="80" w:line="300" w:lineRule="auto"/>
-        <w:numPr>
-          <w:ilvl w:val="0"/>
-          <w:numId w:val="21"/>
-        </w:numPr>
-      </w:pPr>
-      <w:r>
-        <w:rPr>
-          <w:rFonts w:ascii="Calibri" w:hAnsi="Calibri" w:eastAsia="Microsoft YaHei UI"/>
-          <w:b w:val="0"/>
-          <w:sz w:val="22"/>
-        </w:rPr>
-        <w:t>点击“检查发送内容并生成初稿”，核对后确认。</w:t>
-      </w:r>
-    </w:p>
-    <w:p>
-      <w:pPr>
-        <w:spacing w:before="0" w:after="80" w:line="300" w:lineRule="auto"/>
-        <w:numPr>
-          <w:ilvl w:val="0"/>
-          <w:numId w:val="21"/>
-        </w:numPr>
-      </w:pPr>
-      <w:r>
-        <w:rPr>
-          <w:rFonts w:ascii="Calibri" w:hAnsi="Calibri" w:eastAsia="Microsoft YaHei UI"/>
-          <w:b w:val="0"/>
-          <w:sz w:val="22"/>
-        </w:rPr>
-        <w:t>向下滚动到“2 当前提示语”，检查中文、英文、负面提示和硬约束。</w:t>
-      </w:r>
-    </w:p>
-    <w:p>
-      <w:pPr>
-        <w:spacing w:before="0" w:after="80" w:line="300" w:lineRule="auto"/>
-        <w:numPr>
-          <w:ilvl w:val="0"/>
-          <w:numId w:val="21"/>
-        </w:numPr>
-      </w:pPr>
-      <w:r>
-        <w:rPr>
-          <w:rFonts w:ascii="Calibri" w:hAnsi="Calibri" w:eastAsia="Microsoft YaHei UI"/>
-          <w:b w:val="0"/>
-          <w:sz w:val="22"/>
-        </w:rPr>
-        <w:t>在“3 继续修订”填写要求；默认只发送文字。</w:t>
-      </w:r>
-    </w:p>
-    <w:p>
-      <w:pPr>
-        <w:spacing w:before="0" w:after="80" w:line="300" w:lineRule="auto"/>
-        <w:numPr>
-          <w:ilvl w:val="0"/>
-          <w:numId w:val="21"/>
-        </w:numPr>
-      </w:pPr>
-      <w:r>
-        <w:rPr>
-          <w:rFonts w:ascii="Calibri" w:hAnsi="Calibri" w:eastAsia="Microsoft YaHei UI"/>
-          <w:b w:val="0"/>
-          <w:sz w:val="22"/>
-        </w:rPr>
-        <w:t>需要 AI 重新观察原画时，勾选“本次迭代重新附带原画”。</w:t>
-      </w:r>
-    </w:p>
-    <w:p>
-      <w:pPr>
-        <w:spacing w:before="0" w:after="80" w:line="300" w:lineRule="auto"/>
-        <w:numPr>
-          <w:ilvl w:val="0"/>
-          <w:numId w:val="21"/>
-        </w:numPr>
-      </w:pPr>
-      <w:r>
-        <w:rPr>
-          <w:rFonts w:ascii="Calibri" w:hAnsi="Calibri" w:eastAsia="Microsoft YaHei UI"/>
-          <w:b w:val="0"/>
-          <w:sz w:val="22"/>
-        </w:rPr>
-        <w:t>可直接改文字并点击“保存手动修改”；每次保存都会新增历史版本。</w:t>
-      </w:r>
-    </w:p>
-    <w:p>
-      <w:pPr>
-        <w:spacing w:before="0" w:after="80" w:line="300" w:lineRule="auto"/>
-        <w:numPr>
-          <w:ilvl w:val="0"/>
-          <w:numId w:val="21"/>
-        </w:numPr>
-      </w:pPr>
-      <w:r>
-        <w:rPr>
-          <w:rFonts w:ascii="Calibri" w:hAnsi="Calibri" w:eastAsia="Microsoft YaHei UI"/>
-          <w:b w:val="0"/>
-          <w:sz w:val="22"/>
-        </w:rPr>
-        <w:t>点击“复制中文”“复制英文”或“复制完整提示语”，粘贴到外部生图工具。</w:t>
-      </w:r>
-    </w:p>
-    <w:p>
-      <w:r>
-        <w:rPr>
-          <w:rFonts w:ascii="Calibri" w:hAnsi="Calibri" w:eastAsia="Microsoft YaHei UI"/>
-          <w:b w:val="0"/>
-          <w:sz w:val="22"/>
-        </w:rPr>
-        <w:t>初稿和每次协商各消耗一次所选视觉模型调用；复制、手动编辑和保存不调用 API。 “离线 Mock”只验证流程，不会理解原画。项目重开后会恢复会话和所有版本。</w:t>
-      </w:r>
-    </w:p>
-    <w:p>
-      <w:pPr>
-        <w:pStyle w:val="Heading2"/>
-      </w:pPr>
-      <w:r>
-        <w:rPr>
-          <w:rFonts w:ascii="Calibri" w:hAnsi="Calibri" w:eastAsia="Microsoft YaHei UI"/>
-          <w:b/>
-          <w:color w:val="2E74B5"/>
-          <w:sz w:val="26"/>
-        </w:rPr>
-        <w:t>资产生产规格与交接</w:t>
-      </w:r>
-    </w:p>
-    <w:p>
-      <w:pPr>
-        <w:spacing w:before="0" w:after="80" w:line="300" w:lineRule="auto"/>
-        <w:numPr>
-          <w:ilvl w:val="0"/>
-          <w:numId w:val="22"/>
-        </w:numPr>
-      </w:pPr>
-      <w:r>
-        <w:rPr>
-          <w:rFonts w:ascii="Calibri" w:hAnsi="Calibri" w:eastAsia="Microsoft YaHei UI"/>
-          <w:b w:val="0"/>
-          <w:sz w:val="22"/>
-        </w:rPr>
-        <w:t>完成一套资产清单后打开“生产交接”页。</w:t>
-      </w:r>
-    </w:p>
-    <w:p>
-      <w:pPr>
-        <w:spacing w:before="0" w:after="80" w:line="300" w:lineRule="auto"/>
-        <w:numPr>
-          <w:ilvl w:val="0"/>
-          <w:numId w:val="22"/>
-        </w:numPr>
-      </w:pPr>
-      <w:r>
-        <w:rPr>
-          <w:rFonts w:ascii="Calibri" w:hAnsi="Calibri" w:eastAsia="Microsoft YaHei UI"/>
-          <w:b w:val="0"/>
-          <w:sz w:val="22"/>
-        </w:rPr>
-        <w:t>点击“同步生产规格”，为当前方案建立规格记录。</w:t>
-      </w:r>
-    </w:p>
-    <w:p>
-      <w:pPr>
-        <w:spacing w:before="0" w:after="80" w:line="300" w:lineRule="auto"/>
-        <w:numPr>
-          <w:ilvl w:val="0"/>
-          <w:numId w:val="22"/>
-        </w:numPr>
-      </w:pPr>
-      <w:r>
-        <w:rPr>
-          <w:rFonts w:ascii="Calibri" w:hAnsi="Calibri" w:eastAsia="Microsoft YaHei UI"/>
-          <w:b w:val="0"/>
-          <w:sz w:val="22"/>
-        </w:rPr>
-        <w:t>逐项核对资产编码、目标尺寸说明、枢轴、几何策略、材质槽、贴图组、LOD、 碰撞、Nanite、UE 目录、依赖和交付物。</w:t>
-      </w:r>
-    </w:p>
-    <w:p>
-      <w:pPr>
-        <w:spacing w:before="0" w:after="80" w:line="300" w:lineRule="auto"/>
-        <w:numPr>
-          <w:ilvl w:val="0"/>
-          <w:numId w:val="22"/>
-        </w:numPr>
-      </w:pPr>
-      <w:r>
-        <w:rPr>
-          <w:rFonts w:ascii="Calibri" w:hAnsi="Calibri" w:eastAsia="Microsoft YaHei UI"/>
-          <w:b w:val="0"/>
-          <w:sz w:val="22"/>
-        </w:rPr>
-        <w:t>保存修改。重复编码、缺失依赖或循环依赖必须先修正。</w:t>
-      </w:r>
-    </w:p>
-    <w:p>
-      <w:pPr>
-        <w:spacing w:before="0" w:after="80" w:line="300" w:lineRule="auto"/>
-        <w:numPr>
-          <w:ilvl w:val="0"/>
-          <w:numId w:val="22"/>
-        </w:numPr>
-      </w:pPr>
-      <w:r>
-        <w:rPr>
-          <w:rFonts w:ascii="Calibri" w:hAnsi="Calibri" w:eastAsia="Microsoft YaHei UI"/>
-          <w:b w:val="0"/>
-          <w:sz w:val="22"/>
-        </w:rPr>
-        <w:t>导出 JSON 或 CSV，交给建模、材质或项目管理流程。</w:t>
-      </w:r>
-    </w:p>
-    <w:p>
-      <w:r>
-        <w:rPr>
-          <w:rFonts w:ascii="Calibri" w:hAnsi="Calibri" w:eastAsia="Microsoft YaHei UI"/>
-          <w:b w:val="0"/>
-          <w:sz w:val="22"/>
-        </w:rPr>
-        <w:t>自动建立的规格只是规划起点，尤其不代表 AI 已从单张原画确认真实尺寸、不可见 结构、枢轴或 UE 路径。GATalk 不会直接写入 UE 工程。</w:t>
-      </w:r>
-    </w:p>
-    <w:p>
-      <w:pPr>
-        <w:pStyle w:val="Heading2"/>
-      </w:pPr>
-      <w:r>
-        <w:rPr>
-          <w:rFonts w:ascii="Calibri" w:hAnsi="Calibri" w:eastAsia="Microsoft YaHei UI"/>
-          <w:b/>
-          <w:color w:val="2E74B5"/>
-          <w:sz w:val="26"/>
-        </w:rPr>
-        <w:t>右侧工作区与滚动</w:t>
-      </w:r>
-    </w:p>
-    <w:p>
-      <w:pPr>
-        <w:spacing w:before="0" w:after="80" w:line="300" w:lineRule="auto"/>
-        <w:numPr>
-          <w:ilvl w:val="0"/>
-          <w:numId w:val="10"/>
-        </w:numPr>
-      </w:pPr>
-      <w:r>
-        <w:rPr>
-          <w:rFonts w:ascii="Calibri" w:hAnsi="Calibri" w:eastAsia="Microsoft YaHei UI"/>
-          <w:b w:val="0"/>
-          <w:sz w:val="22"/>
-        </w:rPr>
-        <w:t>右侧页面按当前任务分段排列，不要求在一个屏幕内显示全部内容。</w:t>
-      </w:r>
-    </w:p>
-    <w:p>
-      <w:pPr>
-        <w:spacing w:before="0" w:after="80" w:line="300" w:lineRule="auto"/>
-        <w:numPr>
-          <w:ilvl w:val="0"/>
-          <w:numId w:val="10"/>
-        </w:numPr>
-      </w:pPr>
-      <w:r>
-        <w:rPr>
-          <w:rFonts w:ascii="Calibri" w:hAnsi="Calibri" w:eastAsia="Microsoft YaHei UI"/>
-          <w:b w:val="0"/>
-          <w:sz w:val="22"/>
-        </w:rPr>
-        <w:t>内容超过窗口高度时，右侧会显示纵向滚动条；鼠标放在右侧后可直接滚轮滚动。</w:t>
-      </w:r>
-    </w:p>
-    <w:p>
-      <w:pPr>
-        <w:spacing w:before="0" w:after="80" w:line="300" w:lineRule="auto"/>
-        <w:numPr>
-          <w:ilvl w:val="0"/>
-          <w:numId w:val="10"/>
-        </w:numPr>
-      </w:pPr>
-      <w:r>
-        <w:rPr>
-          <w:rFonts w:ascii="Calibri" w:hAnsi="Calibri" w:eastAsia="Microsoft YaHei UI"/>
-          <w:b w:val="0"/>
-          <w:sz w:val="22"/>
-        </w:rPr>
-        <w:t>“拆分依据”“资产详情”“生成与导出”“自动资产板”和“生成提示语”均支持纵向滚动。</w:t>
-      </w:r>
-    </w:p>
-    <w:p>
-      <w:pPr>
-        <w:spacing w:before="0" w:after="80" w:line="300" w:lineRule="auto"/>
-        <w:numPr>
-          <w:ilvl w:val="0"/>
-          <w:numId w:val="10"/>
-        </w:numPr>
-      </w:pPr>
-      <w:r>
-        <w:rPr>
-          <w:rFonts w:ascii="Calibri" w:hAnsi="Calibri" w:eastAsia="Microsoft YaHei UI"/>
-          <w:b w:val="0"/>
-          <w:sz w:val="22"/>
-        </w:rPr>
-        <w:t>中央原画画布保持独立，不会随右侧页面滚动。</w:t>
-      </w:r>
-    </w:p>
-    <w:p>
-      <w:pPr>
-        <w:pStyle w:val="Heading2"/>
-      </w:pPr>
-      <w:r>
-        <w:rPr>
-          <w:rFonts w:ascii="Calibri" w:hAnsi="Calibri" w:eastAsia="Microsoft YaHei UI"/>
-          <w:b/>
-          <w:color w:val="2E74B5"/>
-          <w:sz w:val="26"/>
-        </w:rPr>
-        <w:t>全自动资产板</w:t>
-      </w:r>
-    </w:p>
-    <w:p>
-      <w:pPr>
-        <w:spacing w:before="0" w:after="80" w:line="300" w:lineRule="auto"/>
-        <w:numPr>
-          <w:ilvl w:val="0"/>
-          <w:numId w:val="23"/>
-        </w:numPr>
-      </w:pPr>
-      <w:r>
-        <w:rPr>
-          <w:rFonts w:ascii="Calibri" w:hAnsi="Calibri" w:eastAsia="Microsoft YaHei UI"/>
-          <w:b w:val="0"/>
-          <w:sz w:val="22"/>
-        </w:rPr>
-        <w:t>新建或打开资产项目，导入主原画；补充参考可不填。</w:t>
-      </w:r>
-    </w:p>
-    <w:p>
-      <w:pPr>
-        <w:spacing w:before="0" w:after="80" w:line="300" w:lineRule="auto"/>
-        <w:numPr>
-          <w:ilvl w:val="0"/>
-          <w:numId w:val="23"/>
-        </w:numPr>
-      </w:pPr>
-      <w:r>
-        <w:rPr>
-          <w:rFonts w:ascii="Calibri" w:hAnsi="Calibri" w:eastAsia="Microsoft YaHei UI"/>
-          <w:b w:val="0"/>
-          <w:sz w:val="22"/>
-        </w:rPr>
-        <w:t>打开右侧“自动资产板”。</w:t>
-      </w:r>
-    </w:p>
-    <w:p>
-      <w:pPr>
-        <w:spacing w:before="0" w:after="80" w:line="300" w:lineRule="auto"/>
-        <w:numPr>
-          <w:ilvl w:val="0"/>
-          <w:numId w:val="23"/>
-        </w:numPr>
-      </w:pPr>
-      <w:r>
-        <w:rPr>
-          <w:rFonts w:ascii="Calibri" w:hAnsi="Calibri" w:eastAsia="Microsoft YaHei UI"/>
-          <w:b w:val="0"/>
-          <w:sz w:val="22"/>
-        </w:rPr>
-        <w:t>选择清单供应商、图片供应商、模型、分辨率和资产数量上限。</w:t>
-      </w:r>
-    </w:p>
-    <w:p>
-      <w:pPr>
-        <w:spacing w:before="0" w:after="80" w:line="300" w:lineRule="auto"/>
-        <w:numPr>
-          <w:ilvl w:val="0"/>
-          <w:numId w:val="23"/>
-        </w:numPr>
-      </w:pPr>
-      <w:r>
-        <w:rPr>
-          <w:rFonts w:ascii="Calibri" w:hAnsi="Calibri" w:eastAsia="Microsoft YaHei UI"/>
-          <w:b w:val="0"/>
-          <w:sz w:val="22"/>
-        </w:rPr>
-        <w:t>点击“检查发送内容并生成资产板”。</w:t>
-      </w:r>
-    </w:p>
-    <w:p>
-      <w:pPr>
-        <w:spacing w:before="0" w:after="80" w:line="300" w:lineRule="auto"/>
-        <w:numPr>
-          <w:ilvl w:val="0"/>
-          <w:numId w:val="23"/>
-        </w:numPr>
-      </w:pPr>
-      <w:r>
-        <w:rPr>
-          <w:rFonts w:ascii="Calibri" w:hAnsi="Calibri" w:eastAsia="Microsoft YaHei UI"/>
-          <w:b w:val="0"/>
-          <w:sz w:val="22"/>
-        </w:rPr>
-        <w:t>核对图片、模型和最大调用次数后确认。</w:t>
-      </w:r>
-    </w:p>
-    <w:p>
-      <w:pPr>
-        <w:spacing w:before="0" w:after="80" w:line="300" w:lineRule="auto"/>
-        <w:numPr>
-          <w:ilvl w:val="0"/>
-          <w:numId w:val="23"/>
-        </w:numPr>
-      </w:pPr>
-      <w:r>
-        <w:rPr>
-          <w:rFonts w:ascii="Calibri" w:hAnsi="Calibri" w:eastAsia="Microsoft YaHei UI"/>
-          <w:b w:val="0"/>
-          <w:sz w:val="22"/>
-        </w:rPr>
-        <w:t>完成后查看首张资产板；点击“导出当前运行”保存全部分页图片与 JSON。</w:t>
-      </w:r>
-    </w:p>
-    <w:p>
-      <w:r>
-        <w:rPr>
-          <w:rFonts w:ascii="Calibri" w:hAnsi="Calibri" w:eastAsia="Microsoft YaHei UI"/>
-          <w:b w:val="0"/>
-          <w:sz w:val="22"/>
-        </w:rPr>
-        <w:t>自动资产板可能产生多次付费调用。遇到供应商级故障时，软件会停止后续资产，避免重复无效请求。</w:t>
-      </w:r>
-    </w:p>
-    <w:p>
-      <w:pPr>
-        <w:pStyle w:val="Heading2"/>
-      </w:pPr>
-      <w:r>
-        <w:rPr>
-          <w:rFonts w:ascii="Calibri" w:hAnsi="Calibri" w:eastAsia="Microsoft YaHei UI"/>
-          <w:b/>
-          <w:color w:val="2E74B5"/>
-          <w:sz w:val="26"/>
-        </w:rPr>
-        <w:t>Gemini 图片模型</w:t>
-      </w:r>
-    </w:p>
-    <w:p>
-      <w:pPr>
-        <w:spacing w:before="0" w:after="80" w:line="300" w:lineRule="auto"/>
-        <w:numPr>
-          <w:ilvl w:val="0"/>
-          <w:numId w:val="10"/>
-        </w:numPr>
-      </w:pPr>
-      <w:r>
-        <w:rPr>
-          <w:rFonts w:ascii="Calibri" w:hAnsi="Calibri" w:eastAsia="Microsoft YaHei UI"/>
-          <w:b w:val="0"/>
-          <w:sz w:val="22"/>
-        </w:rPr>
-        <w:t>Nano Banana 2：gemini-3.1-flash-image，默认均衡选项。</w:t>
-      </w:r>
-    </w:p>
-    <w:p>
-      <w:pPr>
-        <w:spacing w:before="0" w:after="80" w:line="300" w:lineRule="auto"/>
-        <w:numPr>
-          <w:ilvl w:val="0"/>
-          <w:numId w:val="10"/>
-        </w:numPr>
-      </w:pPr>
-      <w:r>
-        <w:rPr>
-          <w:rFonts w:ascii="Calibri" w:hAnsi="Calibri" w:eastAsia="Microsoft YaHei UI"/>
-          <w:b w:val="0"/>
-          <w:sz w:val="22"/>
-        </w:rPr>
-        <w:t>Nano Banana Pro：gemini-3-pro-image，适合最高质量和复杂指令。</w:t>
-      </w:r>
-    </w:p>
-    <w:p>
-      <w:pPr>
-        <w:spacing w:before="0" w:after="80" w:line="300" w:lineRule="auto"/>
-        <w:numPr>
-          <w:ilvl w:val="0"/>
-          <w:numId w:val="10"/>
-        </w:numPr>
-      </w:pPr>
-      <w:r>
-        <w:rPr>
-          <w:rFonts w:ascii="Calibri" w:hAnsi="Calibri" w:eastAsia="Microsoft YaHei UI"/>
-          <w:b w:val="0"/>
-          <w:sz w:val="22"/>
-        </w:rPr>
-        <w:t>Nano Banana 2 Lite：gemini-3.1-flash-lite-image，速度和成本优先，只使用 1K。</w:t>
-      </w:r>
-    </w:p>
-    <w:p>
-      <w:pPr>
-        <w:spacing w:before="0" w:after="80" w:line="300" w:lineRule="auto"/>
-        <w:numPr>
-          <w:ilvl w:val="0"/>
-          <w:numId w:val="10"/>
-        </w:numPr>
-      </w:pPr>
-      <w:r>
-        <w:rPr>
-          <w:rFonts w:ascii="Calibri" w:hAnsi="Calibri" w:eastAsia="Microsoft YaHei UI"/>
-          <w:b w:val="0"/>
-          <w:sz w:val="22"/>
-        </w:rPr>
-        <w:t>三者可使用同一 Gemini API Key，但仍受该 Google 项目的模型权限、计费和配额限制。</w:t>
-      </w:r>
-    </w:p>
-    <w:p>
-      <w:pPr>
-        <w:spacing w:before="0" w:after="80" w:line="300" w:lineRule="auto"/>
-        <w:numPr>
-          <w:ilvl w:val="0"/>
-          <w:numId w:val="10"/>
-        </w:numPr>
-      </w:pPr>
-      <w:r>
-        <w:rPr>
-          <w:rFonts w:ascii="Calibri" w:hAnsi="Calibri" w:eastAsia="Microsoft YaHei UI"/>
-          <w:b w:val="0"/>
-          <w:sz w:val="22"/>
-        </w:rPr>
-        <w:t>0.8.1 已修复 1K/2K/4K 在 Google 原始 REST 接口中的枚举格式错误。</w:t>
-      </w:r>
-    </w:p>
-    <w:p>
-      <w:pPr>
-        <w:pStyle w:val="Heading2"/>
-      </w:pPr>
-      <w:r>
-        <w:rPr>
-          <w:rFonts w:ascii="Calibri" w:hAnsi="Calibri" w:eastAsia="Microsoft YaHei UI"/>
-          <w:b/>
-          <w:color w:val="2E74B5"/>
-          <w:sz w:val="26"/>
-        </w:rPr>
-        <w:t>常用快捷键</w:t>
-      </w:r>
-    </w:p>
-    <w:p>
-      <w:pPr>
-        <w:spacing w:before="0" w:after="80" w:line="300" w:lineRule="auto"/>
-        <w:numPr>
-          <w:ilvl w:val="0"/>
-          <w:numId w:val="10"/>
-        </w:numPr>
-      </w:pPr>
-      <w:r>
-        <w:rPr>
-          <w:rFonts w:ascii="Calibri" w:hAnsi="Calibri" w:eastAsia="Microsoft YaHei UI"/>
-          <w:b w:val="0"/>
-          <w:sz w:val="22"/>
-        </w:rPr>
-        <w:t>Ctrl+Z 撤销资产编辑；Ctrl+Shift+Z 或系统重做键重做。</w:t>
-      </w:r>
-    </w:p>
-    <w:p>
-      <w:pPr>
-        <w:spacing w:before="0" w:after="80" w:line="300" w:lineRule="auto"/>
-        <w:numPr>
-          <w:ilvl w:val="0"/>
-          <w:numId w:val="10"/>
-        </w:numPr>
-      </w:pPr>
-      <w:r>
-        <w:rPr>
-          <w:rFonts w:ascii="Calibri" w:hAnsi="Calibri" w:eastAsia="Microsoft YaHei UI"/>
-          <w:b w:val="0"/>
-          <w:sz w:val="22"/>
-        </w:rPr>
-        <w:t>资产列表用 Shift 连选、Ctrl 增减选择、Ctrl+A 全选。</w:t>
-      </w:r>
-    </w:p>
-    <w:p>
-      <w:pPr>
-        <w:spacing w:before="0" w:after="80" w:line="300" w:lineRule="auto"/>
-        <w:numPr>
-          <w:ilvl w:val="0"/>
-          <w:numId w:val="10"/>
-        </w:numPr>
-      </w:pPr>
-      <w:r>
-        <w:rPr>
-          <w:rFonts w:ascii="Calibri" w:hAnsi="Calibri" w:eastAsia="Microsoft YaHei UI"/>
-          <w:b w:val="0"/>
-          <w:sz w:val="22"/>
-        </w:rPr>
-        <w:t>区域模式下按住 Shift 在画布空白处拖动，可框选多个资产区域。</w:t>
-      </w:r>
-    </w:p>
-    <w:p>
-      <w:pPr>
-        <w:spacing w:before="0" w:after="80" w:line="300" w:lineRule="auto"/>
-        <w:numPr>
-          <w:ilvl w:val="0"/>
-          <w:numId w:val="10"/>
-        </w:numPr>
-      </w:pPr>
-      <w:r>
-        <w:rPr>
-          <w:rFonts w:ascii="Calibri" w:hAnsi="Calibri" w:eastAsia="Microsoft YaHei UI"/>
-          <w:b w:val="0"/>
-          <w:sz w:val="22"/>
-        </w:rPr>
-        <w:t>资产列表聚焦时按 Delete 删除选中资产；Esc 退出当前工具或遮罩。</w:t>
-      </w:r>
-    </w:p>
-    <w:p>
-      <w:pPr>
-        <w:pStyle w:val="Heading2"/>
-      </w:pPr>
-      <w:r>
-        <w:rPr>
-          <w:rFonts w:ascii="Calibri" w:hAnsi="Calibri" w:eastAsia="Microsoft YaHei UI"/>
-          <w:b/>
-          <w:color w:val="2E74B5"/>
-          <w:sz w:val="26"/>
-        </w:rPr>
-        <w:t>最短流程</w:t>
-      </w:r>
-    </w:p>
-    <w:p>
-      <w:pPr>
-        <w:spacing w:before="0" w:after="80" w:line="300" w:lineRule="auto"/>
-        <w:numPr>
-          <w:ilvl w:val="0"/>
-          <w:numId w:val="24"/>
-        </w:numPr>
-      </w:pPr>
-      <w:r>
-        <w:rPr>
-          <w:rFonts w:ascii="Calibri" w:hAnsi="Calibri" w:eastAsia="Microsoft YaHei UI"/>
-          <w:b w:val="0"/>
-          <w:sz w:val="22"/>
-        </w:rPr>
-        <w:t>在首页进入“资产拆分工作台”，新建资产项目。</w:t>
-      </w:r>
-    </w:p>
-    <w:p>
-      <w:pPr>
-        <w:spacing w:before="0" w:after="80" w:line="300" w:lineRule="auto"/>
-        <w:numPr>
-          <w:ilvl w:val="0"/>
-          <w:numId w:val="24"/>
-        </w:numPr>
-      </w:pPr>
-      <w:r>
-        <w:rPr>
-          <w:rFonts w:ascii="Calibri" w:hAnsi="Calibri" w:eastAsia="Microsoft YaHei UI"/>
-          <w:b w:val="0"/>
-          <w:sz w:val="22"/>
-        </w:rPr>
-        <w:t>选择场景类型，填写制作目标，导入主原画；补充参考可选。</w:t>
-      </w:r>
-    </w:p>
-    <w:p>
-      <w:pPr>
-        <w:spacing w:before="0" w:after="80" w:line="300" w:lineRule="auto"/>
-        <w:numPr>
-          <w:ilvl w:val="0"/>
-          <w:numId w:val="24"/>
-        </w:numPr>
-      </w:pPr>
-      <w:r>
-        <w:rPr>
-          <w:rFonts w:ascii="Calibri" w:hAnsi="Calibri" w:eastAsia="Microsoft YaHei UI"/>
-          <w:b w:val="0"/>
-          <w:sz w:val="22"/>
-        </w:rPr>
-        <w:t>在“拆分依据”分析场景结构或选择预设，校正后保存。</w:t>
-      </w:r>
-    </w:p>
-    <w:p>
-      <w:pPr>
-        <w:spacing w:before="0" w:after="80" w:line="300" w:lineRule="auto"/>
-        <w:numPr>
-          <w:ilvl w:val="0"/>
-          <w:numId w:val="24"/>
-        </w:numPr>
-      </w:pPr>
-      <w:r>
-        <w:rPr>
-          <w:rFonts w:ascii="Calibri" w:hAnsi="Calibri" w:eastAsia="Microsoft YaHei UI"/>
-          <w:b w:val="0"/>
-          <w:sz w:val="22"/>
-        </w:rPr>
-        <w:t>在“资产清单”选择视觉供应商，查看发送清单并主动确认。</w:t>
-      </w:r>
-    </w:p>
-    <w:p>
-      <w:pPr>
-        <w:spacing w:before="0" w:after="80" w:line="300" w:lineRule="auto"/>
-        <w:numPr>
-          <w:ilvl w:val="0"/>
-          <w:numId w:val="24"/>
-        </w:numPr>
-      </w:pPr>
-      <w:r>
-        <w:rPr>
-          <w:rFonts w:ascii="Calibri" w:hAnsi="Calibri" w:eastAsia="Microsoft YaHei UI"/>
-          <w:b w:val="0"/>
-          <w:sz w:val="22"/>
-        </w:rPr>
-        <w:t>检查资产分类、层级、复用组、优先级和原图区域。</w:t>
-      </w:r>
-    </w:p>
-    <w:p>
-      <w:pPr>
-        <w:spacing w:before="0" w:after="80" w:line="300" w:lineRule="auto"/>
-        <w:numPr>
-          <w:ilvl w:val="0"/>
-          <w:numId w:val="24"/>
-        </w:numPr>
-      </w:pPr>
-      <w:r>
-        <w:rPr>
-          <w:rFonts w:ascii="Calibri" w:hAnsi="Calibri" w:eastAsia="Microsoft YaHei UI"/>
-          <w:b w:val="0"/>
-          <w:sz w:val="22"/>
-        </w:rPr>
-        <w:t>拖动区域或在“资产详情”修改名称、分类、父级、证据和制作策略。</w:t>
-      </w:r>
-    </w:p>
-    <w:p>
-      <w:pPr>
-        <w:spacing w:before="0" w:after="80" w:line="300" w:lineRule="auto"/>
-        <w:numPr>
-          <w:ilvl w:val="0"/>
-          <w:numId w:val="24"/>
-        </w:numPr>
-      </w:pPr>
-      <w:r>
-        <w:rPr>
-          <w:rFonts w:ascii="Calibri" w:hAnsi="Calibri" w:eastAsia="Microsoft YaHei UI"/>
-          <w:b w:val="0"/>
-          <w:sz w:val="22"/>
-        </w:rPr>
-        <w:t>可新增、拆分、合并或删除资产；用户修订不会被后续 AI 覆盖。</w:t>
-      </w:r>
-    </w:p>
-    <w:p>
-      <w:pPr>
-        <w:spacing w:before="0" w:after="80" w:line="300" w:lineRule="auto"/>
-        <w:numPr>
-          <w:ilvl w:val="0"/>
-          <w:numId w:val="24"/>
-        </w:numPr>
-      </w:pPr>
-      <w:r>
-        <w:rPr>
-          <w:rFonts w:ascii="Calibri" w:hAnsi="Calibri" w:eastAsia="Microsoft YaHei UI"/>
-          <w:b w:val="0"/>
-          <w:sz w:val="22"/>
-        </w:rPr>
-        <w:t>在清单第一列勾选需要生成的资产。</w:t>
-      </w:r>
-    </w:p>
-    <w:p>
-      <w:pPr>
-        <w:spacing w:before="0" w:after="80" w:line="300" w:lineRule="auto"/>
-        <w:numPr>
-          <w:ilvl w:val="0"/>
-          <w:numId w:val="24"/>
-        </w:numPr>
-      </w:pPr>
-      <w:r>
-        <w:rPr>
-          <w:rFonts w:ascii="Calibri" w:hAnsi="Calibri" w:eastAsia="Microsoft YaHei UI"/>
-          <w:b w:val="0"/>
-          <w:sz w:val="22"/>
-        </w:rPr>
-        <w:t>在“生成与导出”选择独立概念图、保守遮挡补全图或评审展示图。</w:t>
-      </w:r>
-    </w:p>
-    <w:p>
-      <w:pPr>
-        <w:spacing w:before="0" w:after="80" w:line="300" w:lineRule="auto"/>
-        <w:numPr>
-          <w:ilvl w:val="0"/>
-          <w:numId w:val="24"/>
-        </w:numPr>
-      </w:pPr>
-      <w:r>
-        <w:rPr>
-          <w:rFonts w:ascii="Calibri" w:hAnsi="Calibri" w:eastAsia="Microsoft YaHei UI"/>
-          <w:b w:val="0"/>
-          <w:sz w:val="22"/>
-        </w:rPr>
-        <w:t>导出单项图片、分页 asset_board_01.png 等文件和 asset_manifest.json。</w:t>
-      </w:r>
-    </w:p>
-    <w:p>
-      <w:pPr>
-        <w:pStyle w:val="Heading2"/>
-      </w:pPr>
-      <w:r>
-        <w:rPr>
-          <w:rFonts w:ascii="Calibri" w:hAnsi="Calibri" w:eastAsia="Microsoft YaHei UI"/>
-          <w:b/>
-          <w:color w:val="2E74B5"/>
-          <w:sz w:val="26"/>
-        </w:rPr>
-        <w:t>画布与遮罩</w:t>
-      </w:r>
-    </w:p>
-    <w:p>
-      <w:pPr>
-        <w:spacing w:before="0" w:after="80" w:line="300" w:lineRule="auto"/>
-        <w:numPr>
-          <w:ilvl w:val="0"/>
-          <w:numId w:val="10"/>
-        </w:numPr>
-      </w:pPr>
-      <w:r>
-        <w:rPr>
-          <w:rFonts w:ascii="Calibri" w:hAnsi="Calibri" w:eastAsia="Microsoft YaHei UI"/>
-          <w:b w:val="0"/>
-          <w:sz w:val="22"/>
-        </w:rPr>
-        <w:t>“框选资产”后在原画拖出矩形；可移动或拉动手柄调整。</w:t>
-      </w:r>
-    </w:p>
-    <w:p>
-      <w:pPr>
-        <w:spacing w:before="0" w:after="80" w:line="300" w:lineRule="auto"/>
-        <w:numPr>
-          <w:ilvl w:val="0"/>
-          <w:numId w:val="10"/>
-        </w:numPr>
-      </w:pPr>
-      <w:r>
-        <w:rPr>
-          <w:rFonts w:ascii="Calibri" w:hAnsi="Calibri" w:eastAsia="Microsoft YaHei UI"/>
-          <w:b w:val="0"/>
-          <w:sz w:val="22"/>
-        </w:rPr>
-        <w:t>“可见遮罩”只显示矩形内的算法近似像素，不是精确实例分割。</w:t>
-      </w:r>
-    </w:p>
-    <w:p>
-      <w:pPr>
-        <w:spacing w:before="0" w:after="80" w:line="300" w:lineRule="auto"/>
-        <w:numPr>
-          <w:ilvl w:val="0"/>
-          <w:numId w:val="10"/>
-        </w:numPr>
-      </w:pPr>
-      <w:r>
-        <w:rPr>
-          <w:rFonts w:ascii="Calibri" w:hAnsi="Calibri" w:eastAsia="Microsoft YaHei UI"/>
-          <w:b w:val="0"/>
-          <w:sz w:val="22"/>
-        </w:rPr>
-        <w:t>按 Esc 退出框选或遮罩。原始图片不会被修改。</w:t>
-      </w:r>
-    </w:p>
-    <w:p>
-      <w:pPr>
-        <w:pStyle w:val="Heading2"/>
-      </w:pPr>
-      <w:r>
-        <w:rPr>
-          <w:rFonts w:ascii="Calibri" w:hAnsi="Calibri" w:eastAsia="Microsoft YaHei UI"/>
-          <w:b/>
-          <w:color w:val="2E74B5"/>
-          <w:sz w:val="26"/>
-        </w:rPr>
-        <w:t>信息来源</w:t>
-      </w:r>
-    </w:p>
-    <w:p>
-      <w:pPr>
-        <w:spacing w:before="0" w:after="80" w:line="300" w:lineRule="auto"/>
-        <w:numPr>
-          <w:ilvl w:val="0"/>
-          <w:numId w:val="10"/>
-        </w:numPr>
-      </w:pPr>
-      <w:r>
-        <w:rPr>
-          <w:rFonts w:ascii="Calibri" w:hAnsi="Calibri" w:eastAsia="Microsoft YaHei UI"/>
-          <w:b w:val="0"/>
-          <w:sz w:val="22"/>
-        </w:rPr>
-        <w:t>原画可见证据：能直接从图中核对。</w:t>
-      </w:r>
-    </w:p>
-    <w:p>
-      <w:pPr>
-        <w:spacing w:before="0" w:after="80" w:line="300" w:lineRule="auto"/>
-        <w:numPr>
-          <w:ilvl w:val="0"/>
-          <w:numId w:val="10"/>
-        </w:numPr>
-      </w:pPr>
-      <w:r>
-        <w:rPr>
-          <w:rFonts w:ascii="Calibri" w:hAnsi="Calibri" w:eastAsia="Microsoft YaHei UI"/>
-          <w:b w:val="0"/>
-          <w:sz w:val="22"/>
-        </w:rPr>
-        <w:t>AI 推断：类别、模块边界、复用或结构判断。</w:t>
-      </w:r>
-    </w:p>
-    <w:p>
-      <w:pPr>
-        <w:spacing w:before="0" w:after="80" w:line="300" w:lineRule="auto"/>
-        <w:numPr>
-          <w:ilvl w:val="0"/>
-          <w:numId w:val="10"/>
-        </w:numPr>
-      </w:pPr>
-      <w:r>
-        <w:rPr>
-          <w:rFonts w:ascii="Calibri" w:hAnsi="Calibri" w:eastAsia="Microsoft YaHei UI"/>
-          <w:b w:val="0"/>
-          <w:sz w:val="22"/>
-        </w:rPr>
-        <w:t>用户补充／修订：用户确认后的内容，优先级最高。</w:t>
-      </w:r>
-    </w:p>
-    <w:p>
-      <w:pPr>
-        <w:spacing w:before="0" w:after="80" w:line="300" w:lineRule="auto"/>
-        <w:numPr>
-          <w:ilvl w:val="0"/>
-          <w:numId w:val="10"/>
-        </w:numPr>
-      </w:pPr>
-      <w:r>
-        <w:rPr>
-          <w:rFonts w:ascii="Calibri" w:hAnsi="Calibri" w:eastAsia="Microsoft YaHei UI"/>
-          <w:b w:val="0"/>
-          <w:sz w:val="22"/>
-        </w:rPr>
-        <w:t>AI 生成补全：不可见部分的概念假设，不是原画事实。</w:t>
-      </w:r>
-    </w:p>
-    <w:p>
-      <w:pPr>
-        <w:spacing w:before="0" w:after="80" w:line="300" w:lineRule="auto"/>
-        <w:numPr>
-          <w:ilvl w:val="0"/>
-          <w:numId w:val="10"/>
-        </w:numPr>
-      </w:pPr>
-      <w:r>
-        <w:rPr>
-          <w:rFonts w:ascii="Calibri" w:hAnsi="Calibri" w:eastAsia="Microsoft YaHei UI"/>
-          <w:b w:val="0"/>
-          <w:sz w:val="22"/>
-        </w:rPr>
-        <w:t>离线 Mock 只验证清单、保存、遮罩、生成和导出流程，不分析图片语义。</w:t>
-      </w:r>
-    </w:p>
-    <w:p>
-      <w:pPr>
-        <w:pStyle w:val="Heading2"/>
-      </w:pPr>
-      <w:r>
-        <w:rPr>
-          <w:rFonts w:ascii="Calibri" w:hAnsi="Calibri" w:eastAsia="Microsoft YaHei UI"/>
-          <w:b/>
-          <w:color w:val="2E74B5"/>
-          <w:sz w:val="26"/>
-        </w:rPr>
-        <w:t>AI 清单结构修复</w:t>
-      </w:r>
-    </w:p>
-    <w:p>
-      <w:pPr>
-        <w:spacing w:before="0" w:after="80" w:line="300" w:lineRule="auto"/>
-        <w:numPr>
-          <w:ilvl w:val="0"/>
-          <w:numId w:val="10"/>
-        </w:numPr>
-      </w:pPr>
-      <w:r>
-        <w:rPr>
-          <w:rFonts w:ascii="Calibri" w:hAnsi="Calibri" w:eastAsia="Microsoft YaHei UI"/>
-          <w:b w:val="0"/>
-          <w:sz w:val="22"/>
-        </w:rPr>
-        <w:t>AI 偶尔会返回不存在的父资产 ID、重复 ID 或循环父级。新版会保留资产， 只取消或修正无法成立的引用，不要求重新消耗一次 API 调用。</w:t>
-      </w:r>
-    </w:p>
-    <w:p>
-      <w:pPr>
-        <w:spacing w:before="0" w:after="80" w:line="300" w:lineRule="auto"/>
-        <w:numPr>
-          <w:ilvl w:val="0"/>
-          <w:numId w:val="10"/>
-        </w:numPr>
-      </w:pPr>
-      <w:r>
-        <w:rPr>
-          <w:rFonts w:ascii="Calibri" w:hAnsi="Calibri" w:eastAsia="Microsoft YaHei UI"/>
-          <w:b w:val="0"/>
-          <w:sz w:val="22"/>
-        </w:rPr>
-        <w:t>修复发生时会显示中文摘要，并写入该次 AI 运行记录。</w:t>
-      </w:r>
-    </w:p>
-    <w:p>
-      <w:pPr>
-        <w:spacing w:before="0" w:after="80" w:line="300" w:lineRule="auto"/>
-        <w:numPr>
-          <w:ilvl w:val="0"/>
-          <w:numId w:val="10"/>
-        </w:numPr>
-      </w:pPr>
-      <w:r>
-        <w:rPr>
-          <w:rFonts w:ascii="Calibri" w:hAnsi="Calibri" w:eastAsia="Microsoft YaHei UI"/>
-          <w:b w:val="0"/>
-          <w:sz w:val="22"/>
-        </w:rPr>
-        <w:t>GATalk 不会借此改写资产名称、分类、画面证据或制作建议。看到修复提示 后，请在资产树中人工检查父子层级。</w:t>
-      </w:r>
-    </w:p>
-    <w:p>
-      <w:pPr>
-        <w:pStyle w:val="Heading2"/>
-      </w:pPr>
-      <w:r>
-        <w:rPr>
-          <w:rFonts w:ascii="Calibri" w:hAnsi="Calibri" w:eastAsia="Microsoft YaHei UI"/>
-          <w:b/>
-          <w:color w:val="2E74B5"/>
-          <w:sz w:val="26"/>
-        </w:rPr>
-        <w:t>图片生成失败</w:t>
-      </w:r>
-    </w:p>
-    <w:p>
-      <w:pPr>
-        <w:spacing w:before="0" w:after="80" w:line="300" w:lineRule="auto"/>
-        <w:numPr>
-          <w:ilvl w:val="0"/>
-          <w:numId w:val="10"/>
-        </w:numPr>
-      </w:pPr>
-      <w:r>
-        <w:rPr>
-          <w:rFonts w:ascii="Calibri" w:hAnsi="Calibri" w:eastAsia="Microsoft YaHei UI"/>
-          <w:b w:val="0"/>
-          <w:sz w:val="22"/>
-        </w:rPr>
-        <w:t>失败项悬停可查看真实错误。</w:t>
-      </w:r>
-    </w:p>
-    <w:p>
-      <w:pPr>
-        <w:spacing w:before="0" w:after="80" w:line="300" w:lineRule="auto"/>
-        <w:numPr>
-          <w:ilvl w:val="0"/>
-          <w:numId w:val="10"/>
-        </w:numPr>
-      </w:pPr>
-      <w:r>
-        <w:rPr>
-          <w:rFonts w:ascii="Calibri" w:hAnsi="Calibri" w:eastAsia="Microsoft YaHei UI"/>
-          <w:b w:val="0"/>
-          <w:sz w:val="22"/>
-        </w:rPr>
-        <w:t>若显示“未发送”，表示软件识别到供应商级故障并主动停止剩余调用。</w:t>
-      </w:r>
-    </w:p>
-    <w:p>
-      <w:pPr>
-        <w:spacing w:before="0" w:after="80" w:line="300" w:lineRule="auto"/>
-        <w:numPr>
-          <w:ilvl w:val="0"/>
-          <w:numId w:val="10"/>
-        </w:numPr>
-      </w:pPr>
-      <w:r>
-        <w:rPr>
-          <w:rFonts w:ascii="Calibri" w:hAnsi="Calibri" w:eastAsia="Microsoft YaHei UI"/>
-          <w:b w:val="0"/>
-          <w:sz w:val="22"/>
-        </w:rPr>
-        <w:t>401/403 通常是凭据或权限；404 通常是模型不可用；429 是额度或频率限制；5xx 是服务端暂时故障。</w:t>
-      </w:r>
-    </w:p>
-    <w:p>
-      <w:pPr>
-        <w:spacing w:before="0" w:after="80" w:line="300" w:lineRule="auto"/>
-        <w:numPr>
-          <w:ilvl w:val="0"/>
-          <w:numId w:val="10"/>
-        </w:numPr>
-      </w:pPr>
-      <w:r>
-        <w:rPr>
-          <w:rFonts w:ascii="Calibri" w:hAnsi="Calibri" w:eastAsia="Microsoft YaHei UI"/>
-          <w:b w:val="0"/>
-          <w:sz w:val="22"/>
-        </w:rPr>
-        <w:t>“没有返回图片”可能来自内容安全限制或请求未完成，窗口会显示 Gemini 的完成原因。</w:t>
-      </w:r>
-    </w:p>
-    <w:p>
-      <w:pPr>
-        <w:spacing w:before="0" w:after="80" w:line="300" w:lineRule="auto"/>
-        <w:numPr>
-          <w:ilvl w:val="0"/>
-          <w:numId w:val="10"/>
-        </w:numPr>
-      </w:pPr>
-      <w:r>
-        <w:rPr>
-          <w:rFonts w:ascii="Calibri" w:hAnsi="Calibri" w:eastAsia="Microsoft YaHei UI"/>
-          <w:b w:val="0"/>
-          <w:sz w:val="22"/>
-        </w:rPr>
-        <w:t>若仍看到 response_format.image.image_size，先确认启动的是 0.12.0 候选目录中的 EXE，不要从旧目录覆盖启动。</w:t>
-      </w:r>
-    </w:p>
-    <w:p>
-      <w:pPr>
-        <w:pStyle w:val="Heading1"/>
-      </w:pPr>
-      <w:r>
-        <w:rPr>
-          <w:rFonts w:ascii="Calibri" w:hAnsi="Calibri" w:eastAsia="Microsoft YaHei UI"/>
-          <w:b/>
-          <w:color w:val="2E74B5"/>
-          <w:sz w:val="32"/>
-        </w:rPr>
-        <w:t>8. 场景美术控制最短流程</w:t>
-      </w:r>
-    </w:p>
-    <w:p>
-      <w:pPr>
-        <w:spacing w:before="0" w:after="80" w:line="300" w:lineRule="auto"/>
-        <w:numPr>
-          <w:ilvl w:val="0"/>
-          <w:numId w:val="25"/>
-        </w:numPr>
-      </w:pPr>
-      <w:r>
-        <w:rPr>
-          <w:rFonts w:ascii="Calibri" w:hAnsi="Calibri" w:eastAsia="Microsoft YaHei UI"/>
-          <w:b w:val="0"/>
-          <w:sz w:val="22"/>
-        </w:rPr>
-        <w:t>点击“新建项目”，选择保存位置并命名。</w:t>
-      </w:r>
-    </w:p>
-    <w:p>
-      <w:pPr>
-        <w:spacing w:before="0" w:after="80" w:line="300" w:lineRule="auto"/>
-        <w:numPr>
-          <w:ilvl w:val="0"/>
-          <w:numId w:val="25"/>
-        </w:numPr>
-      </w:pPr>
-      <w:r>
-        <w:rPr>
-          <w:rFonts w:ascii="Calibri" w:hAnsi="Calibri" w:eastAsia="Microsoft YaHei UI"/>
-          <w:b w:val="0"/>
-          <w:sz w:val="22"/>
-        </w:rPr>
-        <w:t>在左侧打开“制作意图”，填写目标风格、时间、天气、情绪、焦点和限制。</w:t>
-      </w:r>
-    </w:p>
-    <w:p>
-      <w:pPr>
-        <w:spacing w:before="0" w:after="80" w:line="300" w:lineRule="auto"/>
-        <w:numPr>
-          <w:ilvl w:val="0"/>
-          <w:numId w:val="25"/>
-        </w:numPr>
-      </w:pPr>
-      <w:r>
-        <w:rPr>
-          <w:rFonts w:ascii="Calibri" w:hAnsi="Calibri" w:eastAsia="Microsoft YaHei UI"/>
-          <w:b w:val="0"/>
-          <w:sz w:val="22"/>
-        </w:rPr>
-        <w:t>新建 Shot，例如“村口固定机位”。</w:t>
-      </w:r>
-    </w:p>
-    <w:p>
-      <w:pPr>
-        <w:spacing w:before="0" w:after="80" w:line="300" w:lineRule="auto"/>
-        <w:numPr>
-          <w:ilvl w:val="0"/>
-          <w:numId w:val="25"/>
-        </w:numPr>
-      </w:pPr>
-      <w:r>
-        <w:rPr>
-          <w:rFonts w:ascii="Calibri" w:hAnsi="Calibri" w:eastAsia="Microsoft YaHei UI"/>
-          <w:b w:val="0"/>
-          <w:sz w:val="22"/>
-        </w:rPr>
-        <w:t>导入参考图，再导入当前 UE 截图。后续截图会成为同 Shot 的新 Version。</w:t>
-      </w:r>
-    </w:p>
-    <w:p>
-      <w:pPr>
-        <w:spacing w:before="0" w:after="80" w:line="300" w:lineRule="auto"/>
-        <w:numPr>
-          <w:ilvl w:val="0"/>
-          <w:numId w:val="25"/>
-        </w:numPr>
-      </w:pPr>
-      <w:r>
-        <w:rPr>
-          <w:rFonts w:ascii="Calibri" w:hAnsi="Calibri" w:eastAsia="Microsoft YaHei UI"/>
-          <w:b w:val="0"/>
-          <w:sz w:val="22"/>
-        </w:rPr>
-        <w:t>在右侧查看全图测量、共享色板和三阶明度差异。</w:t>
-      </w:r>
-    </w:p>
-    <w:p>
-      <w:pPr>
-        <w:spacing w:before="0" w:after="80" w:line="300" w:lineRule="auto"/>
-        <w:numPr>
-          <w:ilvl w:val="0"/>
-          <w:numId w:val="25"/>
-        </w:numPr>
-      </w:pPr>
-      <w:r>
-        <w:rPr>
-          <w:rFonts w:ascii="Calibri" w:hAnsi="Calibri" w:eastAsia="Microsoft YaHei UI"/>
-          <w:b w:val="0"/>
-          <w:sz w:val="22"/>
-        </w:rPr>
-        <w:t>需要局部比较时，在“对比分析”中创建并配对矩形区域。</w:t>
-      </w:r>
-    </w:p>
-    <w:p>
-      <w:pPr>
-        <w:spacing w:before="0" w:after="80" w:line="300" w:lineRule="auto"/>
-        <w:numPr>
-          <w:ilvl w:val="0"/>
-          <w:numId w:val="25"/>
-        </w:numPr>
-      </w:pPr>
-      <w:r>
-        <w:rPr>
-          <w:rFonts w:ascii="Calibri" w:hAnsi="Calibri" w:eastAsia="Microsoft YaHei UI"/>
-          <w:b w:val="0"/>
-          <w:sz w:val="22"/>
-        </w:rPr>
-        <w:t>将确认的问题转为修改任务。</w:t>
-      </w:r>
-    </w:p>
-    <w:p>
-      <w:pPr>
-        <w:spacing w:before="0" w:after="80" w:line="300" w:lineRule="auto"/>
-        <w:numPr>
-          <w:ilvl w:val="0"/>
-          <w:numId w:val="25"/>
-        </w:numPr>
-      </w:pPr>
-      <w:r>
-        <w:rPr>
-          <w:rFonts w:ascii="Calibri" w:hAnsi="Calibri" w:eastAsia="Microsoft YaHei UI"/>
-          <w:b w:val="0"/>
-          <w:sz w:val="22"/>
-        </w:rPr>
-        <w:t>完成 UE 修改后导入新 Version，再进行复查。</w:t>
-      </w:r>
-    </w:p>
-    <w:p>
-      <w:r>
-        <w:rPr>
-          <w:rFonts w:ascii="Calibri" w:hAnsi="Calibri" w:eastAsia="Microsoft YaHei UI"/>
-          <w:b w:val="0"/>
-          <w:sz w:val="22"/>
-        </w:rPr>
-        <w:t>项目会自动保存。Ctrl+S 可立即保存。</w:t>
-      </w:r>
-    </w:p>
-    <w:p>
-      <w:pPr>
-        <w:pStyle w:val="Heading1"/>
-      </w:pPr>
-      <w:r>
-        <w:rPr>
-          <w:rFonts w:ascii="Calibri" w:hAnsi="Calibri" w:eastAsia="Microsoft YaHei UI"/>
-          <w:b/>
-          <w:color w:val="2E74B5"/>
-          <w:sz w:val="32"/>
-        </w:rPr>
-        <w:t>9. 场景图片查看与基础分析</w:t>
-      </w:r>
-    </w:p>
-    <w:p>
-      <w:pPr>
-        <w:spacing w:before="0" w:after="80" w:line="300" w:lineRule="auto"/>
-        <w:numPr>
-          <w:ilvl w:val="0"/>
-          <w:numId w:val="10"/>
-        </w:numPr>
-      </w:pPr>
-      <w:r>
-        <w:rPr>
-          <w:rFonts w:ascii="Calibri" w:hAnsi="Calibri" w:eastAsia="Microsoft YaHei UI"/>
-          <w:b w:val="0"/>
-          <w:sz w:val="22"/>
-        </w:rPr>
-        <w:t>滚轮：缩放。</w:t>
-      </w:r>
-    </w:p>
-    <w:p>
-      <w:pPr>
-        <w:spacing w:before="0" w:after="80" w:line="300" w:lineRule="auto"/>
-        <w:numPr>
-          <w:ilvl w:val="0"/>
-          <w:numId w:val="10"/>
-        </w:numPr>
-      </w:pPr>
-      <w:r>
-        <w:rPr>
-          <w:rFonts w:ascii="Calibri" w:hAnsi="Calibri" w:eastAsia="Microsoft YaHei UI"/>
-          <w:b w:val="0"/>
-          <w:sz w:val="22"/>
-        </w:rPr>
-        <w:t>左键拖动：平移画面。</w:t>
-      </w:r>
-    </w:p>
-    <w:p>
-      <w:pPr>
-        <w:spacing w:before="0" w:after="80" w:line="300" w:lineRule="auto"/>
-        <w:numPr>
-          <w:ilvl w:val="0"/>
-          <w:numId w:val="10"/>
-        </w:numPr>
-      </w:pPr>
-      <w:r>
-        <w:rPr>
-          <w:rFonts w:ascii="Calibri" w:hAnsi="Calibri" w:eastAsia="Microsoft YaHei UI"/>
-          <w:b w:val="0"/>
-          <w:sz w:val="22"/>
-        </w:rPr>
-        <w:t>双击画布：恢复适配。</w:t>
-      </w:r>
-    </w:p>
-    <w:p>
-      <w:pPr>
-        <w:spacing w:before="0" w:after="80" w:line="300" w:lineRule="auto"/>
-        <w:numPr>
-          <w:ilvl w:val="0"/>
-          <w:numId w:val="10"/>
-        </w:numPr>
-      </w:pPr>
-      <w:r>
-        <w:rPr>
-          <w:rFonts w:ascii="Calibri" w:hAnsi="Calibri" w:eastAsia="Microsoft YaHei UI"/>
-          <w:b w:val="0"/>
-          <w:sz w:val="22"/>
-        </w:rPr>
-        <w:t>“同步视图”：同步左右缩放和平移。</w:t>
-      </w:r>
-    </w:p>
-    <w:p>
-      <w:pPr>
-        <w:spacing w:before="0" w:after="80" w:line="300" w:lineRule="auto"/>
-        <w:numPr>
-          <w:ilvl w:val="0"/>
-          <w:numId w:val="10"/>
-        </w:numPr>
-      </w:pPr>
-      <w:r>
-        <w:rPr>
-          <w:rFonts w:ascii="Calibri" w:hAnsi="Calibri" w:eastAsia="Microsoft YaHei UI"/>
-          <w:b w:val="0"/>
-          <w:sz w:val="22"/>
-        </w:rPr>
-        <w:t>“A/B 单图”：按 Space 切换参考图和当前截图。</w:t>
-      </w:r>
-    </w:p>
-    <w:p>
-      <w:pPr>
-        <w:spacing w:before="0" w:after="80" w:line="300" w:lineRule="auto"/>
-        <w:numPr>
-          <w:ilvl w:val="0"/>
-          <w:numId w:val="10"/>
-        </w:numPr>
-      </w:pPr>
-      <w:r>
-        <w:rPr>
-          <w:rFonts w:ascii="Calibri" w:hAnsi="Calibri" w:eastAsia="Microsoft YaHei UI"/>
-          <w:b w:val="0"/>
-          <w:sz w:val="22"/>
-        </w:rPr>
-        <w:t>Esc：退出颜色遮罩、灯光标注、区域模式或优化预览。</w:t>
-      </w:r>
-    </w:p>
-    <w:p>
-      <w:pPr>
-        <w:spacing w:before="0" w:after="80" w:line="300" w:lineRule="auto"/>
-        <w:numPr>
-          <w:ilvl w:val="0"/>
-          <w:numId w:val="10"/>
-        </w:numPr>
-      </w:pPr>
-      <w:r>
-        <w:rPr>
-          <w:rFonts w:ascii="Calibri" w:hAnsi="Calibri" w:eastAsia="Microsoft YaHei UI"/>
-          <w:b w:val="0"/>
-          <w:sz w:val="22"/>
-        </w:rPr>
-        <w:t>“构图辅助”：三分法、黄金分割、对角线、中心、三角形、单点透视和 两点透视；仅用于人工观察，不会自动评价构图。</w:t>
-      </w:r>
-    </w:p>
-    <w:p>
-      <w:r>
-        <w:rPr>
-          <w:rFonts w:ascii="Calibri" w:hAnsi="Calibri" w:eastAsia="Microsoft YaHei UI"/>
-          <w:b w:val="0"/>
-          <w:sz w:val="22"/>
-        </w:rPr>
-        <w:t>显示模式包括：</w:t>
-      </w:r>
-    </w:p>
-    <w:p>
-      <w:pPr>
-        <w:spacing w:before="0" w:after="80" w:line="300" w:lineRule="auto"/>
-        <w:numPr>
-          <w:ilvl w:val="0"/>
-          <w:numId w:val="10"/>
-        </w:numPr>
-      </w:pPr>
-      <w:r>
-        <w:rPr>
-          <w:rFonts w:ascii="Calibri" w:hAnsi="Calibri" w:eastAsia="Microsoft YaHei UI"/>
-          <w:b w:val="0"/>
-          <w:sz w:val="22"/>
-        </w:rPr>
-        <w:t>原图、灰度、三阶明度、五阶明度</w:t>
-      </w:r>
-    </w:p>
-    <w:p>
-      <w:pPr>
-        <w:spacing w:before="0" w:after="80" w:line="300" w:lineRule="auto"/>
-        <w:numPr>
-          <w:ilvl w:val="0"/>
-          <w:numId w:val="10"/>
-        </w:numPr>
-      </w:pPr>
-      <w:r>
-        <w:rPr>
-          <w:rFonts w:ascii="Calibri" w:hAnsi="Calibri" w:eastAsia="Microsoft YaHei UI"/>
-          <w:b w:val="0"/>
-          <w:sz w:val="22"/>
-        </w:rPr>
-        <w:t>曝光伪色、高光/暗部溢出</w:t>
-      </w:r>
-    </w:p>
-    <w:p>
-      <w:pPr>
-        <w:spacing w:before="0" w:after="80" w:line="300" w:lineRule="auto"/>
-        <w:numPr>
-          <w:ilvl w:val="0"/>
-          <w:numId w:val="10"/>
-        </w:numPr>
-      </w:pPr>
-      <w:r>
-        <w:rPr>
-          <w:rFonts w:ascii="Calibri" w:hAnsi="Calibri" w:eastAsia="Microsoft YaHei UI"/>
-          <w:b w:val="0"/>
-          <w:sz w:val="22"/>
-        </w:rPr>
-        <w:t>可调剪影、缩略图观察、明度模糊</w:t>
-      </w:r>
-    </w:p>
-    <w:p>
-      <w:pPr>
-        <w:spacing w:before="0" w:after="80" w:line="300" w:lineRule="auto"/>
-        <w:numPr>
-          <w:ilvl w:val="0"/>
-          <w:numId w:val="10"/>
-        </w:numPr>
-      </w:pPr>
-      <w:r>
-        <w:rPr>
-          <w:rFonts w:ascii="Calibri" w:hAnsi="Calibri" w:eastAsia="Microsoft YaHei UI"/>
-          <w:b w:val="0"/>
-          <w:sz w:val="22"/>
-        </w:rPr>
-        <w:t>灯光明度代理图</w:t>
-      </w:r>
-    </w:p>
-    <w:p>
-      <w:r>
-        <w:rPr>
-          <w:rFonts w:ascii="Calibri" w:hAnsi="Calibri" w:eastAsia="Microsoft YaHei UI"/>
-          <w:b w:val="0"/>
-          <w:sz w:val="22"/>
-        </w:rPr>
-        <w:t>灯光明度代理图不是真正灰模，不能剥离材质和纹理。</w:t>
-      </w:r>
-    </w:p>
-    <w:p>
-      <w:pPr>
-        <w:pStyle w:val="Heading1"/>
-      </w:pPr>
-      <w:r>
-        <w:rPr>
-          <w:rFonts w:ascii="Calibri" w:hAnsi="Calibri" w:eastAsia="Microsoft YaHei UI"/>
-          <w:b/>
-          <w:color w:val="2E74B5"/>
-          <w:sz w:val="32"/>
-        </w:rPr>
-        <w:t>10. 对比分析</w:t>
-      </w:r>
-    </w:p>
-    <w:p>
-      <w:pPr>
-        <w:pStyle w:val="Heading2"/>
-      </w:pPr>
-      <w:r>
-        <w:rPr>
-          <w:rFonts w:ascii="Calibri" w:hAnsi="Calibri" w:eastAsia="Microsoft YaHei UI"/>
-          <w:b/>
-          <w:color w:val="2E74B5"/>
-          <w:sz w:val="26"/>
-        </w:rPr>
-        <w:t>共享色板</w:t>
-      </w:r>
-    </w:p>
-    <w:p>
-      <w:pPr>
-        <w:spacing w:before="0" w:after="80" w:line="300" w:lineRule="auto"/>
-        <w:numPr>
-          <w:ilvl w:val="0"/>
-          <w:numId w:val="10"/>
-        </w:numPr>
-      </w:pPr>
-      <w:r>
-        <w:rPr>
-          <w:rFonts w:ascii="Calibri" w:hAnsi="Calibri" w:eastAsia="Microsoft YaHei UI"/>
-          <w:b w:val="0"/>
-          <w:sz w:val="22"/>
-        </w:rPr>
-        <w:t>使用同一组 Oklab 颜色比较双方占比。</w:t>
-      </w:r>
-    </w:p>
-    <w:p>
-      <w:pPr>
-        <w:spacing w:before="0" w:after="80" w:line="300" w:lineRule="auto"/>
-        <w:numPr>
-          <w:ilvl w:val="0"/>
-          <w:numId w:val="10"/>
-        </w:numPr>
-      </w:pPr>
-      <w:r>
-        <w:rPr>
-          <w:rFonts w:ascii="Calibri" w:hAnsi="Calibri" w:eastAsia="Microsoft YaHei UI"/>
-          <w:b w:val="0"/>
-          <w:sz w:val="22"/>
-        </w:rPr>
-        <w:t>点击颜色可查看它在左右画面中的来源区域。</w:t>
-      </w:r>
-    </w:p>
-    <w:p>
-      <w:pPr>
-        <w:spacing w:before="0" w:after="80" w:line="300" w:lineRule="auto"/>
-        <w:numPr>
-          <w:ilvl w:val="0"/>
-          <w:numId w:val="10"/>
-        </w:numPr>
-      </w:pPr>
-      <w:r>
-        <w:rPr>
-          <w:rFonts w:ascii="Calibri" w:hAnsi="Calibri" w:eastAsia="Microsoft YaHei UI"/>
-          <w:b w:val="0"/>
-          <w:sz w:val="22"/>
-        </w:rPr>
-        <w:t>再次点击或按 Esc 退出遮罩。</w:t>
-      </w:r>
-    </w:p>
-    <w:p>
-      <w:pPr>
-        <w:pStyle w:val="Heading2"/>
-      </w:pPr>
-      <w:r>
-        <w:rPr>
-          <w:rFonts w:ascii="Calibri" w:hAnsi="Calibri" w:eastAsia="Microsoft YaHei UI"/>
-          <w:b/>
-          <w:color w:val="2E74B5"/>
-          <w:sz w:val="26"/>
-        </w:rPr>
-        <w:t>双图证据概览</w:t>
-      </w:r>
-    </w:p>
-    <w:p>
-      <w:pPr>
-        <w:spacing w:before="0" w:after="80" w:line="300" w:lineRule="auto"/>
-        <w:numPr>
-          <w:ilvl w:val="0"/>
-          <w:numId w:val="26"/>
-        </w:numPr>
-      </w:pPr>
-      <w:r>
-        <w:rPr>
-          <w:rFonts w:ascii="Calibri" w:hAnsi="Calibri" w:eastAsia="Microsoft YaHei UI"/>
-          <w:b w:val="0"/>
-          <w:sz w:val="22"/>
-        </w:rPr>
-        <w:t>打开“对比分析”，在最上方查看参考图和当前截图的独立色板。</w:t>
-      </w:r>
-    </w:p>
-    <w:p>
-      <w:pPr>
-        <w:spacing w:before="0" w:after="80" w:line="300" w:lineRule="auto"/>
-        <w:numPr>
-          <w:ilvl w:val="0"/>
-          <w:numId w:val="26"/>
-        </w:numPr>
-      </w:pPr>
-      <w:r>
-        <w:rPr>
-          <w:rFonts w:ascii="Calibri" w:hAnsi="Calibri" w:eastAsia="Microsoft YaHei UI"/>
-          <w:b w:val="0"/>
-          <w:sz w:val="22"/>
-        </w:rPr>
-        <w:t>在“观察指标”切换相对明度、Oklab 明度、彩度、色相或饱和度。</w:t>
-      </w:r>
-    </w:p>
-    <w:p>
-      <w:pPr>
-        <w:spacing w:before="0" w:after="80" w:line="300" w:lineRule="auto"/>
-        <w:numPr>
-          <w:ilvl w:val="0"/>
-          <w:numId w:val="26"/>
-        </w:numPr>
-      </w:pPr>
-      <w:r>
-        <w:rPr>
-          <w:rFonts w:ascii="Calibri" w:hAnsi="Calibri" w:eastAsia="Microsoft YaHei UI"/>
-          <w:b w:val="0"/>
-          <w:sz w:val="22"/>
-        </w:rPr>
-        <w:t>选择 16、32、64 或 128 档；取消勾选可临时隐藏任一张图的曲线。</w:t>
-      </w:r>
-    </w:p>
-    <w:p>
-      <w:pPr>
-        <w:spacing w:before="0" w:after="80" w:line="300" w:lineRule="auto"/>
-        <w:numPr>
-          <w:ilvl w:val="0"/>
-          <w:numId w:val="26"/>
-        </w:numPr>
-      </w:pPr>
-      <w:r>
-        <w:rPr>
-          <w:rFonts w:ascii="Calibri" w:hAnsi="Calibri" w:eastAsia="Microsoft YaHei UI"/>
-          <w:b w:val="0"/>
-          <w:sz w:val="22"/>
-        </w:rPr>
-        <w:t>色相模式会排除低彩度像素，并显示双方中性色比例。</w:t>
-      </w:r>
-    </w:p>
-    <w:p>
-      <w:r>
-        <w:rPr>
-          <w:rFonts w:ascii="Calibri" w:hAnsi="Calibri" w:eastAsia="Microsoft YaHei UI"/>
-          <w:b w:val="0"/>
-          <w:sz w:val="22"/>
-        </w:rPr>
-        <w:t>两条曲线使用同一范围和纵轴尺度。这是像素分布测量，不代表色彩质量评分。</w:t>
-      </w:r>
-    </w:p>
-    <w:p>
-      <w:pPr>
-        <w:pStyle w:val="Heading2"/>
-      </w:pPr>
-      <w:r>
-        <w:rPr>
-          <w:rFonts w:ascii="Calibri" w:hAnsi="Calibri" w:eastAsia="Microsoft YaHei UI"/>
-          <w:b/>
-          <w:color w:val="2E74B5"/>
-          <w:sz w:val="26"/>
-        </w:rPr>
-        <w:t>三阶明度</w:t>
-      </w:r>
-    </w:p>
-    <w:p>
-      <w:pPr>
-        <w:spacing w:before="0" w:after="80" w:line="300" w:lineRule="auto"/>
-        <w:numPr>
-          <w:ilvl w:val="0"/>
-          <w:numId w:val="10"/>
-        </w:numPr>
-      </w:pPr>
-      <w:r>
-        <w:rPr>
-          <w:rFonts w:ascii="Calibri" w:hAnsi="Calibri" w:eastAsia="Microsoft YaHei UI"/>
-          <w:b w:val="0"/>
-          <w:sz w:val="22"/>
-        </w:rPr>
-        <w:t>显示暗部、中间调、亮部比例及百分点差。</w:t>
-      </w:r>
-    </w:p>
-    <w:p>
-      <w:pPr>
-        <w:spacing w:before="0" w:after="80" w:line="300" w:lineRule="auto"/>
-        <w:numPr>
-          <w:ilvl w:val="0"/>
-          <w:numId w:val="10"/>
-        </w:numPr>
-      </w:pPr>
-      <w:r>
-        <w:rPr>
-          <w:rFonts w:ascii="Calibri" w:hAnsi="Calibri" w:eastAsia="Microsoft YaHei UI"/>
-          <w:b w:val="0"/>
-          <w:sz w:val="22"/>
-        </w:rPr>
-        <w:t>可调整暗部和亮部阈值。</w:t>
-      </w:r>
-    </w:p>
-    <w:p>
-      <w:pPr>
-        <w:spacing w:before="0" w:after="80" w:line="300" w:lineRule="auto"/>
-        <w:numPr>
-          <w:ilvl w:val="0"/>
-          <w:numId w:val="10"/>
-        </w:numPr>
-      </w:pPr>
-      <w:r>
-        <w:rPr>
-          <w:rFonts w:ascii="Calibri" w:hAnsi="Calibri" w:eastAsia="Microsoft YaHei UI"/>
-          <w:b w:val="0"/>
-          <w:sz w:val="22"/>
-        </w:rPr>
-        <w:t>这里只显示测量结果，不自动判断好坏。</w:t>
-      </w:r>
-    </w:p>
-    <w:p>
-      <w:pPr>
-        <w:pStyle w:val="Heading2"/>
-      </w:pPr>
-      <w:r>
-        <w:rPr>
-          <w:rFonts w:ascii="Calibri" w:hAnsi="Calibri" w:eastAsia="Microsoft YaHei UI"/>
-          <w:b/>
-          <w:color w:val="2E74B5"/>
-          <w:sz w:val="26"/>
-        </w:rPr>
-        <w:t>成对区域</w:t>
-      </w:r>
-    </w:p>
-    <w:p>
-      <w:pPr>
-        <w:spacing w:before="0" w:after="80" w:line="300" w:lineRule="auto"/>
-        <w:numPr>
-          <w:ilvl w:val="0"/>
-          <w:numId w:val="27"/>
-        </w:numPr>
-      </w:pPr>
-      <w:r>
-        <w:rPr>
-          <w:rFonts w:ascii="Calibri" w:hAnsi="Calibri" w:eastAsia="Microsoft YaHei UI"/>
-          <w:b w:val="0"/>
-          <w:sz w:val="22"/>
-        </w:rPr>
-        <w:t>进入“区域模式”。</w:t>
-      </w:r>
-    </w:p>
-    <w:p>
-      <w:pPr>
-        <w:spacing w:before="0" w:after="80" w:line="300" w:lineRule="auto"/>
-        <w:numPr>
-          <w:ilvl w:val="0"/>
-          <w:numId w:val="27"/>
-        </w:numPr>
-      </w:pPr>
-      <w:r>
-        <w:rPr>
-          <w:rFonts w:ascii="Calibri" w:hAnsi="Calibri" w:eastAsia="Microsoft YaHei UI"/>
-          <w:b w:val="0"/>
-          <w:sz w:val="22"/>
-        </w:rPr>
-        <w:t>分别在参考图和当前截图拖出矩形。</w:t>
-      </w:r>
-    </w:p>
-    <w:p>
-      <w:pPr>
-        <w:spacing w:before="0" w:after="80" w:line="300" w:lineRule="auto"/>
-        <w:numPr>
-          <w:ilvl w:val="0"/>
-          <w:numId w:val="27"/>
-        </w:numPr>
-      </w:pPr>
-      <w:r>
-        <w:rPr>
-          <w:rFonts w:ascii="Calibri" w:hAnsi="Calibri" w:eastAsia="Microsoft YaHei UI"/>
-          <w:b w:val="0"/>
-          <w:sz w:val="22"/>
-        </w:rPr>
-        <w:t>选中两侧区域，建立配对并设置名称和语义。</w:t>
-      </w:r>
-    </w:p>
-    <w:p>
-      <w:pPr>
-        <w:spacing w:before="0" w:after="80" w:line="300" w:lineRule="auto"/>
-        <w:numPr>
-          <w:ilvl w:val="0"/>
-          <w:numId w:val="27"/>
-        </w:numPr>
-      </w:pPr>
-      <w:r>
-        <w:rPr>
-          <w:rFonts w:ascii="Calibri" w:hAnsi="Calibri" w:eastAsia="Microsoft YaHei UI"/>
-          <w:b w:val="0"/>
-          <w:sz w:val="22"/>
-        </w:rPr>
-        <w:t>松开鼠标后自动分析。</w:t>
-      </w:r>
-    </w:p>
-    <w:p>
-      <w:r>
-        <w:rPr>
-          <w:rFonts w:ascii="Calibri" w:hAnsi="Calibri" w:eastAsia="Microsoft YaHei UI"/>
-          <w:b w:val="0"/>
-          <w:sz w:val="22"/>
-        </w:rPr>
-        <w:t>区域可移动、缩放、删除和保存。新 Version 可“复制上一版本区域”，复制后必须 人工检查位置。</w:t>
-      </w:r>
-    </w:p>
-    <w:p>
-      <w:pPr>
-        <w:pStyle w:val="Heading1"/>
-      </w:pPr>
-      <w:r>
-        <w:rPr>
-          <w:rFonts w:ascii="Calibri" w:hAnsi="Calibri" w:eastAsia="Microsoft YaHei UI"/>
-          <w:b/>
-          <w:color w:val="2E74B5"/>
-          <w:sz w:val="32"/>
-        </w:rPr>
-        <w:t>11. 制作意图与参考图视觉简报</w:t>
-      </w:r>
-    </w:p>
-    <w:p>
-      <w:pPr>
-        <w:spacing w:before="0" w:after="80" w:line="300" w:lineRule="auto"/>
-        <w:numPr>
-          <w:ilvl w:val="0"/>
-          <w:numId w:val="10"/>
-        </w:numPr>
-      </w:pPr>
-      <w:r>
-        <w:rPr>
-          <w:rFonts w:ascii="Calibri" w:hAnsi="Calibri" w:eastAsia="Microsoft YaHei UI"/>
-          <w:b w:val="0"/>
-          <w:sz w:val="22"/>
-        </w:rPr>
-        <w:t>“制作意图”：记录你希望最终画面达到什么目标。</w:t>
-      </w:r>
-    </w:p>
-    <w:p>
-      <w:pPr>
-        <w:spacing w:before="0" w:after="80" w:line="300" w:lineRule="auto"/>
-        <w:numPr>
-          <w:ilvl w:val="0"/>
-          <w:numId w:val="10"/>
-        </w:numPr>
-      </w:pPr>
-      <w:r>
-        <w:rPr>
-          <w:rFonts w:ascii="Calibri" w:hAnsi="Calibri" w:eastAsia="Microsoft YaHei UI"/>
-          <w:b w:val="0"/>
-          <w:sz w:val="22"/>
-        </w:rPr>
-        <w:t>“参考图视觉简报”：记录参考图实际呈现的视觉特征。</w:t>
-      </w:r>
-    </w:p>
-    <w:p>
-      <w:pPr>
-        <w:spacing w:before="0" w:after="80" w:line="300" w:lineRule="auto"/>
-        <w:numPr>
-          <w:ilvl w:val="0"/>
-          <w:numId w:val="10"/>
-        </w:numPr>
-      </w:pPr>
-      <w:r>
-        <w:rPr>
-          <w:rFonts w:ascii="Calibri" w:hAnsi="Calibri" w:eastAsia="Microsoft YaHei UI"/>
-          <w:b w:val="0"/>
-          <w:sz w:val="22"/>
-        </w:rPr>
-        <w:t>自动测量、算法推断、AI 分析和用户填写会标记不同来源。</w:t>
-      </w:r>
-    </w:p>
-    <w:p>
-      <w:pPr>
-        <w:spacing w:before="0" w:after="80" w:line="300" w:lineRule="auto"/>
-        <w:numPr>
-          <w:ilvl w:val="0"/>
-          <w:numId w:val="10"/>
-        </w:numPr>
-      </w:pPr>
-      <w:r>
-        <w:rPr>
-          <w:rFonts w:ascii="Calibri" w:hAnsi="Calibri" w:eastAsia="Microsoft YaHei UI"/>
-          <w:b w:val="0"/>
-          <w:sz w:val="22"/>
-        </w:rPr>
-        <w:t>用户确认或修订过的内容不会被算法或 AI 自动覆盖。</w:t>
-      </w:r>
-    </w:p>
-    <w:p>
-      <w:pPr>
-        <w:pStyle w:val="Heading1"/>
-      </w:pPr>
-      <w:r>
-        <w:rPr>
-          <w:rFonts w:ascii="Calibri" w:hAnsi="Calibri" w:eastAsia="Microsoft YaHei UI"/>
-          <w:b/>
-          <w:color w:val="2E74B5"/>
-          <w:sz w:val="32"/>
-        </w:rPr>
-        <w:t>12. 美术审阅与灯光审片</w:t>
-      </w:r>
-    </w:p>
-    <w:p>
-      <w:pPr>
-        <w:spacing w:before="0" w:after="80" w:line="300" w:lineRule="auto"/>
-        <w:numPr>
-          <w:ilvl w:val="0"/>
-          <w:numId w:val="28"/>
-        </w:numPr>
-      </w:pPr>
-      <w:r>
-        <w:rPr>
-          <w:rFonts w:ascii="Calibri" w:hAnsi="Calibri" w:eastAsia="Microsoft YaHei UI"/>
-          <w:b w:val="0"/>
-          <w:sz w:val="22"/>
-        </w:rPr>
-        <w:t>全面检查画面时选择“综合美术审阅”；只检查灯光时选择“场景灯光审阅”。</w:t>
-      </w:r>
-    </w:p>
-    <w:p>
-      <w:pPr>
-        <w:spacing w:before="0" w:after="80" w:line="300" w:lineRule="auto"/>
-        <w:numPr>
-          <w:ilvl w:val="0"/>
-          <w:numId w:val="28"/>
-        </w:numPr>
-      </w:pPr>
-      <w:r>
-        <w:rPr>
-          <w:rFonts w:ascii="Calibri" w:hAnsi="Calibri" w:eastAsia="Microsoft YaHei UI"/>
-          <w:b w:val="0"/>
-          <w:sz w:val="22"/>
-        </w:rPr>
-        <w:t>无 API Key 时选择“离线 Mock”验证流程。</w:t>
-      </w:r>
-    </w:p>
-    <w:p>
-      <w:pPr>
-        <w:spacing w:before="0" w:after="80" w:line="300" w:lineRule="auto"/>
-        <w:numPr>
-          <w:ilvl w:val="0"/>
-          <w:numId w:val="28"/>
-        </w:numPr>
-      </w:pPr>
-      <w:r>
-        <w:rPr>
-          <w:rFonts w:ascii="Calibri" w:hAnsi="Calibri" w:eastAsia="Microsoft YaHei UI"/>
-          <w:b w:val="0"/>
-          <w:sz w:val="22"/>
-        </w:rPr>
-        <w:t>使用真实供应商前，把 Key 存入 Windows 系统凭据。</w:t>
-      </w:r>
-    </w:p>
-    <w:p>
-      <w:pPr>
-        <w:spacing w:before="0" w:after="80" w:line="300" w:lineRule="auto"/>
-        <w:numPr>
-          <w:ilvl w:val="0"/>
-          <w:numId w:val="28"/>
-        </w:numPr>
-      </w:pPr>
-      <w:r>
-        <w:rPr>
-          <w:rFonts w:ascii="Calibri" w:hAnsi="Calibri" w:eastAsia="Microsoft YaHei UI"/>
-          <w:b w:val="0"/>
-          <w:sz w:val="22"/>
-        </w:rPr>
-        <w:t>点击“查看发送清单并审阅”。</w:t>
-      </w:r>
-    </w:p>
-    <w:p>
-      <w:pPr>
-        <w:spacing w:before="0" w:after="80" w:line="300" w:lineRule="auto"/>
-        <w:numPr>
-          <w:ilvl w:val="0"/>
-          <w:numId w:val="28"/>
-        </w:numPr>
-      </w:pPr>
-      <w:r>
-        <w:rPr>
-          <w:rFonts w:ascii="Calibri" w:hAnsi="Calibri" w:eastAsia="Microsoft YaHei UI"/>
-          <w:b w:val="0"/>
-          <w:sz w:val="22"/>
-        </w:rPr>
-        <w:t>核对图片、分辨率和字段后，手动确认发送。</w:t>
-      </w:r>
-    </w:p>
-    <w:p>
-      <w:pPr>
-        <w:spacing w:before="0" w:after="80" w:line="300" w:lineRule="auto"/>
-        <w:numPr>
-          <w:ilvl w:val="0"/>
-          <w:numId w:val="28"/>
-        </w:numPr>
-      </w:pPr>
-      <w:r>
-        <w:rPr>
-          <w:rFonts w:ascii="Calibri" w:hAnsi="Calibri" w:eastAsia="Microsoft YaHei UI"/>
-          <w:b w:val="0"/>
-          <w:sz w:val="22"/>
-        </w:rPr>
-        <w:t>查看核心问题、证据支持或冲突，再由用户确认转为任务。</w:t>
-      </w:r>
-    </w:p>
-    <w:p>
-      <w:pPr>
-        <w:spacing w:before="0" w:after="80" w:line="300" w:lineRule="auto"/>
-        <w:numPr>
-          <w:ilvl w:val="0"/>
-          <w:numId w:val="28"/>
-        </w:numPr>
-      </w:pPr>
-      <w:r>
-        <w:rPr>
-          <w:rFonts w:ascii="Calibri" w:hAnsi="Calibri" w:eastAsia="Microsoft YaHei UI"/>
-          <w:b w:val="0"/>
-          <w:sz w:val="22"/>
-        </w:rPr>
-        <w:t>使用“历史记录”切换旧结果；新审阅完成后自动显示最新记录。</w:t>
-      </w:r>
-    </w:p>
-    <w:p>
-      <w:r>
-        <w:rPr>
-          <w:rFonts w:ascii="Calibri" w:hAnsi="Calibri" w:eastAsia="Microsoft YaHei UI"/>
-          <w:b w:val="0"/>
-          <w:sz w:val="22"/>
-        </w:rPr>
-        <w:t>“第二意见”会增加一次模型调用和费用，默认关闭。</w:t>
-      </w:r>
-    </w:p>
-    <w:p>
-      <w:pPr>
-        <w:pStyle w:val="Heading2"/>
-      </w:pPr>
-      <w:r>
-        <w:rPr>
-          <w:rFonts w:ascii="Calibri" w:hAnsi="Calibri" w:eastAsia="Microsoft YaHei UI"/>
-          <w:b/>
-          <w:color w:val="2E74B5"/>
-          <w:sz w:val="26"/>
-        </w:rPr>
-        <w:t>视觉 AI 供应商</w:t>
-      </w:r>
-    </w:p>
-    <w:p>
-      <w:pPr>
-        <w:spacing w:before="0" w:after="80" w:line="300" w:lineRule="auto"/>
-        <w:numPr>
-          <w:ilvl w:val="0"/>
-          <w:numId w:val="10"/>
-        </w:numPr>
-      </w:pPr>
-      <w:r>
-        <w:rPr>
-          <w:rFonts w:ascii="Calibri" w:hAnsi="Calibri" w:eastAsia="Microsoft YaHei UI"/>
-          <w:b w:val="0"/>
-          <w:sz w:val="22"/>
-        </w:rPr>
-        <w:t>当前可选：阿里云百炼、SiliconFlow、智谱 GLM、火山方舟、腾讯混元、OpenAI、 Anthropic Claude、Google Gemini 和 xAI Grok。</w:t>
-      </w:r>
-    </w:p>
-    <w:p>
-      <w:pPr>
-        <w:spacing w:before="0" w:after="80" w:line="300" w:lineRule="auto"/>
-        <w:numPr>
-          <w:ilvl w:val="0"/>
-          <w:numId w:val="10"/>
-        </w:numPr>
-      </w:pPr>
-      <w:r>
-        <w:rPr>
-          <w:rFonts w:ascii="Calibri" w:hAnsi="Calibri" w:eastAsia="Microsoft YaHei UI"/>
-          <w:b w:val="0"/>
-          <w:sz w:val="22"/>
-        </w:rPr>
-        <w:t>模型 ID 可编辑。默认值依据当前公开接口设置；实际权限、地域、额度和费用以 供应商账户控制台为准。</w:t>
-      </w:r>
-    </w:p>
-    <w:p>
-      <w:pPr>
-        <w:spacing w:before="0" w:after="80" w:line="300" w:lineRule="auto"/>
-        <w:numPr>
-          <w:ilvl w:val="0"/>
-          <w:numId w:val="10"/>
-        </w:numPr>
-      </w:pPr>
-      <w:r>
-        <w:rPr>
-          <w:rFonts w:ascii="Calibri" w:hAnsi="Calibri" w:eastAsia="Microsoft YaHei UI"/>
-          <w:b w:val="0"/>
-          <w:sz w:val="22"/>
-        </w:rPr>
-        <w:t>图片生成仍使用万相、Gemini / Nano Banana、OpenAI GPT Image 和 Grok Imagine。只支持文字或视觉审阅的服务不会出现在图片生成位置。</w:t>
-      </w:r>
-    </w:p>
-    <w:p>
-      <w:pPr>
-        <w:spacing w:before="0" w:after="80" w:line="300" w:lineRule="auto"/>
-        <w:numPr>
-          <w:ilvl w:val="0"/>
-          <w:numId w:val="10"/>
-        </w:numPr>
-      </w:pPr>
-      <w:r>
-        <w:rPr>
-          <w:rFonts w:ascii="Calibri" w:hAnsi="Calibri" w:eastAsia="Microsoft YaHei UI"/>
-          <w:b w:val="0"/>
-          <w:sz w:val="22"/>
-        </w:rPr>
-        <w:t>软件不会自动把请求转发到另一家供应商。每次真实联网都要先查看发送清单并确认。</w:t>
-      </w:r>
-    </w:p>
-    <w:p>
-      <w:pPr>
-        <w:spacing w:before="0" w:after="80" w:line="300" w:lineRule="auto"/>
-        <w:numPr>
-          <w:ilvl w:val="0"/>
-          <w:numId w:val="10"/>
-        </w:numPr>
-      </w:pPr>
-      <w:r>
-        <w:rPr>
-          <w:rFonts w:ascii="Calibri" w:hAnsi="Calibri" w:eastAsia="Microsoft YaHei UI"/>
-          <w:b w:val="0"/>
-          <w:sz w:val="22"/>
-        </w:rPr>
-        <w:t>离线 Mock 只验证界面、请求和保存流程，不包含本地视觉模型，不依赖显卡。</w:t>
-      </w:r>
-    </w:p>
-    <w:p>
-      <w:pPr>
-        <w:pStyle w:val="Heading2"/>
-      </w:pPr>
-      <w:r>
-        <w:rPr>
-          <w:rFonts w:ascii="Calibri" w:hAnsi="Calibri" w:eastAsia="Microsoft YaHei UI"/>
-          <w:b/>
-          <w:color w:val="2E74B5"/>
-          <w:sz w:val="26"/>
-        </w:rPr>
-        <w:t>综合美术审阅</w:t>
-      </w:r>
-    </w:p>
-    <w:p>
-      <w:pPr>
-        <w:spacing w:before="0" w:after="80" w:line="300" w:lineRule="auto"/>
-        <w:numPr>
-          <w:ilvl w:val="0"/>
-          <w:numId w:val="10"/>
-        </w:numPr>
-      </w:pPr>
-      <w:r>
-        <w:rPr>
-          <w:rFonts w:ascii="Calibri" w:hAnsi="Calibri" w:eastAsia="Microsoft YaHei UI"/>
-          <w:b w:val="0"/>
-          <w:sz w:val="22"/>
-        </w:rPr>
-        <w:t>审阅项目包括构图、视觉引导、焦点层级、色彩、明度、灯光、材质和世界设计。</w:t>
-      </w:r>
-    </w:p>
-    <w:p>
-      <w:pPr>
-        <w:spacing w:before="0" w:after="80" w:line="300" w:lineRule="auto"/>
-        <w:numPr>
-          <w:ilvl w:val="0"/>
-          <w:numId w:val="10"/>
-        </w:numPr>
-      </w:pPr>
-      <w:r>
-        <w:rPr>
-          <w:rFonts w:ascii="Calibri" w:hAnsi="Calibri" w:eastAsia="Microsoft YaHei UI"/>
-          <w:b w:val="0"/>
-          <w:sz w:val="22"/>
-        </w:rPr>
-        <w:t>每个维度分开显示制作目标、参考呈现、当前效果、优点、风险和不确定性。</w:t>
-      </w:r>
-    </w:p>
-    <w:p>
-      <w:pPr>
-        <w:spacing w:before="0" w:after="80" w:line="300" w:lineRule="auto"/>
-        <w:numPr>
-          <w:ilvl w:val="0"/>
-          <w:numId w:val="10"/>
-        </w:numPr>
-      </w:pPr>
-      <w:r>
-        <w:rPr>
-          <w:rFonts w:ascii="Calibri" w:hAnsi="Calibri" w:eastAsia="Microsoft YaHei UI"/>
-          <w:b w:val="0"/>
-          <w:sz w:val="22"/>
-        </w:rPr>
-        <w:t>最多五个核心问题，并给出保留项、UE 执行顺序和下一版验证方法。</w:t>
-      </w:r>
-    </w:p>
-    <w:p>
-      <w:pPr>
-        <w:spacing w:before="0" w:after="80" w:line="300" w:lineRule="auto"/>
-        <w:numPr>
-          <w:ilvl w:val="0"/>
-          <w:numId w:val="10"/>
-        </w:numPr>
-      </w:pPr>
-      <w:r>
-        <w:rPr>
-          <w:rFonts w:ascii="Calibri" w:hAnsi="Calibri" w:eastAsia="Microsoft YaHei UI"/>
-          <w:b w:val="0"/>
-          <w:sz w:val="22"/>
-        </w:rPr>
-        <w:t>“本地证据”显示测量支持、部分支持、存在冲突或无法验证。冲突不会被隐藏。</w:t>
-      </w:r>
-    </w:p>
-    <w:p>
-      <w:pPr>
-        <w:spacing w:before="0" w:after="80" w:line="300" w:lineRule="auto"/>
-        <w:numPr>
-          <w:ilvl w:val="0"/>
-          <w:numId w:val="10"/>
-        </w:numPr>
-      </w:pPr>
-      <w:r>
-        <w:rPr>
-          <w:rFonts w:ascii="Calibri" w:hAnsi="Calibri" w:eastAsia="Microsoft YaHei UI"/>
-          <w:b w:val="0"/>
-          <w:sz w:val="22"/>
-        </w:rPr>
-        <w:t>离线 Mock 只验证界面和 JSON 流程，不会在本地分析图片，也不代表真实审阅。</w:t>
-      </w:r>
-    </w:p>
-    <w:p>
-      <w:pPr>
-        <w:pStyle w:val="Heading2"/>
-      </w:pPr>
-      <w:r>
-        <w:rPr>
-          <w:rFonts w:ascii="Calibri" w:hAnsi="Calibri" w:eastAsia="Microsoft YaHei UI"/>
-          <w:b/>
-          <w:color w:val="2E74B5"/>
-          <w:sz w:val="26"/>
-        </w:rPr>
-        <w:t>场景灯光审阅</w:t>
-      </w:r>
-    </w:p>
-    <w:p>
-      <w:pPr>
-        <w:spacing w:before="0" w:after="80" w:line="300" w:lineRule="auto"/>
-        <w:numPr>
-          <w:ilvl w:val="0"/>
-          <w:numId w:val="10"/>
-        </w:numPr>
-      </w:pPr>
-      <w:r>
-        <w:rPr>
-          <w:rFonts w:ascii="Calibri" w:hAnsi="Calibri" w:eastAsia="Microsoft YaHei UI"/>
-          <w:b w:val="0"/>
-          <w:sz w:val="22"/>
-        </w:rPr>
-        <w:t>分析曝光与明度范围、主光与填充、焦点层级、空间分离、冷暖组织、 阴影与剪影、雾与体积效果以及游戏可读性。</w:t>
-      </w:r>
-    </w:p>
-    <w:p>
-      <w:pPr>
-        <w:spacing w:before="0" w:after="80" w:line="300" w:lineRule="auto"/>
-        <w:numPr>
-          <w:ilvl w:val="0"/>
-          <w:numId w:val="10"/>
-        </w:numPr>
-      </w:pPr>
-      <w:r>
-        <w:rPr>
-          <w:rFonts w:ascii="Calibri" w:hAnsi="Calibri" w:eastAsia="Microsoft YaHei UI"/>
-          <w:b w:val="0"/>
-          <w:sz w:val="22"/>
-        </w:rPr>
-        <w:t>每个维度分别说明目标、参考做法、当前效果、证据、已有优点、风险和不确定性。</w:t>
-      </w:r>
-    </w:p>
-    <w:p>
-      <w:pPr>
-        <w:spacing w:before="0" w:after="80" w:line="300" w:lineRule="auto"/>
-        <w:numPr>
-          <w:ilvl w:val="0"/>
-          <w:numId w:val="10"/>
-        </w:numPr>
-      </w:pPr>
-      <w:r>
-        <w:rPr>
-          <w:rFonts w:ascii="Calibri" w:hAnsi="Calibri" w:eastAsia="Microsoft YaHei UI"/>
-          <w:b w:val="0"/>
-          <w:sz w:val="22"/>
-        </w:rPr>
-        <w:t>忠于参考、强化戏剧性和优先游戏可读性三套方案可查看完整策略、UE5.3 执行顺序、风险和验证方法。</w:t>
-      </w:r>
-    </w:p>
-    <w:p>
-      <w:pPr>
-        <w:spacing w:before="0" w:after="80" w:line="300" w:lineRule="auto"/>
-        <w:numPr>
-          <w:ilvl w:val="0"/>
-          <w:numId w:val="10"/>
-        </w:numPr>
-      </w:pPr>
-      <w:r>
-        <w:rPr>
-          <w:rFonts w:ascii="Calibri" w:hAnsi="Calibri" w:eastAsia="Microsoft YaHei UI"/>
-          <w:b w:val="0"/>
-          <w:sz w:val="22"/>
-        </w:rPr>
-        <w:t>没有 UE 工程参数时，性能部分只给检查清单，不伪造 Lux、EV、Actor 数量或性能收益。</w:t>
-      </w:r>
-    </w:p>
-    <w:p>
-      <w:pPr>
-        <w:pStyle w:val="Heading2"/>
-      </w:pPr>
-      <w:r>
-        <w:rPr>
-          <w:rFonts w:ascii="Calibri" w:hAnsi="Calibri" w:eastAsia="Microsoft YaHei UI"/>
-          <w:b/>
-          <w:color w:val="2E74B5"/>
-          <w:sz w:val="26"/>
-        </w:rPr>
-        <w:t>AI 审阅历史</w:t>
-      </w:r>
-    </w:p>
-    <w:p>
-      <w:pPr>
-        <w:spacing w:before="0" w:after="80" w:line="300" w:lineRule="auto"/>
-        <w:numPr>
-          <w:ilvl w:val="0"/>
-          <w:numId w:val="10"/>
-        </w:numPr>
-      </w:pPr>
-      <w:r>
-        <w:rPr>
-          <w:rFonts w:ascii="Calibri" w:hAnsi="Calibri" w:eastAsia="Microsoft YaHei UI"/>
-          <w:b w:val="0"/>
-          <w:sz w:val="22"/>
-        </w:rPr>
-        <w:t>场景审阅按 Shot 和 Version 保存；作品研究和作品对照也会保存每次完成结果。</w:t>
-      </w:r>
-    </w:p>
-    <w:p>
-      <w:pPr>
-        <w:spacing w:before="0" w:after="80" w:line="300" w:lineRule="auto"/>
-        <w:numPr>
-          <w:ilvl w:val="0"/>
-          <w:numId w:val="10"/>
-        </w:numPr>
-      </w:pPr>
-      <w:r>
-        <w:rPr>
-          <w:rFonts w:ascii="Calibri" w:hAnsi="Calibri" w:eastAsia="Microsoft YaHei UI"/>
-          <w:b w:val="0"/>
-          <w:sz w:val="22"/>
-        </w:rPr>
-        <w:t>页面默认显示最新结果。选择历史记录可查看旧版，也可单独删除。</w:t>
-      </w:r>
-    </w:p>
-    <w:p>
-      <w:pPr>
-        <w:spacing w:before="0" w:after="80" w:line="300" w:lineRule="auto"/>
-        <w:numPr>
-          <w:ilvl w:val="0"/>
-          <w:numId w:val="10"/>
-        </w:numPr>
-      </w:pPr>
-      <w:r>
-        <w:rPr>
-          <w:rFonts w:ascii="Calibri" w:hAnsi="Calibri" w:eastAsia="Microsoft YaHei UI"/>
-          <w:b w:val="0"/>
-          <w:sz w:val="22"/>
-        </w:rPr>
-        <w:t>删除审阅记录不会删除由用户已确认的任务、证据或个人笔记。</w:t>
-      </w:r>
-    </w:p>
-    <w:p>
-      <w:pPr>
-        <w:pStyle w:val="Heading2"/>
-      </w:pPr>
-      <w:r>
-        <w:rPr>
-          <w:rFonts w:ascii="Calibri" w:hAnsi="Calibri" w:eastAsia="Microsoft YaHei UI"/>
-          <w:b/>
-          <w:color w:val="2E74B5"/>
-          <w:sz w:val="26"/>
-        </w:rPr>
-        <w:t>AI 接口失败时</w:t>
-      </w:r>
-    </w:p>
-    <w:p>
-      <w:pPr>
-        <w:spacing w:before="0" w:after="80" w:line="300" w:lineRule="auto"/>
-        <w:numPr>
-          <w:ilvl w:val="0"/>
-          <w:numId w:val="10"/>
-        </w:numPr>
-      </w:pPr>
-      <w:r>
-        <w:rPr>
-          <w:rFonts w:ascii="Calibri" w:hAnsi="Calibri" w:eastAsia="Microsoft YaHei UI"/>
-          <w:b w:val="0"/>
-          <w:sz w:val="22"/>
-        </w:rPr>
-        <w:t>connection_closed：远端或中间网络设备提前断开连接，不表示 API Key 错误。新版会自动退避重试 3 次；仍失败时检查代理、VPN 和网络稳定性。</w:t>
-      </w:r>
-    </w:p>
-    <w:p>
-      <w:pPr>
-        <w:spacing w:before="0" w:after="80" w:line="300" w:lineRule="auto"/>
-        <w:numPr>
-          <w:ilvl w:val="0"/>
-          <w:numId w:val="10"/>
-        </w:numPr>
-      </w:pPr>
-      <w:r>
-        <w:rPr>
-          <w:rFonts w:ascii="Calibri" w:hAnsi="Calibri" w:eastAsia="Microsoft YaHei UI"/>
-          <w:b w:val="0"/>
-          <w:sz w:val="22"/>
-        </w:rPr>
-        <w:t>自动重试可能重复提交同一请求并产生额外费用，发送确认窗口会提前提示。</w:t>
-      </w:r>
-    </w:p>
-    <w:p>
-      <w:pPr>
-        <w:spacing w:before="0" w:after="80" w:line="300" w:lineRule="auto"/>
-        <w:numPr>
-          <w:ilvl w:val="0"/>
-          <w:numId w:val="10"/>
-        </w:numPr>
-      </w:pPr>
-      <w:r>
-        <w:rPr>
-          <w:rFonts w:ascii="Calibri" w:hAnsi="Calibri" w:eastAsia="Microsoft YaHei UI"/>
-          <w:b w:val="0"/>
-          <w:sz w:val="22"/>
-        </w:rPr>
-        <w:t>http_400：请求参数、模型或结构化输出模式不兼容。先恢复该供应商的默认模型； 仍失败时保存脱敏错误详情并核对供应商模型文档。</w:t>
-      </w:r>
-    </w:p>
-    <w:p>
-      <w:pPr>
-        <w:spacing w:before="0" w:after="80" w:line="300" w:lineRule="auto"/>
-        <w:numPr>
-          <w:ilvl w:val="0"/>
-          <w:numId w:val="10"/>
-        </w:numPr>
-      </w:pPr>
-      <w:r>
-        <w:rPr>
-          <w:rFonts w:ascii="Calibri" w:hAnsi="Calibri" w:eastAsia="Microsoft YaHei UI"/>
-          <w:b w:val="0"/>
-          <w:sz w:val="22"/>
-        </w:rPr>
-        <w:t>若错误包含 generation_config.response_format.text.mime_type，说明正在运行旧版 Gemini 接口实现；关闭旧程序后使用当前候选版本。</w:t>
-      </w:r>
-    </w:p>
-    <w:p>
-      <w:pPr>
-        <w:spacing w:before="0" w:after="80" w:line="300" w:lineRule="auto"/>
-        <w:numPr>
-          <w:ilvl w:val="0"/>
-          <w:numId w:val="10"/>
-        </w:numPr>
-      </w:pPr>
-      <w:r>
-        <w:rPr>
-          <w:rFonts w:ascii="Calibri" w:hAnsi="Calibri" w:eastAsia="Microsoft YaHei UI"/>
-          <w:b w:val="0"/>
-          <w:sz w:val="22"/>
-        </w:rPr>
-        <w:t>Gemini 首次返回的 JSON 语法损坏、被截断或结构不完整时，GATalk 最多 自动纠错一次。确认发送窗口会提示该过程可能再次发送同一审阅副本并增加 少量费用。</w:t>
-      </w:r>
-    </w:p>
-    <w:p>
-      <w:pPr>
-        <w:spacing w:before="0" w:after="80" w:line="300" w:lineRule="auto"/>
-        <w:numPr>
-          <w:ilvl w:val="0"/>
-          <w:numId w:val="10"/>
-        </w:numPr>
-      </w:pPr>
-      <w:r>
-        <w:rPr>
-          <w:rFonts w:ascii="Calibri" w:hAnsi="Calibri" w:eastAsia="Microsoft YaHei UI"/>
-          <w:b w:val="0"/>
-          <w:sz w:val="22"/>
-        </w:rPr>
-        <w:t>finish_reason=MAX_TOKENS：AI 回答过长导致 JSON 尾部被截断，不表示 API Key 错误。新版会压缩内容，并只在明确截断时用更高预算纠错一次。</w:t>
-      </w:r>
-    </w:p>
-    <w:p>
-      <w:pPr>
-        <w:spacing w:before="0" w:after="80" w:line="300" w:lineRule="auto"/>
-        <w:numPr>
-          <w:ilvl w:val="0"/>
-          <w:numId w:val="10"/>
-        </w:numPr>
-      </w:pPr>
-      <w:r>
-        <w:rPr>
-          <w:rFonts w:ascii="Calibri" w:hAnsi="Calibri" w:eastAsia="Microsoft YaHei UI"/>
-          <w:b w:val="0"/>
-          <w:sz w:val="22"/>
-        </w:rPr>
-        <w:t>错误中的 line 和 column 表示 AI 返回文本的 JSON 损坏位置，不表示 API Key 错误。GATalk 会进行一次同模型结构修复；第二次仍损坏时停止。</w:t>
-      </w:r>
-    </w:p>
-    <w:p>
-      <w:pPr>
-        <w:spacing w:before="0" w:after="80" w:line="300" w:lineRule="auto"/>
-        <w:numPr>
-          <w:ilvl w:val="0"/>
-          <w:numId w:val="10"/>
-        </w:numPr>
-      </w:pPr>
-      <w:r>
-        <w:rPr>
-          <w:rFonts w:ascii="Calibri" w:hAnsi="Calibri" w:eastAsia="Microsoft YaHei UI"/>
-          <w:b w:val="0"/>
-          <w:sz w:val="22"/>
-        </w:rPr>
-        <w:t>若 AI 引用了本次报告中不存在的问题 ID，GATalk 会取消无效链接并继续 显示完整报告，不追加 API 调用。界面的“结构修复”只表示链接已取消，正文 和真实问题没有被改写。</w:t>
-      </w:r>
-    </w:p>
-    <w:p>
-      <w:pPr>
-        <w:spacing w:before="0" w:after="80" w:line="300" w:lineRule="auto"/>
-        <w:numPr>
-          <w:ilvl w:val="0"/>
-          <w:numId w:val="10"/>
-        </w:numPr>
-      </w:pPr>
-      <w:r>
-        <w:rPr>
-          <w:rFonts w:ascii="Calibri" w:hAnsi="Calibri" w:eastAsia="Microsoft YaHei UI"/>
-          <w:b w:val="0"/>
-          <w:sz w:val="22"/>
-        </w:rPr>
-        <w:t>http_401：Key 错误、过期或不属于该供应商。</w:t>
-      </w:r>
-    </w:p>
-    <w:p>
-      <w:pPr>
-        <w:spacing w:before="0" w:after="80" w:line="300" w:lineRule="auto"/>
-        <w:numPr>
-          <w:ilvl w:val="0"/>
-          <w:numId w:val="10"/>
-        </w:numPr>
-      </w:pPr>
-      <w:r>
-        <w:rPr>
-          <w:rFonts w:ascii="Calibri" w:hAnsi="Calibri" w:eastAsia="Microsoft YaHei UI"/>
-          <w:b w:val="0"/>
-          <w:sz w:val="22"/>
-        </w:rPr>
-        <w:t>http_403：检查模型权限、服务开通、地域和 Key 所属工作区。</w:t>
-      </w:r>
-    </w:p>
-    <w:p>
-      <w:pPr>
-        <w:spacing w:before="0" w:after="80" w:line="300" w:lineRule="auto"/>
-        <w:numPr>
-          <w:ilvl w:val="0"/>
-          <w:numId w:val="10"/>
-        </w:numPr>
-      </w:pPr>
-      <w:r>
-        <w:rPr>
-          <w:rFonts w:ascii="Calibri" w:hAnsi="Calibri" w:eastAsia="Microsoft YaHei UI"/>
-          <w:b w:val="0"/>
-          <w:sz w:val="22"/>
-        </w:rPr>
-        <w:t>http_404：模型 ID 已下线或接口不存在。Gemini 会按发送清单自动尝试 当前备用链；其他供应商请改回其默认模型。</w:t>
-      </w:r>
-    </w:p>
-    <w:p>
-      <w:pPr>
-        <w:spacing w:before="0" w:after="80" w:line="300" w:lineRule="auto"/>
-        <w:numPr>
-          <w:ilvl w:val="0"/>
-          <w:numId w:val="10"/>
-        </w:numPr>
-      </w:pPr>
-      <w:r>
-        <w:rPr>
-          <w:rFonts w:ascii="Calibri" w:hAnsi="Calibri" w:eastAsia="Microsoft YaHei UI"/>
-          <w:b w:val="0"/>
-          <w:sz w:val="22"/>
-        </w:rPr>
-        <w:t>http_413：降低发送分辨率后重试。</w:t>
-      </w:r>
-    </w:p>
-    <w:p>
-      <w:pPr>
-        <w:spacing w:before="0" w:after="80" w:line="300" w:lineRule="auto"/>
-        <w:numPr>
-          <w:ilvl w:val="0"/>
-          <w:numId w:val="10"/>
-        </w:numPr>
-      </w:pPr>
-      <w:r>
-        <w:rPr>
-          <w:rFonts w:ascii="Calibri" w:hAnsi="Calibri" w:eastAsia="Microsoft YaHei UI"/>
-          <w:b w:val="0"/>
-          <w:sz w:val="22"/>
-        </w:rPr>
-        <w:t>http_429：额度不足或调用过快。</w:t>
-      </w:r>
-    </w:p>
-    <w:p>
-      <w:pPr>
-        <w:spacing w:before="0" w:after="80" w:line="300" w:lineRule="auto"/>
-        <w:numPr>
-          <w:ilvl w:val="0"/>
-          <w:numId w:val="10"/>
-        </w:numPr>
-      </w:pPr>
-      <w:r>
-        <w:rPr>
-          <w:rFonts w:ascii="Calibri" w:hAnsi="Calibri" w:eastAsia="Microsoft YaHei UI"/>
-          <w:b w:val="0"/>
-          <w:sz w:val="22"/>
-        </w:rPr>
-        <w:t>http_503：供应商当前模型临时过载，不表示 API Key 错误。新版先有限重试； Gemini 仍失败时会按发送清单依次尝试 gemini-3.5-flash 和 gemini-3.5-flash-lite，不会再使用 gemini-2.5-flash。</w:t>
-      </w:r>
-    </w:p>
-    <w:p>
-      <w:pPr>
-        <w:spacing w:before="0" w:after="80" w:line="300" w:lineRule="auto"/>
-        <w:numPr>
-          <w:ilvl w:val="0"/>
-          <w:numId w:val="10"/>
-        </w:numPr>
-      </w:pPr>
-      <w:r>
-        <w:rPr>
-          <w:rFonts w:ascii="Calibri" w:hAnsi="Calibri" w:eastAsia="Microsoft YaHei UI"/>
-          <w:b w:val="0"/>
-          <w:sz w:val="22"/>
-        </w:rPr>
-        <w:t>发送清单会提前显示完整备用链。若发生回退，状态栏和保存记录会显示请求 模型、实际模型及回退原因；每次实际发送都可能产生调用费用。</w:t>
-      </w:r>
-    </w:p>
-    <w:p>
-      <w:pPr>
-        <w:spacing w:before="0" w:after="80" w:line="300" w:lineRule="auto"/>
-        <w:numPr>
-          <w:ilvl w:val="0"/>
-          <w:numId w:val="10"/>
-        </w:numPr>
-      </w:pPr>
-      <w:r>
-        <w:rPr>
-          <w:rFonts w:ascii="Calibri" w:hAnsi="Calibri" w:eastAsia="Microsoft YaHei UI"/>
-          <w:b w:val="0"/>
-          <w:sz w:val="22"/>
-        </w:rPr>
-        <w:t>其他 http_5xx：供应商服务异常，稍后重试。</w:t>
-      </w:r>
-    </w:p>
-    <w:p>
-      <w:r>
-        <w:rPr>
-          <w:rFonts w:ascii="Calibri" w:hAnsi="Calibri" w:eastAsia="Microsoft YaHei UI"/>
-          <w:b w:val="0"/>
-          <w:sz w:val="22"/>
-        </w:rPr>
-        <w:t>错误窗口只显示供应商返回的脱敏原因。不要把 API Key 截图或复制给他人。</w:t>
-      </w:r>
-    </w:p>
-    <w:p>
-      <w:pPr>
-        <w:pStyle w:val="Heading1"/>
-      </w:pPr>
-      <w:r>
-        <w:rPr>
-          <w:rFonts w:ascii="Calibri" w:hAnsi="Calibri" w:eastAsia="Microsoft YaHei UI"/>
-          <w:b/>
-          <w:color w:val="2E74B5"/>
-          <w:sz w:val="32"/>
-        </w:rPr>
-        <w:t>13. 优化实验室</w:t>
-      </w:r>
-    </w:p>
-    <w:p>
-      <w:pPr>
-        <w:pStyle w:val="Heading2"/>
-      </w:pPr>
-      <w:r>
-        <w:rPr>
-          <w:rFonts w:ascii="Calibri" w:hAnsi="Calibri" w:eastAsia="Microsoft YaHei UI"/>
-          <w:b/>
-          <w:color w:val="2E74B5"/>
-          <w:sz w:val="26"/>
-        </w:rPr>
-        <w:t>目标匹配画像</w:t>
-      </w:r>
-    </w:p>
-    <w:p>
-      <w:pPr>
-        <w:spacing w:before="0" w:after="80" w:line="300" w:lineRule="auto"/>
-        <w:numPr>
-          <w:ilvl w:val="0"/>
-          <w:numId w:val="10"/>
-        </w:numPr>
-      </w:pPr>
-      <w:r>
-        <w:rPr>
-          <w:rFonts w:ascii="Calibri" w:hAnsi="Calibri" w:eastAsia="Microsoft YaHei UI"/>
-          <w:b w:val="0"/>
-          <w:sz w:val="22"/>
-        </w:rPr>
-        <w:t>显示明度、黑白灰、色板、彩度、冷暖、区域关系等维度。</w:t>
-      </w:r>
-    </w:p>
-    <w:p>
-      <w:pPr>
-        <w:spacing w:before="0" w:after="80" w:line="300" w:lineRule="auto"/>
-        <w:numPr>
-          <w:ilvl w:val="0"/>
-          <w:numId w:val="10"/>
-        </w:numPr>
-      </w:pPr>
-      <w:r>
-        <w:rPr>
-          <w:rFonts w:ascii="Calibri" w:hAnsi="Calibri" w:eastAsia="Microsoft YaHei UI"/>
-          <w:b w:val="0"/>
-          <w:sz w:val="22"/>
-        </w:rPr>
-        <w:t>可修改各维度权重。</w:t>
-      </w:r>
-    </w:p>
-    <w:p>
-      <w:pPr>
-        <w:spacing w:before="0" w:after="80" w:line="300" w:lineRule="auto"/>
-        <w:numPr>
-          <w:ilvl w:val="0"/>
-          <w:numId w:val="10"/>
-        </w:numPr>
-      </w:pPr>
-      <w:r>
-        <w:rPr>
-          <w:rFonts w:ascii="Calibri" w:hAnsi="Calibri" w:eastAsia="Microsoft YaHei UI"/>
-          <w:b w:val="0"/>
-          <w:sz w:val="22"/>
-        </w:rPr>
-        <w:t>“估计匹配度”只代表当前算法和权重，不是作品质量评分。</w:t>
-      </w:r>
-    </w:p>
-    <w:p>
-      <w:pPr>
-        <w:spacing w:before="0" w:after="80" w:line="300" w:lineRule="auto"/>
-        <w:numPr>
-          <w:ilvl w:val="0"/>
-          <w:numId w:val="10"/>
-        </w:numPr>
-      </w:pPr>
-      <w:r>
-        <w:rPr>
-          <w:rFonts w:ascii="Calibri" w:hAnsi="Calibri" w:eastAsia="Microsoft YaHei UI"/>
-          <w:b w:val="0"/>
-          <w:sz w:val="22"/>
-        </w:rPr>
-        <w:t>证据不足的维度会明确标出，不会自动猜测。</w:t>
-      </w:r>
-    </w:p>
-    <w:p>
-      <w:pPr>
-        <w:pStyle w:val="Heading2"/>
-      </w:pPr>
-      <w:r>
-        <w:rPr>
-          <w:rFonts w:ascii="Calibri" w:hAnsi="Calibri" w:eastAsia="Microsoft YaHei UI"/>
-          <w:b/>
-          <w:color w:val="2E74B5"/>
-          <w:sz w:val="26"/>
-        </w:rPr>
-        <w:t>安全调色</w:t>
-      </w:r>
-    </w:p>
-    <w:p>
-      <w:pPr>
-        <w:spacing w:before="0" w:after="80" w:line="300" w:lineRule="auto"/>
-        <w:numPr>
-          <w:ilvl w:val="0"/>
-          <w:numId w:val="29"/>
-        </w:numPr>
-      </w:pPr>
-      <w:r>
-        <w:rPr>
-          <w:rFonts w:ascii="Calibri" w:hAnsi="Calibri" w:eastAsia="Microsoft YaHei UI"/>
-          <w:b w:val="0"/>
-          <w:sz w:val="22"/>
-        </w:rPr>
-        <w:t>调整曝光、对比、白平衡、阴影、中间调、亮部和彩度。</w:t>
-      </w:r>
-    </w:p>
-    <w:p>
-      <w:pPr>
-        <w:spacing w:before="0" w:after="80" w:line="300" w:lineRule="auto"/>
-        <w:numPr>
-          <w:ilvl w:val="0"/>
-          <w:numId w:val="29"/>
-        </w:numPr>
-      </w:pPr>
-      <w:r>
-        <w:rPr>
-          <w:rFonts w:ascii="Calibri" w:hAnsi="Calibri" w:eastAsia="Microsoft YaHei UI"/>
-          <w:b w:val="0"/>
-          <w:sz w:val="22"/>
-        </w:rPr>
-        <w:t>选择全图或当前选中的配对区域。</w:t>
-      </w:r>
-    </w:p>
-    <w:p>
-      <w:pPr>
-        <w:spacing w:before="0" w:after="80" w:line="300" w:lineRule="auto"/>
-        <w:numPr>
-          <w:ilvl w:val="0"/>
-          <w:numId w:val="29"/>
-        </w:numPr>
-      </w:pPr>
-      <w:r>
-        <w:rPr>
-          <w:rFonts w:ascii="Calibri" w:hAnsi="Calibri" w:eastAsia="Microsoft YaHei UI"/>
-          <w:b w:val="0"/>
-          <w:sz w:val="22"/>
-        </w:rPr>
-        <w:t>设置参考影响强度并生成预览。</w:t>
-      </w:r>
-    </w:p>
-    <w:p>
-      <w:pPr>
-        <w:spacing w:before="0" w:after="80" w:line="300" w:lineRule="auto"/>
-        <w:numPr>
-          <w:ilvl w:val="0"/>
-          <w:numId w:val="29"/>
-        </w:numPr>
-      </w:pPr>
-      <w:r>
-        <w:rPr>
-          <w:rFonts w:ascii="Calibri" w:hAnsi="Calibri" w:eastAsia="Microsoft YaHei UI"/>
-          <w:b w:val="0"/>
-          <w:sz w:val="22"/>
-        </w:rPr>
-        <w:t>使用 A/B、撤销和重做检查结果。</w:t>
-      </w:r>
-    </w:p>
-    <w:p>
-      <w:pPr>
-        <w:spacing w:before="0" w:after="80" w:line="300" w:lineRule="auto"/>
-        <w:numPr>
-          <w:ilvl w:val="0"/>
-          <w:numId w:val="29"/>
-        </w:numPr>
-      </w:pPr>
-      <w:r>
-        <w:rPr>
-          <w:rFonts w:ascii="Calibri" w:hAnsi="Calibri" w:eastAsia="Microsoft YaHei UI"/>
-          <w:b w:val="0"/>
-          <w:sz w:val="22"/>
-        </w:rPr>
-        <w:t>可导出 PNG 和 JSON 配方；符合条件时可导出 .cube。</w:t>
-      </w:r>
-    </w:p>
-    <w:p>
-      <w:r>
-        <w:rPr>
-          <w:rFonts w:ascii="Calibri" w:hAnsi="Calibri" w:eastAsia="Microsoft YaHei UI"/>
-          <w:b w:val="0"/>
-          <w:sz w:val="22"/>
-        </w:rPr>
-        <w:t>安全调色完全本地运行，不修改原图。区域调色或参考色迁移不能导出通用 .cube。</w:t>
-      </w:r>
-    </w:p>
-    <w:p>
-      <w:pPr>
-        <w:pStyle w:val="Heading2"/>
-      </w:pPr>
-      <w:r>
-        <w:rPr>
-          <w:rFonts w:ascii="Calibri" w:hAnsi="Calibri" w:eastAsia="Microsoft YaHei UI"/>
-          <w:b/>
-          <w:color w:val="2E74B5"/>
-          <w:sz w:val="26"/>
-        </w:rPr>
-        <w:t>AI 优化预演</w:t>
-      </w:r>
-    </w:p>
-    <w:p>
-      <w:pPr>
-        <w:spacing w:before="0" w:after="80" w:line="300" w:lineRule="auto"/>
-        <w:numPr>
-          <w:ilvl w:val="0"/>
-          <w:numId w:val="30"/>
-        </w:numPr>
-      </w:pPr>
-      <w:r>
-        <w:rPr>
-          <w:rFonts w:ascii="Calibri" w:hAnsi="Calibri" w:eastAsia="Microsoft YaHei UI"/>
-          <w:b w:val="0"/>
-          <w:sz w:val="22"/>
-        </w:rPr>
-        <w:t>选择只改灯光、只改色彩或只改雾与氛围。</w:t>
-      </w:r>
-    </w:p>
-    <w:p>
-      <w:pPr>
-        <w:spacing w:before="0" w:after="80" w:line="300" w:lineRule="auto"/>
-        <w:numPr>
-          <w:ilvl w:val="0"/>
-          <w:numId w:val="30"/>
-        </w:numPr>
-      </w:pPr>
-      <w:r>
-        <w:rPr>
-          <w:rFonts w:ascii="Calibri" w:hAnsi="Calibri" w:eastAsia="Microsoft YaHei UI"/>
-          <w:b w:val="0"/>
-          <w:sz w:val="22"/>
-        </w:rPr>
-        <w:t>设置改动预算和构图、几何、资产身份保护项。</w:t>
-      </w:r>
-    </w:p>
-    <w:p>
-      <w:pPr>
-        <w:spacing w:before="0" w:after="80" w:line="300" w:lineRule="auto"/>
-        <w:numPr>
-          <w:ilvl w:val="0"/>
-          <w:numId w:val="30"/>
-        </w:numPr>
-      </w:pPr>
-      <w:r>
-        <w:rPr>
-          <w:rFonts w:ascii="Calibri" w:hAnsi="Calibri" w:eastAsia="Microsoft YaHei UI"/>
-          <w:b w:val="0"/>
-          <w:sz w:val="22"/>
-        </w:rPr>
-        <w:t>查看发送清单并主动确认。</w:t>
-      </w:r>
-    </w:p>
-    <w:p>
-      <w:pPr>
-        <w:spacing w:before="0" w:after="80" w:line="300" w:lineRule="auto"/>
-        <w:numPr>
-          <w:ilvl w:val="0"/>
-          <w:numId w:val="30"/>
-        </w:numPr>
-      </w:pPr>
-      <w:r>
-        <w:rPr>
-          <w:rFonts w:ascii="Calibri" w:hAnsi="Calibri" w:eastAsia="Microsoft YaHei UI"/>
-          <w:b w:val="0"/>
-          <w:sz w:val="22"/>
-        </w:rPr>
-        <w:t>检查结构漂移、构图偏移和保护区变化。</w:t>
-      </w:r>
-    </w:p>
-    <w:p>
-      <w:r>
-        <w:rPr>
-          <w:rFonts w:ascii="Calibri" w:hAnsi="Calibri" w:eastAsia="Microsoft YaHei UI"/>
-          <w:b w:val="0"/>
-          <w:sz w:val="22"/>
-        </w:rPr>
-        <w:t>AI 输出只保存为 AIConceptPreview，不会成为真实 UE Version。出现“仅适合 概念参考”时，不应把预演当作可直接复现的场景结果。</w:t>
-      </w:r>
-    </w:p>
-    <w:p>
-      <w:pPr>
-        <w:pStyle w:val="Heading1"/>
-      </w:pPr>
-      <w:r>
-        <w:rPr>
-          <w:rFonts w:ascii="Calibri" w:hAnsi="Calibri" w:eastAsia="Microsoft YaHei UI"/>
-          <w:b/>
-          <w:color w:val="2E74B5"/>
-          <w:sz w:val="32"/>
-        </w:rPr>
-        <w:t>14. 全局工具与文件安全</w:t>
-      </w:r>
-    </w:p>
-    <w:p>
-      <w:pPr>
-        <w:pStyle w:val="Heading2"/>
-      </w:pPr>
-      <w:r>
-        <w:rPr>
-          <w:rFonts w:ascii="Calibri" w:hAnsi="Calibri" w:eastAsia="Microsoft YaHei UI"/>
-          <w:b/>
-          <w:color w:val="2E74B5"/>
-          <w:sz w:val="26"/>
-        </w:rPr>
-        <w:t>项目诊断与恢复</w:t>
-      </w:r>
-    </w:p>
-    <w:p>
-      <w:pPr>
-        <w:spacing w:before="0" w:after="80" w:line="300" w:lineRule="auto"/>
-        <w:numPr>
-          <w:ilvl w:val="0"/>
-          <w:numId w:val="31"/>
-        </w:numPr>
-      </w:pPr>
-      <w:r>
-        <w:rPr>
-          <w:rFonts w:ascii="Calibri" w:hAnsi="Calibri" w:eastAsia="Microsoft YaHei UI"/>
-          <w:b w:val="0"/>
-          <w:sz w:val="22"/>
-        </w:rPr>
-        <w:t>在首页打开“项目诊断与恢复”。</w:t>
-      </w:r>
-    </w:p>
-    <w:p>
-      <w:pPr>
-        <w:spacing w:before="0" w:after="80" w:line="300" w:lineRule="auto"/>
-        <w:numPr>
-          <w:ilvl w:val="0"/>
-          <w:numId w:val="31"/>
-        </w:numPr>
-      </w:pPr>
-      <w:r>
-        <w:rPr>
-          <w:rFonts w:ascii="Calibri" w:hAnsi="Calibri" w:eastAsia="Microsoft YaHei UI"/>
-          <w:b w:val="0"/>
-          <w:sz w:val="22"/>
-        </w:rPr>
-        <w:t>选择或扫描最近项目，查看入口、数据库、目录、资料引用、产物和写入状态。</w:t>
-      </w:r>
-    </w:p>
-    <w:p>
-      <w:pPr>
-        <w:spacing w:before="0" w:after="80" w:line="300" w:lineRule="auto"/>
-        <w:numPr>
-          <w:ilvl w:val="0"/>
-          <w:numId w:val="31"/>
-        </w:numPr>
-      </w:pPr>
-      <w:r>
-        <w:rPr>
-          <w:rFonts w:ascii="Calibri" w:hAnsi="Calibri" w:eastAsia="Microsoft YaHei UI"/>
-          <w:b w:val="0"/>
-          <w:sz w:val="22"/>
-        </w:rPr>
-        <w:t>基础目录缺失时使用“修复项目目录”；该操作不会伪造数据库或原始资料。</w:t>
-      </w:r>
-    </w:p>
-    <w:p>
-      <w:pPr>
-        <w:spacing w:before="0" w:after="80" w:line="300" w:lineRule="auto"/>
-        <w:numPr>
-          <w:ilvl w:val="0"/>
-          <w:numId w:val="31"/>
-        </w:numPr>
-      </w:pPr>
-      <w:r>
-        <w:rPr>
-          <w:rFonts w:ascii="Calibri" w:hAnsi="Calibri" w:eastAsia="Microsoft YaHei UI"/>
-          <w:b w:val="0"/>
-          <w:sz w:val="22"/>
-        </w:rPr>
-        <w:t>重大修改前点击“建立恢复点”。需要回退时选择恢复点并确认恢复。</w:t>
-      </w:r>
-    </w:p>
-    <w:p>
-      <w:pPr>
-        <w:spacing w:before="0" w:after="80" w:line="300" w:lineRule="auto"/>
-        <w:numPr>
-          <w:ilvl w:val="0"/>
-          <w:numId w:val="31"/>
-        </w:numPr>
-      </w:pPr>
-      <w:r>
-        <w:rPr>
-          <w:rFonts w:ascii="Calibri" w:hAnsi="Calibri" w:eastAsia="Microsoft YaHei UI"/>
-          <w:b w:val="0"/>
-          <w:sz w:val="22"/>
-        </w:rPr>
-        <w:t>项目被移动后使用“重定位移动项目”，指向新的入口文件。</w:t>
-      </w:r>
-    </w:p>
-    <w:p>
-      <w:pPr>
-        <w:spacing w:before="0" w:after="80" w:line="300" w:lineRule="auto"/>
-        <w:numPr>
-          <w:ilvl w:val="0"/>
-          <w:numId w:val="31"/>
-        </w:numPr>
-      </w:pPr>
-      <w:r>
-        <w:rPr>
-          <w:rFonts w:ascii="Calibri" w:hAnsi="Calibri" w:eastAsia="Microsoft YaHei UI"/>
-          <w:b w:val="0"/>
-          <w:sz w:val="22"/>
-        </w:rPr>
-        <w:t>需要提交问题时导出诊断报告；报告不包含 API Key、图片字节和项目正文。</w:t>
-      </w:r>
-    </w:p>
-    <w:p>
-      <w:r>
-        <w:rPr>
-          <w:rFonts w:ascii="Calibri" w:hAnsi="Calibri" w:eastAsia="Microsoft YaHei UI"/>
-          <w:b w:val="0"/>
-          <w:sz w:val="22"/>
-        </w:rPr>
-        <w:t>恢复前 GATalk 会再建立一个安全点。恢复测试应先复制真实项目，不要把唯一原件 作为试验对象。</w:t>
-      </w:r>
-    </w:p>
-    <w:p>
-      <w:pPr>
-        <w:spacing w:before="0" w:after="80" w:line="300" w:lineRule="auto"/>
-        <w:numPr>
-          <w:ilvl w:val="0"/>
-          <w:numId w:val="10"/>
-        </w:numPr>
-      </w:pPr>
-      <w:r>
-        <w:rPr>
-          <w:rFonts w:ascii="Calibri" w:hAnsi="Calibri" w:eastAsia="Microsoft YaHei UI"/>
-          <w:b w:val="0"/>
-          <w:sz w:val="22"/>
-        </w:rPr>
-        <w:t>Ctrl+K 打开全局检索；Ctrl+Shift+P 打开命令面板；Ctrl+, 打开全局设置。</w:t>
-      </w:r>
-    </w:p>
-    <w:p>
-      <w:pPr>
-        <w:spacing w:before="0" w:after="80" w:line="300" w:lineRule="auto"/>
-        <w:numPr>
-          <w:ilvl w:val="0"/>
-          <w:numId w:val="10"/>
-        </w:numPr>
-      </w:pPr>
-      <w:r>
-        <w:rPr>
-          <w:rFonts w:ascii="Calibri" w:hAnsi="Calibri" w:eastAsia="Microsoft YaHei UI"/>
-          <w:b w:val="0"/>
-          <w:sz w:val="22"/>
-        </w:rPr>
-        <w:t>Ctrl+Shift+J 打开运行状态，查看 AI 调用、重试和失败原因。</w:t>
-      </w:r>
-    </w:p>
-    <w:p>
-      <w:pPr>
-        <w:spacing w:before="0" w:after="80" w:line="300" w:lineRule="auto"/>
-        <w:numPr>
-          <w:ilvl w:val="0"/>
-          <w:numId w:val="10"/>
-        </w:numPr>
-      </w:pPr>
-      <w:r>
-        <w:rPr>
-          <w:rFonts w:ascii="Calibri" w:hAnsi="Calibri" w:eastAsia="Microsoft YaHei UI"/>
-          <w:b w:val="0"/>
-          <w:sz w:val="22"/>
-        </w:rPr>
-        <w:t>Ctrl+Shift+D 打开项目诊断，检查入口文件、数据库、assets 和备份数量。</w:t>
-      </w:r>
-    </w:p>
-    <w:p>
-      <w:pPr>
-        <w:spacing w:before="0" w:after="80" w:line="300" w:lineRule="auto"/>
-        <w:numPr>
-          <w:ilvl w:val="0"/>
-          <w:numId w:val="10"/>
-        </w:numPr>
-      </w:pPr>
-      <w:r>
-        <w:rPr>
-          <w:rFonts w:ascii="Calibri" w:hAnsi="Calibri" w:eastAsia="Microsoft YaHei UI"/>
-          <w:b w:val="0"/>
-          <w:sz w:val="22"/>
-        </w:rPr>
-        <w:t>上次异常退出后，未完成任务会标记“上次退出时中断”，首页诊断会给出提示。</w:t>
-      </w:r>
-    </w:p>
-    <w:p>
-      <w:pPr>
-        <w:spacing w:before="0" w:after="80" w:line="300" w:lineRule="auto"/>
-        <w:numPr>
-          <w:ilvl w:val="0"/>
-          <w:numId w:val="10"/>
-        </w:numPr>
-      </w:pPr>
-      <w:r>
-        <w:rPr>
-          <w:rFonts w:ascii="Calibri" w:hAnsi="Calibri" w:eastAsia="Microsoft YaHei UI"/>
-          <w:b w:val="0"/>
-          <w:sz w:val="22"/>
-        </w:rPr>
-        <w:t>诊断报告不包含图片、API Key、AI 提示语或项目正文；会包含用户主动检查的本地路径。</w:t>
-      </w:r>
-    </w:p>
-    <w:p>
-      <w:pPr>
-        <w:pStyle w:val="Heading2"/>
-      </w:pPr>
-      <w:r>
-        <w:rPr>
-          <w:rFonts w:ascii="Calibri" w:hAnsi="Calibri" w:eastAsia="Microsoft YaHei UI"/>
-          <w:b/>
-          <w:color w:val="2E74B5"/>
-          <w:sz w:val="26"/>
-        </w:rPr>
-        <w:t>文件与安全</w:t>
-      </w:r>
-    </w:p>
-    <w:p>
-      <w:pPr>
-        <w:spacing w:before="0" w:after="80" w:line="300" w:lineRule="auto"/>
-        <w:numPr>
-          <w:ilvl w:val="0"/>
-          <w:numId w:val="10"/>
-        </w:numPr>
-      </w:pPr>
-      <w:r>
-        <w:rPr>
-          <w:rFonts w:ascii="Calibri" w:hAnsi="Calibri" w:eastAsia="Microsoft YaHei UI"/>
-          <w:b w:val="0"/>
-          <w:sz w:val="22"/>
-        </w:rPr>
-        <w:t>assets：导入原图，保留原始字节和 SHA-256。</w:t>
-      </w:r>
-    </w:p>
-    <w:p>
-      <w:pPr>
-        <w:spacing w:before="0" w:after="80" w:line="300" w:lineRule="auto"/>
-        <w:numPr>
-          <w:ilvl w:val="0"/>
-          <w:numId w:val="10"/>
-        </w:numPr>
-      </w:pPr>
-      <w:r>
-        <w:rPr>
-          <w:rFonts w:ascii="Calibri" w:hAnsi="Calibri" w:eastAsia="Microsoft YaHei UI"/>
-          <w:b w:val="0"/>
-          <w:sz w:val="22"/>
-        </w:rPr>
-        <w:t>artifacts：可重建分析结果和 AIConceptPreview。</w:t>
-      </w:r>
-    </w:p>
-    <w:p>
-      <w:pPr>
-        <w:spacing w:before="0" w:after="80" w:line="300" w:lineRule="auto"/>
-        <w:numPr>
-          <w:ilvl w:val="0"/>
-          <w:numId w:val="10"/>
-        </w:numPr>
-      </w:pPr>
-      <w:r>
-        <w:rPr>
-          <w:rFonts w:ascii="Calibri" w:hAnsi="Calibri" w:eastAsia="Microsoft YaHei UI"/>
-          <w:b w:val="0"/>
-          <w:sz w:val="22"/>
-        </w:rPr>
-        <w:t>exports：审阅包、预览和配方。</w:t>
-      </w:r>
-    </w:p>
-    <w:p>
-      <w:pPr>
-        <w:spacing w:before="0" w:after="80" w:line="300" w:lineRule="auto"/>
-        <w:numPr>
-          <w:ilvl w:val="0"/>
-          <w:numId w:val="10"/>
-        </w:numPr>
-      </w:pPr>
-      <w:r>
-        <w:rPr>
-          <w:rFonts w:ascii="Calibri" w:hAnsi="Calibri" w:eastAsia="Microsoft YaHei UI"/>
-          <w:b w:val="0"/>
-          <w:sz w:val="22"/>
-        </w:rPr>
-        <w:t>API Key 不写入项目、SQLite、JSON、日志或 Git。</w:t>
-      </w:r>
-    </w:p>
-    <w:p>
-      <w:pPr>
-        <w:spacing w:before="0" w:after="80" w:line="300" w:lineRule="auto"/>
-        <w:numPr>
-          <w:ilvl w:val="0"/>
-          <w:numId w:val="10"/>
-        </w:numPr>
-      </w:pPr>
-      <w:r>
-        <w:rPr>
-          <w:rFonts w:ascii="Calibri" w:hAnsi="Calibri" w:eastAsia="Microsoft YaHei UI"/>
-          <w:b w:val="0"/>
-          <w:sz w:val="22"/>
-        </w:rPr>
-        <w:t>同一项目只能由一个进程写入；第二个进程可只读打开。</w:t>
-      </w:r>
-    </w:p>
-    <w:p>
-      <w:pPr>
-        <w:spacing w:before="0" w:after="80" w:line="300" w:lineRule="auto"/>
-        <w:numPr>
-          <w:ilvl w:val="0"/>
-          <w:numId w:val="10"/>
-        </w:numPr>
-      </w:pPr>
-      <w:r>
-        <w:rPr>
-          <w:rFonts w:ascii="Calibri" w:hAnsi="Calibri" w:eastAsia="Microsoft YaHei UI"/>
-          <w:b w:val="0"/>
-          <w:sz w:val="22"/>
-        </w:rPr>
-        <w:t>作品研究的 assets 同样保留导入图片原始字节；study.json 保存研究状态。</w:t>
-      </w:r>
-    </w:p>
-    <w:p>
-      <w:pPr>
-        <w:spacing w:before="0" w:after="80" w:line="300" w:lineRule="auto"/>
-        <w:numPr>
-          <w:ilvl w:val="0"/>
-          <w:numId w:val="10"/>
-        </w:numPr>
-      </w:pPr>
-      <w:r>
-        <w:rPr>
-          <w:rFonts w:ascii="Calibri" w:hAnsi="Calibri" w:eastAsia="Microsoft YaHei UI"/>
-          <w:b w:val="0"/>
-          <w:sz w:val="22"/>
-        </w:rPr>
-        <w:t>资产拆分项目使用 .scenelens-assets 目录；生成图、遮罩和导出记录与原图 分开保存。</w:t>
-      </w:r>
-    </w:p>
-    <w:p>
-      <w:pPr>
-        <w:spacing w:before="0" w:after="80" w:line="300" w:lineRule="auto"/>
-        <w:numPr>
-          <w:ilvl w:val="0"/>
-          <w:numId w:val="10"/>
-        </w:numPr>
-      </w:pPr>
-      <w:r>
-        <w:rPr>
-          <w:rFonts w:ascii="Calibri" w:hAnsi="Calibri" w:eastAsia="Microsoft YaHei UI"/>
-          <w:b w:val="0"/>
-          <w:sz w:val="22"/>
-        </w:rPr>
-        <w:t>资料库使用 library.json、assets、documents、exports 和 backups。</w:t>
-      </w:r>
-    </w:p>
-    <w:p>
-      <w:pPr>
-        <w:spacing w:before="0" w:after="80" w:line="300" w:lineRule="auto"/>
-        <w:numPr>
-          <w:ilvl w:val="0"/>
-          <w:numId w:val="10"/>
-        </w:numPr>
-      </w:pPr>
-      <w:r>
-        <w:rPr>
-          <w:rFonts w:ascii="Calibri" w:hAnsi="Calibri" w:eastAsia="Microsoft YaHei UI"/>
-          <w:b w:val="0"/>
-          <w:sz w:val="22"/>
-        </w:rPr>
-        <w:t>对照研究使用 comparison.json、assets、artifacts、exports 和 backups。</w:t>
-      </w:r>
-    </w:p>
-    <w:p>
-      <w:pPr>
-        <w:pStyle w:val="Heading1"/>
-      </w:pPr>
-      <w:r>
-        <w:rPr>
-          <w:rFonts w:ascii="Calibri" w:hAnsi="Calibri" w:eastAsia="Microsoft YaHei UI"/>
-          <w:b/>
-          <w:color w:val="2E74B5"/>
-          <w:sz w:val="32"/>
-        </w:rPr>
-        <w:t>15. 当前限制</w:t>
-      </w:r>
-    </w:p>
-    <w:p>
-      <w:pPr>
-        <w:spacing w:before="0" w:after="80" w:line="300" w:lineRule="auto"/>
-        <w:numPr>
-          <w:ilvl w:val="0"/>
-          <w:numId w:val="10"/>
-        </w:numPr>
-      </w:pPr>
-      <w:r>
-        <w:rPr>
-          <w:rFonts w:ascii="Calibri" w:hAnsi="Calibri" w:eastAsia="Microsoft YaHei UI"/>
-          <w:b w:val="0"/>
-          <w:sz w:val="22"/>
-        </w:rPr>
-        <w:t>只支持静态图片和矩形区域。</w:t>
-      </w:r>
-    </w:p>
-    <w:p>
-      <w:pPr>
-        <w:spacing w:before="0" w:after="80" w:line="300" w:lineRule="auto"/>
-        <w:numPr>
-          <w:ilvl w:val="0"/>
-          <w:numId w:val="10"/>
-        </w:numPr>
-      </w:pPr>
-      <w:r>
-        <w:rPr>
-          <w:rFonts w:ascii="Calibri" w:hAnsi="Calibri" w:eastAsia="Microsoft YaHei UI"/>
-          <w:b w:val="0"/>
-          <w:sz w:val="22"/>
-        </w:rPr>
-        <w:t>不支持视频、HDR/EXR、多边形、自动分割或 UE 工程扫描。</w:t>
-      </w:r>
-    </w:p>
-    <w:p>
-      <w:pPr>
-        <w:spacing w:before="0" w:after="80" w:line="300" w:lineRule="auto"/>
-        <w:numPr>
-          <w:ilvl w:val="0"/>
-          <w:numId w:val="10"/>
-        </w:numPr>
-      </w:pPr>
-      <w:r>
-        <w:rPr>
-          <w:rFonts w:ascii="Calibri" w:hAnsi="Calibri" w:eastAsia="Microsoft YaHei UI"/>
-          <w:b w:val="0"/>
-          <w:sz w:val="22"/>
-        </w:rPr>
-        <w:t>真实 AI 供应商需要单独验证账号、地区、模型和费用。</w:t>
-      </w:r>
-    </w:p>
-    <w:p>
-      <w:pPr>
-        <w:spacing w:before="0" w:after="80" w:line="300" w:lineRule="auto"/>
-        <w:numPr>
-          <w:ilvl w:val="0"/>
-          <w:numId w:val="10"/>
-        </w:numPr>
-      </w:pPr>
-      <w:r>
-        <w:rPr>
-          <w:rFonts w:ascii="Calibri" w:hAnsi="Calibri" w:eastAsia="Microsoft YaHei UI"/>
-          <w:b w:val="0"/>
-          <w:sz w:val="22"/>
-        </w:rPr>
-        <w:t>AI 预演必须回到 UE 实施，并用新的真实截图 Version 正式复查。</w:t>
-      </w:r>
-    </w:p>
-    <w:p>
-      <w:pPr>
-        <w:spacing w:before="0" w:after="80" w:line="300" w:lineRule="auto"/>
-        <w:numPr>
-          <w:ilvl w:val="0"/>
-          <w:numId w:val="10"/>
-        </w:numPr>
-      </w:pPr>
-      <w:r>
-        <w:rPr>
-          <w:rFonts w:ascii="Calibri" w:hAnsi="Calibri" w:eastAsia="Microsoft YaHei UI"/>
-          <w:b w:val="0"/>
-          <w:sz w:val="22"/>
-        </w:rPr>
-        <w:t>对照研究支持 2 至 6 张静态图片；暂不提供自由画布、自动网页抓取、图像相似搜索或本地大型视觉模型。</w:t>
-      </w:r>
-    </w:p>
-    <w:p>
-      <w:pPr>
-        <w:spacing w:before="0" w:after="80" w:line="300" w:lineRule="auto"/>
-        <w:numPr>
-          <w:ilvl w:val="0"/>
-          <w:numId w:val="10"/>
-        </w:numPr>
-      </w:pPr>
-      <w:r>
-        <w:rPr>
-          <w:rFonts w:ascii="Calibri" w:hAnsi="Calibri" w:eastAsia="Microsoft YaHei UI"/>
-          <w:b w:val="0"/>
-          <w:sz w:val="22"/>
-        </w:rPr>
-        <w:t>关卡设计和策划资料域只完成可注册的数据边界，尚未开发对应资料工具。</w:t>
-      </w:r>
-    </w:p>
-    <w:p>
-      <w:pPr>
-        <w:spacing w:before="0" w:after="80" w:line="300" w:lineRule="auto"/>
-        <w:numPr>
-          <w:ilvl w:val="0"/>
-          <w:numId w:val="10"/>
-        </w:numPr>
-      </w:pPr>
-      <w:r>
-        <w:rPr>
-          <w:rFonts w:ascii="Calibri" w:hAnsi="Calibri" w:eastAsia="Microsoft YaHei UI"/>
-          <w:b w:val="0"/>
-          <w:sz w:val="22"/>
-        </w:rPr>
-        <w:t>资产拆分不捆绑本地视觉大模型、SAM 2 或 CUDA，也不生成生产可用三维模型。</w:t>
-      </w:r>
-    </w:p>
-    <w:p>
-      <w:pPr>
-        <w:spacing w:before="0" w:after="80" w:line="300" w:lineRule="auto"/>
-        <w:numPr>
-          <w:ilvl w:val="0"/>
-          <w:numId w:val="10"/>
-        </w:numPr>
-      </w:pPr>
-      <w:r>
-        <w:rPr>
-          <w:rFonts w:ascii="Calibri" w:hAnsi="Calibri" w:eastAsia="Microsoft YaHei UI"/>
-          <w:b w:val="0"/>
-          <w:sz w:val="22"/>
-        </w:rPr>
-        <w:t>AI 独立资产图和资产板是概念规划图，不是从原画提取出的真实三维模型；背面、 内部结构、尺度、枢轴、拓扑和精确拼接规格仍需制作人员确认。</w:t>
-      </w:r>
-    </w:p>
-    <w:p>
-      <w:pPr>
-        <w:spacing w:before="0" w:after="80" w:line="300" w:lineRule="auto"/>
-        <w:numPr>
-          <w:ilvl w:val="0"/>
-          <w:numId w:val="10"/>
-        </w:numPr>
-      </w:pPr>
-      <w:r>
-        <w:rPr>
-          <w:rFonts w:ascii="Calibri" w:hAnsi="Calibri" w:eastAsia="Microsoft YaHei UI"/>
-          <w:b w:val="0"/>
-          <w:sz w:val="22"/>
-        </w:rPr>
-        <w:t>AI 资产分类、遮挡补全和生成图仍需用户人工校正。</w:t>
+        <w:t>文件安全：原图保留原始字节，分析产物和导出文件分开保存；同一项目只允许一个进程写入。保存失败不会覆盖原图，迁移前会自动备份。</w:t>
       </w:r>
     </w:p>
     <w:sectPr>
@@ -6282,222 +1833,6 @@
   </w:abstractNum>
   <w:num w:numId="19">
     <w:abstractNumId w:val="18"/>
-  </w:num>
-  <w:abstractNum w:abstractNumId="19">
-    <w:multiLevelType w:val="singleLevel"/>
-    <w:lvl w:ilvl="0">
-      <w:start w:val="1"/>
-      <w:numFmt w:val="decimal"/>
-      <w:lvlText w:val="%1."/>
-      <w:lvlJc w:val="left"/>
-      <w:pPr>
-        <w:tabs>
-          <w:tab w:val="num" w:pos="540"/>
-        </w:tabs>
-        <w:ind w:left="540" w:hanging="270"/>
-      </w:pPr>
-    </w:lvl>
-  </w:abstractNum>
-  <w:num w:numId="20">
-    <w:abstractNumId w:val="19"/>
-  </w:num>
-  <w:abstractNum w:abstractNumId="20">
-    <w:multiLevelType w:val="singleLevel"/>
-    <w:lvl w:ilvl="0">
-      <w:start w:val="1"/>
-      <w:numFmt w:val="decimal"/>
-      <w:lvlText w:val="%1."/>
-      <w:lvlJc w:val="left"/>
-      <w:pPr>
-        <w:tabs>
-          <w:tab w:val="num" w:pos="540"/>
-        </w:tabs>
-        <w:ind w:left="540" w:hanging="270"/>
-      </w:pPr>
-    </w:lvl>
-  </w:abstractNum>
-  <w:num w:numId="21">
-    <w:abstractNumId w:val="20"/>
-  </w:num>
-  <w:abstractNum w:abstractNumId="21">
-    <w:multiLevelType w:val="singleLevel"/>
-    <w:lvl w:ilvl="0">
-      <w:start w:val="1"/>
-      <w:numFmt w:val="decimal"/>
-      <w:lvlText w:val="%1."/>
-      <w:lvlJc w:val="left"/>
-      <w:pPr>
-        <w:tabs>
-          <w:tab w:val="num" w:pos="540"/>
-        </w:tabs>
-        <w:ind w:left="540" w:hanging="270"/>
-      </w:pPr>
-    </w:lvl>
-  </w:abstractNum>
-  <w:num w:numId="22">
-    <w:abstractNumId w:val="21"/>
-  </w:num>
-  <w:abstractNum w:abstractNumId="22">
-    <w:multiLevelType w:val="singleLevel"/>
-    <w:lvl w:ilvl="0">
-      <w:start w:val="1"/>
-      <w:numFmt w:val="decimal"/>
-      <w:lvlText w:val="%1."/>
-      <w:lvlJc w:val="left"/>
-      <w:pPr>
-        <w:tabs>
-          <w:tab w:val="num" w:pos="540"/>
-        </w:tabs>
-        <w:ind w:left="540" w:hanging="270"/>
-      </w:pPr>
-    </w:lvl>
-  </w:abstractNum>
-  <w:num w:numId="23">
-    <w:abstractNumId w:val="22"/>
-  </w:num>
-  <w:abstractNum w:abstractNumId="23">
-    <w:multiLevelType w:val="singleLevel"/>
-    <w:lvl w:ilvl="0">
-      <w:start w:val="1"/>
-      <w:numFmt w:val="decimal"/>
-      <w:lvlText w:val="%1."/>
-      <w:lvlJc w:val="left"/>
-      <w:pPr>
-        <w:tabs>
-          <w:tab w:val="num" w:pos="540"/>
-        </w:tabs>
-        <w:ind w:left="540" w:hanging="270"/>
-      </w:pPr>
-    </w:lvl>
-  </w:abstractNum>
-  <w:num w:numId="24">
-    <w:abstractNumId w:val="23"/>
-  </w:num>
-  <w:abstractNum w:abstractNumId="24">
-    <w:multiLevelType w:val="singleLevel"/>
-    <w:lvl w:ilvl="0">
-      <w:start w:val="1"/>
-      <w:numFmt w:val="decimal"/>
-      <w:lvlText w:val="%1."/>
-      <w:lvlJc w:val="left"/>
-      <w:pPr>
-        <w:tabs>
-          <w:tab w:val="num" w:pos="540"/>
-        </w:tabs>
-        <w:ind w:left="540" w:hanging="270"/>
-      </w:pPr>
-    </w:lvl>
-  </w:abstractNum>
-  <w:num w:numId="25">
-    <w:abstractNumId w:val="24"/>
-  </w:num>
-  <w:abstractNum w:abstractNumId="25">
-    <w:multiLevelType w:val="singleLevel"/>
-    <w:lvl w:ilvl="0">
-      <w:start w:val="1"/>
-      <w:numFmt w:val="decimal"/>
-      <w:lvlText w:val="%1."/>
-      <w:lvlJc w:val="left"/>
-      <w:pPr>
-        <w:tabs>
-          <w:tab w:val="num" w:pos="540"/>
-        </w:tabs>
-        <w:ind w:left="540" w:hanging="270"/>
-      </w:pPr>
-    </w:lvl>
-  </w:abstractNum>
-  <w:num w:numId="26">
-    <w:abstractNumId w:val="25"/>
-  </w:num>
-  <w:abstractNum w:abstractNumId="26">
-    <w:multiLevelType w:val="singleLevel"/>
-    <w:lvl w:ilvl="0">
-      <w:start w:val="1"/>
-      <w:numFmt w:val="decimal"/>
-      <w:lvlText w:val="%1."/>
-      <w:lvlJc w:val="left"/>
-      <w:pPr>
-        <w:tabs>
-          <w:tab w:val="num" w:pos="540"/>
-        </w:tabs>
-        <w:ind w:left="540" w:hanging="270"/>
-      </w:pPr>
-    </w:lvl>
-  </w:abstractNum>
-  <w:num w:numId="27">
-    <w:abstractNumId w:val="26"/>
-  </w:num>
-  <w:abstractNum w:abstractNumId="27">
-    <w:multiLevelType w:val="singleLevel"/>
-    <w:lvl w:ilvl="0">
-      <w:start w:val="1"/>
-      <w:numFmt w:val="decimal"/>
-      <w:lvlText w:val="%1."/>
-      <w:lvlJc w:val="left"/>
-      <w:pPr>
-        <w:tabs>
-          <w:tab w:val="num" w:pos="540"/>
-        </w:tabs>
-        <w:ind w:left="540" w:hanging="270"/>
-      </w:pPr>
-    </w:lvl>
-  </w:abstractNum>
-  <w:num w:numId="28">
-    <w:abstractNumId w:val="27"/>
-  </w:num>
-  <w:abstractNum w:abstractNumId="28">
-    <w:multiLevelType w:val="singleLevel"/>
-    <w:lvl w:ilvl="0">
-      <w:start w:val="1"/>
-      <w:numFmt w:val="decimal"/>
-      <w:lvlText w:val="%1."/>
-      <w:lvlJc w:val="left"/>
-      <w:pPr>
-        <w:tabs>
-          <w:tab w:val="num" w:pos="540"/>
-        </w:tabs>
-        <w:ind w:left="540" w:hanging="270"/>
-      </w:pPr>
-    </w:lvl>
-  </w:abstractNum>
-  <w:num w:numId="29">
-    <w:abstractNumId w:val="28"/>
-  </w:num>
-  <w:abstractNum w:abstractNumId="29">
-    <w:multiLevelType w:val="singleLevel"/>
-    <w:lvl w:ilvl="0">
-      <w:start w:val="1"/>
-      <w:numFmt w:val="decimal"/>
-      <w:lvlText w:val="%1."/>
-      <w:lvlJc w:val="left"/>
-      <w:pPr>
-        <w:tabs>
-          <w:tab w:val="num" w:pos="540"/>
-        </w:tabs>
-        <w:ind w:left="540" w:hanging="270"/>
-      </w:pPr>
-    </w:lvl>
-  </w:abstractNum>
-  <w:num w:numId="30">
-    <w:abstractNumId w:val="29"/>
-  </w:num>
-  <w:abstractNum w:abstractNumId="30">
-    <w:multiLevelType w:val="singleLevel"/>
-    <w:lvl w:ilvl="0">
-      <w:start w:val="1"/>
-      <w:numFmt w:val="decimal"/>
-      <w:lvlText w:val="%1."/>
-      <w:lvlJc w:val="left"/>
-      <w:pPr>
-        <w:tabs>
-          <w:tab w:val="num" w:pos="540"/>
-        </w:tabs>
-        <w:ind w:left="540" w:hanging="270"/>
-      </w:pPr>
-    </w:lvl>
-  </w:abstractNum>
-  <w:num w:numId="31">
-    <w:abstractNumId w:val="30"/>
   </w:num>
 </w:numbering>
 </file>

--- a/GATalk_使用手册.docx
+++ b/GATalk_使用手册.docx
@@ -23,7 +23,7 @@
           <w:b w:val="0"/>
           <w:sz w:val="22"/>
         </w:rPr>
-        <w:t>适用版本：0.18.0；更新日期：2026-08-12</w:t>
+        <w:t>适用版本：0.18.1 Beta 1；更新日期：2026-08-14</w:t>
       </w:r>
     </w:p>
     <w:p>
@@ -74,7 +74,24 @@
           <w:b w:val="0"/>
           <w:sz w:val="22"/>
         </w:rPr>
-        <w:t>发布版运行 GATalk/GATalk.exe；开发版运行 start_dev.cmd。</w:t>
+        <w:t>从 GitHub Releases 下载 Windows x64 测试版并完整解压。</w:t>
+      </w:r>
+    </w:p>
+    <w:p>
+      <w:pPr>
+        <w:spacing w:before="0" w:after="80" w:line="300" w:lineRule="auto"/>
+        <w:numPr>
+          <w:ilvl w:val="0"/>
+          <w:numId w:val="11"/>
+        </w:numPr>
+      </w:pPr>
+      <w:r>
+        <w:rPr>
+          <w:rFonts w:ascii="Calibri" w:hAnsi="Calibri" w:eastAsia="Microsoft YaHei UI"/>
+          <w:b w:val="0"/>
+          <w:sz w:val="22"/>
+        </w:rPr>
+        <w:t>运行 GATalk/GATalk.exe；开发者可运行 start_dev.cmd。</w:t>
       </w:r>
     </w:p>
     <w:p>
@@ -184,7 +201,7 @@
           <w:b w:val="0"/>
           <w:sz w:val="22"/>
         </w:rPr>
-        <w:t>注意：导入图片始终只读。软件不会自动联网或上传内容。</w:t>
+        <w:t>注意：当前测试版未签名。Windows 首次启动若显示保护提示，应先在 Release 页面核对 压缩包 SHA-256。导入图片始终只读，软件不会自动联网或上传内容。</w:t>
       </w:r>
     </w:p>
     <w:p>
@@ -1422,6 +1439,91 @@
         <w:t>文件安全：原图保留原始字节，分析产物和导出文件分开保存；同一项目只允许一个进程写入。保存失败不会覆盖原图，迁移前会自动备份。</w:t>
       </w:r>
     </w:p>
+    <w:p>
+      <w:pPr>
+        <w:pStyle w:val="Heading1"/>
+      </w:pPr>
+      <w:r>
+        <w:rPr>
+          <w:rFonts w:ascii="Calibri" w:hAnsi="Calibri" w:eastAsia="Microsoft YaHei UI"/>
+          <w:b/>
+          <w:color w:val="2E74B5"/>
+          <w:sz w:val="32"/>
+        </w:rPr>
+        <w:t>9. 报告问题</w:t>
+      </w:r>
+    </w:p>
+    <w:p>
+      <w:r>
+        <w:rPr>
+          <w:rFonts w:ascii="Calibri" w:hAnsi="Calibri" w:eastAsia="Microsoft YaHei UI"/>
+          <w:b w:val="0"/>
+          <w:sz w:val="22"/>
+        </w:rPr>
+        <w:t>用途：提交可复现问题，同时避免公开私人或商业数据。</w:t>
+      </w:r>
+    </w:p>
+    <w:p>
+      <w:pPr>
+        <w:spacing w:before="0" w:after="80" w:line="300" w:lineRule="auto"/>
+        <w:numPr>
+          <w:ilvl w:val="0"/>
+          <w:numId w:val="20"/>
+        </w:numPr>
+      </w:pPr>
+      <w:r>
+        <w:rPr>
+          <w:rFonts w:ascii="Calibri" w:hAnsi="Calibri" w:eastAsia="Microsoft YaHei UI"/>
+          <w:b w:val="0"/>
+          <w:sz w:val="22"/>
+        </w:rPr>
+        <w:t>先确认使用最新 GitHub Beta，并按 Issue 模板填写版本、Windows、显示缩放和步骤。</w:t>
+      </w:r>
+    </w:p>
+    <w:p>
+      <w:pPr>
+        <w:spacing w:before="0" w:after="80" w:line="300" w:lineRule="auto"/>
+        <w:numPr>
+          <w:ilvl w:val="0"/>
+          <w:numId w:val="20"/>
+        </w:numPr>
+      </w:pPr>
+      <w:r>
+        <w:rPr>
+          <w:rFonts w:ascii="Calibri" w:hAnsi="Calibri" w:eastAsia="Microsoft YaHei UI"/>
+          <w:b w:val="0"/>
+          <w:sz w:val="22"/>
+        </w:rPr>
+        <w:t>使用合成图或获准公开的图片复现；删除 API Key、私人路径、账号和项目机密。</w:t>
+      </w:r>
+    </w:p>
+    <w:p>
+      <w:pPr>
+        <w:spacing w:before="0" w:after="80" w:line="300" w:lineRule="auto"/>
+        <w:numPr>
+          <w:ilvl w:val="0"/>
+          <w:numId w:val="20"/>
+        </w:numPr>
+      </w:pPr>
+      <w:r>
+        <w:rPr>
+          <w:rFonts w:ascii="Calibri" w:hAnsi="Calibri" w:eastAsia="Microsoft YaHei UI"/>
+          <w:b w:val="0"/>
+          <w:sz w:val="22"/>
+        </w:rPr>
+        <w:t>普通缺陷提交 GitHub Issue；凭据泄露、越权文件写入等安全问题使用私密漏洞报告。</w:t>
+      </w:r>
+    </w:p>
+    <w:p>
+      <w:r>
+        <w:rPr>
+          <w:rFonts w:ascii="Calibri" w:hAnsi="Calibri" w:eastAsia="Microsoft YaHei UI"/>
+          <w:b w:val="0"/>
+          <w:sz w:val="22"/>
+        </w:rPr>
+        <w:t>结果：维护者可以依据最小复现定位问题，公开记录不会包含不应再分发的数据。</w:t>
+      </w:r>
+    </w:p>
     <w:sectPr>
       <w:footerReference w:type="default" r:id="rId9"/>
       <w:pgSz w:w="12240" w:h="15840"/>
@@ -1833,6 +1935,24 @@
   </w:abstractNum>
   <w:num w:numId="19">
     <w:abstractNumId w:val="18"/>
+  </w:num>
+  <w:abstractNum w:abstractNumId="19">
+    <w:multiLevelType w:val="singleLevel"/>
+    <w:lvl w:ilvl="0">
+      <w:start w:val="1"/>
+      <w:numFmt w:val="decimal"/>
+      <w:lvlText w:val="%1."/>
+      <w:lvlJc w:val="left"/>
+      <w:pPr>
+        <w:tabs>
+          <w:tab w:val="num" w:pos="540"/>
+        </w:tabs>
+        <w:ind w:left="540" w:hanging="270"/>
+      </w:pPr>
+    </w:lvl>
+  </w:abstractNum>
+  <w:num w:numId="20">
+    <w:abstractNumId w:val="19"/>
   </w:num>
 </w:numbering>
 </file>

--- a/GATalk_使用手册.docx
+++ b/GATalk_使用手册.docx
@@ -74,7 +74,7 @@
           <w:b w:val="0"/>
           <w:sz w:val="22"/>
         </w:rPr>
-        <w:t>从 GitHub Releases 下载 Windows x64 测试版并完整解压。</w:t>
+        <w:t>从 GitHub Releases 下载名称含 windows-x64 的测试版并完整解压。不要使用 Code → Download ZIP；该入口下载的是源码，不包含可运行的 EXE。</w:t>
       </w:r>
     </w:p>
     <w:p>

--- a/GATalk_使用手册.docx
+++ b/GATalk_使用手册.docx
@@ -23,7 +23,17 @@
           <w:b w:val="0"/>
           <w:sz w:val="22"/>
         </w:rPr>
-        <w:t>适用版本：0.18.1 Beta 1；更新日期：2026-08-14</w:t>
+        <w:t>适用版本：0.18.1 Beta 2；更新日期：2026-08-14</w:t>
+      </w:r>
+    </w:p>
+    <w:p>
+      <w:r>
+        <w:rPr>
+          <w:rFonts w:ascii="Calibri" w:hAnsi="Calibri" w:eastAsia="Microsoft YaHei UI"/>
+          <w:b w:val="0"/>
+          <w:sz w:val="22"/>
+        </w:rPr>
+        <w:t>界面语言：简体中文为基准界面；英语、繁体中文、日语和法语目前为预览。</w:t>
       </w:r>
     </w:p>
     <w:p>
